--- a/fra/docx/60.content.docx
+++ b/fra/docx/60.content.docx
@@ -11,6 +11,15 @@
         <w:pStyle w:val="Heading2"/>
       </w:pPr>
       <w:r>
+        <w:t>Resource: Notes d'étude (Tyndale)</w:t>
+      </w:r>
+      <w:r/>
+    </w:p>
+    <w:p>
+      <w:pPr>
+        <w:pStyle w:val="Heading2"/>
+      </w:pPr>
+      <w:r>
         <w:t>License Information</w:t>
       </w:r>
       <w:r/>
@@ -21,7 +30,7 @@
         <w:rPr>
           <w:b/>
         </w:rPr>
-        <w:t>Study Notes (Tyndale)</w:t>
+        <w:t>Notes d'étude (Tyndale)</w:t>
       </w:r>
       <w:r>
         <w:t xml:space="preserve"> (French) is based on</w:t>
@@ -74,7 +83,7 @@
         <w:pStyle w:val="Heading1"/>
       </w:pPr>
       <w:r>
-        <w:t>Study Notes (Tyndale)</w:t>
+        <w:t>Notes d'étude (Tyndale)</w:t>
       </w:r>
     </w:p>
     <w:p>
@@ -83,6 +92,51 @@
           <w:headerReference w:type="even" r:id="rId8"/>
           <w:headerReference w:type="default" r:id="rId9"/>
           <w:footerReference w:type="default" r:id="rId10"/>
+          <w:footnotePr>
+            <w:numRestart w:val="eachSect"/>
+          </w:footnotePr>
+          <w:type w:val="continuous"/>
+          <w:pgSz w:w="12240" w:h="15840" w:code="1"/>
+          <w:pgMar w:top="1440" w:right="1440" w:bottom="1440" w:left="1440" w:header="504" w:footer="504" w:gutter="0"/>
+          <w:cols w:space="708"/>
+          <w:titlePg/>
+          <w:docGrid w:linePitch="360"/>
+        </w:sectPr>
+      </w:pPr>
+    </w:p>
+    <w:p>
+      <w:r/>
+    </w:p>
+    <w:p>
+      <w:pPr>
+        <w:pStyle w:val="Heading2"/>
+      </w:pPr>
+      <w:r>
+        <w:t>1PE</w:t>
+      </w:r>
+      <w:r/>
+    </w:p>
+    <w:p>
+      <w:r/>
+      <w:r>
+        <w:rPr>
+          <w:i/>
+        </w:rPr>
+        <w:t>1 Pierre 1.1, 1 Pierre 1.2, 1 Pierre 1.3, 1 Pierre 1.3–9, 1 Pierre 1.4, 1 Pierre 1.5, 1 Pierre 1.7, 1 Pierre 1.9, 1 Pierre 1.10–12, 1 Pierre 1.11, 1 Pierre 1.12, 1 Pierre 1.13, 1 Pierre 1.13–21, 1 Pierre 1.15–16, 1 Pierre 1.17, 1 Pierre 1.18, 1 Pierre 1.19, 1 Pierre 1.20, 1 Pierre 1.22, 1 Pierre 1.22–2:3, 1 Pierre 2.2, 1 Pierre 2.3, 1 Pierre 2.4, 1 Pierre 2.4–10, 1 Pierre 2.5, 1 Pierre 2.6–8, 1 Pierre 2.8, 1 Pierre 2.9, 1 Pierre 2.11, 1 Pierre 2.11–12, 1 Pierre 2.12, 1 Pierre 2.13, 1 Pierre 2.13–3.7, 1 Pierre 2.14, 1 Pierre 2.17, 1 Pierre 2.18, 1 Pierre 2.18–20, 1 Pierre 2.21–25, 1 Pierre 2.24, 1 Pierre 3.1, 1 Pierre 3.1–7, 1 Pierre 3.3–4, 1 Pierre 3.6, 1 Pierre 3.7, 1 Pierre 3.8–12, 1 Pierre 3.9, 1 Pierre 3.10–12, 1 Pierre 3.13, 1 Pierre 3.13–17, 1 Pierre 3.14–15, 1 Pierre 3.18, 1 Pierre 3.18–22, 1 Pierre 3.19–20, 1 Pierre 3.20, 1 Pierre 3.21, 1 Pierre 3.22, 1 Pierre 4.1, 1 Pierre 4.1–6, 1 Pierre 4.3, 1 Pierre 4.6, 1 Pierre 4.7, 1 Pierre 4.7–11, 1 Pierre 4.8, 1 Pierre 4.10, 1 Pierre 4.11, 1 Pierre 4.12, 1 Pierre 4.12–19, 1 Pierre 4.13, 1 Pierre 4.14, 1 Pierre 4.16, 1 Pierre 4.17, 1 Pierre 5.1–4, 1 Pierre 5.1–14, 1 Pierre 5.2, 1 Pierre 5.5, 1 Pierre 5.9, 1 Pierre 5.10, 1 Pierre 5.12, 1 Pierre 5.13, 1 Pierre 5.14</w:t>
+      </w:r>
+      <w:r/>
+    </w:p>
+    <w:p>
+      <w:r/>
+      <w:r>
+        <w:t xml:space="preserve"> </w:t>
+      </w:r>
+      <w:r/>
+      <w:r/>
+    </w:p>
+    <w:p>
+      <w:pPr>
+        <w:sectPr>
           <w:footnotePr>
             <w:numRestart w:val="eachSect"/>
           </w:footnotePr>

--- a/fra/docx/60.content.docx
+++ b/fra/docx/60.content.docx
@@ -4,49 +4,89 @@
   <w:body>
     <w:p/>
     <w:p>
-      <w:r/>
+      <w:pPr/>
+      <w:r>
+        <w:rPr>
+          <w:lang w:val="fr_FR" w:bidi="fr_FR"/>
+        </w:rPr>
+      </w:r>
     </w:p>
     <w:p>
       <w:pPr>
         <w:pStyle w:val="Heading2"/>
       </w:pPr>
       <w:r>
+        <w:rPr>
+          <w:lang w:val="fr_FR" w:bidi="fr_FR"/>
+        </w:rPr>
         <w:t>Resource: Notes d'étude (Tyndale)</w:t>
       </w:r>
-      <w:r/>
+      <w:r>
+        <w:rPr>
+          <w:lang w:val="fr_FR" w:bidi="fr_FR"/>
+        </w:rPr>
+      </w:r>
     </w:p>
     <w:p>
       <w:pPr>
         <w:pStyle w:val="Heading2"/>
       </w:pPr>
       <w:r>
+        <w:rPr>
+          <w:lang w:val="fr_FR" w:bidi="fr_FR"/>
+        </w:rPr>
         <w:t>License Information</w:t>
       </w:r>
-      <w:r/>
-    </w:p>
-    <w:p>
-      <w:r/>
+      <w:r>
+        <w:rPr>
+          <w:lang w:val="fr_FR" w:bidi="fr_FR"/>
+        </w:rPr>
+      </w:r>
+    </w:p>
+    <w:p>
+      <w:pPr/>
+      <w:r>
+        <w:rPr>
+          <w:lang w:val="fr_FR" w:bidi="fr_FR"/>
+        </w:rPr>
+      </w:r>
       <w:r>
         <w:rPr>
           <w:b/>
+          <w:lang w:val="fr_FR" w:bidi="fr_FR"/>
         </w:rPr>
         <w:t>Notes d'étude (Tyndale)</w:t>
       </w:r>
       <w:r>
+        <w:rPr>
+          <w:lang w:val="fr_FR" w:bidi="fr_FR"/>
+        </w:rPr>
         <w:t xml:space="preserve"> (French) is based on</w:t>
       </w:r>
       <w:r>
+        <w:rPr>
+          <w:lang w:val="fr_FR" w:bidi="fr_FR"/>
+        </w:rPr>
         <w:t xml:space="preserve">: </w:t>
       </w:r>
       <w:r>
+        <w:rPr>
+          <w:lang w:val="fr_FR" w:bidi="fr_FR"/>
+        </w:rPr>
         <w:t>Tyndale Open Study Notes</w:t>
       </w:r>
       <w:r>
+        <w:rPr>
+          <w:lang w:val="fr_FR" w:bidi="fr_FR"/>
+        </w:rPr>
         <w:t xml:space="preserve">, </w:t>
       </w:r>
       <w:hyperlink r:id="rId13">
         <w:r>
           <w:rPr>
+            <w:lang w:val="fr_FR" w:bidi="fr_FR"/>
+          </w:rPr>
+          <w:rPr>
             <w:color w:val="0000EE"/>
             <w:u w:val="single"/>
           </w:rPr>
@@ -54,11 +94,17 @@
         </w:r>
       </w:hyperlink>
       <w:r>
+        <w:rPr>
+          <w:lang w:val="fr_FR" w:bidi="fr_FR"/>
+        </w:rPr>
         <w:t xml:space="preserve">, 2019, which is licensed under a </w:t>
       </w:r>
       <w:hyperlink r:id="rId14">
         <w:r>
           <w:rPr>
+            <w:lang w:val="fr_FR" w:bidi="fr_FR"/>
+          </w:rPr>
+          <w:rPr>
             <w:color w:val="0000EE"/>
             <w:u w:val="single"/>
           </w:rPr>
@@ -66,23 +112,49 @@
         </w:r>
       </w:hyperlink>
       <w:r>
+        <w:rPr>
+          <w:lang w:val="fr_FR" w:bidi="fr_FR"/>
+        </w:rPr>
         <w:t>.</w:t>
       </w:r>
-      <w:r/>
-    </w:p>
-    <w:p>
-      <w:r/>
-      <w:r>
+      <w:r>
+        <w:rPr>
+          <w:lang w:val="fr_FR" w:bidi="fr_FR"/>
+        </w:rPr>
+      </w:r>
+    </w:p>
+    <w:p>
+      <w:pPr/>
+      <w:r>
+        <w:rPr>
+          <w:lang w:val="fr_FR" w:bidi="fr_FR"/>
+        </w:rPr>
+      </w:r>
+      <w:r>
+        <w:rPr>
+          <w:lang w:val="fr_FR" w:bidi="fr_FR"/>
+        </w:rPr>
         <w:t>This PDF version is provided under the same license.</w:t>
       </w:r>
-      <w:r/>
-      <w:r/>
+      <w:r>
+        <w:rPr>
+          <w:lang w:val="fr_FR" w:bidi="fr_FR"/>
+        </w:rPr>
+      </w:r>
+      <w:r>
+        <w:rPr>
+          <w:lang w:val="fr_FR" w:bidi="fr_FR"/>
+        </w:rPr>
+      </w:r>
     </w:p>
     <w:p>
       <w:pPr>
         <w:pStyle w:val="Heading1"/>
       </w:pPr>
       <w:r>
+        <w:rPr>
+          <w:lang w:val="fr_FR" w:bidi="fr_FR"/>
+        </w:rPr>
         <w:t>Notes d'étude (Tyndale)</w:t>
       </w:r>
     </w:p>
@@ -105,34 +177,72 @@
       </w:pPr>
     </w:p>
     <w:p>
-      <w:r/>
+      <w:pPr/>
+      <w:r>
+        <w:rPr>
+          <w:lang w:val="fr_FR" w:bidi="fr_FR"/>
+        </w:rPr>
+      </w:r>
     </w:p>
     <w:p>
       <w:pPr>
         <w:pStyle w:val="Heading2"/>
       </w:pPr>
       <w:r>
+        <w:rPr>
+          <w:lang w:val="fr_FR" w:bidi="fr_FR"/>
+        </w:rPr>
         <w:t>1PE</w:t>
       </w:r>
-      <w:r/>
-    </w:p>
-    <w:p>
-      <w:r/>
+      <w:r>
+        <w:rPr>
+          <w:lang w:val="fr_FR" w:bidi="fr_FR"/>
+        </w:rPr>
+      </w:r>
+    </w:p>
+    <w:p>
+      <w:pPr/>
+      <w:r>
+        <w:rPr>
+          <w:lang w:val="fr_FR" w:bidi="fr_FR"/>
+        </w:rPr>
+      </w:r>
       <w:r>
         <w:rPr>
           <w:i/>
+          <w:lang w:val="fr_FR" w:bidi="fr_FR"/>
         </w:rPr>
         <w:t>1 Pierre 1.1, 1 Pierre 1.2, 1 Pierre 1.3, 1 Pierre 1.3–9, 1 Pierre 1.4, 1 Pierre 1.5, 1 Pierre 1.7, 1 Pierre 1.9, 1 Pierre 1.10–12, 1 Pierre 1.11, 1 Pierre 1.12, 1 Pierre 1.13, 1 Pierre 1.13–21, 1 Pierre 1.15–16, 1 Pierre 1.17, 1 Pierre 1.18, 1 Pierre 1.19, 1 Pierre 1.20, 1 Pierre 1.22, 1 Pierre 1.22–2:3, 1 Pierre 2.2, 1 Pierre 2.3, 1 Pierre 2.4, 1 Pierre 2.4–10, 1 Pierre 2.5, 1 Pierre 2.6–8, 1 Pierre 2.8, 1 Pierre 2.9, 1 Pierre 2.11, 1 Pierre 2.11–12, 1 Pierre 2.12, 1 Pierre 2.13, 1 Pierre 2.13–3.7, 1 Pierre 2.14, 1 Pierre 2.17, 1 Pierre 2.18, 1 Pierre 2.18–20, 1 Pierre 2.21–25, 1 Pierre 2.24, 1 Pierre 3.1, 1 Pierre 3.1–7, 1 Pierre 3.3–4, 1 Pierre 3.6, 1 Pierre 3.7, 1 Pierre 3.8–12, 1 Pierre 3.9, 1 Pierre 3.10–12, 1 Pierre 3.13, 1 Pierre 3.13–17, 1 Pierre 3.14–15, 1 Pierre 3.18, 1 Pierre 3.18–22, 1 Pierre 3.19–20, 1 Pierre 3.20, 1 Pierre 3.21, 1 Pierre 3.22, 1 Pierre 4.1, 1 Pierre 4.1–6, 1 Pierre 4.3, 1 Pierre 4.6, 1 Pierre 4.7, 1 Pierre 4.7–11, 1 Pierre 4.8, 1 Pierre 4.10, 1 Pierre 4.11, 1 Pierre 4.12, 1 Pierre 4.12–19, 1 Pierre 4.13, 1 Pierre 4.14, 1 Pierre 4.16, 1 Pierre 4.17, 1 Pierre 5.1–4, 1 Pierre 5.1–14, 1 Pierre 5.2, 1 Pierre 5.5, 1 Pierre 5.9, 1 Pierre 5.10, 1 Pierre 5.12, 1 Pierre 5.13, 1 Pierre 5.14</w:t>
       </w:r>
-      <w:r/>
-    </w:p>
-    <w:p>
-      <w:r/>
-      <w:r>
+      <w:r>
+        <w:rPr>
+          <w:lang w:val="fr_FR" w:bidi="fr_FR"/>
+        </w:rPr>
+      </w:r>
+    </w:p>
+    <w:p>
+      <w:pPr/>
+      <w:r>
+        <w:rPr>
+          <w:lang w:val="fr_FR" w:bidi="fr_FR"/>
+        </w:rPr>
+      </w:r>
+      <w:r>
+        <w:rPr>
+          <w:lang w:val="fr_FR" w:bidi="fr_FR"/>
+        </w:rPr>
         <w:t xml:space="preserve"> </w:t>
       </w:r>
-      <w:r/>
-      <w:r/>
+      <w:r>
+        <w:rPr>
+          <w:lang w:val="fr_FR" w:bidi="fr_FR"/>
+        </w:rPr>
+      </w:r>
+      <w:r>
+        <w:rPr>
+          <w:lang w:val="fr_FR" w:bidi="fr_FR"/>
+        </w:rPr>
+      </w:r>
     </w:p>
     <w:p>
       <w:pPr>
@@ -150,25 +260,48 @@
       </w:pPr>
     </w:p>
     <w:p>
-      <w:r/>
+      <w:pPr/>
+      <w:r>
+        <w:rPr>
+          <w:lang w:val="fr_FR" w:bidi="fr_FR"/>
+        </w:rPr>
+      </w:r>
     </w:p>
     <w:p>
       <w:pPr>
         <w:pStyle w:val="Heading2"/>
       </w:pPr>
       <w:r>
+        <w:rPr>
+          <w:lang w:val="fr_FR" w:bidi="fr_FR"/>
+        </w:rPr>
         <w:t>1 Pierre 1.1</w:t>
       </w:r>
-      <w:r/>
-    </w:p>
-    <w:p>
-      <w:r/>
-      <w:r>
+      <w:r>
+        <w:rPr>
+          <w:lang w:val="fr_FR" w:bidi="fr_FR"/>
+        </w:rPr>
+      </w:r>
+    </w:p>
+    <w:p>
+      <w:pPr/>
+      <w:r>
+        <w:rPr>
+          <w:lang w:val="fr_FR" w:bidi="fr_FR"/>
+        </w:rPr>
+      </w:r>
+      <w:r>
+        <w:rPr>
+          <w:lang w:val="fr_FR" w:bidi="fr_FR"/>
+        </w:rPr>
         <w:t>Pierre entame sa lettre aux chrétiens souffrants en leur rappelant le statut dont ils bénéficient grâce à l'acte de Dieu en leur faveur (</w:t>
       </w:r>
       <w:hyperlink r:id="rId15">
         <w:r>
           <w:rPr>
+            <w:lang w:val="fr_FR" w:bidi="fr_FR"/>
+          </w:rPr>
+          <w:rPr>
             <w:color w:val="0000EE"/>
             <w:u w:val="single"/>
           </w:rPr>
@@ -176,43 +309,84 @@
         </w:r>
       </w:hyperlink>
       <w:r>
+        <w:rPr>
+          <w:lang w:val="fr_FR" w:bidi="fr_FR"/>
+        </w:rPr>
         <w:t xml:space="preserve">). • ceux qui sont étrangers et dispersés (littéralement </w:t>
       </w:r>
       <w:r>
         <w:rPr>
           <w:i/>
+          <w:lang w:val="fr_FR" w:bidi="fr_FR"/>
         </w:rPr>
         <w:t>exilés de la dispersion</w:t>
       </w:r>
       <w:r>
+        <w:rPr>
+          <w:lang w:val="fr_FR" w:bidi="fr_FR"/>
+        </w:rPr>
         <w:t>) : une personne exilée et dispersée a été déracinée de sa patrie et emmenée vivre dans un pays étranger. Pierre utilise ce concept dans un sens métaphorique pour rappeler aux chrétiens qu'ils vivent dans un monde dominé par des valeurs et des modes de vie anti-chrétiens. • Le Pont, la Galatie, la Cappadoce, l'Asie et la Bithynie étaient des provinces romaines dans ce qui est aujourd'hui la Turquie. La liste est potentiellement organisée selon l'ordre de l'itinéraire qu'un messager aurait suivi en portant la lettre aux différentes églises.</w:t>
       </w:r>
-      <w:r/>
-      <w:r/>
-    </w:p>
-    <w:p>
-      <w:r/>
+      <w:r>
+        <w:rPr>
+          <w:lang w:val="fr_FR" w:bidi="fr_FR"/>
+        </w:rPr>
+      </w:r>
+      <w:r>
+        <w:rPr>
+          <w:lang w:val="fr_FR" w:bidi="fr_FR"/>
+        </w:rPr>
+      </w:r>
+    </w:p>
+    <w:p>
+      <w:pPr/>
+      <w:r>
+        <w:rPr>
+          <w:lang w:val="fr_FR" w:bidi="fr_FR"/>
+        </w:rPr>
+      </w:r>
     </w:p>
     <w:p>
       <w:pPr>
         <w:pStyle w:val="Heading2"/>
       </w:pPr>
       <w:r>
+        <w:rPr>
+          <w:lang w:val="fr_FR" w:bidi="fr_FR"/>
+        </w:rPr>
         <w:t>1 Pierre 1.2</w:t>
       </w:r>
-      <w:r/>
-    </w:p>
-    <w:p>
-      <w:r/>
-      <w:r>
+      <w:r>
+        <w:rPr>
+          <w:lang w:val="fr_FR" w:bidi="fr_FR"/>
+        </w:rPr>
+      </w:r>
+    </w:p>
+    <w:p>
+      <w:pPr/>
+      <w:r>
+        <w:rPr>
+          <w:lang w:val="fr_FR" w:bidi="fr_FR"/>
+        </w:rPr>
+      </w:r>
+      <w:r>
+        <w:rPr>
+          <w:lang w:val="fr_FR" w:bidi="fr_FR"/>
+        </w:rPr>
         <w:t>sont élus selon la prescience de Dieu le Père</w:t>
       </w:r>
       <w:r>
+        <w:rPr>
+          <w:lang w:val="fr_FR" w:bidi="fr_FR"/>
+        </w:rPr>
         <w:t xml:space="preserve"> : Dire que Dieu a élu quelqu'un selon sa prescience, c'est montrer qu'il a choisi d'entrer en relation avec cette personne- avant même qu'elle n'existe. (cf. </w:t>
       </w:r>
       <w:hyperlink r:id="rId16">
         <w:r>
           <w:rPr>
+            <w:lang w:val="fr_FR" w:bidi="fr_FR"/>
+          </w:rPr>
+          <w:rPr>
             <w:color w:val="0000EE"/>
             <w:u w:val="single"/>
           </w:rPr>
@@ -220,11 +394,17 @@
         </w:r>
       </w:hyperlink>
       <w:r>
+        <w:rPr>
+          <w:lang w:val="fr_FR" w:bidi="fr_FR"/>
+        </w:rPr>
         <w:t xml:space="preserve"> ; </w:t>
       </w:r>
       <w:hyperlink r:id="rId17">
         <w:r>
           <w:rPr>
+            <w:lang w:val="fr_FR" w:bidi="fr_FR"/>
+          </w:rPr>
+          <w:rPr>
             <w:color w:val="0000EE"/>
             <w:u w:val="single"/>
           </w:rPr>
@@ -232,31 +412,65 @@
         </w:r>
       </w:hyperlink>
       <w:r>
+        <w:rPr>
+          <w:lang w:val="fr_FR" w:bidi="fr_FR"/>
+        </w:rPr>
         <w:t>).</w:t>
       </w:r>
-      <w:r/>
-      <w:r/>
-    </w:p>
-    <w:p>
-      <w:r/>
+      <w:r>
+        <w:rPr>
+          <w:lang w:val="fr_FR" w:bidi="fr_FR"/>
+        </w:rPr>
+      </w:r>
+      <w:r>
+        <w:rPr>
+          <w:lang w:val="fr_FR" w:bidi="fr_FR"/>
+        </w:rPr>
+      </w:r>
+    </w:p>
+    <w:p>
+      <w:pPr/>
+      <w:r>
+        <w:rPr>
+          <w:lang w:val="fr_FR" w:bidi="fr_FR"/>
+        </w:rPr>
+      </w:r>
     </w:p>
     <w:p>
       <w:pPr>
         <w:pStyle w:val="Heading2"/>
       </w:pPr>
       <w:r>
+        <w:rPr>
+          <w:lang w:val="fr_FR" w:bidi="fr_FR"/>
+        </w:rPr>
         <w:t>1 Pierre 1.3</w:t>
       </w:r>
-      <w:r/>
-    </w:p>
-    <w:p>
-      <w:r/>
-      <w:r>
+      <w:r>
+        <w:rPr>
+          <w:lang w:val="fr_FR" w:bidi="fr_FR"/>
+        </w:rPr>
+      </w:r>
+    </w:p>
+    <w:p>
+      <w:pPr/>
+      <w:r>
+        <w:rPr>
+          <w:lang w:val="fr_FR" w:bidi="fr_FR"/>
+        </w:rPr>
+      </w:r>
+      <w:r>
+        <w:rPr>
+          <w:lang w:val="fr_FR" w:bidi="fr_FR"/>
+        </w:rPr>
         <w:t xml:space="preserve">nous a régénérés : régénérer, ou donner une nouvelle naissance, c'est une façon de décrire la conversion chrétienne (cf. </w:t>
       </w:r>
       <w:hyperlink r:id="rId18">
         <w:r>
           <w:rPr>
+            <w:lang w:val="fr_FR" w:bidi="fr_FR"/>
+          </w:rPr>
+          <w:rPr>
             <w:color w:val="0000EE"/>
             <w:u w:val="single"/>
           </w:rPr>
@@ -264,11 +478,17 @@
         </w:r>
       </w:hyperlink>
       <w:r>
+        <w:rPr>
+          <w:lang w:val="fr_FR" w:bidi="fr_FR"/>
+        </w:rPr>
         <w:t xml:space="preserve"> ; </w:t>
       </w:r>
       <w:hyperlink r:id="rId19">
         <w:r>
           <w:rPr>
+            <w:lang w:val="fr_FR" w:bidi="fr_FR"/>
+          </w:rPr>
+          <w:rPr>
             <w:color w:val="0000EE"/>
             <w:u w:val="single"/>
           </w:rPr>
@@ -276,11 +496,17 @@
         </w:r>
       </w:hyperlink>
       <w:r>
+        <w:rPr>
+          <w:lang w:val="fr_FR" w:bidi="fr_FR"/>
+        </w:rPr>
         <w:t xml:space="preserve"> ; </w:t>
       </w:r>
       <w:hyperlink r:id="rId20">
         <w:r>
           <w:rPr>
+            <w:lang w:val="fr_FR" w:bidi="fr_FR"/>
+          </w:rPr>
+          <w:rPr>
             <w:color w:val="0000EE"/>
             <w:u w:val="single"/>
           </w:rPr>
@@ -288,11 +514,17 @@
         </w:r>
       </w:hyperlink>
       <w:r>
+        <w:rPr>
+          <w:lang w:val="fr_FR" w:bidi="fr_FR"/>
+        </w:rPr>
         <w:t xml:space="preserve"> ; </w:t>
       </w:r>
       <w:hyperlink r:id="rId21">
         <w:r>
           <w:rPr>
+            <w:lang w:val="fr_FR" w:bidi="fr_FR"/>
+          </w:rPr>
+          <w:rPr>
             <w:color w:val="0000EE"/>
             <w:u w:val="single"/>
           </w:rPr>
@@ -300,11 +532,17 @@
         </w:r>
       </w:hyperlink>
       <w:r>
+        <w:rPr>
+          <w:lang w:val="fr_FR" w:bidi="fr_FR"/>
+        </w:rPr>
         <w:t xml:space="preserve"> ; </w:t>
       </w:r>
       <w:hyperlink r:id="rId22">
         <w:r>
           <w:rPr>
+            <w:lang w:val="fr_FR" w:bidi="fr_FR"/>
+          </w:rPr>
+          <w:rPr>
             <w:color w:val="0000EE"/>
             <w:u w:val="single"/>
           </w:rPr>
@@ -312,11 +550,17 @@
         </w:r>
       </w:hyperlink>
       <w:r>
+        <w:rPr>
+          <w:lang w:val="fr_FR" w:bidi="fr_FR"/>
+        </w:rPr>
         <w:t xml:space="preserve"> ; </w:t>
       </w:r>
       <w:hyperlink r:id="rId23">
         <w:r>
           <w:rPr>
+            <w:lang w:val="fr_FR" w:bidi="fr_FR"/>
+          </w:rPr>
+          <w:rPr>
             <w:color w:val="0000EE"/>
             <w:u w:val="single"/>
           </w:rPr>
@@ -324,11 +568,17 @@
         </w:r>
       </w:hyperlink>
       <w:r>
+        <w:rPr>
+          <w:lang w:val="fr_FR" w:bidi="fr_FR"/>
+        </w:rPr>
         <w:t xml:space="preserve">, </w:t>
       </w:r>
       <w:hyperlink r:id="rId24">
         <w:r>
           <w:rPr>
+            <w:lang w:val="fr_FR" w:bidi="fr_FR"/>
+          </w:rPr>
+          <w:rPr>
             <w:color w:val="0000EE"/>
             <w:u w:val="single"/>
           </w:rPr>
@@ -336,11 +586,17 @@
         </w:r>
       </w:hyperlink>
       <w:r>
+        <w:rPr>
+          <w:lang w:val="fr_FR" w:bidi="fr_FR"/>
+        </w:rPr>
         <w:t xml:space="preserve">, </w:t>
       </w:r>
       <w:hyperlink r:id="rId25">
         <w:r>
           <w:rPr>
+            <w:lang w:val="fr_FR" w:bidi="fr_FR"/>
+          </w:rPr>
+          <w:rPr>
             <w:color w:val="0000EE"/>
             <w:u w:val="single"/>
           </w:rPr>
@@ -348,11 +604,17 @@
         </w:r>
       </w:hyperlink>
       <w:r>
+        <w:rPr>
+          <w:lang w:val="fr_FR" w:bidi="fr_FR"/>
+        </w:rPr>
         <w:t xml:space="preserve">). Ce mot grec, qui apparaît à nouveau dans </w:t>
       </w:r>
       <w:hyperlink r:id="rId26">
         <w:r>
           <w:rPr>
+            <w:lang w:val="fr_FR" w:bidi="fr_FR"/>
+          </w:rPr>
+          <w:rPr>
             <w:color w:val="0000EE"/>
             <w:u w:val="single"/>
           </w:rPr>
@@ -360,11 +622,17 @@
         </w:r>
       </w:hyperlink>
       <w:r>
+        <w:rPr>
+          <w:lang w:val="fr_FR" w:bidi="fr_FR"/>
+        </w:rPr>
         <w:t xml:space="preserve">, encadre le message de </w:t>
       </w:r>
       <w:hyperlink r:id="rId27">
         <w:r>
           <w:rPr>
+            <w:lang w:val="fr_FR" w:bidi="fr_FR"/>
+          </w:rPr>
+          <w:rPr>
             <w:color w:val="0000EE"/>
             <w:u w:val="single"/>
           </w:rPr>
@@ -372,51 +640,113 @@
         </w:r>
       </w:hyperlink>
       <w:r>
+        <w:rPr>
+          <w:lang w:val="fr_FR" w:bidi="fr_FR"/>
+        </w:rPr>
         <w:t>.</w:t>
       </w:r>
-      <w:r/>
-      <w:r/>
-    </w:p>
-    <w:p>
-      <w:r/>
+      <w:r>
+        <w:rPr>
+          <w:lang w:val="fr_FR" w:bidi="fr_FR"/>
+        </w:rPr>
+      </w:r>
+      <w:r>
+        <w:rPr>
+          <w:lang w:val="fr_FR" w:bidi="fr_FR"/>
+        </w:rPr>
+      </w:r>
+    </w:p>
+    <w:p>
+      <w:pPr/>
+      <w:r>
+        <w:rPr>
+          <w:lang w:val="fr_FR" w:bidi="fr_FR"/>
+        </w:rPr>
+      </w:r>
     </w:p>
     <w:p>
       <w:pPr>
         <w:pStyle w:val="Heading2"/>
       </w:pPr>
       <w:r>
+        <w:rPr>
+          <w:lang w:val="fr_FR" w:bidi="fr_FR"/>
+        </w:rPr>
         <w:t>1 Pierre 1.3–9</w:t>
       </w:r>
-      <w:r/>
-    </w:p>
-    <w:p>
-      <w:r/>
-      <w:r>
+      <w:r>
+        <w:rPr>
+          <w:lang w:val="fr_FR" w:bidi="fr_FR"/>
+        </w:rPr>
+      </w:r>
+    </w:p>
+    <w:p>
+      <w:pPr/>
+      <w:r>
+        <w:rPr>
+          <w:lang w:val="fr_FR" w:bidi="fr_FR"/>
+        </w:rPr>
+      </w:r>
+      <w:r>
+        <w:rPr>
+          <w:lang w:val="fr_FR" w:bidi="fr_FR"/>
+        </w:rPr>
         <w:t>Dans la plupart des lettres du Nouveau Testament, la salutation est suivie d'une série de remerciements ou de louanges. Pierre loue Dieu car dans sa miséricorde il apporte une nouvelle vie spirituelle, qui génère une attente confiante pour l'avenir malgré les souffrances dans le temps présent.</w:t>
       </w:r>
-      <w:r/>
-      <w:r/>
-    </w:p>
-    <w:p>
-      <w:r/>
+      <w:r>
+        <w:rPr>
+          <w:lang w:val="fr_FR" w:bidi="fr_FR"/>
+        </w:rPr>
+      </w:r>
+      <w:r>
+        <w:rPr>
+          <w:lang w:val="fr_FR" w:bidi="fr_FR"/>
+        </w:rPr>
+      </w:r>
+    </w:p>
+    <w:p>
+      <w:pPr/>
+      <w:r>
+        <w:rPr>
+          <w:lang w:val="fr_FR" w:bidi="fr_FR"/>
+        </w:rPr>
+      </w:r>
     </w:p>
     <w:p>
       <w:pPr>
         <w:pStyle w:val="Heading2"/>
       </w:pPr>
       <w:r>
+        <w:rPr>
+          <w:lang w:val="fr_FR" w:bidi="fr_FR"/>
+        </w:rPr>
         <w:t>1 Pierre 1.4</w:t>
       </w:r>
-      <w:r/>
-    </w:p>
-    <w:p>
-      <w:r/>
-      <w:r>
+      <w:r>
+        <w:rPr>
+          <w:lang w:val="fr_FR" w:bidi="fr_FR"/>
+        </w:rPr>
+      </w:r>
+    </w:p>
+    <w:p>
+      <w:pPr/>
+      <w:r>
+        <w:rPr>
+          <w:lang w:val="fr_FR" w:bidi="fr_FR"/>
+        </w:rPr>
+      </w:r>
+      <w:r>
+        <w:rPr>
+          <w:lang w:val="fr_FR" w:bidi="fr_FR"/>
+        </w:rPr>
         <w:t xml:space="preserve">Le terme héritage est souvent employé pour désigner ce que Dieu a promis à son peuple. S'il désignait au départ la terre d'Israël (voir </w:t>
       </w:r>
       <w:hyperlink r:id="rId28">
         <w:r>
           <w:rPr>
+            <w:lang w:val="fr_FR" w:bidi="fr_FR"/>
+          </w:rPr>
+          <w:rPr>
             <w:color w:val="0000EE"/>
             <w:u w:val="single"/>
           </w:rPr>
@@ -424,20 +754,30 @@
         </w:r>
       </w:hyperlink>
       <w:r>
+        <w:rPr>
+          <w:lang w:val="fr_FR" w:bidi="fr_FR"/>
+        </w:rPr>
         <w:t>), l'</w:t>
       </w:r>
       <w:r>
         <w:rPr>
           <w:i/>
+          <w:lang w:val="fr_FR" w:bidi="fr_FR"/>
         </w:rPr>
         <w:t>héritage</w:t>
       </w:r>
       <w:r>
+        <w:rPr>
+          <w:lang w:val="fr_FR" w:bidi="fr_FR"/>
+        </w:rPr>
         <w:t xml:space="preserve"> en est venu à signifier le peuple de Dieu et la présence de Dieu avec eux (voir </w:t>
       </w:r>
       <w:hyperlink r:id="rId29">
         <w:r>
           <w:rPr>
+            <w:lang w:val="fr_FR" w:bidi="fr_FR"/>
+          </w:rPr>
+          <w:rPr>
             <w:color w:val="0000EE"/>
             <w:u w:val="single"/>
           </w:rPr>
@@ -445,11 +785,17 @@
         </w:r>
       </w:hyperlink>
       <w:r>
+        <w:rPr>
+          <w:lang w:val="fr_FR" w:bidi="fr_FR"/>
+        </w:rPr>
         <w:t xml:space="preserve"> ; </w:t>
       </w:r>
       <w:hyperlink r:id="rId30">
         <w:r>
           <w:rPr>
+            <w:lang w:val="fr_FR" w:bidi="fr_FR"/>
+          </w:rPr>
+          <w:rPr>
             <w:color w:val="0000EE"/>
             <w:u w:val="single"/>
           </w:rPr>
@@ -457,11 +803,17 @@
         </w:r>
       </w:hyperlink>
       <w:r>
+        <w:rPr>
+          <w:lang w:val="fr_FR" w:bidi="fr_FR"/>
+        </w:rPr>
         <w:t xml:space="preserve">). Dans le Nouveau Testament, l'héritage correspond aux bienfaits spirituels et au salut éternel que Dieu promet à son peuple (voir </w:t>
       </w:r>
       <w:hyperlink r:id="rId31">
         <w:r>
           <w:rPr>
+            <w:lang w:val="fr_FR" w:bidi="fr_FR"/>
+          </w:rPr>
+          <w:rPr>
             <w:color w:val="0000EE"/>
             <w:u w:val="single"/>
           </w:rPr>
@@ -469,11 +821,17 @@
         </w:r>
       </w:hyperlink>
       <w:r>
+        <w:rPr>
+          <w:lang w:val="fr_FR" w:bidi="fr_FR"/>
+        </w:rPr>
         <w:t xml:space="preserve"> ; </w:t>
       </w:r>
       <w:hyperlink r:id="rId32">
         <w:r>
           <w:rPr>
+            <w:lang w:val="fr_FR" w:bidi="fr_FR"/>
+          </w:rPr>
+          <w:rPr>
             <w:color w:val="0000EE"/>
             <w:u w:val="single"/>
           </w:rPr>
@@ -481,43 +839,84 @@
         </w:r>
       </w:hyperlink>
       <w:r>
+        <w:rPr>
+          <w:lang w:val="fr_FR" w:bidi="fr_FR"/>
+        </w:rPr>
         <w:t>).</w:t>
       </w:r>
-      <w:r/>
-      <w:r/>
-    </w:p>
-    <w:p>
-      <w:r/>
+      <w:r>
+        <w:rPr>
+          <w:lang w:val="fr_FR" w:bidi="fr_FR"/>
+        </w:rPr>
+      </w:r>
+      <w:r>
+        <w:rPr>
+          <w:lang w:val="fr_FR" w:bidi="fr_FR"/>
+        </w:rPr>
+      </w:r>
+    </w:p>
+    <w:p>
+      <w:pPr/>
+      <w:r>
+        <w:rPr>
+          <w:lang w:val="fr_FR" w:bidi="fr_FR"/>
+        </w:rPr>
+      </w:r>
     </w:p>
     <w:p>
       <w:pPr>
         <w:pStyle w:val="Heading2"/>
       </w:pPr>
       <w:r>
+        <w:rPr>
+          <w:lang w:val="fr_FR" w:bidi="fr_FR"/>
+        </w:rPr>
         <w:t>1 Pierre 1.5</w:t>
       </w:r>
-      <w:r/>
-    </w:p>
-    <w:p>
-      <w:r/>
-      <w:r>
+      <w:r>
+        <w:rPr>
+          <w:lang w:val="fr_FR" w:bidi="fr_FR"/>
+        </w:rPr>
+      </w:r>
+    </w:p>
+    <w:p>
+      <w:pPr/>
+      <w:r>
+        <w:rPr>
+          <w:lang w:val="fr_FR" w:bidi="fr_FR"/>
+        </w:rPr>
+      </w:r>
+      <w:r>
+        <w:rPr>
+          <w:lang w:val="fr_FR" w:bidi="fr_FR"/>
+        </w:rPr>
         <w:t>pour le salut prêt à être révélé dans les derniers temps</w:t>
       </w:r>
       <w:r>
+        <w:rPr>
+          <w:lang w:val="fr_FR" w:bidi="fr_FR"/>
+        </w:rPr>
         <w:t xml:space="preserve"> : dans le Nouveau Testament, </w:t>
       </w:r>
       <w:r>
         <w:rPr>
           <w:i/>
+          <w:lang w:val="fr_FR" w:bidi="fr_FR"/>
         </w:rPr>
         <w:t>salut</w:t>
       </w:r>
       <w:r>
+        <w:rPr>
+          <w:lang w:val="fr_FR" w:bidi="fr_FR"/>
+        </w:rPr>
         <w:t xml:space="preserve"> fait souvent référence à la rédemption finale du péché et de la mort, au retour du Christ. Cet espoir encourage les croyants à persévérer jusqu'à la fin (voir aussi </w:t>
       </w:r>
       <w:hyperlink r:id="rId33">
         <w:r>
           <w:rPr>
+            <w:lang w:val="fr_FR" w:bidi="fr_FR"/>
+          </w:rPr>
+          <w:rPr>
             <w:color w:val="0000EE"/>
             <w:u w:val="single"/>
           </w:rPr>
@@ -525,11 +924,17 @@
         </w:r>
       </w:hyperlink>
       <w:r>
+        <w:rPr>
+          <w:lang w:val="fr_FR" w:bidi="fr_FR"/>
+        </w:rPr>
         <w:t xml:space="preserve">, </w:t>
       </w:r>
       <w:hyperlink r:id="rId34">
         <w:r>
           <w:rPr>
+            <w:lang w:val="fr_FR" w:bidi="fr_FR"/>
+          </w:rPr>
+          <w:rPr>
             <w:color w:val="0000EE"/>
             <w:u w:val="single"/>
           </w:rPr>
@@ -537,11 +942,17 @@
         </w:r>
       </w:hyperlink>
       <w:r>
+        <w:rPr>
+          <w:lang w:val="fr_FR" w:bidi="fr_FR"/>
+        </w:rPr>
         <w:t xml:space="preserve"> ; </w:t>
       </w:r>
       <w:hyperlink r:id="rId35">
         <w:r>
           <w:rPr>
+            <w:lang w:val="fr_FR" w:bidi="fr_FR"/>
+          </w:rPr>
+          <w:rPr>
             <w:color w:val="0000EE"/>
             <w:u w:val="single"/>
           </w:rPr>
@@ -549,11 +960,17 @@
         </w:r>
       </w:hyperlink>
       <w:r>
+        <w:rPr>
+          <w:lang w:val="fr_FR" w:bidi="fr_FR"/>
+        </w:rPr>
         <w:t xml:space="preserve"> ; </w:t>
       </w:r>
       <w:hyperlink r:id="rId36">
         <w:r>
           <w:rPr>
+            <w:lang w:val="fr_FR" w:bidi="fr_FR"/>
+          </w:rPr>
+          <w:rPr>
             <w:color w:val="0000EE"/>
             <w:u w:val="single"/>
           </w:rPr>
@@ -561,11 +978,17 @@
         </w:r>
       </w:hyperlink>
       <w:r>
+        <w:rPr>
+          <w:lang w:val="fr_FR" w:bidi="fr_FR"/>
+        </w:rPr>
         <w:t xml:space="preserve">). • prêt à être révélé : dans le futur, le salut sera révélé, par contraste avec les temps présents, où Dieu et ses desseins sont cachés (voir aussi </w:t>
       </w:r>
       <w:hyperlink r:id="rId37">
         <w:r>
           <w:rPr>
+            <w:lang w:val="fr_FR" w:bidi="fr_FR"/>
+          </w:rPr>
+          <w:rPr>
             <w:color w:val="0000EE"/>
             <w:u w:val="single"/>
           </w:rPr>
@@ -573,11 +996,17 @@
         </w:r>
       </w:hyperlink>
       <w:r>
+        <w:rPr>
+          <w:lang w:val="fr_FR" w:bidi="fr_FR"/>
+        </w:rPr>
         <w:t xml:space="preserve">, </w:t>
       </w:r>
       <w:hyperlink r:id="rId38">
         <w:r>
           <w:rPr>
+            <w:lang w:val="fr_FR" w:bidi="fr_FR"/>
+          </w:rPr>
+          <w:rPr>
             <w:color w:val="0000EE"/>
             <w:u w:val="single"/>
           </w:rPr>
@@ -585,87 +1014,170 @@
         </w:r>
       </w:hyperlink>
       <w:r>
+        <w:rPr>
+          <w:lang w:val="fr_FR" w:bidi="fr_FR"/>
+        </w:rPr>
         <w:t>).</w:t>
       </w:r>
-      <w:r/>
-      <w:r/>
-    </w:p>
-    <w:p>
-      <w:r/>
+      <w:r>
+        <w:rPr>
+          <w:lang w:val="fr_FR" w:bidi="fr_FR"/>
+        </w:rPr>
+      </w:r>
+      <w:r>
+        <w:rPr>
+          <w:lang w:val="fr_FR" w:bidi="fr_FR"/>
+        </w:rPr>
+      </w:r>
+    </w:p>
+    <w:p>
+      <w:pPr/>
+      <w:r>
+        <w:rPr>
+          <w:lang w:val="fr_FR" w:bidi="fr_FR"/>
+        </w:rPr>
+      </w:r>
     </w:p>
     <w:p>
       <w:pPr>
         <w:pStyle w:val="Heading2"/>
       </w:pPr>
       <w:r>
+        <w:rPr>
+          <w:lang w:val="fr_FR" w:bidi="fr_FR"/>
+        </w:rPr>
         <w:t>1 Pierre 1.7</w:t>
       </w:r>
-      <w:r/>
-    </w:p>
-    <w:p>
-      <w:r/>
-      <w:r>
+      <w:r>
+        <w:rPr>
+          <w:lang w:val="fr_FR" w:bidi="fr_FR"/>
+        </w:rPr>
+      </w:r>
+    </w:p>
+    <w:p>
+      <w:pPr/>
+      <w:r>
+        <w:rPr>
+          <w:lang w:val="fr_FR" w:bidi="fr_FR"/>
+        </w:rPr>
+      </w:r>
+      <w:r>
+        <w:rPr>
+          <w:lang w:val="fr_FR" w:bidi="fr_FR"/>
+        </w:rPr>
         <w:t>afin que l’épreuve de votre foi, plus précieuse que l’or périssable (qui cependant est éprouvé par le feu)</w:t>
       </w:r>
       <w:r>
+        <w:rPr>
+          <w:lang w:val="fr_FR" w:bidi="fr_FR"/>
+        </w:rPr>
         <w:t xml:space="preserve"> : La foi, comme l'or</w:t>
       </w:r>
       <w:r>
         <w:rPr>
           <w:i/>
+          <w:lang w:val="fr_FR" w:bidi="fr_FR"/>
         </w:rPr>
         <w:t>,</w:t>
       </w:r>
       <w:r>
+        <w:rPr>
+          <w:lang w:val="fr_FR" w:bidi="fr_FR"/>
+        </w:rPr>
         <w:t xml:space="preserve"> est purifiée lorsqu'elle est mise à l'épreuve. • </w:t>
       </w:r>
       <w:r>
+        <w:rPr>
+          <w:lang w:val="fr_FR" w:bidi="fr_FR"/>
+        </w:rPr>
         <w:t>ait pour résultat la louange, la gloire et l’honneur, lorsque Jésus-Christ apparaîtra :</w:t>
       </w:r>
       <w:r>
+        <w:rPr>
+          <w:lang w:val="fr_FR" w:bidi="fr_FR"/>
+        </w:rPr>
         <w:t xml:space="preserve"> la louange, la gloire et l'honneur pourraient être donnés donnés par Dieu au chrétien fidèle. Ou alors cette phrase pourrait signifier que la foi éprouvée et fidèle apporte </w:t>
       </w:r>
       <w:r>
         <w:rPr>
           <w:i/>
+          <w:lang w:val="fr_FR" w:bidi="fr_FR"/>
         </w:rPr>
         <w:t>louange, gloire et honneur</w:t>
       </w:r>
       <w:r>
+        <w:rPr>
+          <w:lang w:val="fr_FR" w:bidi="fr_FR"/>
+        </w:rPr>
         <w:t xml:space="preserve"> à Dieu.</w:t>
       </w:r>
-      <w:r/>
-      <w:r/>
-    </w:p>
-    <w:p>
-      <w:r/>
+      <w:r>
+        <w:rPr>
+          <w:lang w:val="fr_FR" w:bidi="fr_FR"/>
+        </w:rPr>
+      </w:r>
+      <w:r>
+        <w:rPr>
+          <w:lang w:val="fr_FR" w:bidi="fr_FR"/>
+        </w:rPr>
+      </w:r>
+    </w:p>
+    <w:p>
+      <w:pPr/>
+      <w:r>
+        <w:rPr>
+          <w:lang w:val="fr_FR" w:bidi="fr_FR"/>
+        </w:rPr>
+      </w:r>
     </w:p>
     <w:p>
       <w:pPr>
         <w:pStyle w:val="Heading2"/>
       </w:pPr>
       <w:r>
+        <w:rPr>
+          <w:lang w:val="fr_FR" w:bidi="fr_FR"/>
+        </w:rPr>
         <w:t>1 Pierre 1.9</w:t>
       </w:r>
-      <w:r/>
-    </w:p>
-    <w:p>
-      <w:r/>
-      <w:r>
+      <w:r>
+        <w:rPr>
+          <w:lang w:val="fr_FR" w:bidi="fr_FR"/>
+        </w:rPr>
+      </w:r>
+    </w:p>
+    <w:p>
+      <w:pPr/>
+      <w:r>
+        <w:rPr>
+          <w:lang w:val="fr_FR" w:bidi="fr_FR"/>
+        </w:rPr>
+      </w:r>
+      <w:r>
+        <w:rPr>
+          <w:lang w:val="fr_FR" w:bidi="fr_FR"/>
+        </w:rPr>
         <w:t xml:space="preserve">Salut de vos âmes : Le mot grec traduit par </w:t>
       </w:r>
       <w:r>
         <w:rPr>
           <w:i/>
+          <w:lang w:val="fr_FR" w:bidi="fr_FR"/>
         </w:rPr>
         <w:t>âmes</w:t>
       </w:r>
       <w:r>
+        <w:rPr>
+          <w:lang w:val="fr_FR" w:bidi="fr_FR"/>
+        </w:rPr>
         <w:t xml:space="preserve"> désigne souvent la personne entière et pas seulement une partie ou un aspect de la personne (</w:t>
       </w:r>
       <w:hyperlink r:id="rId39">
         <w:r>
           <w:rPr>
+            <w:lang w:val="fr_FR" w:bidi="fr_FR"/>
+          </w:rPr>
+          <w:rPr>
             <w:color w:val="0000EE"/>
             <w:u w:val="single"/>
           </w:rPr>
@@ -673,11 +1185,17 @@
         </w:r>
       </w:hyperlink>
       <w:r>
+        <w:rPr>
+          <w:lang w:val="fr_FR" w:bidi="fr_FR"/>
+        </w:rPr>
         <w:t xml:space="preserve"> ; </w:t>
       </w:r>
       <w:hyperlink r:id="rId40">
         <w:r>
           <w:rPr>
+            <w:lang w:val="fr_FR" w:bidi="fr_FR"/>
+          </w:rPr>
+          <w:rPr>
             <w:color w:val="0000EE"/>
             <w:u w:val="single"/>
           </w:rPr>
@@ -685,92 +1203,193 @@
         </w:r>
       </w:hyperlink>
       <w:r>
+        <w:rPr>
+          <w:lang w:val="fr_FR" w:bidi="fr_FR"/>
+        </w:rPr>
         <w:t>). Le salut affecte notre personne entière, pas seulement la personne intérieure.</w:t>
       </w:r>
-      <w:r/>
-      <w:r/>
-    </w:p>
-    <w:p>
-      <w:r/>
+      <w:r>
+        <w:rPr>
+          <w:lang w:val="fr_FR" w:bidi="fr_FR"/>
+        </w:rPr>
+      </w:r>
+      <w:r>
+        <w:rPr>
+          <w:lang w:val="fr_FR" w:bidi="fr_FR"/>
+        </w:rPr>
+      </w:r>
+    </w:p>
+    <w:p>
+      <w:pPr/>
+      <w:r>
+        <w:rPr>
+          <w:lang w:val="fr_FR" w:bidi="fr_FR"/>
+        </w:rPr>
+      </w:r>
     </w:p>
     <w:p>
       <w:pPr>
         <w:pStyle w:val="Heading2"/>
       </w:pPr>
       <w:r>
+        <w:rPr>
+          <w:lang w:val="fr_FR" w:bidi="fr_FR"/>
+        </w:rPr>
         <w:t>1 Pierre 1.10–12</w:t>
       </w:r>
-      <w:r/>
-    </w:p>
-    <w:p>
-      <w:r/>
-      <w:r>
+      <w:r>
+        <w:rPr>
+          <w:lang w:val="fr_FR" w:bidi="fr_FR"/>
+        </w:rPr>
+      </w:r>
+    </w:p>
+    <w:p>
+      <w:pPr/>
+      <w:r>
+        <w:rPr>
+          <w:lang w:val="fr_FR" w:bidi="fr_FR"/>
+        </w:rPr>
+      </w:r>
+      <w:r>
+        <w:rPr>
+          <w:lang w:val="fr_FR" w:bidi="fr_FR"/>
+        </w:rPr>
         <w:t>Notre salut est très grand : les prophètes de l'Ancien Testament l'ont prédit, et les anges désirent y plonger leurs regards.</w:t>
       </w:r>
-      <w:r/>
-      <w:r/>
-    </w:p>
-    <w:p>
-      <w:r/>
+      <w:r>
+        <w:rPr>
+          <w:lang w:val="fr_FR" w:bidi="fr_FR"/>
+        </w:rPr>
+      </w:r>
+      <w:r>
+        <w:rPr>
+          <w:lang w:val="fr_FR" w:bidi="fr_FR"/>
+        </w:rPr>
+      </w:r>
+    </w:p>
+    <w:p>
+      <w:pPr/>
+      <w:r>
+        <w:rPr>
+          <w:lang w:val="fr_FR" w:bidi="fr_FR"/>
+        </w:rPr>
+      </w:r>
     </w:p>
     <w:p>
       <w:pPr>
         <w:pStyle w:val="Heading2"/>
       </w:pPr>
       <w:r>
+        <w:rPr>
+          <w:lang w:val="fr_FR" w:bidi="fr_FR"/>
+        </w:rPr>
         <w:t>1 Pierre 1.11</w:t>
       </w:r>
-      <w:r/>
-    </w:p>
-    <w:p>
-      <w:r/>
-      <w:r>
+      <w:r>
+        <w:rPr>
+          <w:lang w:val="fr_FR" w:bidi="fr_FR"/>
+        </w:rPr>
+      </w:r>
+    </w:p>
+    <w:p>
+      <w:pPr/>
+      <w:r>
+        <w:rPr>
+          <w:lang w:val="fr_FR" w:bidi="fr_FR"/>
+        </w:rPr>
+      </w:r>
+      <w:r>
+        <w:rPr>
+          <w:lang w:val="fr_FR" w:bidi="fr_FR"/>
+        </w:rPr>
         <w:t xml:space="preserve">voulant sonder : de nombreuses choses concernant l'avenir ont été révélées par avance aux prophètes de l'Ancien Testament, mais ils ne savaient pas précisément quand ni comment le salut qu'ils avaient prédit s'accomplirait. • Le mot grec que l'on a traduit par </w:t>
       </w:r>
       <w:r>
         <w:rPr>
           <w:i/>
+          <w:lang w:val="fr_FR" w:bidi="fr_FR"/>
         </w:rPr>
         <w:t xml:space="preserve">l'époque </w:t>
       </w:r>
       <w:r>
+        <w:rPr>
+          <w:lang w:val="fr_FR" w:bidi="fr_FR"/>
+        </w:rPr>
         <w:t xml:space="preserve">pourrait aussi signifier </w:t>
       </w:r>
       <w:r>
         <w:rPr>
           <w:i/>
+          <w:lang w:val="fr_FR" w:bidi="fr_FR"/>
         </w:rPr>
         <w:t>quelle personne.</w:t>
       </w:r>
       <w:r>
+        <w:rPr>
+          <w:lang w:val="fr_FR" w:bidi="fr_FR"/>
+        </w:rPr>
         <w:t xml:space="preserve"> Les prophètes savaient qu'un Messie viendrait et qu'il souffrirait avant d'être glorifié, mais ils ne savaient pas qui serait ce Messie.</w:t>
       </w:r>
-      <w:r/>
-      <w:r/>
-    </w:p>
-    <w:p>
-      <w:r/>
+      <w:r>
+        <w:rPr>
+          <w:lang w:val="fr_FR" w:bidi="fr_FR"/>
+        </w:rPr>
+      </w:r>
+      <w:r>
+        <w:rPr>
+          <w:lang w:val="fr_FR" w:bidi="fr_FR"/>
+        </w:rPr>
+      </w:r>
+    </w:p>
+    <w:p>
+      <w:pPr/>
+      <w:r>
+        <w:rPr>
+          <w:lang w:val="fr_FR" w:bidi="fr_FR"/>
+        </w:rPr>
+      </w:r>
     </w:p>
     <w:p>
       <w:pPr>
         <w:pStyle w:val="Heading2"/>
       </w:pPr>
       <w:r>
+        <w:rPr>
+          <w:lang w:val="fr_FR" w:bidi="fr_FR"/>
+        </w:rPr>
         <w:t>1 Pierre 1.12</w:t>
       </w:r>
-      <w:r/>
-    </w:p>
-    <w:p>
-      <w:r/>
-      <w:r>
+      <w:r>
+        <w:rPr>
+          <w:lang w:val="fr_FR" w:bidi="fr_FR"/>
+        </w:rPr>
+      </w:r>
+    </w:p>
+    <w:p>
+      <w:pPr/>
+      <w:r>
+        <w:rPr>
+          <w:lang w:val="fr_FR" w:bidi="fr_FR"/>
+        </w:rPr>
+      </w:r>
+      <w:r>
+        <w:rPr>
+          <w:lang w:val="fr_FR" w:bidi="fr_FR"/>
+        </w:rPr>
         <w:t>les anges désirent plonger leurs regards</w:t>
       </w:r>
       <w:r>
+        <w:rPr>
+          <w:lang w:val="fr_FR" w:bidi="fr_FR"/>
+        </w:rPr>
         <w:t xml:space="preserve"> : le même mot grec est utilisé pour décrire la manière dont les disciples ont regardé dans le tombeau vide de Jésus (</w:t>
       </w:r>
       <w:hyperlink r:id="rId41">
         <w:r>
           <w:rPr>
+            <w:lang w:val="fr_FR" w:bidi="fr_FR"/>
+          </w:rPr>
+          <w:rPr>
             <w:color w:val="0000EE"/>
             <w:u w:val="single"/>
           </w:rPr>
@@ -778,11 +1397,17 @@
         </w:r>
       </w:hyperlink>
       <w:r>
+        <w:rPr>
+          <w:lang w:val="fr_FR" w:bidi="fr_FR"/>
+        </w:rPr>
         <w:t xml:space="preserve"> ; </w:t>
       </w:r>
       <w:hyperlink r:id="rId42">
         <w:r>
           <w:rPr>
+            <w:lang w:val="fr_FR" w:bidi="fr_FR"/>
+          </w:rPr>
+          <w:rPr>
             <w:color w:val="0000EE"/>
             <w:u w:val="single"/>
           </w:rPr>
@@ -790,11 +1415,17 @@
         </w:r>
       </w:hyperlink>
       <w:r>
+        <w:rPr>
+          <w:lang w:val="fr_FR" w:bidi="fr_FR"/>
+        </w:rPr>
         <w:t xml:space="preserve">, </w:t>
       </w:r>
       <w:hyperlink r:id="rId43">
         <w:r>
           <w:rPr>
+            <w:lang w:val="fr_FR" w:bidi="fr_FR"/>
+          </w:rPr>
+          <w:rPr>
             <w:color w:val="0000EE"/>
             <w:u w:val="single"/>
           </w:rPr>
@@ -802,80 +1433,179 @@
         </w:r>
       </w:hyperlink>
       <w:r>
+        <w:rPr>
+          <w:lang w:val="fr_FR" w:bidi="fr_FR"/>
+        </w:rPr>
         <w:t>).</w:t>
       </w:r>
-      <w:r/>
-      <w:r/>
-    </w:p>
-    <w:p>
-      <w:r/>
+      <w:r>
+        <w:rPr>
+          <w:lang w:val="fr_FR" w:bidi="fr_FR"/>
+        </w:rPr>
+      </w:r>
+      <w:r>
+        <w:rPr>
+          <w:lang w:val="fr_FR" w:bidi="fr_FR"/>
+        </w:rPr>
+      </w:r>
+    </w:p>
+    <w:p>
+      <w:pPr/>
+      <w:r>
+        <w:rPr>
+          <w:lang w:val="fr_FR" w:bidi="fr_FR"/>
+        </w:rPr>
+      </w:r>
     </w:p>
     <w:p>
       <w:pPr>
         <w:pStyle w:val="Heading2"/>
       </w:pPr>
       <w:r>
+        <w:rPr>
+          <w:lang w:val="fr_FR" w:bidi="fr_FR"/>
+        </w:rPr>
         <w:t>1 Pierre 1.13</w:t>
       </w:r>
-      <w:r/>
-    </w:p>
-    <w:p>
-      <w:r/>
-      <w:r>
+      <w:r>
+        <w:rPr>
+          <w:lang w:val="fr_FR" w:bidi="fr_FR"/>
+        </w:rPr>
+      </w:r>
+    </w:p>
+    <w:p>
+      <w:pPr/>
+      <w:r>
+        <w:rPr>
+          <w:lang w:val="fr_FR" w:bidi="fr_FR"/>
+        </w:rPr>
+      </w:r>
+      <w:r>
+        <w:rPr>
+          <w:lang w:val="fr_FR" w:bidi="fr_FR"/>
+        </w:rPr>
         <w:t xml:space="preserve">ceignez les reins de votre entendement </w:t>
       </w:r>
       <w:r>
+        <w:rPr>
+          <w:lang w:val="fr_FR" w:bidi="fr_FR"/>
+        </w:rPr>
         <w:t xml:space="preserve"> : À l'époque de Pierre, un homme devait rentrer l'ourlet de sa longue tunique dans sa ceinture avant de pouvoir travailler ou courir.</w:t>
       </w:r>
-      <w:r/>
-      <w:r/>
-    </w:p>
-    <w:p>
-      <w:r/>
+      <w:r>
+        <w:rPr>
+          <w:lang w:val="fr_FR" w:bidi="fr_FR"/>
+        </w:rPr>
+      </w:r>
+      <w:r>
+        <w:rPr>
+          <w:lang w:val="fr_FR" w:bidi="fr_FR"/>
+        </w:rPr>
+      </w:r>
+    </w:p>
+    <w:p>
+      <w:pPr/>
+      <w:r>
+        <w:rPr>
+          <w:lang w:val="fr_FR" w:bidi="fr_FR"/>
+        </w:rPr>
+      </w:r>
     </w:p>
     <w:p>
       <w:pPr>
         <w:pStyle w:val="Heading2"/>
       </w:pPr>
       <w:r>
+        <w:rPr>
+          <w:lang w:val="fr_FR" w:bidi="fr_FR"/>
+        </w:rPr>
         <w:t>1 Pierre 1.13–21</w:t>
       </w:r>
-      <w:r/>
-    </w:p>
-    <w:p>
-      <w:r/>
-      <w:r>
+      <w:r>
+        <w:rPr>
+          <w:lang w:val="fr_FR" w:bidi="fr_FR"/>
+        </w:rPr>
+      </w:r>
+    </w:p>
+    <w:p>
+      <w:pPr/>
+      <w:r>
+        <w:rPr>
+          <w:lang w:val="fr_FR" w:bidi="fr_FR"/>
+        </w:rPr>
+      </w:r>
+      <w:r>
+        <w:rPr>
+          <w:lang w:val="fr_FR" w:bidi="fr_FR"/>
+        </w:rPr>
         <w:t>La nouvelle naissance et l'espérance du salut impliquent que les chrétiens vivent en tant que peuple de Dieu, se détachant des valeurs du monde et imitant la sainteté de Dieu, qui les a rachetés.</w:t>
       </w:r>
-      <w:r/>
-      <w:r/>
-    </w:p>
-    <w:p>
-      <w:r/>
+      <w:r>
+        <w:rPr>
+          <w:lang w:val="fr_FR" w:bidi="fr_FR"/>
+        </w:rPr>
+      </w:r>
+      <w:r>
+        <w:rPr>
+          <w:lang w:val="fr_FR" w:bidi="fr_FR"/>
+        </w:rPr>
+      </w:r>
+    </w:p>
+    <w:p>
+      <w:pPr/>
+      <w:r>
+        <w:rPr>
+          <w:lang w:val="fr_FR" w:bidi="fr_FR"/>
+        </w:rPr>
+      </w:r>
     </w:p>
     <w:p>
       <w:pPr>
         <w:pStyle w:val="Heading2"/>
       </w:pPr>
       <w:r>
+        <w:rPr>
+          <w:lang w:val="fr_FR" w:bidi="fr_FR"/>
+        </w:rPr>
         <w:t>1 Pierre 1.15–16</w:t>
       </w:r>
-      <w:r/>
-    </w:p>
-    <w:p>
-      <w:r/>
-      <w:r>
+      <w:r>
+        <w:rPr>
+          <w:lang w:val="fr_FR" w:bidi="fr_FR"/>
+        </w:rPr>
+      </w:r>
+    </w:p>
+    <w:p>
+      <w:pPr/>
+      <w:r>
+        <w:rPr>
+          <w:lang w:val="fr_FR" w:bidi="fr_FR"/>
+        </w:rPr>
+      </w:r>
+      <w:r>
+        <w:rPr>
+          <w:lang w:val="fr_FR" w:bidi="fr_FR"/>
+        </w:rPr>
         <w:t xml:space="preserve"> </w:t>
       </w:r>
       <w:r>
+        <w:rPr>
+          <w:lang w:val="fr_FR" w:bidi="fr_FR"/>
+        </w:rPr>
         <w:t xml:space="preserve">Vous serez saints, car je suis saint </w:t>
       </w:r>
       <w:r>
+        <w:rPr>
+          <w:lang w:val="fr_FR" w:bidi="fr_FR"/>
+        </w:rPr>
         <w:t xml:space="preserve"> : cette instruction revient souvent dans les Écritures, indiquant que le peuple de Dieu doit être saint comme Dieu est saint (voir </w:t>
       </w:r>
       <w:hyperlink r:id="rId44">
         <w:r>
           <w:rPr>
+            <w:lang w:val="fr_FR" w:bidi="fr_FR"/>
+          </w:rPr>
+          <w:rPr>
             <w:color w:val="0000EE"/>
             <w:u w:val="single"/>
           </w:rPr>
@@ -883,11 +1613,17 @@
         </w:r>
       </w:hyperlink>
       <w:r>
+        <w:rPr>
+          <w:lang w:val="fr_FR" w:bidi="fr_FR"/>
+        </w:rPr>
         <w:t xml:space="preserve"> ; </w:t>
       </w:r>
       <w:hyperlink r:id="rId45">
         <w:r>
           <w:rPr>
+            <w:lang w:val="fr_FR" w:bidi="fr_FR"/>
+          </w:rPr>
+          <w:rPr>
             <w:color w:val="0000EE"/>
             <w:u w:val="single"/>
           </w:rPr>
@@ -895,11 +1631,17 @@
         </w:r>
       </w:hyperlink>
       <w:r>
+        <w:rPr>
+          <w:lang w:val="fr_FR" w:bidi="fr_FR"/>
+        </w:rPr>
         <w:t xml:space="preserve"> ; </w:t>
       </w:r>
       <w:hyperlink r:id="rId46">
         <w:r>
           <w:rPr>
+            <w:lang w:val="fr_FR" w:bidi="fr_FR"/>
+          </w:rPr>
+          <w:rPr>
             <w:color w:val="0000EE"/>
             <w:u w:val="single"/>
           </w:rPr>
@@ -907,11 +1649,17 @@
         </w:r>
       </w:hyperlink>
       <w:r>
+        <w:rPr>
+          <w:lang w:val="fr_FR" w:bidi="fr_FR"/>
+        </w:rPr>
         <w:t xml:space="preserve"> ; voir aussi </w:t>
       </w:r>
       <w:hyperlink r:id="rId47">
         <w:r>
           <w:rPr>
+            <w:lang w:val="fr_FR" w:bidi="fr_FR"/>
+          </w:rPr>
+          <w:rPr>
             <w:color w:val="0000EE"/>
             <w:u w:val="single"/>
           </w:rPr>
@@ -919,11 +1667,17 @@
         </w:r>
       </w:hyperlink>
       <w:r>
+        <w:rPr>
+          <w:lang w:val="fr_FR" w:bidi="fr_FR"/>
+        </w:rPr>
         <w:t xml:space="preserve"> ; </w:t>
       </w:r>
       <w:hyperlink r:id="rId48">
         <w:r>
           <w:rPr>
+            <w:lang w:val="fr_FR" w:bidi="fr_FR"/>
+          </w:rPr>
+          <w:rPr>
             <w:color w:val="0000EE"/>
             <w:u w:val="single"/>
           </w:rPr>
@@ -931,11 +1685,17 @@
         </w:r>
       </w:hyperlink>
       <w:r>
+        <w:rPr>
+          <w:lang w:val="fr_FR" w:bidi="fr_FR"/>
+        </w:rPr>
         <w:t xml:space="preserve"> ; </w:t>
       </w:r>
       <w:hyperlink r:id="rId49">
         <w:r>
           <w:rPr>
+            <w:lang w:val="fr_FR" w:bidi="fr_FR"/>
+          </w:rPr>
+          <w:rPr>
             <w:color w:val="0000EE"/>
             <w:u w:val="single"/>
           </w:rPr>
@@ -943,11 +1703,17 @@
         </w:r>
       </w:hyperlink>
       <w:r>
+        <w:rPr>
+          <w:lang w:val="fr_FR" w:bidi="fr_FR"/>
+        </w:rPr>
         <w:t xml:space="preserve"> ; </w:t>
       </w:r>
       <w:hyperlink r:id="rId50">
         <w:r>
           <w:rPr>
+            <w:lang w:val="fr_FR" w:bidi="fr_FR"/>
+          </w:rPr>
+          <w:rPr>
             <w:color w:val="0000EE"/>
             <w:u w:val="single"/>
           </w:rPr>
@@ -955,31 +1721,65 @@
         </w:r>
       </w:hyperlink>
       <w:r>
+        <w:rPr>
+          <w:lang w:val="fr_FR" w:bidi="fr_FR"/>
+        </w:rPr>
         <w:t>).</w:t>
       </w:r>
-      <w:r/>
-      <w:r/>
-    </w:p>
-    <w:p>
-      <w:r/>
+      <w:r>
+        <w:rPr>
+          <w:lang w:val="fr_FR" w:bidi="fr_FR"/>
+        </w:rPr>
+      </w:r>
+      <w:r>
+        <w:rPr>
+          <w:lang w:val="fr_FR" w:bidi="fr_FR"/>
+        </w:rPr>
+      </w:r>
+    </w:p>
+    <w:p>
+      <w:pPr/>
+      <w:r>
+        <w:rPr>
+          <w:lang w:val="fr_FR" w:bidi="fr_FR"/>
+        </w:rPr>
+      </w:r>
     </w:p>
     <w:p>
       <w:pPr>
         <w:pStyle w:val="Heading2"/>
       </w:pPr>
       <w:r>
+        <w:rPr>
+          <w:lang w:val="fr_FR" w:bidi="fr_FR"/>
+        </w:rPr>
         <w:t>1 Pierre 1.17</w:t>
       </w:r>
-      <w:r/>
-    </w:p>
-    <w:p>
-      <w:r/>
-      <w:r>
+      <w:r>
+        <w:rPr>
+          <w:lang w:val="fr_FR" w:bidi="fr_FR"/>
+        </w:rPr>
+      </w:r>
+    </w:p>
+    <w:p>
+      <w:pPr/>
+      <w:r>
+        <w:rPr>
+          <w:lang w:val="fr_FR" w:bidi="fr_FR"/>
+        </w:rPr>
+      </w:r>
+      <w:r>
+        <w:rPr>
+          <w:lang w:val="fr_FR" w:bidi="fr_FR"/>
+        </w:rPr>
         <w:t>La citoyenneté des chrétiens est au ciel (</w:t>
       </w:r>
       <w:hyperlink r:id="rId51">
         <w:r>
           <w:rPr>
+            <w:lang w:val="fr_FR" w:bidi="fr_FR"/>
+          </w:rPr>
+          <w:rPr>
             <w:color w:val="0000EE"/>
             <w:u w:val="single"/>
           </w:rPr>
@@ -987,11 +1787,17 @@
         </w:r>
       </w:hyperlink>
       <w:r>
+        <w:rPr>
+          <w:lang w:val="fr_FR" w:bidi="fr_FR"/>
+        </w:rPr>
         <w:t xml:space="preserve"> ; voir </w:t>
       </w:r>
       <w:hyperlink r:id="rId52">
         <w:r>
           <w:rPr>
+            <w:lang w:val="fr_FR" w:bidi="fr_FR"/>
+          </w:rPr>
+          <w:rPr>
             <w:color w:val="0000EE"/>
             <w:u w:val="single"/>
           </w:rPr>
@@ -999,40 +1805,78 @@
         </w:r>
       </w:hyperlink>
       <w:r>
+        <w:rPr>
+          <w:lang w:val="fr_FR" w:bidi="fr_FR"/>
+        </w:rPr>
         <w:t xml:space="preserve">) ; ils vivent dans ce monde en tant que personnes </w:t>
       </w:r>
       <w:r>
         <w:rPr>
           <w:i/>
+          <w:lang w:val="fr_FR" w:bidi="fr_FR"/>
         </w:rPr>
         <w:t>en pèlerinage</w:t>
       </w:r>
       <w:r>
+        <w:rPr>
+          <w:lang w:val="fr_FR" w:bidi="fr_FR"/>
+        </w:rPr>
         <w:t>, de passage, qui sont mal à l'aise avec ses valeurs et qui aspirent à leur véritable demeure.</w:t>
       </w:r>
-      <w:r/>
-      <w:r/>
-    </w:p>
-    <w:p>
-      <w:r/>
+      <w:r>
+        <w:rPr>
+          <w:lang w:val="fr_FR" w:bidi="fr_FR"/>
+        </w:rPr>
+      </w:r>
+      <w:r>
+        <w:rPr>
+          <w:lang w:val="fr_FR" w:bidi="fr_FR"/>
+        </w:rPr>
+      </w:r>
+    </w:p>
+    <w:p>
+      <w:pPr/>
+      <w:r>
+        <w:rPr>
+          <w:lang w:val="fr_FR" w:bidi="fr_FR"/>
+        </w:rPr>
+      </w:r>
     </w:p>
     <w:p>
       <w:pPr>
         <w:pStyle w:val="Heading2"/>
       </w:pPr>
       <w:r>
+        <w:rPr>
+          <w:lang w:val="fr_FR" w:bidi="fr_FR"/>
+        </w:rPr>
         <w:t>1 Pierre 1.18</w:t>
       </w:r>
-      <w:r/>
-    </w:p>
-    <w:p>
-      <w:r/>
-      <w:r>
+      <w:r>
+        <w:rPr>
+          <w:lang w:val="fr_FR" w:bidi="fr_FR"/>
+        </w:rPr>
+      </w:r>
+    </w:p>
+    <w:p>
+      <w:pPr/>
+      <w:r>
+        <w:rPr>
+          <w:lang w:val="fr_FR" w:bidi="fr_FR"/>
+        </w:rPr>
+      </w:r>
+      <w:r>
+        <w:rPr>
+          <w:lang w:val="fr_FR" w:bidi="fr_FR"/>
+        </w:rPr>
         <w:t>Une rançon est payée pour la libération d'un captif. Les esclaves pouvaient parfois payer une rançon et ainsi être déclarés libres de tout maître. La mort du Christ est le prix que Dieu a payé pour libérer les gens de la captivité du péché (</w:t>
       </w:r>
       <w:hyperlink r:id="rId53">
         <w:r>
           <w:rPr>
+            <w:lang w:val="fr_FR" w:bidi="fr_FR"/>
+          </w:rPr>
+          <w:rPr>
             <w:color w:val="0000EE"/>
             <w:u w:val="single"/>
           </w:rPr>
@@ -1040,43 +1884,84 @@
         </w:r>
       </w:hyperlink>
       <w:r>
+        <w:rPr>
+          <w:lang w:val="fr_FR" w:bidi="fr_FR"/>
+        </w:rPr>
         <w:t>).</w:t>
       </w:r>
-      <w:r/>
-      <w:r/>
-    </w:p>
-    <w:p>
-      <w:r/>
+      <w:r>
+        <w:rPr>
+          <w:lang w:val="fr_FR" w:bidi="fr_FR"/>
+        </w:rPr>
+      </w:r>
+      <w:r>
+        <w:rPr>
+          <w:lang w:val="fr_FR" w:bidi="fr_FR"/>
+        </w:rPr>
+      </w:r>
+    </w:p>
+    <w:p>
+      <w:pPr/>
+      <w:r>
+        <w:rPr>
+          <w:lang w:val="fr_FR" w:bidi="fr_FR"/>
+        </w:rPr>
+      </w:r>
     </w:p>
     <w:p>
       <w:pPr>
         <w:pStyle w:val="Heading2"/>
       </w:pPr>
       <w:r>
+        <w:rPr>
+          <w:lang w:val="fr_FR" w:bidi="fr_FR"/>
+        </w:rPr>
         <w:t>1 Pierre 1.19</w:t>
       </w:r>
-      <w:r/>
-    </w:p>
-    <w:p>
-      <w:r/>
-      <w:r>
+      <w:r>
+        <w:rPr>
+          <w:lang w:val="fr_FR" w:bidi="fr_FR"/>
+        </w:rPr>
+      </w:r>
+    </w:p>
+    <w:p>
+      <w:pPr/>
+      <w:r>
+        <w:rPr>
+          <w:lang w:val="fr_FR" w:bidi="fr_FR"/>
+        </w:rPr>
+      </w:r>
+      <w:r>
+        <w:rPr>
+          <w:lang w:val="fr_FR" w:bidi="fr_FR"/>
+        </w:rPr>
         <w:t>d’un agneau sans défaut et sans tache</w:t>
       </w:r>
       <w:r>
+        <w:rPr>
+          <w:lang w:val="fr_FR" w:bidi="fr_FR"/>
+        </w:rPr>
         <w:t xml:space="preserve"> : L'Agneau de la Pâque </w:t>
       </w:r>
       <w:r>
         <w:rPr>
           <w:i/>
+          <w:lang w:val="fr_FR" w:bidi="fr_FR"/>
         </w:rPr>
         <w:t>devait</w:t>
       </w:r>
       <w:r>
+        <w:rPr>
+          <w:lang w:val="fr_FR" w:bidi="fr_FR"/>
+        </w:rPr>
         <w:t xml:space="preserve"> être sans défaut (</w:t>
       </w:r>
       <w:hyperlink r:id="rId54">
         <w:r>
           <w:rPr>
+            <w:lang w:val="fr_FR" w:bidi="fr_FR"/>
+          </w:rPr>
+          <w:rPr>
             <w:color w:val="0000EE"/>
             <w:u w:val="single"/>
           </w:rPr>
@@ -1084,11 +1969,17 @@
         </w:r>
       </w:hyperlink>
       <w:r>
+        <w:rPr>
+          <w:lang w:val="fr_FR" w:bidi="fr_FR"/>
+        </w:rPr>
         <w:t xml:space="preserve">) ; le Christ, qui accomplit le sens de la Pâque, était sans défaut ni péché (cf. </w:t>
       </w:r>
       <w:hyperlink r:id="rId55">
         <w:r>
           <w:rPr>
+            <w:lang w:val="fr_FR" w:bidi="fr_FR"/>
+          </w:rPr>
+          <w:rPr>
             <w:color w:val="0000EE"/>
             <w:u w:val="single"/>
           </w:rPr>
@@ -1096,11 +1987,17 @@
         </w:r>
       </w:hyperlink>
       <w:r>
+        <w:rPr>
+          <w:lang w:val="fr_FR" w:bidi="fr_FR"/>
+        </w:rPr>
         <w:t xml:space="preserve"> ; </w:t>
       </w:r>
       <w:hyperlink r:id="rId56">
         <w:r>
           <w:rPr>
+            <w:lang w:val="fr_FR" w:bidi="fr_FR"/>
+          </w:rPr>
+          <w:rPr>
             <w:color w:val="0000EE"/>
             <w:u w:val="single"/>
           </w:rPr>
@@ -1108,80 +2005,179 @@
         </w:r>
       </w:hyperlink>
       <w:r>
+        <w:rPr>
+          <w:lang w:val="fr_FR" w:bidi="fr_FR"/>
+        </w:rPr>
         <w:t>).</w:t>
       </w:r>
-      <w:r/>
-      <w:r/>
-    </w:p>
-    <w:p>
-      <w:r/>
+      <w:r>
+        <w:rPr>
+          <w:lang w:val="fr_FR" w:bidi="fr_FR"/>
+        </w:rPr>
+      </w:r>
+      <w:r>
+        <w:rPr>
+          <w:lang w:val="fr_FR" w:bidi="fr_FR"/>
+        </w:rPr>
+      </w:r>
+    </w:p>
+    <w:p>
+      <w:pPr/>
+      <w:r>
+        <w:rPr>
+          <w:lang w:val="fr_FR" w:bidi="fr_FR"/>
+        </w:rPr>
+      </w:r>
     </w:p>
     <w:p>
       <w:pPr>
         <w:pStyle w:val="Heading2"/>
       </w:pPr>
       <w:r>
+        <w:rPr>
+          <w:lang w:val="fr_FR" w:bidi="fr_FR"/>
+        </w:rPr>
         <w:t>1 Pierre 1.20</w:t>
       </w:r>
-      <w:r/>
-    </w:p>
-    <w:p>
-      <w:r/>
-      <w:r>
+      <w:r>
+        <w:rPr>
+          <w:lang w:val="fr_FR" w:bidi="fr_FR"/>
+        </w:rPr>
+      </w:r>
+    </w:p>
+    <w:p>
+      <w:pPr/>
+      <w:r>
+        <w:rPr>
+          <w:lang w:val="fr_FR" w:bidi="fr_FR"/>
+        </w:rPr>
+      </w:r>
+      <w:r>
+        <w:rPr>
+          <w:lang w:val="fr_FR" w:bidi="fr_FR"/>
+        </w:rPr>
         <w:t>La venue du Christ marque l'accomplissement des promesses de rédemption de l'Ancien Testament, et l'inauguration de la période des derniers jours.</w:t>
       </w:r>
-      <w:r/>
-      <w:r/>
-    </w:p>
-    <w:p>
-      <w:r/>
+      <w:r>
+        <w:rPr>
+          <w:lang w:val="fr_FR" w:bidi="fr_FR"/>
+        </w:rPr>
+      </w:r>
+      <w:r>
+        <w:rPr>
+          <w:lang w:val="fr_FR" w:bidi="fr_FR"/>
+        </w:rPr>
+      </w:r>
+    </w:p>
+    <w:p>
+      <w:pPr/>
+      <w:r>
+        <w:rPr>
+          <w:lang w:val="fr_FR" w:bidi="fr_FR"/>
+        </w:rPr>
+      </w:r>
     </w:p>
     <w:p>
       <w:pPr>
         <w:pStyle w:val="Heading2"/>
       </w:pPr>
       <w:r>
+        <w:rPr>
+          <w:lang w:val="fr_FR" w:bidi="fr_FR"/>
+        </w:rPr>
         <w:t>1 Pierre 1.22</w:t>
       </w:r>
-      <w:r/>
-    </w:p>
-    <w:p>
-      <w:r/>
-      <w:r>
+      <w:r>
+        <w:rPr>
+          <w:lang w:val="fr_FR" w:bidi="fr_FR"/>
+        </w:rPr>
+      </w:r>
+    </w:p>
+    <w:p>
+      <w:pPr/>
+      <w:r>
+        <w:rPr>
+          <w:lang w:val="fr_FR" w:bidi="fr_FR"/>
+        </w:rPr>
+      </w:r>
+      <w:r>
+        <w:rPr>
+          <w:lang w:val="fr_FR" w:bidi="fr_FR"/>
+        </w:rPr>
         <w:t xml:space="preserve">pour avoir un amour fraternel sincère, aimez-vous ardemment les uns les autres, de tout votre cœur </w:t>
       </w:r>
       <w:r>
+        <w:rPr>
+          <w:lang w:val="fr_FR" w:bidi="fr_FR"/>
+        </w:rPr>
         <w:t xml:space="preserve">: Voir </w:t>
       </w:r>
       <w:r>
+        <w:rPr>
+          <w:lang w:val="fr_FR" w:bidi="fr_FR"/>
+        </w:rPr>
         <w:t>note d'étude sur 5.9</w:t>
       </w:r>
       <w:r>
+        <w:rPr>
+          <w:lang w:val="fr_FR" w:bidi="fr_FR"/>
+        </w:rPr>
         <w:t>.</w:t>
       </w:r>
-      <w:r/>
-      <w:r/>
-    </w:p>
-    <w:p>
-      <w:r/>
+      <w:r>
+        <w:rPr>
+          <w:lang w:val="fr_FR" w:bidi="fr_FR"/>
+        </w:rPr>
+      </w:r>
+      <w:r>
+        <w:rPr>
+          <w:lang w:val="fr_FR" w:bidi="fr_FR"/>
+        </w:rPr>
+      </w:r>
+    </w:p>
+    <w:p>
+      <w:pPr/>
+      <w:r>
+        <w:rPr>
+          <w:lang w:val="fr_FR" w:bidi="fr_FR"/>
+        </w:rPr>
+      </w:r>
     </w:p>
     <w:p>
       <w:pPr>
         <w:pStyle w:val="Heading2"/>
       </w:pPr>
       <w:r>
+        <w:rPr>
+          <w:lang w:val="fr_FR" w:bidi="fr_FR"/>
+        </w:rPr>
         <w:t>1 Pierre 1.22–2:3</w:t>
       </w:r>
-      <w:r/>
-    </w:p>
-    <w:p>
-      <w:r/>
-      <w:r>
+      <w:r>
+        <w:rPr>
+          <w:lang w:val="fr_FR" w:bidi="fr_FR"/>
+        </w:rPr>
+      </w:r>
+    </w:p>
+    <w:p>
+      <w:pPr/>
+      <w:r>
+        <w:rPr>
+          <w:lang w:val="fr_FR" w:bidi="fr_FR"/>
+        </w:rPr>
+      </w:r>
+      <w:r>
+        <w:rPr>
+          <w:lang w:val="fr_FR" w:bidi="fr_FR"/>
+        </w:rPr>
         <w:t>Après son appel à la sainteté (</w:t>
       </w:r>
       <w:hyperlink r:id="rId57">
         <w:r>
           <w:rPr>
+            <w:lang w:val="fr_FR" w:bidi="fr_FR"/>
+          </w:rPr>
+          <w:rPr>
             <w:color w:val="0000EE"/>
             <w:u w:val="single"/>
           </w:rPr>
@@ -1189,31 +2185,65 @@
         </w:r>
       </w:hyperlink>
       <w:r>
+        <w:rPr>
+          <w:lang w:val="fr_FR" w:bidi="fr_FR"/>
+        </w:rPr>
         <w:t>), Pierre précise que les croyants doivent vivre de manière aimante avec leurs frères chrétiens.</w:t>
       </w:r>
-      <w:r/>
-      <w:r/>
-    </w:p>
-    <w:p>
-      <w:r/>
+      <w:r>
+        <w:rPr>
+          <w:lang w:val="fr_FR" w:bidi="fr_FR"/>
+        </w:rPr>
+      </w:r>
+      <w:r>
+        <w:rPr>
+          <w:lang w:val="fr_FR" w:bidi="fr_FR"/>
+        </w:rPr>
+      </w:r>
+    </w:p>
+    <w:p>
+      <w:pPr/>
+      <w:r>
+        <w:rPr>
+          <w:lang w:val="fr_FR" w:bidi="fr_FR"/>
+        </w:rPr>
+      </w:r>
     </w:p>
     <w:p>
       <w:pPr>
         <w:pStyle w:val="Heading2"/>
       </w:pPr>
       <w:r>
+        <w:rPr>
+          <w:lang w:val="fr_FR" w:bidi="fr_FR"/>
+        </w:rPr>
         <w:t>1 Pierre 2.2</w:t>
       </w:r>
-      <w:r/>
-    </w:p>
-    <w:p>
-      <w:r/>
-      <w:r>
+      <w:r>
+        <w:rPr>
+          <w:lang w:val="fr_FR" w:bidi="fr_FR"/>
+        </w:rPr>
+      </w:r>
+    </w:p>
+    <w:p>
+      <w:pPr/>
+      <w:r>
+        <w:rPr>
+          <w:lang w:val="fr_FR" w:bidi="fr_FR"/>
+        </w:rPr>
+      </w:r>
+      <w:r>
+        <w:rPr>
+          <w:lang w:val="fr_FR" w:bidi="fr_FR"/>
+        </w:rPr>
         <w:t xml:space="preserve"> Les croyants, qui sont « régénérés » (</w:t>
       </w:r>
       <w:hyperlink r:id="rId26">
         <w:r>
           <w:rPr>
+            <w:lang w:val="fr_FR" w:bidi="fr_FR"/>
+          </w:rPr>
+          <w:rPr>
             <w:color w:val="0000EE"/>
             <w:u w:val="single"/>
           </w:rPr>
@@ -1221,11 +2251,17 @@
         </w:r>
       </w:hyperlink>
       <w:r>
+        <w:rPr>
+          <w:lang w:val="fr_FR" w:bidi="fr_FR"/>
+        </w:rPr>
         <w:t>), doivent être comme des nouveau-nés en ce qu'ils désirent naturellement et régulièrement le lait spirituel et pur. Ailleurs dans le Nouveau Testament, « lait » (par contraste avec la nourriture solide) représente l'enseignement chrétien élémentaire (</w:t>
       </w:r>
       <w:hyperlink r:id="rId58">
         <w:r>
           <w:rPr>
+            <w:lang w:val="fr_FR" w:bidi="fr_FR"/>
+          </w:rPr>
+          <w:rPr>
             <w:color w:val="0000EE"/>
             <w:u w:val="single"/>
           </w:rPr>
@@ -1233,11 +2269,17 @@
         </w:r>
       </w:hyperlink>
       <w:r>
+        <w:rPr>
+          <w:lang w:val="fr_FR" w:bidi="fr_FR"/>
+        </w:rPr>
         <w:t xml:space="preserve"> ; </w:t>
       </w:r>
       <w:hyperlink r:id="rId59">
         <w:r>
           <w:rPr>
+            <w:lang w:val="fr_FR" w:bidi="fr_FR"/>
+          </w:rPr>
+          <w:rPr>
             <w:color w:val="0000EE"/>
             <w:u w:val="single"/>
           </w:rPr>
@@ -1245,34 +2287,71 @@
         </w:r>
       </w:hyperlink>
       <w:r>
+        <w:rPr>
+          <w:lang w:val="fr_FR" w:bidi="fr_FR"/>
+        </w:rPr>
         <w:t>). Dans ce cas-ci, il n'est pas sous-entendu que les lecteurs de Pierre sont de nouveaux croyants , et « lait » désigne probablement la parole de Dieu de manière générale.</w:t>
       </w:r>
-      <w:r/>
-      <w:r/>
-    </w:p>
-    <w:p>
-      <w:r/>
+      <w:r>
+        <w:rPr>
+          <w:lang w:val="fr_FR" w:bidi="fr_FR"/>
+        </w:rPr>
+      </w:r>
+      <w:r>
+        <w:rPr>
+          <w:lang w:val="fr_FR" w:bidi="fr_FR"/>
+        </w:rPr>
+      </w:r>
+    </w:p>
+    <w:p>
+      <w:pPr/>
+      <w:r>
+        <w:rPr>
+          <w:lang w:val="fr_FR" w:bidi="fr_FR"/>
+        </w:rPr>
+      </w:r>
     </w:p>
     <w:p>
       <w:pPr>
         <w:pStyle w:val="Heading2"/>
       </w:pPr>
       <w:r>
+        <w:rPr>
+          <w:lang w:val="fr_FR" w:bidi="fr_FR"/>
+        </w:rPr>
         <w:t>1 Pierre 2.3</w:t>
       </w:r>
-      <w:r/>
-    </w:p>
-    <w:p>
-      <w:r/>
-      <w:r>
+      <w:r>
+        <w:rPr>
+          <w:lang w:val="fr_FR" w:bidi="fr_FR"/>
+        </w:rPr>
+      </w:r>
+    </w:p>
+    <w:p>
+      <w:pPr/>
+      <w:r>
+        <w:rPr>
+          <w:lang w:val="fr_FR" w:bidi="fr_FR"/>
+        </w:rPr>
+      </w:r>
+      <w:r>
+        <w:rPr>
+          <w:lang w:val="fr_FR" w:bidi="fr_FR"/>
+        </w:rPr>
         <w:t xml:space="preserve">si vous avez goûté que le Seigneur est bon </w:t>
       </w:r>
       <w:r>
+        <w:rPr>
+          <w:lang w:val="fr_FR" w:bidi="fr_FR"/>
+        </w:rPr>
         <w:t xml:space="preserve">: Ces paroles viennent du </w:t>
       </w:r>
       <w:hyperlink r:id="rId60">
         <w:r>
           <w:rPr>
+            <w:lang w:val="fr_FR" w:bidi="fr_FR"/>
+          </w:rPr>
+          <w:rPr>
             <w:color w:val="0000EE"/>
             <w:u w:val="single"/>
           </w:rPr>
@@ -1280,11 +2359,17 @@
         </w:r>
       </w:hyperlink>
       <w:r>
+        <w:rPr>
+          <w:lang w:val="fr_FR" w:bidi="fr_FR"/>
+        </w:rPr>
         <w:t xml:space="preserve">. Pierre cite à nouveau ce psaume en </w:t>
       </w:r>
       <w:hyperlink r:id="rId61">
         <w:r>
           <w:rPr>
+            <w:lang w:val="fr_FR" w:bidi="fr_FR"/>
+          </w:rPr>
+          <w:rPr>
             <w:color w:val="0000EE"/>
             <w:u w:val="single"/>
           </w:rPr>
@@ -1292,34 +2377,71 @@
         </w:r>
       </w:hyperlink>
       <w:r>
+        <w:rPr>
+          <w:lang w:val="fr_FR" w:bidi="fr_FR"/>
+        </w:rPr>
         <w:t>.</w:t>
       </w:r>
-      <w:r/>
-      <w:r/>
-    </w:p>
-    <w:p>
-      <w:r/>
+      <w:r>
+        <w:rPr>
+          <w:lang w:val="fr_FR" w:bidi="fr_FR"/>
+        </w:rPr>
+      </w:r>
+      <w:r>
+        <w:rPr>
+          <w:lang w:val="fr_FR" w:bidi="fr_FR"/>
+        </w:rPr>
+      </w:r>
+    </w:p>
+    <w:p>
+      <w:pPr/>
+      <w:r>
+        <w:rPr>
+          <w:lang w:val="fr_FR" w:bidi="fr_FR"/>
+        </w:rPr>
+      </w:r>
     </w:p>
     <w:p>
       <w:pPr>
         <w:pStyle w:val="Heading2"/>
       </w:pPr>
       <w:r>
+        <w:rPr>
+          <w:lang w:val="fr_FR" w:bidi="fr_FR"/>
+        </w:rPr>
         <w:t>1 Pierre 2.4</w:t>
       </w:r>
-      <w:r/>
-    </w:p>
-    <w:p>
-      <w:r/>
-      <w:r>
+      <w:r>
+        <w:rPr>
+          <w:lang w:val="fr_FR" w:bidi="fr_FR"/>
+        </w:rPr>
+      </w:r>
+    </w:p>
+    <w:p>
+      <w:pPr/>
+      <w:r>
+        <w:rPr>
+          <w:lang w:val="fr_FR" w:bidi="fr_FR"/>
+        </w:rPr>
+      </w:r>
+      <w:r>
+        <w:rPr>
+          <w:lang w:val="fr_FR" w:bidi="fr_FR"/>
+        </w:rPr>
         <w:t>rejetée par les hommes, mais choisie et précieuse devant Dieu</w:t>
       </w:r>
       <w:r>
+        <w:rPr>
+          <w:lang w:val="fr_FR" w:bidi="fr_FR"/>
+        </w:rPr>
         <w:t xml:space="preserve"> : Pierre fait allusion ici au </w:t>
       </w:r>
       <w:hyperlink r:id="rId62">
         <w:r>
           <w:rPr>
+            <w:lang w:val="fr_FR" w:bidi="fr_FR"/>
+          </w:rPr>
+          <w:rPr>
             <w:color w:val="0000EE"/>
             <w:u w:val="single"/>
           </w:rPr>
@@ -1327,11 +2449,17 @@
         </w:r>
       </w:hyperlink>
       <w:r>
+        <w:rPr>
+          <w:lang w:val="fr_FR" w:bidi="fr_FR"/>
+        </w:rPr>
         <w:t xml:space="preserve">, qui est cité en </w:t>
       </w:r>
       <w:hyperlink r:id="rId63">
         <w:r>
           <w:rPr>
+            <w:lang w:val="fr_FR" w:bidi="fr_FR"/>
+          </w:rPr>
+          <w:rPr>
             <w:color w:val="0000EE"/>
             <w:u w:val="single"/>
           </w:rPr>
@@ -1339,51 +2467,113 @@
         </w:r>
       </w:hyperlink>
       <w:r>
+        <w:rPr>
+          <w:lang w:val="fr_FR" w:bidi="fr_FR"/>
+        </w:rPr>
         <w:t>.</w:t>
       </w:r>
-      <w:r/>
-      <w:r/>
-    </w:p>
-    <w:p>
-      <w:r/>
+      <w:r>
+        <w:rPr>
+          <w:lang w:val="fr_FR" w:bidi="fr_FR"/>
+        </w:rPr>
+      </w:r>
+      <w:r>
+        <w:rPr>
+          <w:lang w:val="fr_FR" w:bidi="fr_FR"/>
+        </w:rPr>
+      </w:r>
+    </w:p>
+    <w:p>
+      <w:pPr/>
+      <w:r>
+        <w:rPr>
+          <w:lang w:val="fr_FR" w:bidi="fr_FR"/>
+        </w:rPr>
+      </w:r>
     </w:p>
     <w:p>
       <w:pPr>
         <w:pStyle w:val="Heading2"/>
       </w:pPr>
       <w:r>
+        <w:rPr>
+          <w:lang w:val="fr_FR" w:bidi="fr_FR"/>
+        </w:rPr>
         <w:t>1 Pierre 2.4–10</w:t>
       </w:r>
-      <w:r/>
-    </w:p>
-    <w:p>
-      <w:r/>
-      <w:r>
+      <w:r>
+        <w:rPr>
+          <w:lang w:val="fr_FR" w:bidi="fr_FR"/>
+        </w:rPr>
+      </w:r>
+    </w:p>
+    <w:p>
+      <w:pPr/>
+      <w:r>
+        <w:rPr>
+          <w:lang w:val="fr_FR" w:bidi="fr_FR"/>
+        </w:rPr>
+      </w:r>
+      <w:r>
+        <w:rPr>
+          <w:lang w:val="fr_FR" w:bidi="fr_FR"/>
+        </w:rPr>
         <w:t>Tout au long de la lettre, Pierre encourage les croyants souffrants en leur rappelant leur statut spirituel exalté. Dans ce paragraphe, il présente la communauté chrétienne comme le nouveau temple construit sur la fondation du Christ et comme l'héritière des bénédictions accordées au peuple de l'alliance de Dieu.</w:t>
       </w:r>
-      <w:r/>
-      <w:r/>
-    </w:p>
-    <w:p>
-      <w:r/>
+      <w:r>
+        <w:rPr>
+          <w:lang w:val="fr_FR" w:bidi="fr_FR"/>
+        </w:rPr>
+      </w:r>
+      <w:r>
+        <w:rPr>
+          <w:lang w:val="fr_FR" w:bidi="fr_FR"/>
+        </w:rPr>
+      </w:r>
+    </w:p>
+    <w:p>
+      <w:pPr/>
+      <w:r>
+        <w:rPr>
+          <w:lang w:val="fr_FR" w:bidi="fr_FR"/>
+        </w:rPr>
+      </w:r>
     </w:p>
     <w:p>
       <w:pPr>
         <w:pStyle w:val="Heading2"/>
       </w:pPr>
       <w:r>
+        <w:rPr>
+          <w:lang w:val="fr_FR" w:bidi="fr_FR"/>
+        </w:rPr>
         <w:t>1 Pierre 2.5</w:t>
       </w:r>
-      <w:r/>
-    </w:p>
-    <w:p>
-      <w:r/>
-      <w:r>
+      <w:r>
+        <w:rPr>
+          <w:lang w:val="fr_FR" w:bidi="fr_FR"/>
+        </w:rPr>
+      </w:r>
+    </w:p>
+    <w:p>
+      <w:pPr/>
+      <w:r>
+        <w:rPr>
+          <w:lang w:val="fr_FR" w:bidi="fr_FR"/>
+        </w:rPr>
+      </w:r>
+      <w:r>
+        <w:rPr>
+          <w:lang w:val="fr_FR" w:bidi="fr_FR"/>
+        </w:rPr>
         <w:t>Le peuple de Dieu lui-même forme la maison spirituelle où Dieu habite (</w:t>
       </w:r>
       <w:hyperlink r:id="rId64">
         <w:r>
           <w:rPr>
+            <w:lang w:val="fr_FR" w:bidi="fr_FR"/>
+          </w:rPr>
+          <w:rPr>
             <w:color w:val="0000EE"/>
             <w:u w:val="single"/>
           </w:rPr>
@@ -1391,11 +2581,17 @@
         </w:r>
       </w:hyperlink>
       <w:r>
+        <w:rPr>
+          <w:lang w:val="fr_FR" w:bidi="fr_FR"/>
+        </w:rPr>
         <w:t>). Jésus a comparé son corps à un « temple » (</w:t>
       </w:r>
       <w:hyperlink r:id="rId65">
         <w:r>
           <w:rPr>
+            <w:lang w:val="fr_FR" w:bidi="fr_FR"/>
+          </w:rPr>
+          <w:rPr>
             <w:color w:val="0000EE"/>
             <w:u w:val="single"/>
           </w:rPr>
@@ -1403,11 +2599,17 @@
         </w:r>
       </w:hyperlink>
       <w:r>
+        <w:rPr>
+          <w:lang w:val="fr_FR" w:bidi="fr_FR"/>
+        </w:rPr>
         <w:t>), et l'église est appelée le « corps du Christ » (</w:t>
       </w:r>
       <w:hyperlink r:id="rId66">
         <w:r>
           <w:rPr>
+            <w:lang w:val="fr_FR" w:bidi="fr_FR"/>
+          </w:rPr>
+          <w:rPr>
             <w:color w:val="0000EE"/>
             <w:u w:val="single"/>
           </w:rPr>
@@ -1415,11 +2617,17 @@
         </w:r>
       </w:hyperlink>
       <w:r>
+        <w:rPr>
+          <w:lang w:val="fr_FR" w:bidi="fr_FR"/>
+        </w:rPr>
         <w:t xml:space="preserve">). Dieu ne se manifeste plus dans un lieu particulier mais dans les personnes qui lui appartiennent et louent sa bonté (voir </w:t>
       </w:r>
       <w:hyperlink r:id="rId67">
         <w:r>
           <w:rPr>
+            <w:lang w:val="fr_FR" w:bidi="fr_FR"/>
+          </w:rPr>
+          <w:rPr>
             <w:color w:val="0000EE"/>
             <w:u w:val="single"/>
           </w:rPr>
@@ -1427,11 +2635,17 @@
         </w:r>
       </w:hyperlink>
       <w:r>
+        <w:rPr>
+          <w:lang w:val="fr_FR" w:bidi="fr_FR"/>
+        </w:rPr>
         <w:t xml:space="preserve">). • En tant que prêtres saints de Dieu sous la nouvelle alliance, les chrétiens n'offrent pas de sacrifices d'animaux mais des sacrifices spirituels tels que louer Dieu, prier et faire le bien (voir </w:t>
       </w:r>
       <w:hyperlink r:id="rId68">
         <w:r>
           <w:rPr>
+            <w:lang w:val="fr_FR" w:bidi="fr_FR"/>
+          </w:rPr>
+          <w:rPr>
             <w:color w:val="0000EE"/>
             <w:u w:val="single"/>
           </w:rPr>
@@ -1439,11 +2653,17 @@
         </w:r>
       </w:hyperlink>
       <w:r>
+        <w:rPr>
+          <w:lang w:val="fr_FR" w:bidi="fr_FR"/>
+        </w:rPr>
         <w:t xml:space="preserve"> ; </w:t>
       </w:r>
       <w:hyperlink r:id="rId69">
         <w:r>
           <w:rPr>
+            <w:lang w:val="fr_FR" w:bidi="fr_FR"/>
+          </w:rPr>
+          <w:rPr>
             <w:color w:val="0000EE"/>
             <w:u w:val="single"/>
           </w:rPr>
@@ -1451,31 +2671,65 @@
         </w:r>
       </w:hyperlink>
       <w:r>
+        <w:rPr>
+          <w:lang w:val="fr_FR" w:bidi="fr_FR"/>
+        </w:rPr>
         <w:t>).</w:t>
       </w:r>
-      <w:r/>
-      <w:r/>
-    </w:p>
-    <w:p>
-      <w:r/>
+      <w:r>
+        <w:rPr>
+          <w:lang w:val="fr_FR" w:bidi="fr_FR"/>
+        </w:rPr>
+      </w:r>
+      <w:r>
+        <w:rPr>
+          <w:lang w:val="fr_FR" w:bidi="fr_FR"/>
+        </w:rPr>
+      </w:r>
+    </w:p>
+    <w:p>
+      <w:pPr/>
+      <w:r>
+        <w:rPr>
+          <w:lang w:val="fr_FR" w:bidi="fr_FR"/>
+        </w:rPr>
+      </w:r>
     </w:p>
     <w:p>
       <w:pPr>
         <w:pStyle w:val="Heading2"/>
       </w:pPr>
       <w:r>
+        <w:rPr>
+          <w:lang w:val="fr_FR" w:bidi="fr_FR"/>
+        </w:rPr>
         <w:t>1 Pierre 2.6–8</w:t>
       </w:r>
-      <w:r/>
-    </w:p>
-    <w:p>
-      <w:r/>
-      <w:r>
+      <w:r>
+        <w:rPr>
+          <w:lang w:val="fr_FR" w:bidi="fr_FR"/>
+        </w:rPr>
+      </w:r>
+    </w:p>
+    <w:p>
+      <w:pPr/>
+      <w:r>
+        <w:rPr>
+          <w:lang w:val="fr_FR" w:bidi="fr_FR"/>
+        </w:rPr>
+      </w:r>
+      <w:r>
+        <w:rPr>
+          <w:lang w:val="fr_FR" w:bidi="fr_FR"/>
+        </w:rPr>
         <w:t>Les trois versets de l'Ancien Testament cités dans ces versets décrivent chacun le Christ comme une pierre : la pierre angulaire sur laquelle le nouveau temple est construit (</w:t>
       </w:r>
       <w:hyperlink r:id="rId70">
         <w:r>
           <w:rPr>
+            <w:lang w:val="fr_FR" w:bidi="fr_FR"/>
+          </w:rPr>
+          <w:rPr>
             <w:color w:val="0000EE"/>
             <w:u w:val="single"/>
           </w:rPr>
@@ -1483,11 +2737,17 @@
         </w:r>
       </w:hyperlink>
       <w:r>
+        <w:rPr>
+          <w:lang w:val="fr_FR" w:bidi="fr_FR"/>
+        </w:rPr>
         <w:t>) ; la pierre angulaire que Dieu, malgré le rejet des hommes, a élevée pour être la clé de voûte de son plan rédempteur (</w:t>
       </w:r>
       <w:hyperlink r:id="rId63">
         <w:r>
           <w:rPr>
+            <w:lang w:val="fr_FR" w:bidi="fr_FR"/>
+          </w:rPr>
+          <w:rPr>
             <w:color w:val="0000EE"/>
             <w:u w:val="single"/>
           </w:rPr>
@@ -1495,11 +2755,17 @@
         </w:r>
       </w:hyperlink>
       <w:r>
+        <w:rPr>
+          <w:lang w:val="fr_FR" w:bidi="fr_FR"/>
+        </w:rPr>
         <w:t>) ; et la pierre qui fait trébucher les gens (</w:t>
       </w:r>
       <w:hyperlink r:id="rId71">
         <w:r>
           <w:rPr>
+            <w:lang w:val="fr_FR" w:bidi="fr_FR"/>
+          </w:rPr>
+          <w:rPr>
             <w:color w:val="0000EE"/>
             <w:u w:val="single"/>
           </w:rPr>
@@ -1507,11 +2773,17 @@
         </w:r>
       </w:hyperlink>
       <w:r>
+        <w:rPr>
+          <w:lang w:val="fr_FR" w:bidi="fr_FR"/>
+        </w:rPr>
         <w:t xml:space="preserve">). Jésus cite le </w:t>
       </w:r>
       <w:hyperlink r:id="rId62">
         <w:r>
           <w:rPr>
+            <w:lang w:val="fr_FR" w:bidi="fr_FR"/>
+          </w:rPr>
+          <w:rPr>
             <w:color w:val="0000EE"/>
             <w:u w:val="single"/>
           </w:rPr>
@@ -1519,11 +2791,17 @@
         </w:r>
       </w:hyperlink>
       <w:r>
+        <w:rPr>
+          <w:lang w:val="fr_FR" w:bidi="fr_FR"/>
+        </w:rPr>
         <w:t xml:space="preserve"> (</w:t>
       </w:r>
       <w:hyperlink r:id="rId72">
         <w:r>
           <w:rPr>
+            <w:lang w:val="fr_FR" w:bidi="fr_FR"/>
+          </w:rPr>
+          <w:rPr>
             <w:color w:val="0000EE"/>
             <w:u w:val="single"/>
           </w:rPr>
@@ -1531,11 +2809,17 @@
         </w:r>
       </w:hyperlink>
       <w:r>
+        <w:rPr>
+          <w:lang w:val="fr_FR" w:bidi="fr_FR"/>
+        </w:rPr>
         <w:t xml:space="preserve">), et Paul cite à la fois </w:t>
       </w:r>
       <w:hyperlink r:id="rId73">
         <w:r>
           <w:rPr>
+            <w:lang w:val="fr_FR" w:bidi="fr_FR"/>
+          </w:rPr>
+          <w:rPr>
             <w:color w:val="0000EE"/>
             <w:u w:val="single"/>
           </w:rPr>
@@ -1543,11 +2827,17 @@
         </w:r>
       </w:hyperlink>
       <w:r>
+        <w:rPr>
+          <w:lang w:val="fr_FR" w:bidi="fr_FR"/>
+        </w:rPr>
         <w:t xml:space="preserve"> et </w:t>
       </w:r>
       <w:hyperlink r:id="rId74">
         <w:r>
           <w:rPr>
+            <w:lang w:val="fr_FR" w:bidi="fr_FR"/>
+          </w:rPr>
+          <w:rPr>
             <w:color w:val="0000EE"/>
             <w:u w:val="single"/>
           </w:rPr>
@@ -1555,11 +2845,17 @@
         </w:r>
       </w:hyperlink>
       <w:r>
+        <w:rPr>
+          <w:lang w:val="fr_FR" w:bidi="fr_FR"/>
+        </w:rPr>
         <w:t xml:space="preserve"> (</w:t>
       </w:r>
       <w:hyperlink r:id="rId75">
         <w:r>
           <w:rPr>
+            <w:lang w:val="fr_FR" w:bidi="fr_FR"/>
+          </w:rPr>
+          <w:rPr>
             <w:color w:val="0000EE"/>
             <w:u w:val="single"/>
           </w:rPr>
@@ -1567,51 +2863,113 @@
         </w:r>
       </w:hyperlink>
       <w:r>
+        <w:rPr>
+          <w:lang w:val="fr_FR" w:bidi="fr_FR"/>
+        </w:rPr>
         <w:t>). Il est probable que ces trois citations aient été réunies très tôt pour former un témoignage combiné de l'Ancien Testament concernant la nature et l'importance de Jésus le Messie.</w:t>
       </w:r>
-      <w:r/>
-      <w:r/>
-    </w:p>
-    <w:p>
-      <w:r/>
+      <w:r>
+        <w:rPr>
+          <w:lang w:val="fr_FR" w:bidi="fr_FR"/>
+        </w:rPr>
+      </w:r>
+      <w:r>
+        <w:rPr>
+          <w:lang w:val="fr_FR" w:bidi="fr_FR"/>
+        </w:rPr>
+      </w:r>
+    </w:p>
+    <w:p>
+      <w:pPr/>
+      <w:r>
+        <w:rPr>
+          <w:lang w:val="fr_FR" w:bidi="fr_FR"/>
+        </w:rPr>
+      </w:r>
     </w:p>
     <w:p>
       <w:pPr>
         <w:pStyle w:val="Heading2"/>
       </w:pPr>
       <w:r>
+        <w:rPr>
+          <w:lang w:val="fr_FR" w:bidi="fr_FR"/>
+        </w:rPr>
         <w:t>1 Pierre 2.8</w:t>
       </w:r>
-      <w:r/>
-    </w:p>
-    <w:p>
-      <w:r/>
-      <w:r>
+      <w:r>
+        <w:rPr>
+          <w:lang w:val="fr_FR" w:bidi="fr_FR"/>
+        </w:rPr>
+      </w:r>
+    </w:p>
+    <w:p>
+      <w:pPr/>
+      <w:r>
+        <w:rPr>
+          <w:lang w:val="fr_FR" w:bidi="fr_FR"/>
+        </w:rPr>
+      </w:r>
+      <w:r>
+        <w:rPr>
+          <w:lang w:val="fr_FR" w:bidi="fr_FR"/>
+        </w:rPr>
         <w:t>Les personnes dont parle ce verset ont été destinées à la fin décrite ici : Il n'est pas certain si elles ont été destinées à l'incrédulité, ou si, en raison de leur incrédulité, elles ont été destinées à subir la condamnation.</w:t>
       </w:r>
-      <w:r/>
-      <w:r/>
-    </w:p>
-    <w:p>
-      <w:r/>
+      <w:r>
+        <w:rPr>
+          <w:lang w:val="fr_FR" w:bidi="fr_FR"/>
+        </w:rPr>
+      </w:r>
+      <w:r>
+        <w:rPr>
+          <w:lang w:val="fr_FR" w:bidi="fr_FR"/>
+        </w:rPr>
+      </w:r>
+    </w:p>
+    <w:p>
+      <w:pPr/>
+      <w:r>
+        <w:rPr>
+          <w:lang w:val="fr_FR" w:bidi="fr_FR"/>
+        </w:rPr>
+      </w:r>
     </w:p>
     <w:p>
       <w:pPr>
         <w:pStyle w:val="Heading2"/>
       </w:pPr>
       <w:r>
+        <w:rPr>
+          <w:lang w:val="fr_FR" w:bidi="fr_FR"/>
+        </w:rPr>
         <w:t>1 Pierre 2.9</w:t>
       </w:r>
-      <w:r/>
-    </w:p>
-    <w:p>
-      <w:r/>
-      <w:r>
+      <w:r>
+        <w:rPr>
+          <w:lang w:val="fr_FR" w:bidi="fr_FR"/>
+        </w:rPr>
+      </w:r>
+    </w:p>
+    <w:p>
+      <w:pPr/>
+      <w:r>
+        <w:rPr>
+          <w:lang w:val="fr_FR" w:bidi="fr_FR"/>
+        </w:rPr>
+      </w:r>
+      <w:r>
+        <w:rPr>
+          <w:lang w:val="fr_FR" w:bidi="fr_FR"/>
+        </w:rPr>
         <w:t xml:space="preserve">Pierre applique des termes descriptifs qui avaient été employés au sujet des des Israélites dans l'Ancien Testament (voir, par exemple, </w:t>
       </w:r>
       <w:hyperlink r:id="rId76">
         <w:r>
           <w:rPr>
+            <w:lang w:val="fr_FR" w:bidi="fr_FR"/>
+          </w:rPr>
+          <w:rPr>
             <w:color w:val="0000EE"/>
             <w:u w:val="single"/>
           </w:rPr>
@@ -1619,31 +2977,65 @@
         </w:r>
       </w:hyperlink>
       <w:r>
+        <w:rPr>
+          <w:lang w:val="fr_FR" w:bidi="fr_FR"/>
+        </w:rPr>
         <w:t>) à ses lecteurs, dont la plupart sont des Gentils. Il indique ainsi qu'ils sont—comme tous les chrétiens—le véritable peuple de Dieu en cette ère de la nouvelle alliance.</w:t>
       </w:r>
-      <w:r/>
-      <w:r/>
-    </w:p>
-    <w:p>
-      <w:r/>
+      <w:r>
+        <w:rPr>
+          <w:lang w:val="fr_FR" w:bidi="fr_FR"/>
+        </w:rPr>
+      </w:r>
+      <w:r>
+        <w:rPr>
+          <w:lang w:val="fr_FR" w:bidi="fr_FR"/>
+        </w:rPr>
+      </w:r>
+    </w:p>
+    <w:p>
+      <w:pPr/>
+      <w:r>
+        <w:rPr>
+          <w:lang w:val="fr_FR" w:bidi="fr_FR"/>
+        </w:rPr>
+      </w:r>
     </w:p>
     <w:p>
       <w:pPr>
         <w:pStyle w:val="Heading2"/>
       </w:pPr>
       <w:r>
+        <w:rPr>
+          <w:lang w:val="fr_FR" w:bidi="fr_FR"/>
+        </w:rPr>
         <w:t>1 Pierre 2.11</w:t>
       </w:r>
-      <w:r/>
-    </w:p>
-    <w:p>
-      <w:r/>
-      <w:r>
+      <w:r>
+        <w:rPr>
+          <w:lang w:val="fr_FR" w:bidi="fr_FR"/>
+        </w:rPr>
+      </w:r>
+    </w:p>
+    <w:p>
+      <w:pPr/>
+      <w:r>
+        <w:rPr>
+          <w:lang w:val="fr_FR" w:bidi="fr_FR"/>
+        </w:rPr>
+      </w:r>
+      <w:r>
+        <w:rPr>
+          <w:lang w:val="fr_FR" w:bidi="fr_FR"/>
+        </w:rPr>
         <w:t xml:space="preserve">comme étrangers et voyageurs sur la terre : Les croyants n'appartiennent pas à ce monde mais au Royaume des Cieux (voir </w:t>
       </w:r>
       <w:hyperlink r:id="rId51">
         <w:r>
           <w:rPr>
+            <w:lang w:val="fr_FR" w:bidi="fr_FR"/>
+          </w:rPr>
+          <w:rPr>
             <w:color w:val="0000EE"/>
             <w:u w:val="single"/>
           </w:rPr>
@@ -1651,54 +3043,119 @@
         </w:r>
       </w:hyperlink>
       <w:r>
+        <w:rPr>
+          <w:lang w:val="fr_FR" w:bidi="fr_FR"/>
+        </w:rPr>
         <w:t>, 17).</w:t>
       </w:r>
-      <w:r/>
-      <w:r/>
-    </w:p>
-    <w:p>
-      <w:r/>
+      <w:r>
+        <w:rPr>
+          <w:lang w:val="fr_FR" w:bidi="fr_FR"/>
+        </w:rPr>
+      </w:r>
+      <w:r>
+        <w:rPr>
+          <w:lang w:val="fr_FR" w:bidi="fr_FR"/>
+        </w:rPr>
+      </w:r>
+    </w:p>
+    <w:p>
+      <w:pPr/>
+      <w:r>
+        <w:rPr>
+          <w:lang w:val="fr_FR" w:bidi="fr_FR"/>
+        </w:rPr>
+      </w:r>
     </w:p>
     <w:p>
       <w:pPr>
         <w:pStyle w:val="Heading2"/>
       </w:pPr>
       <w:r>
+        <w:rPr>
+          <w:lang w:val="fr_FR" w:bidi="fr_FR"/>
+        </w:rPr>
         <w:t>1 Pierre 2.11–12</w:t>
       </w:r>
-      <w:r/>
-    </w:p>
-    <w:p>
-      <w:r/>
-      <w:r>
+      <w:r>
+        <w:rPr>
+          <w:lang w:val="fr_FR" w:bidi="fr_FR"/>
+        </w:rPr>
+      </w:r>
+    </w:p>
+    <w:p>
+      <w:pPr/>
+      <w:r>
+        <w:rPr>
+          <w:lang w:val="fr_FR" w:bidi="fr_FR"/>
+        </w:rPr>
+      </w:r>
+      <w:r>
+        <w:rPr>
+          <w:lang w:val="fr_FR" w:bidi="fr_FR"/>
+        </w:rPr>
         <w:t>Ces versets forment une transition. Ils peuvent être considérés comme la conclusion de la première section de la lettre ou comme l'introduction de la deuxième section. Ils énoncent le thème central de la lettre : les chrétiens vivant en territoire hostile doivent vivre selon les principes de la Bonne Nouvelle afin de pouvoir gagner d'autres personnes au Seigneur.</w:t>
       </w:r>
-      <w:r/>
-      <w:r/>
-    </w:p>
-    <w:p>
-      <w:r/>
+      <w:r>
+        <w:rPr>
+          <w:lang w:val="fr_FR" w:bidi="fr_FR"/>
+        </w:rPr>
+      </w:r>
+      <w:r>
+        <w:rPr>
+          <w:lang w:val="fr_FR" w:bidi="fr_FR"/>
+        </w:rPr>
+      </w:r>
+    </w:p>
+    <w:p>
+      <w:pPr/>
+      <w:r>
+        <w:rPr>
+          <w:lang w:val="fr_FR" w:bidi="fr_FR"/>
+        </w:rPr>
+      </w:r>
     </w:p>
     <w:p>
       <w:pPr>
         <w:pStyle w:val="Heading2"/>
       </w:pPr>
       <w:r>
+        <w:rPr>
+          <w:lang w:val="fr_FR" w:bidi="fr_FR"/>
+        </w:rPr>
         <w:t>1 Pierre 2.12</w:t>
       </w:r>
-      <w:r/>
-    </w:p>
-    <w:p>
-      <w:r/>
-      <w:r>
+      <w:r>
+        <w:rPr>
+          <w:lang w:val="fr_FR" w:bidi="fr_FR"/>
+        </w:rPr>
+      </w:r>
+    </w:p>
+    <w:p>
+      <w:pPr/>
+      <w:r>
+        <w:rPr>
+          <w:lang w:val="fr_FR" w:bidi="fr_FR"/>
+        </w:rPr>
+      </w:r>
+      <w:r>
+        <w:rPr>
+          <w:lang w:val="fr_FR" w:bidi="fr_FR"/>
+        </w:rPr>
         <w:t>au jour où il les visitera</w:t>
       </w:r>
       <w:r>
+        <w:rPr>
+          <w:lang w:val="fr_FR" w:bidi="fr_FR"/>
+        </w:rPr>
         <w:t xml:space="preserve"> : cette expression est utilisée dans la Septante pour décrire le jour du châtiment, où Dieu viendra juger ses ennemis (</w:t>
       </w:r>
       <w:hyperlink r:id="rId77">
         <w:r>
           <w:rPr>
+            <w:lang w:val="fr_FR" w:bidi="fr_FR"/>
+          </w:rPr>
+          <w:rPr>
             <w:color w:val="0000EE"/>
             <w:u w:val="single"/>
           </w:rPr>
@@ -1706,11 +3163,17 @@
         </w:r>
       </w:hyperlink>
       <w:r>
+        <w:rPr>
+          <w:lang w:val="fr_FR" w:bidi="fr_FR"/>
+        </w:rPr>
         <w:t xml:space="preserve"> ; </w:t>
       </w:r>
       <w:hyperlink r:id="rId78">
         <w:r>
           <w:rPr>
+            <w:lang w:val="fr_FR" w:bidi="fr_FR"/>
+          </w:rPr>
+          <w:rPr>
             <w:color w:val="0000EE"/>
             <w:u w:val="single"/>
           </w:rPr>
@@ -1718,51 +3181,113 @@
         </w:r>
       </w:hyperlink>
       <w:r>
+        <w:rPr>
+          <w:lang w:val="fr_FR" w:bidi="fr_FR"/>
+        </w:rPr>
         <w:t>).</w:t>
       </w:r>
-      <w:r/>
-      <w:r/>
-    </w:p>
-    <w:p>
-      <w:r/>
+      <w:r>
+        <w:rPr>
+          <w:lang w:val="fr_FR" w:bidi="fr_FR"/>
+        </w:rPr>
+      </w:r>
+      <w:r>
+        <w:rPr>
+          <w:lang w:val="fr_FR" w:bidi="fr_FR"/>
+        </w:rPr>
+      </w:r>
+    </w:p>
+    <w:p>
+      <w:pPr/>
+      <w:r>
+        <w:rPr>
+          <w:lang w:val="fr_FR" w:bidi="fr_FR"/>
+        </w:rPr>
+      </w:r>
     </w:p>
     <w:p>
       <w:pPr>
         <w:pStyle w:val="Heading2"/>
       </w:pPr>
       <w:r>
+        <w:rPr>
+          <w:lang w:val="fr_FR" w:bidi="fr_FR"/>
+        </w:rPr>
         <w:t>1 Pierre 2.13</w:t>
       </w:r>
-      <w:r/>
-    </w:p>
-    <w:p>
-      <w:r/>
-      <w:r>
+      <w:r>
+        <w:rPr>
+          <w:lang w:val="fr_FR" w:bidi="fr_FR"/>
+        </w:rPr>
+      </w:r>
+    </w:p>
+    <w:p>
+      <w:pPr/>
+      <w:r>
+        <w:rPr>
+          <w:lang w:val="fr_FR" w:bidi="fr_FR"/>
+        </w:rPr>
+      </w:r>
+      <w:r>
+        <w:rPr>
+          <w:lang w:val="fr_FR" w:bidi="fr_FR"/>
+        </w:rPr>
         <w:t>À l'époque de Pierre, l'empereur romain était roi. Les chrétiens souffraient aux mains de l'État et allaient bientôt souffrir plus cruellement encore sous l'empereur Néron.</w:t>
       </w:r>
-      <w:r/>
-      <w:r/>
-    </w:p>
-    <w:p>
-      <w:r/>
+      <w:r>
+        <w:rPr>
+          <w:lang w:val="fr_FR" w:bidi="fr_FR"/>
+        </w:rPr>
+      </w:r>
+      <w:r>
+        <w:rPr>
+          <w:lang w:val="fr_FR" w:bidi="fr_FR"/>
+        </w:rPr>
+      </w:r>
+    </w:p>
+    <w:p>
+      <w:pPr/>
+      <w:r>
+        <w:rPr>
+          <w:lang w:val="fr_FR" w:bidi="fr_FR"/>
+        </w:rPr>
+      </w:r>
     </w:p>
     <w:p>
       <w:pPr>
         <w:pStyle w:val="Heading2"/>
       </w:pPr>
       <w:r>
+        <w:rPr>
+          <w:lang w:val="fr_FR" w:bidi="fr_FR"/>
+        </w:rPr>
         <w:t>1 Pierre 2.13–3.7</w:t>
       </w:r>
-      <w:r/>
-    </w:p>
-    <w:p>
-      <w:r/>
-      <w:r>
+      <w:r>
+        <w:rPr>
+          <w:lang w:val="fr_FR" w:bidi="fr_FR"/>
+        </w:rPr>
+      </w:r>
+    </w:p>
+    <w:p>
+      <w:pPr/>
+      <w:r>
+        <w:rPr>
+          <w:lang w:val="fr_FR" w:bidi="fr_FR"/>
+        </w:rPr>
+      </w:r>
+      <w:r>
+        <w:rPr>
+          <w:lang w:val="fr_FR" w:bidi="fr_FR"/>
+        </w:rPr>
         <w:t>Cette section se concentre sur la phrase clé « soyez soumis à toute autorité établie parmi les hommes », que Pierre applique à plusieurs relations : les chrétiens devraient accepter l'autorité de ceux qui les gouvernent (</w:t>
       </w:r>
       <w:hyperlink r:id="rId79">
         <w:r>
           <w:rPr>
+            <w:lang w:val="fr_FR" w:bidi="fr_FR"/>
+          </w:rPr>
+          <w:rPr>
             <w:color w:val="0000EE"/>
             <w:u w:val="single"/>
           </w:rPr>
@@ -1770,11 +3295,17 @@
         </w:r>
       </w:hyperlink>
       <w:r>
+        <w:rPr>
+          <w:lang w:val="fr_FR" w:bidi="fr_FR"/>
+        </w:rPr>
         <w:t>), les esclaves chrétiens devraient accepter l'autorité de leurs maîtres (</w:t>
       </w:r>
       <w:hyperlink r:id="rId80">
         <w:r>
           <w:rPr>
+            <w:lang w:val="fr_FR" w:bidi="fr_FR"/>
+          </w:rPr>
+          <w:rPr>
             <w:color w:val="0000EE"/>
             <w:u w:val="single"/>
           </w:rPr>
@@ -1782,11 +3313,17 @@
         </w:r>
       </w:hyperlink>
       <w:r>
+        <w:rPr>
+          <w:lang w:val="fr_FR" w:bidi="fr_FR"/>
+        </w:rPr>
         <w:t>), et les épouses chrétiennes devraient accepter l'autorité de leurs maris (</w:t>
       </w:r>
       <w:hyperlink r:id="rId81">
         <w:r>
           <w:rPr>
+            <w:lang w:val="fr_FR" w:bidi="fr_FR"/>
+          </w:rPr>
+          <w:rPr>
             <w:color w:val="0000EE"/>
             <w:u w:val="single"/>
           </w:rPr>
@@ -1794,11 +3331,17 @@
         </w:r>
       </w:hyperlink>
       <w:r>
+        <w:rPr>
+          <w:lang w:val="fr_FR" w:bidi="fr_FR"/>
+        </w:rPr>
         <w:t xml:space="preserve">). Pierre semble suivre une utilisation chrétienne précoce du code traditionnel de la maison, dans lequel une série d'instructions était donnée pour différents membres de la maison (cf. </w:t>
       </w:r>
       <w:hyperlink r:id="rId82">
         <w:r>
           <w:rPr>
+            <w:lang w:val="fr_FR" w:bidi="fr_FR"/>
+          </w:rPr>
+          <w:rPr>
             <w:color w:val="0000EE"/>
             <w:u w:val="single"/>
           </w:rPr>
@@ -1806,11 +3349,17 @@
         </w:r>
       </w:hyperlink>
       <w:r>
+        <w:rPr>
+          <w:lang w:val="fr_FR" w:bidi="fr_FR"/>
+        </w:rPr>
         <w:t xml:space="preserve">; </w:t>
       </w:r>
       <w:hyperlink r:id="rId83">
         <w:r>
           <w:rPr>
+            <w:lang w:val="fr_FR" w:bidi="fr_FR"/>
+          </w:rPr>
+          <w:rPr>
             <w:color w:val="0000EE"/>
             <w:u w:val="single"/>
           </w:rPr>
@@ -1818,11 +3367,17 @@
         </w:r>
       </w:hyperlink>
       <w:r>
+        <w:rPr>
+          <w:lang w:val="fr_FR" w:bidi="fr_FR"/>
+        </w:rPr>
         <w:t xml:space="preserve">; </w:t>
       </w:r>
       <w:hyperlink r:id="rId84">
         <w:r>
           <w:rPr>
+            <w:lang w:val="fr_FR" w:bidi="fr_FR"/>
+          </w:rPr>
+          <w:rPr>
             <w:color w:val="0000EE"/>
             <w:u w:val="single"/>
           </w:rPr>
@@ -1830,11 +3385,17 @@
         </w:r>
       </w:hyperlink>
       <w:r>
+        <w:rPr>
+          <w:lang w:val="fr_FR" w:bidi="fr_FR"/>
+        </w:rPr>
         <w:t xml:space="preserve">; </w:t>
       </w:r>
       <w:hyperlink r:id="rId85">
         <w:r>
           <w:rPr>
+            <w:lang w:val="fr_FR" w:bidi="fr_FR"/>
+          </w:rPr>
+          <w:rPr>
             <w:color w:val="0000EE"/>
             <w:u w:val="single"/>
           </w:rPr>
@@ -1842,34 +3403,71 @@
         </w:r>
       </w:hyperlink>
       <w:r>
+        <w:rPr>
+          <w:lang w:val="fr_FR" w:bidi="fr_FR"/>
+        </w:rPr>
         <w:t>).</w:t>
       </w:r>
-      <w:r/>
-      <w:r/>
-    </w:p>
-    <w:p>
-      <w:r/>
+      <w:r>
+        <w:rPr>
+          <w:lang w:val="fr_FR" w:bidi="fr_FR"/>
+        </w:rPr>
+      </w:r>
+      <w:r>
+        <w:rPr>
+          <w:lang w:val="fr_FR" w:bidi="fr_FR"/>
+        </w:rPr>
+      </w:r>
+    </w:p>
+    <w:p>
+      <w:pPr/>
+      <w:r>
+        <w:rPr>
+          <w:lang w:val="fr_FR" w:bidi="fr_FR"/>
+        </w:rPr>
+      </w:r>
     </w:p>
     <w:p>
       <w:pPr>
         <w:pStyle w:val="Heading2"/>
       </w:pPr>
       <w:r>
+        <w:rPr>
+          <w:lang w:val="fr_FR" w:bidi="fr_FR"/>
+        </w:rPr>
         <w:t>1 Pierre 2.14</w:t>
       </w:r>
-      <w:r/>
-    </w:p>
-    <w:p>
-      <w:r/>
-      <w:r>
+      <w:r>
+        <w:rPr>
+          <w:lang w:val="fr_FR" w:bidi="fr_FR"/>
+        </w:rPr>
+      </w:r>
+    </w:p>
+    <w:p>
+      <w:pPr/>
+      <w:r>
+        <w:rPr>
+          <w:lang w:val="fr_FR" w:bidi="fr_FR"/>
+        </w:rPr>
+      </w:r>
+      <w:r>
+        <w:rPr>
+          <w:lang w:val="fr_FR" w:bidi="fr_FR"/>
+        </w:rPr>
         <w:t>pour punir les malfaiteurs et pour approuver les gens de bien</w:t>
       </w:r>
       <w:r>
+        <w:rPr>
+          <w:lang w:val="fr_FR" w:bidi="fr_FR"/>
+        </w:rPr>
         <w:t xml:space="preserve"> : cf. </w:t>
       </w:r>
       <w:hyperlink r:id="rId86">
         <w:r>
           <w:rPr>
+            <w:lang w:val="fr_FR" w:bidi="fr_FR"/>
+          </w:rPr>
+          <w:rPr>
             <w:color w:val="0000EE"/>
             <w:u w:val="single"/>
           </w:rPr>
@@ -1877,46 +3475,90 @@
         </w:r>
       </w:hyperlink>
       <w:r>
+        <w:rPr>
+          <w:lang w:val="fr_FR" w:bidi="fr_FR"/>
+        </w:rPr>
         <w:t>.</w:t>
       </w:r>
-      <w:r/>
-      <w:r/>
-    </w:p>
-    <w:p>
-      <w:r/>
+      <w:r>
+        <w:rPr>
+          <w:lang w:val="fr_FR" w:bidi="fr_FR"/>
+        </w:rPr>
+      </w:r>
+      <w:r>
+        <w:rPr>
+          <w:lang w:val="fr_FR" w:bidi="fr_FR"/>
+        </w:rPr>
+      </w:r>
+    </w:p>
+    <w:p>
+      <w:pPr/>
+      <w:r>
+        <w:rPr>
+          <w:lang w:val="fr_FR" w:bidi="fr_FR"/>
+        </w:rPr>
+      </w:r>
     </w:p>
     <w:p>
       <w:pPr>
         <w:pStyle w:val="Heading2"/>
       </w:pPr>
       <w:r>
+        <w:rPr>
+          <w:lang w:val="fr_FR" w:bidi="fr_FR"/>
+        </w:rPr>
         <w:t>1 Pierre 2.17</w:t>
       </w:r>
-      <w:r/>
-    </w:p>
-    <w:p>
-      <w:r/>
-      <w:r>
+      <w:r>
+        <w:rPr>
+          <w:lang w:val="fr_FR" w:bidi="fr_FR"/>
+        </w:rPr>
+      </w:r>
+    </w:p>
+    <w:p>
+      <w:pPr/>
+      <w:r>
+        <w:rPr>
+          <w:lang w:val="fr_FR" w:bidi="fr_FR"/>
+        </w:rPr>
+      </w:r>
+      <w:r>
+        <w:rPr>
+          <w:lang w:val="fr_FR" w:bidi="fr_FR"/>
+        </w:rPr>
         <w:t xml:space="preserve">les frères : Littéralement </w:t>
       </w:r>
       <w:r>
         <w:rPr>
           <w:i/>
+          <w:lang w:val="fr_FR" w:bidi="fr_FR"/>
         </w:rPr>
         <w:t>la fraternité ;</w:t>
       </w:r>
       <w:r>
+        <w:rPr>
+          <w:lang w:val="fr_FR" w:bidi="fr_FR"/>
+        </w:rPr>
         <w:t xml:space="preserve"> voir </w:t>
       </w:r>
       <w:r>
+        <w:rPr>
+          <w:lang w:val="fr_FR" w:bidi="fr_FR"/>
+        </w:rPr>
         <w:t>note d'étude sur 5.9</w:t>
       </w:r>
       <w:r>
+        <w:rPr>
+          <w:lang w:val="fr_FR" w:bidi="fr_FR"/>
+        </w:rPr>
         <w:t xml:space="preserve">. • Craignez Dieu ; honorez le roi : Pierre avait peut être en tête les instructions de Jésus sur le devoir du chrétien envers Dieu et envers le gouvernement (voir </w:t>
       </w:r>
       <w:hyperlink r:id="rId87">
         <w:r>
           <w:rPr>
+            <w:lang w:val="fr_FR" w:bidi="fr_FR"/>
+          </w:rPr>
+          <w:rPr>
             <w:color w:val="0000EE"/>
             <w:u w:val="single"/>
           </w:rPr>
@@ -1924,37 +3566,77 @@
         </w:r>
       </w:hyperlink>
       <w:r>
+        <w:rPr>
+          <w:lang w:val="fr_FR" w:bidi="fr_FR"/>
+        </w:rPr>
         <w:t>).</w:t>
       </w:r>
-      <w:r/>
-      <w:r/>
-    </w:p>
-    <w:p>
-      <w:r/>
+      <w:r>
+        <w:rPr>
+          <w:lang w:val="fr_FR" w:bidi="fr_FR"/>
+        </w:rPr>
+      </w:r>
+      <w:r>
+        <w:rPr>
+          <w:lang w:val="fr_FR" w:bidi="fr_FR"/>
+        </w:rPr>
+      </w:r>
+    </w:p>
+    <w:p>
+      <w:pPr/>
+      <w:r>
+        <w:rPr>
+          <w:lang w:val="fr_FR" w:bidi="fr_FR"/>
+        </w:rPr>
+      </w:r>
     </w:p>
     <w:p>
       <w:pPr>
         <w:pStyle w:val="Heading2"/>
       </w:pPr>
       <w:r>
+        <w:rPr>
+          <w:lang w:val="fr_FR" w:bidi="fr_FR"/>
+        </w:rPr>
         <w:t>1 Pierre 2.18</w:t>
       </w:r>
-      <w:r/>
-    </w:p>
-    <w:p>
-      <w:r/>
-      <w:r>
+      <w:r>
+        <w:rPr>
+          <w:lang w:val="fr_FR" w:bidi="fr_FR"/>
+        </w:rPr>
+      </w:r>
+    </w:p>
+    <w:p>
+      <w:pPr/>
+      <w:r>
+        <w:rPr>
+          <w:lang w:val="fr_FR" w:bidi="fr_FR"/>
+        </w:rPr>
+      </w:r>
+      <w:r>
+        <w:rPr>
+          <w:lang w:val="fr_FR" w:bidi="fr_FR"/>
+        </w:rPr>
         <w:t xml:space="preserve">De nombreux esclaves dans l'Empire romain occupaient des postes à responsabilité et disposaient d'un revenu décent, mais la plupart étaient traités durement et tous étaient privés de statut juridique et de droits. • </w:t>
       </w:r>
       <w:r>
+        <w:rPr>
+          <w:lang w:val="fr_FR" w:bidi="fr_FR"/>
+        </w:rPr>
         <w:t>en toute crainte</w:t>
       </w:r>
       <w:r>
+        <w:rPr>
+          <w:lang w:val="fr_FR" w:bidi="fr_FR"/>
+        </w:rPr>
         <w:t xml:space="preserve"> : Pierre appelle peut-être les esclaves à craindre Dieu (voir </w:t>
       </w:r>
       <w:hyperlink r:id="rId88">
         <w:r>
           <w:rPr>
+            <w:lang w:val="fr_FR" w:bidi="fr_FR"/>
+          </w:rPr>
+          <w:rPr>
             <w:color w:val="0000EE"/>
             <w:u w:val="single"/>
           </w:rPr>
@@ -1962,11 +3644,17 @@
         </w:r>
       </w:hyperlink>
       <w:r>
+        <w:rPr>
+          <w:lang w:val="fr_FR" w:bidi="fr_FR"/>
+        </w:rPr>
         <w:t xml:space="preserve"> ; cf. </w:t>
       </w:r>
       <w:hyperlink r:id="rId89">
         <w:r>
           <w:rPr>
+            <w:lang w:val="fr_FR" w:bidi="fr_FR"/>
+          </w:rPr>
+          <w:rPr>
             <w:color w:val="0000EE"/>
             <w:u w:val="single"/>
           </w:rPr>
@@ -1974,11 +3662,17 @@
         </w:r>
       </w:hyperlink>
       <w:r>
+        <w:rPr>
+          <w:lang w:val="fr_FR" w:bidi="fr_FR"/>
+        </w:rPr>
         <w:t>) ou la punition du maître, mais il parle souvent en ces termes de l'attitude respectueuse que les chrétiens doivent avoir envers les autres (</w:t>
       </w:r>
       <w:hyperlink r:id="rId90">
         <w:r>
           <w:rPr>
+            <w:lang w:val="fr_FR" w:bidi="fr_FR"/>
+          </w:rPr>
+          <w:rPr>
             <w:color w:val="0000EE"/>
             <w:u w:val="single"/>
           </w:rPr>
@@ -1986,51 +3680,113 @@
         </w:r>
       </w:hyperlink>
       <w:r>
+        <w:rPr>
+          <w:lang w:val="fr_FR" w:bidi="fr_FR"/>
+        </w:rPr>
         <w:t>).</w:t>
       </w:r>
-      <w:r/>
-      <w:r/>
-    </w:p>
-    <w:p>
-      <w:r/>
+      <w:r>
+        <w:rPr>
+          <w:lang w:val="fr_FR" w:bidi="fr_FR"/>
+        </w:rPr>
+      </w:r>
+      <w:r>
+        <w:rPr>
+          <w:lang w:val="fr_FR" w:bidi="fr_FR"/>
+        </w:rPr>
+      </w:r>
+    </w:p>
+    <w:p>
+      <w:pPr/>
+      <w:r>
+        <w:rPr>
+          <w:lang w:val="fr_FR" w:bidi="fr_FR"/>
+        </w:rPr>
+      </w:r>
     </w:p>
     <w:p>
       <w:pPr>
         <w:pStyle w:val="Heading2"/>
       </w:pPr>
       <w:r>
+        <w:rPr>
+          <w:lang w:val="fr_FR" w:bidi="fr_FR"/>
+        </w:rPr>
         <w:t>1 Pierre 2.18–20</w:t>
       </w:r>
-      <w:r/>
-    </w:p>
-    <w:p>
-      <w:r/>
-      <w:r>
+      <w:r>
+        <w:rPr>
+          <w:lang w:val="fr_FR" w:bidi="fr_FR"/>
+        </w:rPr>
+      </w:r>
+    </w:p>
+    <w:p>
+      <w:pPr/>
+      <w:r>
+        <w:rPr>
+          <w:lang w:val="fr_FR" w:bidi="fr_FR"/>
+        </w:rPr>
+      </w:r>
+      <w:r>
+        <w:rPr>
+          <w:lang w:val="fr_FR" w:bidi="fr_FR"/>
+        </w:rPr>
         <w:t>L'esclave était légalement lié à son maître et ne pouvait pas en changer, tandis que, de nos jours, un employé a le droit de cesser de travailler pour un employeur cruel. Bien sûr, dans certains cas ils pourraient se retrouver dans l'incapacité de le faire, auquel cas le conseil de Pierre aux esclaves est d'application pour les employés d'aujourd'hui.</w:t>
       </w:r>
-      <w:r/>
-      <w:r/>
-    </w:p>
-    <w:p>
-      <w:r/>
+      <w:r>
+        <w:rPr>
+          <w:lang w:val="fr_FR" w:bidi="fr_FR"/>
+        </w:rPr>
+      </w:r>
+      <w:r>
+        <w:rPr>
+          <w:lang w:val="fr_FR" w:bidi="fr_FR"/>
+        </w:rPr>
+      </w:r>
+    </w:p>
+    <w:p>
+      <w:pPr/>
+      <w:r>
+        <w:rPr>
+          <w:lang w:val="fr_FR" w:bidi="fr_FR"/>
+        </w:rPr>
+      </w:r>
     </w:p>
     <w:p>
       <w:pPr>
         <w:pStyle w:val="Heading2"/>
       </w:pPr>
       <w:r>
+        <w:rPr>
+          <w:lang w:val="fr_FR" w:bidi="fr_FR"/>
+        </w:rPr>
         <w:t>1 Pierre 2.21–25</w:t>
       </w:r>
-      <w:r/>
-    </w:p>
-    <w:p>
-      <w:r/>
-      <w:r>
+      <w:r>
+        <w:rPr>
+          <w:lang w:val="fr_FR" w:bidi="fr_FR"/>
+        </w:rPr>
+      </w:r>
+    </w:p>
+    <w:p>
+      <w:pPr/>
+      <w:r>
+        <w:rPr>
+          <w:lang w:val="fr_FR" w:bidi="fr_FR"/>
+        </w:rPr>
+      </w:r>
+      <w:r>
+        <w:rPr>
+          <w:lang w:val="fr_FR" w:bidi="fr_FR"/>
+        </w:rPr>
         <w:t>Bien que Pierre ne dise pas spécifiquement à qui il s'adresse ici, le caractère général de ces versets les rend applicables à tous les croyants. • Il se peut que Pierre soit ici en train de citer un extrait d'un hymne de l'époque, ou d'une confession de foi au sujet de Christ (</w:t>
       </w:r>
       <w:hyperlink r:id="rId91">
         <w:r>
           <w:rPr>
+            <w:lang w:val="fr_FR" w:bidi="fr_FR"/>
+          </w:rPr>
+          <w:rPr>
             <w:color w:val="0000EE"/>
             <w:u w:val="single"/>
           </w:rPr>
@@ -2038,11 +3794,17 @@
         </w:r>
       </w:hyperlink>
       <w:r>
+        <w:rPr>
+          <w:lang w:val="fr_FR" w:bidi="fr_FR"/>
+        </w:rPr>
         <w:t>). Ce texte s'attarde sur les souffrances rédemptrices du Christ, en employant un langage largement inspiré d'</w:t>
       </w:r>
       <w:hyperlink r:id="rId92">
         <w:r>
           <w:rPr>
+            <w:lang w:val="fr_FR" w:bidi="fr_FR"/>
+          </w:rPr>
+          <w:rPr>
             <w:color w:val="0000EE"/>
             <w:u w:val="single"/>
           </w:rPr>
@@ -2050,34 +3812,71 @@
         </w:r>
       </w:hyperlink>
       <w:r>
+        <w:rPr>
+          <w:lang w:val="fr_FR" w:bidi="fr_FR"/>
+        </w:rPr>
         <w:t>.</w:t>
       </w:r>
-      <w:r/>
-      <w:r/>
-    </w:p>
-    <w:p>
-      <w:r/>
+      <w:r>
+        <w:rPr>
+          <w:lang w:val="fr_FR" w:bidi="fr_FR"/>
+        </w:rPr>
+      </w:r>
+      <w:r>
+        <w:rPr>
+          <w:lang w:val="fr_FR" w:bidi="fr_FR"/>
+        </w:rPr>
+      </w:r>
+    </w:p>
+    <w:p>
+      <w:pPr/>
+      <w:r>
+        <w:rPr>
+          <w:lang w:val="fr_FR" w:bidi="fr_FR"/>
+        </w:rPr>
+      </w:r>
     </w:p>
     <w:p>
       <w:pPr>
         <w:pStyle w:val="Heading2"/>
       </w:pPr>
       <w:r>
+        <w:rPr>
+          <w:lang w:val="fr_FR" w:bidi="fr_FR"/>
+        </w:rPr>
         <w:t>1 Pierre 2.24</w:t>
       </w:r>
-      <w:r/>
-    </w:p>
-    <w:p>
-      <w:r/>
-      <w:r>
+      <w:r>
+        <w:rPr>
+          <w:lang w:val="fr_FR" w:bidi="fr_FR"/>
+        </w:rPr>
+      </w:r>
+    </w:p>
+    <w:p>
+      <w:pPr/>
+      <w:r>
+        <w:rPr>
+          <w:lang w:val="fr_FR" w:bidi="fr_FR"/>
+        </w:rPr>
+      </w:r>
+      <w:r>
+        <w:rPr>
+          <w:lang w:val="fr_FR" w:bidi="fr_FR"/>
+        </w:rPr>
         <w:t>lui qui a porté lui-même nos péchés</w:t>
       </w:r>
       <w:r>
+        <w:rPr>
+          <w:lang w:val="fr_FR" w:bidi="fr_FR"/>
+        </w:rPr>
         <w:t xml:space="preserve"> : Cette phrase fait allusion à </w:t>
       </w:r>
       <w:hyperlink r:id="rId93">
         <w:r>
           <w:rPr>
+            <w:lang w:val="fr_FR" w:bidi="fr_FR"/>
+          </w:rPr>
+          <w:rPr>
             <w:color w:val="0000EE"/>
             <w:u w:val="single"/>
           </w:rPr>
@@ -2085,11 +3884,17 @@
         </w:r>
       </w:hyperlink>
       <w:r>
+        <w:rPr>
+          <w:lang w:val="fr_FR" w:bidi="fr_FR"/>
+        </w:rPr>
         <w:t xml:space="preserve">, </w:t>
       </w:r>
       <w:hyperlink r:id="rId94">
         <w:r>
           <w:rPr>
+            <w:lang w:val="fr_FR" w:bidi="fr_FR"/>
+          </w:rPr>
+          <w:rPr>
             <w:color w:val="0000EE"/>
             <w:u w:val="single"/>
           </w:rPr>
@@ -2097,17 +3902,29 @@
         </w:r>
       </w:hyperlink>
       <w:r>
+        <w:rPr>
+          <w:lang w:val="fr_FR" w:bidi="fr_FR"/>
+        </w:rPr>
         <w:t xml:space="preserve">. • </w:t>
       </w:r>
       <w:r>
+        <w:rPr>
+          <w:lang w:val="fr_FR" w:bidi="fr_FR"/>
+        </w:rPr>
         <w:t>par les meurtrissures duquel vous avez été guéris</w:t>
       </w:r>
       <w:r>
+        <w:rPr>
+          <w:lang w:val="fr_FR" w:bidi="fr_FR"/>
+        </w:rPr>
         <w:t xml:space="preserve"> : La souffrance physique du Christ nous a libérés de l'esclavage au péché (cf. </w:t>
       </w:r>
       <w:hyperlink r:id="rId95">
         <w:r>
           <w:rPr>
+            <w:lang w:val="fr_FR" w:bidi="fr_FR"/>
+          </w:rPr>
+          <w:rPr>
             <w:color w:val="0000EE"/>
             <w:u w:val="single"/>
           </w:rPr>
@@ -2115,11 +3932,17 @@
         </w:r>
       </w:hyperlink>
       <w:r>
+        <w:rPr>
+          <w:lang w:val="fr_FR" w:bidi="fr_FR"/>
+        </w:rPr>
         <w:t>). Matthieu emploie un langage similaire, tiré d'</w:t>
       </w:r>
       <w:hyperlink r:id="rId93">
         <w:r>
           <w:rPr>
+            <w:lang w:val="fr_FR" w:bidi="fr_FR"/>
+          </w:rPr>
+          <w:rPr>
             <w:color w:val="0000EE"/>
             <w:u w:val="single"/>
           </w:rPr>
@@ -2127,11 +3950,17 @@
         </w:r>
       </w:hyperlink>
       <w:r>
+        <w:rPr>
+          <w:lang w:val="fr_FR" w:bidi="fr_FR"/>
+        </w:rPr>
         <w:t>pour décrire les guérisons physiques effectuées par Jésus (</w:t>
       </w:r>
       <w:hyperlink r:id="rId96">
         <w:r>
           <w:rPr>
+            <w:lang w:val="fr_FR" w:bidi="fr_FR"/>
+          </w:rPr>
+          <w:rPr>
             <w:color w:val="0000EE"/>
             <w:u w:val="single"/>
           </w:rPr>
@@ -2139,34 +3968,71 @@
         </w:r>
       </w:hyperlink>
       <w:r>
+        <w:rPr>
+          <w:lang w:val="fr_FR" w:bidi="fr_FR"/>
+        </w:rPr>
         <w:t>).</w:t>
       </w:r>
-      <w:r/>
-      <w:r/>
-    </w:p>
-    <w:p>
-      <w:r/>
+      <w:r>
+        <w:rPr>
+          <w:lang w:val="fr_FR" w:bidi="fr_FR"/>
+        </w:rPr>
+      </w:r>
+      <w:r>
+        <w:rPr>
+          <w:lang w:val="fr_FR" w:bidi="fr_FR"/>
+        </w:rPr>
+      </w:r>
+    </w:p>
+    <w:p>
+      <w:pPr/>
+      <w:r>
+        <w:rPr>
+          <w:lang w:val="fr_FR" w:bidi="fr_FR"/>
+        </w:rPr>
+      </w:r>
     </w:p>
     <w:p>
       <w:pPr>
         <w:pStyle w:val="Heading2"/>
       </w:pPr>
       <w:r>
+        <w:rPr>
+          <w:lang w:val="fr_FR" w:bidi="fr_FR"/>
+        </w:rPr>
         <w:t>1 Pierre 3.1</w:t>
       </w:r>
-      <w:r/>
-    </w:p>
-    <w:p>
-      <w:r/>
-      <w:r>
+      <w:r>
+        <w:rPr>
+          <w:lang w:val="fr_FR" w:bidi="fr_FR"/>
+        </w:rPr>
+      </w:r>
+    </w:p>
+    <w:p>
+      <w:pPr/>
+      <w:r>
+        <w:rPr>
+          <w:lang w:val="fr_FR" w:bidi="fr_FR"/>
+        </w:rPr>
+      </w:r>
+      <w:r>
+        <w:rPr>
+          <w:lang w:val="fr_FR" w:bidi="fr_FR"/>
+        </w:rPr>
         <w:t>soyez de même soumises à vos maris</w:t>
       </w:r>
       <w:r>
+        <w:rPr>
+          <w:lang w:val="fr_FR" w:bidi="fr_FR"/>
+        </w:rPr>
         <w:t xml:space="preserve"> : Pierre instruit les épouses en leur recommandant de reconnaître que Dieu a désigné le mari comme le chef dans leur relation (voir </w:t>
       </w:r>
       <w:hyperlink r:id="rId97">
         <w:r>
           <w:rPr>
+            <w:lang w:val="fr_FR" w:bidi="fr_FR"/>
+          </w:rPr>
+          <w:rPr>
             <w:color w:val="0000EE"/>
             <w:u w:val="single"/>
           </w:rPr>
@@ -2174,11 +4040,17 @@
         </w:r>
       </w:hyperlink>
       <w:r>
+        <w:rPr>
+          <w:lang w:val="fr_FR" w:bidi="fr_FR"/>
+        </w:rPr>
         <w:t xml:space="preserve"> ; </w:t>
       </w:r>
       <w:hyperlink r:id="rId98">
         <w:r>
           <w:rPr>
+            <w:lang w:val="fr_FR" w:bidi="fr_FR"/>
+          </w:rPr>
+          <w:rPr>
             <w:color w:val="0000EE"/>
             <w:u w:val="single"/>
           </w:rPr>
@@ -2186,11 +4058,17 @@
         </w:r>
       </w:hyperlink>
       <w:r>
+        <w:rPr>
+          <w:lang w:val="fr_FR" w:bidi="fr_FR"/>
+        </w:rPr>
         <w:t xml:space="preserve">). Dans le monde antique, se soumettre voulait dire obéir (voir </w:t>
       </w:r>
       <w:hyperlink r:id="rId99">
         <w:r>
           <w:rPr>
+            <w:lang w:val="fr_FR" w:bidi="fr_FR"/>
+          </w:rPr>
+          <w:rPr>
             <w:color w:val="0000EE"/>
             <w:u w:val="single"/>
           </w:rPr>
@@ -2198,11 +4076,17 @@
         </w:r>
       </w:hyperlink>
       <w:r>
+        <w:rPr>
+          <w:lang w:val="fr_FR" w:bidi="fr_FR"/>
+        </w:rPr>
         <w:t>). Dieu exige également que le mari soit un chef aimant et respectueux (</w:t>
       </w:r>
       <w:hyperlink r:id="rId100">
         <w:r>
           <w:rPr>
+            <w:lang w:val="fr_FR" w:bidi="fr_FR"/>
+          </w:rPr>
+          <w:rPr>
             <w:color w:val="0000EE"/>
             <w:u w:val="single"/>
           </w:rPr>
@@ -2210,11 +4094,17 @@
         </w:r>
       </w:hyperlink>
       <w:r>
+        <w:rPr>
+          <w:lang w:val="fr_FR" w:bidi="fr_FR"/>
+        </w:rPr>
         <w:t xml:space="preserve"> ; voir </w:t>
       </w:r>
       <w:hyperlink r:id="rId101">
         <w:r>
           <w:rPr>
+            <w:lang w:val="fr_FR" w:bidi="fr_FR"/>
+          </w:rPr>
+          <w:rPr>
             <w:color w:val="0000EE"/>
             <w:u w:val="single"/>
           </w:rPr>
@@ -2222,31 +4112,65 @@
         </w:r>
       </w:hyperlink>
       <w:r>
+        <w:rPr>
+          <w:lang w:val="fr_FR" w:bidi="fr_FR"/>
+        </w:rPr>
         <w:t>). Cependant, Pierre se concentre particulièrement sur les épouses ayant des maris païens qui pourraient potentiellement être hostiles à la foi de leurs épouses. • sans parole : Pierre exhorte les épouses chrétiennes à évangéliser leurs maris par leur comportement soumis et approprié.</w:t>
       </w:r>
-      <w:r/>
-      <w:r/>
-    </w:p>
-    <w:p>
-      <w:r/>
+      <w:r>
+        <w:rPr>
+          <w:lang w:val="fr_FR" w:bidi="fr_FR"/>
+        </w:rPr>
+      </w:r>
+      <w:r>
+        <w:rPr>
+          <w:lang w:val="fr_FR" w:bidi="fr_FR"/>
+        </w:rPr>
+      </w:r>
+    </w:p>
+    <w:p>
+      <w:pPr/>
+      <w:r>
+        <w:rPr>
+          <w:lang w:val="fr_FR" w:bidi="fr_FR"/>
+        </w:rPr>
+      </w:r>
     </w:p>
     <w:p>
       <w:pPr>
         <w:pStyle w:val="Heading2"/>
       </w:pPr>
       <w:r>
+        <w:rPr>
+          <w:lang w:val="fr_FR" w:bidi="fr_FR"/>
+        </w:rPr>
         <w:t>1 Pierre 3.1–7</w:t>
       </w:r>
-      <w:r/>
-    </w:p>
-    <w:p>
-      <w:r/>
-      <w:r>
+      <w:r>
+        <w:rPr>
+          <w:lang w:val="fr_FR" w:bidi="fr_FR"/>
+        </w:rPr>
+      </w:r>
+    </w:p>
+    <w:p>
+      <w:pPr/>
+      <w:r>
+        <w:rPr>
+          <w:lang w:val="fr_FR" w:bidi="fr_FR"/>
+        </w:rPr>
+      </w:r>
+      <w:r>
+        <w:rPr>
+          <w:lang w:val="fr_FR" w:bidi="fr_FR"/>
+        </w:rPr>
         <w:t>La dernière des trois exhortations de Pierre au sujet de la soumission aux autorités (</w:t>
       </w:r>
       <w:hyperlink r:id="rId102">
         <w:r>
           <w:rPr>
+            <w:lang w:val="fr_FR" w:bidi="fr_FR"/>
+          </w:rPr>
+          <w:rPr>
             <w:color w:val="0000EE"/>
             <w:u w:val="single"/>
           </w:rPr>
@@ -2254,11 +4178,17 @@
         </w:r>
       </w:hyperlink>
       <w:r>
+        <w:rPr>
+          <w:lang w:val="fr_FR" w:bidi="fr_FR"/>
+        </w:rPr>
         <w:t xml:space="preserve">) concerne les épouses et les maris (cf. </w:t>
       </w:r>
       <w:hyperlink r:id="rId103">
         <w:r>
           <w:rPr>
+            <w:lang w:val="fr_FR" w:bidi="fr_FR"/>
+          </w:rPr>
+          <w:rPr>
             <w:color w:val="0000EE"/>
             <w:u w:val="single"/>
           </w:rPr>
@@ -2266,11 +4196,17 @@
         </w:r>
       </w:hyperlink>
       <w:r>
+        <w:rPr>
+          <w:lang w:val="fr_FR" w:bidi="fr_FR"/>
+        </w:rPr>
         <w:t xml:space="preserve"> ; </w:t>
       </w:r>
       <w:hyperlink r:id="rId104">
         <w:r>
           <w:rPr>
+            <w:lang w:val="fr_FR" w:bidi="fr_FR"/>
+          </w:rPr>
+          <w:rPr>
             <w:color w:val="0000EE"/>
             <w:u w:val="single"/>
           </w:rPr>
@@ -2278,31 +4214,65 @@
         </w:r>
       </w:hyperlink>
       <w:r>
+        <w:rPr>
+          <w:lang w:val="fr_FR" w:bidi="fr_FR"/>
+        </w:rPr>
         <w:t>).</w:t>
       </w:r>
-      <w:r/>
-      <w:r/>
-    </w:p>
-    <w:p>
-      <w:r/>
+      <w:r>
+        <w:rPr>
+          <w:lang w:val="fr_FR" w:bidi="fr_FR"/>
+        </w:rPr>
+      </w:r>
+      <w:r>
+        <w:rPr>
+          <w:lang w:val="fr_FR" w:bidi="fr_FR"/>
+        </w:rPr>
+      </w:r>
+    </w:p>
+    <w:p>
+      <w:pPr/>
+      <w:r>
+        <w:rPr>
+          <w:lang w:val="fr_FR" w:bidi="fr_FR"/>
+        </w:rPr>
+      </w:r>
     </w:p>
     <w:p>
       <w:pPr>
         <w:pStyle w:val="Heading2"/>
       </w:pPr>
       <w:r>
+        <w:rPr>
+          <w:lang w:val="fr_FR" w:bidi="fr_FR"/>
+        </w:rPr>
         <w:t>1 Pierre 3.3–4</w:t>
       </w:r>
-      <w:r/>
-    </w:p>
-    <w:p>
-      <w:r/>
-      <w:r>
+      <w:r>
+        <w:rPr>
+          <w:lang w:val="fr_FR" w:bidi="fr_FR"/>
+        </w:rPr>
+      </w:r>
+    </w:p>
+    <w:p>
+      <w:pPr/>
+      <w:r>
+        <w:rPr>
+          <w:lang w:val="fr_FR" w:bidi="fr_FR"/>
+        </w:rPr>
+      </w:r>
+      <w:r>
+        <w:rPr>
+          <w:lang w:val="fr_FR" w:bidi="fr_FR"/>
+        </w:rPr>
         <w:t xml:space="preserve">Coiffures sophistiquées, bijoux coûteux ou vêtements magnifiques : on a parfois interprété ces paroles de Pierre comme s'il condamnait toute forme de parures féminines, mais ce n'est pas son intention. Il cherche plutôt à enseigner que les femmes chrétiennes ne devraient pas se faire remarquer pour la beauté de leurs vêtements et leurs bijoux, mais pour la beauté intérieure d'un esprit doux et paisible. Voir aussi </w:t>
       </w:r>
       <w:hyperlink r:id="rId105">
         <w:r>
           <w:rPr>
+            <w:lang w:val="fr_FR" w:bidi="fr_FR"/>
+          </w:rPr>
+          <w:rPr>
             <w:color w:val="0000EE"/>
             <w:u w:val="single"/>
           </w:rPr>
@@ -2310,31 +4280,65 @@
         </w:r>
       </w:hyperlink>
       <w:r>
+        <w:rPr>
+          <w:lang w:val="fr_FR" w:bidi="fr_FR"/>
+        </w:rPr>
         <w:t>.</w:t>
       </w:r>
-      <w:r/>
-      <w:r/>
-    </w:p>
-    <w:p>
-      <w:r/>
+      <w:r>
+        <w:rPr>
+          <w:lang w:val="fr_FR" w:bidi="fr_FR"/>
+        </w:rPr>
+      </w:r>
+      <w:r>
+        <w:rPr>
+          <w:lang w:val="fr_FR" w:bidi="fr_FR"/>
+        </w:rPr>
+      </w:r>
+    </w:p>
+    <w:p>
+      <w:pPr/>
+      <w:r>
+        <w:rPr>
+          <w:lang w:val="fr_FR" w:bidi="fr_FR"/>
+        </w:rPr>
+      </w:r>
     </w:p>
     <w:p>
       <w:pPr>
         <w:pStyle w:val="Heading2"/>
       </w:pPr>
       <w:r>
+        <w:rPr>
+          <w:lang w:val="fr_FR" w:bidi="fr_FR"/>
+        </w:rPr>
         <w:t>1 Pierre 3.6</w:t>
       </w:r>
-      <w:r/>
-    </w:p>
-    <w:p>
-      <w:r/>
-      <w:r>
+      <w:r>
+        <w:rPr>
+          <w:lang w:val="fr_FR" w:bidi="fr_FR"/>
+        </w:rPr>
+      </w:r>
+    </w:p>
+    <w:p>
+      <w:pPr/>
+      <w:r>
+        <w:rPr>
+          <w:lang w:val="fr_FR" w:bidi="fr_FR"/>
+        </w:rPr>
+      </w:r>
+      <w:r>
+        <w:rPr>
+          <w:lang w:val="fr_FR" w:bidi="fr_FR"/>
+        </w:rPr>
         <w:t xml:space="preserve">et l'appelait son seigneur : Voir </w:t>
       </w:r>
       <w:hyperlink r:id="rId106">
         <w:r>
           <w:rPr>
+            <w:lang w:val="fr_FR" w:bidi="fr_FR"/>
+          </w:rPr>
+          <w:rPr>
             <w:color w:val="0000EE"/>
             <w:u w:val="single"/>
           </w:rPr>
@@ -2342,40 +4346,83 @@
         </w:r>
       </w:hyperlink>
       <w:r>
+        <w:rPr>
+          <w:lang w:val="fr_FR" w:bidi="fr_FR"/>
+        </w:rPr>
         <w:t xml:space="preserve">. Pierre considère que cette façon de s'adresser à son époux est une indication de l'attitude générale de Sara envers Abraham. • </w:t>
       </w:r>
       <w:r>
+        <w:rPr>
+          <w:lang w:val="fr_FR" w:bidi="fr_FR"/>
+        </w:rPr>
         <w:t>sans vous laisser troubler par aucune crainte</w:t>
       </w:r>
       <w:r>
+        <w:rPr>
+          <w:lang w:val="fr_FR" w:bidi="fr_FR"/>
+        </w:rPr>
         <w:t xml:space="preserve"> : Les épouses chrétiennes mariées à des non-croyants subissaient souvent une pression, à la fois subtile et directe, visant de les pousser à abandonner les principes et valeurs chrétiens. Pierre les exhorte à continuer à faire ce qui est juste.</w:t>
       </w:r>
-      <w:r/>
-      <w:r/>
-    </w:p>
-    <w:p>
-      <w:r/>
+      <w:r>
+        <w:rPr>
+          <w:lang w:val="fr_FR" w:bidi="fr_FR"/>
+        </w:rPr>
+      </w:r>
+      <w:r>
+        <w:rPr>
+          <w:lang w:val="fr_FR" w:bidi="fr_FR"/>
+        </w:rPr>
+      </w:r>
+    </w:p>
+    <w:p>
+      <w:pPr/>
+      <w:r>
+        <w:rPr>
+          <w:lang w:val="fr_FR" w:bidi="fr_FR"/>
+        </w:rPr>
+      </w:r>
     </w:p>
     <w:p>
       <w:pPr>
         <w:pStyle w:val="Heading2"/>
       </w:pPr>
       <w:r>
+        <w:rPr>
+          <w:lang w:val="fr_FR" w:bidi="fr_FR"/>
+        </w:rPr>
         <w:t>1 Pierre 3.7</w:t>
       </w:r>
-      <w:r/>
-    </w:p>
-    <w:p>
-      <w:r/>
-      <w:r>
+      <w:r>
+        <w:rPr>
+          <w:lang w:val="fr_FR" w:bidi="fr_FR"/>
+        </w:rPr>
+      </w:r>
+    </w:p>
+    <w:p>
+      <w:pPr/>
+      <w:r>
+        <w:rPr>
+          <w:lang w:val="fr_FR" w:bidi="fr_FR"/>
+        </w:rPr>
+      </w:r>
+      <w:r>
+        <w:rPr>
+          <w:lang w:val="fr_FR" w:bidi="fr_FR"/>
+        </w:rPr>
         <w:t>montrez à votre tour</w:t>
       </w:r>
       <w:r>
+        <w:rPr>
+          <w:lang w:val="fr_FR" w:bidi="fr_FR"/>
+        </w:rPr>
         <w:t xml:space="preserve"> : comme les esclaves et les épouses (</w:t>
       </w:r>
       <w:hyperlink r:id="rId107">
         <w:r>
           <w:rPr>
+            <w:lang w:val="fr_FR" w:bidi="fr_FR"/>
+          </w:rPr>
+          <w:rPr>
             <w:color w:val="0000EE"/>
             <w:u w:val="single"/>
           </w:rPr>
@@ -2383,23 +4430,41 @@
         </w:r>
       </w:hyperlink>
       <w:r>
+        <w:rPr>
+          <w:lang w:val="fr_FR" w:bidi="fr_FR"/>
+        </w:rPr>
         <w:t xml:space="preserve">), les maris ont également une responsabilité particulière au sein du foyer. • </w:t>
       </w:r>
       <w:r>
+        <w:rPr>
+          <w:lang w:val="fr_FR" w:bidi="fr_FR"/>
+        </w:rPr>
         <w:t xml:space="preserve">comme avec un sexe plus faible </w:t>
       </w:r>
       <w:r>
+        <w:rPr>
+          <w:lang w:val="fr_FR" w:bidi="fr_FR"/>
+        </w:rPr>
         <w:t xml:space="preserve">: Pierre pensait probablement à la force physique de la femme et peut-être à son statut social. Étant donné que les femmes sont généralement physiquement plus faibles que les hommes et étaient dotées de moins de droits dans cette société, le mari avait le devoir de protéger et de prendre soin de sa femme. • </w:t>
       </w:r>
       <w:r>
+        <w:rPr>
+          <w:lang w:val="fr_FR" w:bidi="fr_FR"/>
+        </w:rPr>
         <w:t xml:space="preserve">comme devant aussi hériter avec vous de la grâce de la vie </w:t>
       </w:r>
       <w:r>
+        <w:rPr>
+          <w:lang w:val="fr_FR" w:bidi="fr_FR"/>
+        </w:rPr>
         <w:t xml:space="preserve">: la manière dont le mari dirige son épouse est déterminée et façonnée par leur statut égal devant Dieu (voir aussi </w:t>
       </w:r>
       <w:hyperlink r:id="rId108">
         <w:r>
           <w:rPr>
+            <w:lang w:val="fr_FR" w:bidi="fr_FR"/>
+          </w:rPr>
+          <w:rPr>
             <w:color w:val="0000EE"/>
             <w:u w:val="single"/>
           </w:rPr>
@@ -2407,11 +4472,17 @@
         </w:r>
       </w:hyperlink>
       <w:r>
+        <w:rPr>
+          <w:lang w:val="fr_FR" w:bidi="fr_FR"/>
+        </w:rPr>
         <w:t xml:space="preserve">). • Les prières d'un mari sont entravées s'il ne traite pas son épouse avec un honneur exceptionnel (cf. </w:t>
       </w:r>
       <w:hyperlink r:id="rId109">
         <w:r>
           <w:rPr>
+            <w:lang w:val="fr_FR" w:bidi="fr_FR"/>
+          </w:rPr>
+          <w:rPr>
             <w:color w:val="0000EE"/>
             <w:u w:val="single"/>
           </w:rPr>
@@ -2419,31 +4490,65 @@
         </w:r>
       </w:hyperlink>
       <w:r>
+        <w:rPr>
+          <w:lang w:val="fr_FR" w:bidi="fr_FR"/>
+        </w:rPr>
         <w:t>).</w:t>
       </w:r>
-      <w:r/>
-      <w:r/>
-    </w:p>
-    <w:p>
-      <w:r/>
+      <w:r>
+        <w:rPr>
+          <w:lang w:val="fr_FR" w:bidi="fr_FR"/>
+        </w:rPr>
+      </w:r>
+      <w:r>
+        <w:rPr>
+          <w:lang w:val="fr_FR" w:bidi="fr_FR"/>
+        </w:rPr>
+      </w:r>
+    </w:p>
+    <w:p>
+      <w:pPr/>
+      <w:r>
+        <w:rPr>
+          <w:lang w:val="fr_FR" w:bidi="fr_FR"/>
+        </w:rPr>
+      </w:r>
     </w:p>
     <w:p>
       <w:pPr>
         <w:pStyle w:val="Heading2"/>
       </w:pPr>
       <w:r>
+        <w:rPr>
+          <w:lang w:val="fr_FR" w:bidi="fr_FR"/>
+        </w:rPr>
         <w:t>1 Pierre 3.8–12</w:t>
       </w:r>
-      <w:r/>
-    </w:p>
-    <w:p>
-      <w:r/>
-      <w:r>
+      <w:r>
+        <w:rPr>
+          <w:lang w:val="fr_FR" w:bidi="fr_FR"/>
+        </w:rPr>
+      </w:r>
+    </w:p>
+    <w:p>
+      <w:pPr/>
+      <w:r>
+        <w:rPr>
+          <w:lang w:val="fr_FR" w:bidi="fr_FR"/>
+        </w:rPr>
+      </w:r>
+      <w:r>
+        <w:rPr>
+          <w:lang w:val="fr_FR" w:bidi="fr_FR"/>
+        </w:rPr>
         <w:t>Enfin : C'est la dernière d'une série d'exhortations adressée à différents groupes (</w:t>
       </w:r>
       <w:hyperlink r:id="rId110">
         <w:r>
           <w:rPr>
+            <w:lang w:val="fr_FR" w:bidi="fr_FR"/>
+          </w:rPr>
+          <w:rPr>
             <w:color w:val="0000EE"/>
             <w:u w:val="single"/>
           </w:rPr>
@@ -2451,11 +4556,17 @@
         </w:r>
       </w:hyperlink>
       <w:r>
+        <w:rPr>
+          <w:lang w:val="fr_FR" w:bidi="fr_FR"/>
+        </w:rPr>
         <w:t>). Ici, tous les croyants doivent agir envers leurs prochains : croyants (</w:t>
       </w:r>
       <w:hyperlink r:id="rId111">
         <w:r>
           <w:rPr>
+            <w:lang w:val="fr_FR" w:bidi="fr_FR"/>
+          </w:rPr>
+          <w:rPr>
             <w:color w:val="0000EE"/>
             <w:u w:val="single"/>
           </w:rPr>
@@ -2463,11 +4574,17 @@
         </w:r>
       </w:hyperlink>
       <w:r>
+        <w:rPr>
+          <w:lang w:val="fr_FR" w:bidi="fr_FR"/>
+        </w:rPr>
         <w:t>) et non-croyants (</w:t>
       </w:r>
       <w:hyperlink r:id="rId112">
         <w:r>
           <w:rPr>
+            <w:lang w:val="fr_FR" w:bidi="fr_FR"/>
+          </w:rPr>
+          <w:rPr>
             <w:color w:val="0000EE"/>
             <w:u w:val="single"/>
           </w:rPr>
@@ -2475,54 +4592,119 @@
         </w:r>
       </w:hyperlink>
       <w:r>
+        <w:rPr>
+          <w:lang w:val="fr_FR" w:bidi="fr_FR"/>
+        </w:rPr>
         <w:t>) avec amour.</w:t>
       </w:r>
-      <w:r/>
-      <w:r/>
-    </w:p>
-    <w:p>
-      <w:r/>
+      <w:r>
+        <w:rPr>
+          <w:lang w:val="fr_FR" w:bidi="fr_FR"/>
+        </w:rPr>
+      </w:r>
+      <w:r>
+        <w:rPr>
+          <w:lang w:val="fr_FR" w:bidi="fr_FR"/>
+        </w:rPr>
+      </w:r>
+    </w:p>
+    <w:p>
+      <w:pPr/>
+      <w:r>
+        <w:rPr>
+          <w:lang w:val="fr_FR" w:bidi="fr_FR"/>
+        </w:rPr>
+      </w:r>
     </w:p>
     <w:p>
       <w:pPr>
         <w:pStyle w:val="Heading2"/>
       </w:pPr>
       <w:r>
+        <w:rPr>
+          <w:lang w:val="fr_FR" w:bidi="fr_FR"/>
+        </w:rPr>
         <w:t>1 Pierre 3.9</w:t>
       </w:r>
-      <w:r/>
-    </w:p>
-    <w:p>
-      <w:r/>
-      <w:r>
+      <w:r>
+        <w:rPr>
+          <w:lang w:val="fr_FR" w:bidi="fr_FR"/>
+        </w:rPr>
+      </w:r>
+    </w:p>
+    <w:p>
+      <w:pPr/>
+      <w:r>
+        <w:rPr>
+          <w:lang w:val="fr_FR" w:bidi="fr_FR"/>
+        </w:rPr>
+      </w:r>
+      <w:r>
+        <w:rPr>
+          <w:lang w:val="fr_FR" w:bidi="fr_FR"/>
+        </w:rPr>
         <w:t>afin d’hériter la bénédiction</w:t>
       </w:r>
       <w:r>
+        <w:rPr>
+          <w:lang w:val="fr_FR" w:bidi="fr_FR"/>
+        </w:rPr>
         <w:t xml:space="preserve"> : en bénissant nos prochains, nous recevons une bénédiction de Dieu.</w:t>
       </w:r>
-      <w:r/>
-      <w:r/>
-    </w:p>
-    <w:p>
-      <w:r/>
+      <w:r>
+        <w:rPr>
+          <w:lang w:val="fr_FR" w:bidi="fr_FR"/>
+        </w:rPr>
+      </w:r>
+      <w:r>
+        <w:rPr>
+          <w:lang w:val="fr_FR" w:bidi="fr_FR"/>
+        </w:rPr>
+      </w:r>
+    </w:p>
+    <w:p>
+      <w:pPr/>
+      <w:r>
+        <w:rPr>
+          <w:lang w:val="fr_FR" w:bidi="fr_FR"/>
+        </w:rPr>
+      </w:r>
     </w:p>
     <w:p>
       <w:pPr>
         <w:pStyle w:val="Heading2"/>
       </w:pPr>
       <w:r>
+        <w:rPr>
+          <w:lang w:val="fr_FR" w:bidi="fr_FR"/>
+        </w:rPr>
         <w:t>1 Pierre 3.10–12</w:t>
       </w:r>
-      <w:r/>
-    </w:p>
-    <w:p>
-      <w:r/>
-      <w:r>
+      <w:r>
+        <w:rPr>
+          <w:lang w:val="fr_FR" w:bidi="fr_FR"/>
+        </w:rPr>
+      </w:r>
+    </w:p>
+    <w:p>
+      <w:pPr/>
+      <w:r>
+        <w:rPr>
+          <w:lang w:val="fr_FR" w:bidi="fr_FR"/>
+        </w:rPr>
+      </w:r>
+      <w:r>
+        <w:rPr>
+          <w:lang w:val="fr_FR" w:bidi="fr_FR"/>
+        </w:rPr>
         <w:t xml:space="preserve">Pierre souligne le lien entre la conduite des croyants et la bénédiction en citant </w:t>
       </w:r>
       <w:hyperlink r:id="rId113">
         <w:r>
           <w:rPr>
+            <w:lang w:val="fr_FR" w:bidi="fr_FR"/>
+          </w:rPr>
+          <w:rPr>
             <w:color w:val="0000EE"/>
             <w:u w:val="single"/>
           </w:rPr>
@@ -2530,11 +4712,17 @@
         </w:r>
       </w:hyperlink>
       <w:r>
+        <w:rPr>
+          <w:lang w:val="fr_FR" w:bidi="fr_FR"/>
+        </w:rPr>
         <w:t xml:space="preserve">. Ce psaume a une place importante dans l'enseignement chrétien primitif (voir aussi </w:t>
       </w:r>
       <w:hyperlink r:id="rId114">
         <w:r>
           <w:rPr>
+            <w:lang w:val="fr_FR" w:bidi="fr_FR"/>
+          </w:rPr>
+          <w:rPr>
             <w:color w:val="0000EE"/>
             <w:u w:val="single"/>
           </w:rPr>
@@ -2542,11 +4730,17 @@
         </w:r>
       </w:hyperlink>
       <w:r>
+        <w:rPr>
+          <w:lang w:val="fr_FR" w:bidi="fr_FR"/>
+        </w:rPr>
         <w:t xml:space="preserve">; </w:t>
       </w:r>
       <w:hyperlink r:id="rId115">
         <w:r>
           <w:rPr>
+            <w:lang w:val="fr_FR" w:bidi="fr_FR"/>
+          </w:rPr>
+          <w:rPr>
             <w:color w:val="0000EE"/>
             <w:u w:val="single"/>
           </w:rPr>
@@ -2554,31 +4748,65 @@
         </w:r>
       </w:hyperlink>
       <w:r>
+        <w:rPr>
+          <w:lang w:val="fr_FR" w:bidi="fr_FR"/>
+        </w:rPr>
         <w:t>). Le texte se concentre sur la maîtrise des péchés de la parole, la résistance au mal et la pratique du bien. Il met également en avant la promesse de bénédiction pour ceux qui obéissent.</w:t>
       </w:r>
-      <w:r/>
-      <w:r/>
-    </w:p>
-    <w:p>
-      <w:r/>
+      <w:r>
+        <w:rPr>
+          <w:lang w:val="fr_FR" w:bidi="fr_FR"/>
+        </w:rPr>
+      </w:r>
+      <w:r>
+        <w:rPr>
+          <w:lang w:val="fr_FR" w:bidi="fr_FR"/>
+        </w:rPr>
+      </w:r>
+    </w:p>
+    <w:p>
+      <w:pPr/>
+      <w:r>
+        <w:rPr>
+          <w:lang w:val="fr_FR" w:bidi="fr_FR"/>
+        </w:rPr>
+      </w:r>
     </w:p>
     <w:p>
       <w:pPr>
         <w:pStyle w:val="Heading2"/>
       </w:pPr>
       <w:r>
+        <w:rPr>
+          <w:lang w:val="fr_FR" w:bidi="fr_FR"/>
+        </w:rPr>
         <w:t>1 Pierre 3.13</w:t>
       </w:r>
-      <w:r/>
-    </w:p>
-    <w:p>
-      <w:r/>
-      <w:r>
+      <w:r>
+        <w:rPr>
+          <w:lang w:val="fr_FR" w:bidi="fr_FR"/>
+        </w:rPr>
+      </w:r>
+    </w:p>
+    <w:p>
+      <w:pPr/>
+      <w:r>
+        <w:rPr>
+          <w:lang w:val="fr_FR" w:bidi="fr_FR"/>
+        </w:rPr>
+      </w:r>
+      <w:r>
+        <w:rPr>
+          <w:lang w:val="fr_FR" w:bidi="fr_FR"/>
+        </w:rPr>
         <w:t>De manière générale, on ne veut pas de mal à quelqu'un qui fait le bien, mais parfois les chrétiens souffrent alors même qu'ils font le bien (</w:t>
       </w:r>
       <w:hyperlink r:id="rId116">
         <w:r>
           <w:rPr>
+            <w:lang w:val="fr_FR" w:bidi="fr_FR"/>
+          </w:rPr>
+          <w:rPr>
             <w:color w:val="0000EE"/>
             <w:u w:val="single"/>
           </w:rPr>
@@ -2586,11 +4814,17 @@
         </w:r>
       </w:hyperlink>
       <w:r>
+        <w:rPr>
+          <w:lang w:val="fr_FR" w:bidi="fr_FR"/>
+        </w:rPr>
         <w:t xml:space="preserve"> ; voir </w:t>
       </w:r>
       <w:hyperlink r:id="rId117">
         <w:r>
           <w:rPr>
+            <w:lang w:val="fr_FR" w:bidi="fr_FR"/>
+          </w:rPr>
+          <w:rPr>
             <w:color w:val="0000EE"/>
             <w:u w:val="single"/>
           </w:rPr>
@@ -2598,11 +4832,17 @@
         </w:r>
       </w:hyperlink>
       <w:r>
+        <w:rPr>
+          <w:lang w:val="fr_FR" w:bidi="fr_FR"/>
+        </w:rPr>
         <w:t xml:space="preserve"> ; </w:t>
       </w:r>
       <w:hyperlink r:id="rId118">
         <w:r>
           <w:rPr>
+            <w:lang w:val="fr_FR" w:bidi="fr_FR"/>
+          </w:rPr>
+          <w:rPr>
             <w:color w:val="0000EE"/>
             <w:u w:val="single"/>
           </w:rPr>
@@ -2610,31 +4850,65 @@
         </w:r>
       </w:hyperlink>
       <w:r>
+        <w:rPr>
+          <w:lang w:val="fr_FR" w:bidi="fr_FR"/>
+        </w:rPr>
         <w:t>).</w:t>
       </w:r>
-      <w:r/>
-      <w:r/>
-    </w:p>
-    <w:p>
-      <w:r/>
+      <w:r>
+        <w:rPr>
+          <w:lang w:val="fr_FR" w:bidi="fr_FR"/>
+        </w:rPr>
+      </w:r>
+      <w:r>
+        <w:rPr>
+          <w:lang w:val="fr_FR" w:bidi="fr_FR"/>
+        </w:rPr>
+      </w:r>
+    </w:p>
+    <w:p>
+      <w:pPr/>
+      <w:r>
+        <w:rPr>
+          <w:lang w:val="fr_FR" w:bidi="fr_FR"/>
+        </w:rPr>
+      </w:r>
     </w:p>
     <w:p>
       <w:pPr>
         <w:pStyle w:val="Heading2"/>
       </w:pPr>
       <w:r>
+        <w:rPr>
+          <w:lang w:val="fr_FR" w:bidi="fr_FR"/>
+        </w:rPr>
         <w:t>1 Pierre 3.13–17</w:t>
       </w:r>
-      <w:r/>
-    </w:p>
-    <w:p>
-      <w:r/>
-      <w:r>
+      <w:r>
+        <w:rPr>
+          <w:lang w:val="fr_FR" w:bidi="fr_FR"/>
+        </w:rPr>
+      </w:r>
+    </w:p>
+    <w:p>
+      <w:pPr/>
+      <w:r>
+        <w:rPr>
+          <w:lang w:val="fr_FR" w:bidi="fr_FR"/>
+        </w:rPr>
+      </w:r>
+      <w:r>
+        <w:rPr>
+          <w:lang w:val="fr_FR" w:bidi="fr_FR"/>
+        </w:rPr>
         <w:t>Ce court paragraphe souligne la réaction chrétienne à la souffrance : suivre l'exemple du Christ (</w:t>
       </w:r>
       <w:hyperlink r:id="rId119">
         <w:r>
           <w:rPr>
+            <w:lang w:val="fr_FR" w:bidi="fr_FR"/>
+          </w:rPr>
+          <w:rPr>
             <w:color w:val="0000EE"/>
             <w:u w:val="single"/>
           </w:rPr>
@@ -2642,34 +4916,71 @@
         </w:r>
       </w:hyperlink>
       <w:r>
+        <w:rPr>
+          <w:lang w:val="fr_FR" w:bidi="fr_FR"/>
+        </w:rPr>
         <w:t>).</w:t>
       </w:r>
-      <w:r/>
-      <w:r/>
-    </w:p>
-    <w:p>
-      <w:r/>
+      <w:r>
+        <w:rPr>
+          <w:lang w:val="fr_FR" w:bidi="fr_FR"/>
+        </w:rPr>
+      </w:r>
+      <w:r>
+        <w:rPr>
+          <w:lang w:val="fr_FR" w:bidi="fr_FR"/>
+        </w:rPr>
+      </w:r>
+    </w:p>
+    <w:p>
+      <w:pPr/>
+      <w:r>
+        <w:rPr>
+          <w:lang w:val="fr_FR" w:bidi="fr_FR"/>
+        </w:rPr>
+      </w:r>
     </w:p>
     <w:p>
       <w:pPr>
         <w:pStyle w:val="Heading2"/>
       </w:pPr>
       <w:r>
+        <w:rPr>
+          <w:lang w:val="fr_FR" w:bidi="fr_FR"/>
+        </w:rPr>
         <w:t>1 Pierre 3.14–15</w:t>
       </w:r>
-      <w:r/>
-    </w:p>
-    <w:p>
-      <w:r/>
-      <w:r>
+      <w:r>
+        <w:rPr>
+          <w:lang w:val="fr_FR" w:bidi="fr_FR"/>
+        </w:rPr>
+      </w:r>
+    </w:p>
+    <w:p>
+      <w:pPr/>
+      <w:r>
+        <w:rPr>
+          <w:lang w:val="fr_FR" w:bidi="fr_FR"/>
+        </w:rPr>
+      </w:r>
+      <w:r>
+        <w:rPr>
+          <w:lang w:val="fr_FR" w:bidi="fr_FR"/>
+        </w:rPr>
         <w:t>N’ayez d’eux aucune crainte</w:t>
       </w:r>
       <w:r>
+        <w:rPr>
+          <w:lang w:val="fr_FR" w:bidi="fr_FR"/>
+        </w:rPr>
         <w:t xml:space="preserve"> : Voir </w:t>
       </w:r>
       <w:hyperlink r:id="rId120">
         <w:r>
           <w:rPr>
+            <w:lang w:val="fr_FR" w:bidi="fr_FR"/>
+          </w:rPr>
+          <w:rPr>
             <w:color w:val="0000EE"/>
             <w:u w:val="single"/>
           </w:rPr>
@@ -2677,58 +4988,109 @@
         </w:r>
       </w:hyperlink>
       <w:r>
+        <w:rPr>
+          <w:lang w:val="fr_FR" w:bidi="fr_FR"/>
+        </w:rPr>
         <w:t xml:space="preserve">, où Dieu exhorte le prophète à ne craindre rien d'autre que le Seigneur. • </w:t>
       </w:r>
       <w:r>
+        <w:rPr>
+          <w:lang w:val="fr_FR" w:bidi="fr_FR"/>
+        </w:rPr>
         <w:t xml:space="preserve">Mais sanctifiez dans vos cœurs Christ le Seigneur </w:t>
       </w:r>
       <w:r>
+        <w:rPr>
+          <w:lang w:val="fr_FR" w:bidi="fr_FR"/>
+        </w:rPr>
         <w:t>: en craignant Christ, ils seront libérés de la crainte des hommes qui les persécutent.</w:t>
       </w:r>
-      <w:r/>
-      <w:r/>
-    </w:p>
-    <w:p>
-      <w:r/>
+      <w:r>
+        <w:rPr>
+          <w:lang w:val="fr_FR" w:bidi="fr_FR"/>
+        </w:rPr>
+      </w:r>
+      <w:r>
+        <w:rPr>
+          <w:lang w:val="fr_FR" w:bidi="fr_FR"/>
+        </w:rPr>
+      </w:r>
+    </w:p>
+    <w:p>
+      <w:pPr/>
+      <w:r>
+        <w:rPr>
+          <w:lang w:val="fr_FR" w:bidi="fr_FR"/>
+        </w:rPr>
+      </w:r>
     </w:p>
     <w:p>
       <w:pPr>
         <w:pStyle w:val="Heading2"/>
       </w:pPr>
       <w:r>
+        <w:rPr>
+          <w:lang w:val="fr_FR" w:bidi="fr_FR"/>
+        </w:rPr>
         <w:t>1 Pierre 3.18</w:t>
       </w:r>
-      <w:r/>
-    </w:p>
-    <w:p>
-      <w:r/>
-      <w:r>
+      <w:r>
+        <w:rPr>
+          <w:lang w:val="fr_FR" w:bidi="fr_FR"/>
+        </w:rPr>
+      </w:r>
+    </w:p>
+    <w:p>
+      <w:pPr/>
+      <w:r>
+        <w:rPr>
+          <w:lang w:val="fr_FR" w:bidi="fr_FR"/>
+        </w:rPr>
+      </w:r>
+      <w:r>
+        <w:rPr>
+          <w:lang w:val="fr_FR" w:bidi="fr_FR"/>
+        </w:rPr>
         <w:t>ayant été mis à mort quant à la chair, mais ayant été rendu vivant quant à l’Esprit</w:t>
       </w:r>
       <w:r>
+        <w:rPr>
+          <w:lang w:val="fr_FR" w:bidi="fr_FR"/>
+        </w:rPr>
         <w:t xml:space="preserve"> : </w:t>
       </w:r>
       <w:r>
         <w:rPr>
           <w:i/>
+          <w:lang w:val="fr_FR" w:bidi="fr_FR"/>
         </w:rPr>
         <w:t>Chair</w:t>
       </w:r>
       <w:r>
+        <w:rPr>
+          <w:lang w:val="fr_FR" w:bidi="fr_FR"/>
+        </w:rPr>
         <w:t xml:space="preserve"> et </w:t>
       </w:r>
       <w:r>
         <w:rPr>
           <w:i/>
+          <w:lang w:val="fr_FR" w:bidi="fr_FR"/>
         </w:rPr>
         <w:t>esprit</w:t>
       </w:r>
       <w:r>
+        <w:rPr>
+          <w:lang w:val="fr_FR" w:bidi="fr_FR"/>
+        </w:rPr>
         <w:t xml:space="preserve"> sont souvent mis en opposition (par exemple, </w:t>
       </w:r>
       <w:hyperlink r:id="rId121">
         <w:r>
           <w:rPr>
+            <w:lang w:val="fr_FR" w:bidi="fr_FR"/>
+          </w:rPr>
+          <w:rPr>
             <w:color w:val="0000EE"/>
             <w:u w:val="single"/>
           </w:rPr>
@@ -2736,11 +5098,17 @@
         </w:r>
       </w:hyperlink>
       <w:r>
+        <w:rPr>
+          <w:lang w:val="fr_FR" w:bidi="fr_FR"/>
+        </w:rPr>
         <w:t xml:space="preserve"> ; </w:t>
       </w:r>
       <w:hyperlink r:id="rId122">
         <w:r>
           <w:rPr>
+            <w:lang w:val="fr_FR" w:bidi="fr_FR"/>
+          </w:rPr>
+          <w:rPr>
             <w:color w:val="0000EE"/>
             <w:u w:val="single"/>
           </w:rPr>
@@ -2748,40 +5116,78 @@
         </w:r>
       </w:hyperlink>
       <w:r>
+        <w:rPr>
+          <w:lang w:val="fr_FR" w:bidi="fr_FR"/>
+        </w:rPr>
         <w:t xml:space="preserve">). Ici, </w:t>
       </w:r>
       <w:r>
         <w:rPr>
           <w:i/>
+          <w:lang w:val="fr_FR" w:bidi="fr_FR"/>
         </w:rPr>
         <w:t>chair</w:t>
       </w:r>
       <w:r>
+        <w:rPr>
+          <w:lang w:val="fr_FR" w:bidi="fr_FR"/>
+        </w:rPr>
         <w:t xml:space="preserve"> représente la vie humaine ordinaire ; l'Esprit représente le nouveau royaume inauguré par la mort et la résurrection du Christ. Le Christ est mort dans l'ancien royaume et est revenu à la vie dans le nouveau royaume.</w:t>
       </w:r>
-      <w:r/>
-      <w:r/>
-    </w:p>
-    <w:p>
-      <w:r/>
+      <w:r>
+        <w:rPr>
+          <w:lang w:val="fr_FR" w:bidi="fr_FR"/>
+        </w:rPr>
+      </w:r>
+      <w:r>
+        <w:rPr>
+          <w:lang w:val="fr_FR" w:bidi="fr_FR"/>
+        </w:rPr>
+      </w:r>
+    </w:p>
+    <w:p>
+      <w:pPr/>
+      <w:r>
+        <w:rPr>
+          <w:lang w:val="fr_FR" w:bidi="fr_FR"/>
+        </w:rPr>
+      </w:r>
     </w:p>
     <w:p>
       <w:pPr>
         <w:pStyle w:val="Heading2"/>
       </w:pPr>
       <w:r>
+        <w:rPr>
+          <w:lang w:val="fr_FR" w:bidi="fr_FR"/>
+        </w:rPr>
         <w:t>1 Pierre 3.18–22</w:t>
       </w:r>
-      <w:r/>
-    </w:p>
-    <w:p>
-      <w:r/>
-      <w:r>
+      <w:r>
+        <w:rPr>
+          <w:lang w:val="fr_FR" w:bidi="fr_FR"/>
+        </w:rPr>
+      </w:r>
+    </w:p>
+    <w:p>
+      <w:pPr/>
+      <w:r>
+        <w:rPr>
+          <w:lang w:val="fr_FR" w:bidi="fr_FR"/>
+        </w:rPr>
+      </w:r>
+      <w:r>
+        <w:rPr>
+          <w:lang w:val="fr_FR" w:bidi="fr_FR"/>
+        </w:rPr>
         <w:t xml:space="preserve">Comme en </w:t>
       </w:r>
       <w:hyperlink r:id="rId123">
         <w:r>
           <w:rPr>
+            <w:lang w:val="fr_FR" w:bidi="fr_FR"/>
+          </w:rPr>
+          <w:rPr>
             <w:color w:val="0000EE"/>
             <w:u w:val="single"/>
           </w:rPr>
@@ -2789,11 +5195,17 @@
         </w:r>
       </w:hyperlink>
       <w:r>
+        <w:rPr>
+          <w:lang w:val="fr_FR" w:bidi="fr_FR"/>
+        </w:rPr>
         <w:t>, Pierre fait de nouveau appel à Christ, qui était juste et a pourtant souffert, comme exemple pour les croyants confrontés à la persécution (</w:t>
       </w:r>
       <w:hyperlink r:id="rId124">
         <w:r>
           <w:rPr>
+            <w:lang w:val="fr_FR" w:bidi="fr_FR"/>
+          </w:rPr>
+          <w:rPr>
             <w:color w:val="0000EE"/>
             <w:u w:val="single"/>
           </w:rPr>
@@ -2801,49 +5213,91 @@
         </w:r>
       </w:hyperlink>
       <w:r>
+        <w:rPr>
+          <w:lang w:val="fr_FR" w:bidi="fr_FR"/>
+        </w:rPr>
         <w:t>). L'œuvre unique de Christ en notre faveur rappelle aux chrétiens confrontés à la souffrance qu'ils ont une raison solide d'espérer et d'être confiants.</w:t>
       </w:r>
-      <w:r/>
-      <w:r/>
-    </w:p>
-    <w:p>
-      <w:r/>
+      <w:r>
+        <w:rPr>
+          <w:lang w:val="fr_FR" w:bidi="fr_FR"/>
+        </w:rPr>
+      </w:r>
+      <w:r>
+        <w:rPr>
+          <w:lang w:val="fr_FR" w:bidi="fr_FR"/>
+        </w:rPr>
+      </w:r>
+    </w:p>
+    <w:p>
+      <w:pPr/>
+      <w:r>
+        <w:rPr>
+          <w:lang w:val="fr_FR" w:bidi="fr_FR"/>
+        </w:rPr>
+      </w:r>
     </w:p>
     <w:p>
       <w:pPr>
         <w:pStyle w:val="Heading2"/>
       </w:pPr>
       <w:r>
+        <w:rPr>
+          <w:lang w:val="fr_FR" w:bidi="fr_FR"/>
+        </w:rPr>
         <w:t>1 Pierre 3.19–20</w:t>
       </w:r>
-      <w:r/>
-    </w:p>
-    <w:p>
-      <w:r/>
-      <w:r>
+      <w:r>
+        <w:rPr>
+          <w:lang w:val="fr_FR" w:bidi="fr_FR"/>
+        </w:rPr>
+      </w:r>
+    </w:p>
+    <w:p>
+      <w:pPr/>
+      <w:r>
+        <w:rPr>
+          <w:lang w:val="fr_FR" w:bidi="fr_FR"/>
+        </w:rPr>
+      </w:r>
+      <w:r>
+        <w:rPr>
+          <w:lang w:val="fr_FR" w:bidi="fr_FR"/>
+        </w:rPr>
         <w:t xml:space="preserve">Ce passage difficile a été généralement interprété de trois manières : (1) selon une interprétation, Pierre parle des esprits des personnes décédées, disant que le Christ, après sa résurrection, a prêché la Bonne Nouvelle à ces </w:t>
       </w:r>
       <w:r>
         <w:rPr>
           <w:i/>
+          <w:lang w:val="fr_FR" w:bidi="fr_FR"/>
         </w:rPr>
         <w:t>esprits.</w:t>
       </w:r>
       <w:r>
+        <w:rPr>
+          <w:lang w:val="fr_FR" w:bidi="fr_FR"/>
+        </w:rPr>
         <w:t xml:space="preserve"> Cependant, on ne trouve nulle part ailleurs dans le Nouveau Testament l'idée que l'on puisse entendre la Bonne Nouvelle et y répondre après notre mort, et cette interprétation du terme </w:t>
       </w:r>
       <w:r>
         <w:rPr>
           <w:i/>
+          <w:lang w:val="fr_FR" w:bidi="fr_FR"/>
         </w:rPr>
         <w:t>esprits</w:t>
       </w:r>
       <w:r>
+        <w:rPr>
+          <w:lang w:val="fr_FR" w:bidi="fr_FR"/>
+        </w:rPr>
         <w:t xml:space="preserve"> n'est pas la plus évidente. (2) Selon une deuxième interprétation, </w:t>
       </w:r>
       <w:hyperlink r:id="rId125">
         <w:r>
           <w:rPr>
+            <w:lang w:val="fr_FR" w:bidi="fr_FR"/>
+          </w:rPr>
+          <w:rPr>
             <w:color w:val="0000EE"/>
             <w:u w:val="single"/>
           </w:rPr>
@@ -2851,11 +5305,17 @@
         </w:r>
       </w:hyperlink>
       <w:r>
+        <w:rPr>
+          <w:lang w:val="fr_FR" w:bidi="fr_FR"/>
+        </w:rPr>
         <w:t xml:space="preserve"> décrit la prédication du Christ à travers Noé à ses contemporains, qui sont maintenant des esprits en prison. Cette interprétation rend justice à </w:t>
       </w:r>
       <w:hyperlink r:id="rId126">
         <w:r>
           <w:rPr>
+            <w:lang w:val="fr_FR" w:bidi="fr_FR"/>
+          </w:rPr>
+          <w:rPr>
             <w:color w:val="0000EE"/>
             <w:u w:val="single"/>
           </w:rPr>
@@ -2863,11 +5323,17 @@
         </w:r>
       </w:hyperlink>
       <w:r>
+        <w:rPr>
+          <w:lang w:val="fr_FR" w:bidi="fr_FR"/>
+        </w:rPr>
         <w:t xml:space="preserve"> mais ne s'intègre pas bien dans la discussion concernant la mort et de la résurrection du Christ (</w:t>
       </w:r>
       <w:hyperlink r:id="rId119">
         <w:r>
           <w:rPr>
+            <w:lang w:val="fr_FR" w:bidi="fr_FR"/>
+          </w:rPr>
+          <w:rPr>
             <w:color w:val="0000EE"/>
             <w:u w:val="single"/>
           </w:rPr>
@@ -2875,20 +5341,30 @@
         </w:r>
       </w:hyperlink>
       <w:r>
+        <w:rPr>
+          <w:lang w:val="fr_FR" w:bidi="fr_FR"/>
+        </w:rPr>
         <w:t xml:space="preserve">). (3) Dans la troisième interprétation, </w:t>
       </w:r>
       <w:r>
         <w:rPr>
           <w:i/>
+          <w:lang w:val="fr_FR" w:bidi="fr_FR"/>
         </w:rPr>
         <w:t>les esprits en prison</w:t>
       </w:r>
       <w:r>
+        <w:rPr>
+          <w:lang w:val="fr_FR" w:bidi="fr_FR"/>
+        </w:rPr>
         <w:t xml:space="preserve"> sont des êtres spirituels maléfiques. La tradition juive, basée sur </w:t>
       </w:r>
       <w:hyperlink r:id="rId127">
         <w:r>
           <w:rPr>
+            <w:lang w:val="fr_FR" w:bidi="fr_FR"/>
+          </w:rPr>
+          <w:rPr>
             <w:color w:val="0000EE"/>
             <w:u w:val="single"/>
           </w:rPr>
@@ -2896,11 +5372,17 @@
         </w:r>
       </w:hyperlink>
       <w:r>
+        <w:rPr>
+          <w:lang w:val="fr_FR" w:bidi="fr_FR"/>
+        </w:rPr>
         <w:t xml:space="preserve">, soutenait que de nombreux anges avaient chuté à l'époque de Noé (voir aussi </w:t>
       </w:r>
       <w:hyperlink r:id="rId128">
         <w:r>
           <w:rPr>
+            <w:lang w:val="fr_FR" w:bidi="fr_FR"/>
+          </w:rPr>
+          <w:rPr>
             <w:color w:val="0000EE"/>
             <w:u w:val="single"/>
           </w:rPr>
@@ -2908,20 +5390,30 @@
         </w:r>
       </w:hyperlink>
       <w:r>
+        <w:rPr>
+          <w:lang w:val="fr_FR" w:bidi="fr_FR"/>
+        </w:rPr>
         <w:t xml:space="preserve">; </w:t>
       </w:r>
       <w:r>
         <w:rPr>
           <w:i/>
+          <w:lang w:val="fr_FR" w:bidi="fr_FR"/>
         </w:rPr>
         <w:t>1 Hénoc</w:t>
       </w:r>
       <w:r>
+        <w:rPr>
+          <w:lang w:val="fr_FR" w:bidi="fr_FR"/>
+        </w:rPr>
         <w:t xml:space="preserve"> 6–10). Dans ce cas-ci, Pierre cherche alors à dire que le Christ a proclamé sa victoire sur les puissances spirituelles maléfiques après sa résurrection (cf. </w:t>
       </w:r>
       <w:hyperlink r:id="rId129">
         <w:r>
           <w:rPr>
+            <w:lang w:val="fr_FR" w:bidi="fr_FR"/>
+          </w:rPr>
+          <w:rPr>
             <w:color w:val="0000EE"/>
             <w:u w:val="single"/>
           </w:rPr>
@@ -2929,34 +5421,71 @@
         </w:r>
       </w:hyperlink>
       <w:r>
+        <w:rPr>
+          <w:lang w:val="fr_FR" w:bidi="fr_FR"/>
+        </w:rPr>
         <w:t>).</w:t>
       </w:r>
-      <w:r/>
-      <w:r/>
-    </w:p>
-    <w:p>
-      <w:r/>
+      <w:r>
+        <w:rPr>
+          <w:lang w:val="fr_FR" w:bidi="fr_FR"/>
+        </w:rPr>
+      </w:r>
+      <w:r>
+        <w:rPr>
+          <w:lang w:val="fr_FR" w:bidi="fr_FR"/>
+        </w:rPr>
+      </w:r>
+    </w:p>
+    <w:p>
+      <w:pPr/>
+      <w:r>
+        <w:rPr>
+          <w:lang w:val="fr_FR" w:bidi="fr_FR"/>
+        </w:rPr>
+      </w:r>
     </w:p>
     <w:p>
       <w:pPr>
         <w:pStyle w:val="Heading2"/>
       </w:pPr>
       <w:r>
+        <w:rPr>
+          <w:lang w:val="fr_FR" w:bidi="fr_FR"/>
+        </w:rPr>
         <w:t>1 Pierre 3.20</w:t>
       </w:r>
-      <w:r/>
-    </w:p>
-    <w:p>
-      <w:r/>
-      <w:r>
+      <w:r>
+        <w:rPr>
+          <w:lang w:val="fr_FR" w:bidi="fr_FR"/>
+        </w:rPr>
+      </w:r>
+    </w:p>
+    <w:p>
+      <w:pPr/>
+      <w:r>
+        <w:rPr>
+          <w:lang w:val="fr_FR" w:bidi="fr_FR"/>
+        </w:rPr>
+      </w:r>
+      <w:r>
+        <w:rPr>
+          <w:lang w:val="fr_FR" w:bidi="fr_FR"/>
+        </w:rPr>
         <w:t xml:space="preserve">un petit nombre de personnes, c’est-à-dire, huit </w:t>
       </w:r>
       <w:r>
+        <w:rPr>
+          <w:lang w:val="fr_FR" w:bidi="fr_FR"/>
+        </w:rPr>
         <w:t>: c'est-à-dire, Noé, sa femme, leurs trois fils et leurs femmes (</w:t>
       </w:r>
       <w:hyperlink r:id="rId130">
         <w:r>
           <w:rPr>
+            <w:lang w:val="fr_FR" w:bidi="fr_FR"/>
+          </w:rPr>
+          <w:rPr>
             <w:color w:val="0000EE"/>
             <w:u w:val="single"/>
           </w:rPr>
@@ -2964,11 +5493,17 @@
         </w:r>
       </w:hyperlink>
       <w:r>
+        <w:rPr>
+          <w:lang w:val="fr_FR" w:bidi="fr_FR"/>
+        </w:rPr>
         <w:t xml:space="preserve"> ; </w:t>
       </w:r>
       <w:hyperlink r:id="rId131">
         <w:r>
           <w:rPr>
+            <w:lang w:val="fr_FR" w:bidi="fr_FR"/>
+          </w:rPr>
+          <w:rPr>
             <w:color w:val="0000EE"/>
             <w:u w:val="single"/>
           </w:rPr>
@@ -2976,108 +5511,197 @@
         </w:r>
       </w:hyperlink>
       <w:r>
+        <w:rPr>
+          <w:lang w:val="fr_FR" w:bidi="fr_FR"/>
+        </w:rPr>
         <w:t>).</w:t>
       </w:r>
-      <w:r/>
-      <w:r/>
-    </w:p>
-    <w:p>
-      <w:r/>
+      <w:r>
+        <w:rPr>
+          <w:lang w:val="fr_FR" w:bidi="fr_FR"/>
+        </w:rPr>
+      </w:r>
+      <w:r>
+        <w:rPr>
+          <w:lang w:val="fr_FR" w:bidi="fr_FR"/>
+        </w:rPr>
+      </w:r>
+    </w:p>
+    <w:p>
+      <w:pPr/>
+      <w:r>
+        <w:rPr>
+          <w:lang w:val="fr_FR" w:bidi="fr_FR"/>
+        </w:rPr>
+      </w:r>
     </w:p>
     <w:p>
       <w:pPr>
         <w:pStyle w:val="Heading2"/>
       </w:pPr>
       <w:r>
+        <w:rPr>
+          <w:lang w:val="fr_FR" w:bidi="fr_FR"/>
+        </w:rPr>
         <w:t>1 Pierre 3.21</w:t>
       </w:r>
-      <w:r/>
-    </w:p>
-    <w:p>
-      <w:r/>
-      <w:r>
+      <w:r>
+        <w:rPr>
+          <w:lang w:val="fr_FR" w:bidi="fr_FR"/>
+        </w:rPr>
+      </w:r>
+    </w:p>
+    <w:p>
+      <w:pPr/>
+      <w:r>
+        <w:rPr>
+          <w:lang w:val="fr_FR" w:bidi="fr_FR"/>
+        </w:rPr>
+      </w:r>
+      <w:r>
+        <w:rPr>
+          <w:lang w:val="fr_FR" w:bidi="fr_FR"/>
+        </w:rPr>
         <w:t xml:space="preserve">Une figure du baptême : Pierre veut peut-être dire que, tout comme l'eau est ce qui a fait flotter le bateau dans lequel Noé et sa famille ont été sauvés, le </w:t>
       </w:r>
       <w:r>
         <w:rPr>
           <w:i/>
+          <w:lang w:val="fr_FR" w:bidi="fr_FR"/>
         </w:rPr>
         <w:t>baptême</w:t>
       </w:r>
       <w:r>
+        <w:rPr>
+          <w:lang w:val="fr_FR" w:bidi="fr_FR"/>
+        </w:rPr>
         <w:t xml:space="preserve"> sauve les croyants. Sinon, il veut peut-être dire que, tout comme Noé et sa famille ont dû traverser l'</w:t>
       </w:r>
       <w:r>
         <w:rPr>
           <w:i/>
+          <w:lang w:val="fr_FR" w:bidi="fr_FR"/>
         </w:rPr>
         <w:t>eau</w:t>
       </w:r>
       <w:r>
+        <w:rPr>
+          <w:lang w:val="fr_FR" w:bidi="fr_FR"/>
+        </w:rPr>
         <w:t xml:space="preserve"> pour être en sécurité, les chrétiens passent par les eaux du </w:t>
       </w:r>
       <w:r>
         <w:rPr>
           <w:i/>
+          <w:lang w:val="fr_FR" w:bidi="fr_FR"/>
         </w:rPr>
         <w:t>baptême</w:t>
       </w:r>
       <w:r>
+        <w:rPr>
+          <w:lang w:val="fr_FR" w:bidi="fr_FR"/>
+        </w:rPr>
         <w:t xml:space="preserve"> pour atteindre le salut. Enfin, il veut peut-être dire que, tout comme l'</w:t>
       </w:r>
       <w:r>
         <w:rPr>
           <w:i/>
+          <w:lang w:val="fr_FR" w:bidi="fr_FR"/>
         </w:rPr>
         <w:t>eau</w:t>
       </w:r>
       <w:r>
+        <w:rPr>
+          <w:lang w:val="fr_FR" w:bidi="fr_FR"/>
+        </w:rPr>
         <w:t xml:space="preserve"> a jugé le péché à l'époque de Noé, l'eau du </w:t>
       </w:r>
       <w:r>
         <w:rPr>
           <w:i/>
+          <w:lang w:val="fr_FR" w:bidi="fr_FR"/>
         </w:rPr>
         <w:t>baptême</w:t>
       </w:r>
       <w:r>
+        <w:rPr>
+          <w:lang w:val="fr_FR" w:bidi="fr_FR"/>
+        </w:rPr>
         <w:t xml:space="preserve"> lave les péchés des chrétiens. • Pierre ne veut pas dire que le baptême par l'eau sauve une personne, quel que soit l'état de son cœur. Il ajoute que le baptême sauve uniquement en ce qu'il est une réponse à Dieu, d'une conscience pure (ou </w:t>
       </w:r>
       <w:r>
         <w:rPr>
           <w:i/>
+          <w:lang w:val="fr_FR" w:bidi="fr_FR"/>
         </w:rPr>
         <w:t xml:space="preserve">comme l'engagement d'une bonne conscience) </w:t>
       </w:r>
       <w:r>
+        <w:rPr>
+          <w:lang w:val="fr_FR" w:bidi="fr_FR"/>
+        </w:rPr>
         <w:t>: il montre ainsi clairement que seuls ceux qui font preuve de foi en Dieu pourront tirer profit du baptême.</w:t>
       </w:r>
-      <w:r/>
-      <w:r/>
-    </w:p>
-    <w:p>
-      <w:r/>
+      <w:r>
+        <w:rPr>
+          <w:lang w:val="fr_FR" w:bidi="fr_FR"/>
+        </w:rPr>
+      </w:r>
+      <w:r>
+        <w:rPr>
+          <w:lang w:val="fr_FR" w:bidi="fr_FR"/>
+        </w:rPr>
+      </w:r>
+    </w:p>
+    <w:p>
+      <w:pPr/>
+      <w:r>
+        <w:rPr>
+          <w:lang w:val="fr_FR" w:bidi="fr_FR"/>
+        </w:rPr>
+      </w:r>
     </w:p>
     <w:p>
       <w:pPr>
         <w:pStyle w:val="Heading2"/>
       </w:pPr>
       <w:r>
+        <w:rPr>
+          <w:lang w:val="fr_FR" w:bidi="fr_FR"/>
+        </w:rPr>
         <w:t>1 Pierre 3.22</w:t>
       </w:r>
-      <w:r/>
-    </w:p>
-    <w:p>
-      <w:r/>
-      <w:r>
+      <w:r>
+        <w:rPr>
+          <w:lang w:val="fr_FR" w:bidi="fr_FR"/>
+        </w:rPr>
+      </w:r>
+    </w:p>
+    <w:p>
+      <w:pPr/>
+      <w:r>
+        <w:rPr>
+          <w:lang w:val="fr_FR" w:bidi="fr_FR"/>
+        </w:rPr>
+      </w:r>
+      <w:r>
+        <w:rPr>
+          <w:lang w:val="fr_FR" w:bidi="fr_FR"/>
+        </w:rPr>
         <w:t>Les anges, les autorités et les puissances, lui ont été soumis :</w:t>
       </w:r>
       <w:r>
+        <w:rPr>
+          <w:lang w:val="fr_FR" w:bidi="fr_FR"/>
+        </w:rPr>
         <w:t xml:space="preserve"> dans le monde antique, beaucoup croyaient que les êtres spirituels influençaient directement le cours des affaires sur terre. Les chrétiens avaient besoin de se rappeler que Christ a déjà remporté sa victoire sur ces puissances spirituelles. Cela signifie que nous n'avons aucune crainte à avoir, même vis-à-vis de ce monde spirituel (cf. </w:t>
       </w:r>
       <w:hyperlink r:id="rId116">
         <w:r>
           <w:rPr>
+            <w:lang w:val="fr_FR" w:bidi="fr_FR"/>
+          </w:rPr>
+          <w:rPr>
             <w:color w:val="0000EE"/>
             <w:u w:val="single"/>
           </w:rPr>
@@ -3085,34 +5709,71 @@
         </w:r>
       </w:hyperlink>
       <w:r>
+        <w:rPr>
+          <w:lang w:val="fr_FR" w:bidi="fr_FR"/>
+        </w:rPr>
         <w:t>).</w:t>
       </w:r>
-      <w:r/>
-      <w:r/>
-    </w:p>
-    <w:p>
-      <w:r/>
+      <w:r>
+        <w:rPr>
+          <w:lang w:val="fr_FR" w:bidi="fr_FR"/>
+        </w:rPr>
+      </w:r>
+      <w:r>
+        <w:rPr>
+          <w:lang w:val="fr_FR" w:bidi="fr_FR"/>
+        </w:rPr>
+      </w:r>
+    </w:p>
+    <w:p>
+      <w:pPr/>
+      <w:r>
+        <w:rPr>
+          <w:lang w:val="fr_FR" w:bidi="fr_FR"/>
+        </w:rPr>
+      </w:r>
     </w:p>
     <w:p>
       <w:pPr>
         <w:pStyle w:val="Heading2"/>
       </w:pPr>
       <w:r>
+        <w:rPr>
+          <w:lang w:val="fr_FR" w:bidi="fr_FR"/>
+        </w:rPr>
         <w:t>1 Pierre 4.1</w:t>
       </w:r>
-      <w:r/>
-    </w:p>
-    <w:p>
-      <w:r/>
-      <w:r>
+      <w:r>
+        <w:rPr>
+          <w:lang w:val="fr_FR" w:bidi="fr_FR"/>
+        </w:rPr>
+      </w:r>
+    </w:p>
+    <w:p>
+      <w:pPr/>
+      <w:r>
+        <w:rPr>
+          <w:lang w:val="fr_FR" w:bidi="fr_FR"/>
+        </w:rPr>
+      </w:r>
+      <w:r>
+        <w:rPr>
+          <w:lang w:val="fr_FR" w:bidi="fr_FR"/>
+        </w:rPr>
         <w:t xml:space="preserve">Christ ayant souffert dans la chair </w:t>
       </w:r>
       <w:r>
+        <w:rPr>
+          <w:lang w:val="fr_FR" w:bidi="fr_FR"/>
+        </w:rPr>
         <w:t xml:space="preserve">: Pierre a introduit cette idée en </w:t>
       </w:r>
       <w:hyperlink r:id="rId119">
         <w:r>
           <w:rPr>
+            <w:lang w:val="fr_FR" w:bidi="fr_FR"/>
+          </w:rPr>
+          <w:rPr>
             <w:color w:val="0000EE"/>
             <w:u w:val="single"/>
           </w:rPr>
@@ -3120,11 +5781,17 @@
         </w:r>
       </w:hyperlink>
       <w:r>
+        <w:rPr>
+          <w:lang w:val="fr_FR" w:bidi="fr_FR"/>
+        </w:rPr>
         <w:t xml:space="preserve"> ; il en indique maintenant l'impact en ce qui concerne l'expérience chrétienne. Lorsque nous souffrons physiquement, nous devons imiter l'attitude de Christ (voir </w:t>
       </w:r>
       <w:hyperlink r:id="rId132">
         <w:r>
           <w:rPr>
+            <w:lang w:val="fr_FR" w:bidi="fr_FR"/>
+          </w:rPr>
+          <w:rPr>
             <w:color w:val="0000EE"/>
             <w:u w:val="single"/>
           </w:rPr>
@@ -3132,11 +5799,17 @@
         </w:r>
       </w:hyperlink>
       <w:r>
+        <w:rPr>
+          <w:lang w:val="fr_FR" w:bidi="fr_FR"/>
+        </w:rPr>
         <w:t xml:space="preserve">). Le fait de souffrir avec Christ montre que nous nous identifions à lui (voir </w:t>
       </w:r>
       <w:hyperlink r:id="rId133">
         <w:r>
           <w:rPr>
+            <w:lang w:val="fr_FR" w:bidi="fr_FR"/>
+          </w:rPr>
+          <w:rPr>
             <w:color w:val="0000EE"/>
             <w:u w:val="single"/>
           </w:rPr>
@@ -3144,11 +5817,17 @@
         </w:r>
       </w:hyperlink>
       <w:r>
+        <w:rPr>
+          <w:lang w:val="fr_FR" w:bidi="fr_FR"/>
+        </w:rPr>
         <w:t>). Ainsi, nous faisons l'expérience de la victoire sur le pouvoir du péché qu'il a remportée à la croix (</w:t>
       </w:r>
       <w:hyperlink r:id="rId134">
         <w:r>
           <w:rPr>
+            <w:lang w:val="fr_FR" w:bidi="fr_FR"/>
+          </w:rPr>
+          <w:rPr>
             <w:color w:val="0000EE"/>
             <w:u w:val="single"/>
           </w:rPr>
@@ -3156,103 +5835,228 @@
         </w:r>
       </w:hyperlink>
       <w:r>
+        <w:rPr>
+          <w:lang w:val="fr_FR" w:bidi="fr_FR"/>
+        </w:rPr>
         <w:t>).</w:t>
       </w:r>
-      <w:r/>
-      <w:r/>
-    </w:p>
-    <w:p>
-      <w:r/>
+      <w:r>
+        <w:rPr>
+          <w:lang w:val="fr_FR" w:bidi="fr_FR"/>
+        </w:rPr>
+      </w:r>
+      <w:r>
+        <w:rPr>
+          <w:lang w:val="fr_FR" w:bidi="fr_FR"/>
+        </w:rPr>
+      </w:r>
+    </w:p>
+    <w:p>
+      <w:pPr/>
+      <w:r>
+        <w:rPr>
+          <w:lang w:val="fr_FR" w:bidi="fr_FR"/>
+        </w:rPr>
+      </w:r>
     </w:p>
     <w:p>
       <w:pPr>
         <w:pStyle w:val="Heading2"/>
       </w:pPr>
       <w:r>
+        <w:rPr>
+          <w:lang w:val="fr_FR" w:bidi="fr_FR"/>
+        </w:rPr>
         <w:t>1 Pierre 4.1–6</w:t>
       </w:r>
-      <w:r/>
-    </w:p>
-    <w:p>
-      <w:r/>
-      <w:r>
+      <w:r>
+        <w:rPr>
+          <w:lang w:val="fr_FR" w:bidi="fr_FR"/>
+        </w:rPr>
+      </w:r>
+    </w:p>
+    <w:p>
+      <w:pPr/>
+      <w:r>
+        <w:rPr>
+          <w:lang w:val="fr_FR" w:bidi="fr_FR"/>
+        </w:rPr>
+      </w:r>
+      <w:r>
+        <w:rPr>
+          <w:lang w:val="fr_FR" w:bidi="fr_FR"/>
+        </w:rPr>
         <w:t>Pierre exhorte les chrétiens à tourner résolument le dos à l'ancienne vie de péché dont le Christ, par sa souffrance, nous a libérés.</w:t>
       </w:r>
-      <w:r/>
-      <w:r/>
-    </w:p>
-    <w:p>
-      <w:r/>
+      <w:r>
+        <w:rPr>
+          <w:lang w:val="fr_FR" w:bidi="fr_FR"/>
+        </w:rPr>
+      </w:r>
+      <w:r>
+        <w:rPr>
+          <w:lang w:val="fr_FR" w:bidi="fr_FR"/>
+        </w:rPr>
+      </w:r>
+    </w:p>
+    <w:p>
+      <w:pPr/>
+      <w:r>
+        <w:rPr>
+          <w:lang w:val="fr_FR" w:bidi="fr_FR"/>
+        </w:rPr>
+      </w:r>
     </w:p>
     <w:p>
       <w:pPr>
         <w:pStyle w:val="Heading2"/>
       </w:pPr>
       <w:r>
+        <w:rPr>
+          <w:lang w:val="fr_FR" w:bidi="fr_FR"/>
+        </w:rPr>
         <w:t>1 Pierre 4.3</w:t>
       </w:r>
-      <w:r/>
-    </w:p>
-    <w:p>
-      <w:r/>
-      <w:r>
+      <w:r>
+        <w:rPr>
+          <w:lang w:val="fr_FR" w:bidi="fr_FR"/>
+        </w:rPr>
+      </w:r>
+    </w:p>
+    <w:p>
+      <w:pPr/>
+      <w:r>
+        <w:rPr>
+          <w:lang w:val="fr_FR" w:bidi="fr_FR"/>
+        </w:rPr>
+      </w:r>
+      <w:r>
+        <w:rPr>
+          <w:lang w:val="fr_FR" w:bidi="fr_FR"/>
+        </w:rPr>
         <w:t xml:space="preserve">Les païens (littéralement </w:t>
       </w:r>
       <w:r>
         <w:rPr>
           <w:i/>
+          <w:lang w:val="fr_FR" w:bidi="fr_FR"/>
         </w:rPr>
         <w:t>les Gentils</w:t>
       </w:r>
       <w:r>
+        <w:rPr>
+          <w:lang w:val="fr_FR" w:bidi="fr_FR"/>
+        </w:rPr>
         <w:t>) : Pierre emprunte ce terme de son héritage juif pour décrire ceux qui ne connaissent pas Dieu.</w:t>
       </w:r>
-      <w:r/>
-      <w:r/>
-    </w:p>
-    <w:p>
-      <w:r/>
+      <w:r>
+        <w:rPr>
+          <w:lang w:val="fr_FR" w:bidi="fr_FR"/>
+        </w:rPr>
+      </w:r>
+      <w:r>
+        <w:rPr>
+          <w:lang w:val="fr_FR" w:bidi="fr_FR"/>
+        </w:rPr>
+      </w:r>
+    </w:p>
+    <w:p>
+      <w:pPr/>
+      <w:r>
+        <w:rPr>
+          <w:lang w:val="fr_FR" w:bidi="fr_FR"/>
+        </w:rPr>
+      </w:r>
     </w:p>
     <w:p>
       <w:pPr>
         <w:pStyle w:val="Heading2"/>
       </w:pPr>
       <w:r>
+        <w:rPr>
+          <w:lang w:val="fr_FR" w:bidi="fr_FR"/>
+        </w:rPr>
         <w:t>1 Pierre 4.6</w:t>
       </w:r>
-      <w:r/>
-    </w:p>
-    <w:p>
-      <w:r/>
-      <w:r>
+      <w:r>
+        <w:rPr>
+          <w:lang w:val="fr_FR" w:bidi="fr_FR"/>
+        </w:rPr>
+      </w:r>
+    </w:p>
+    <w:p>
+      <w:pPr/>
+      <w:r>
+        <w:rPr>
+          <w:lang w:val="fr_FR" w:bidi="fr_FR"/>
+        </w:rPr>
+      </w:r>
+      <w:r>
+        <w:rPr>
+          <w:lang w:val="fr_FR" w:bidi="fr_FR"/>
+        </w:rPr>
         <w:t>Pierre fait référence à des personnes maintenant décédées, qui ont entendu la Bonne Nouvelle de leur vivant ; il n'imagine pas qu'on ait l'occasion de se repentir après la mort. Si elles ont répondu avec foi au message de leur vivant, elles sont assurées de vivre éternellement avec Dieu par l'Esprit, bien qu'elles aient été destinées à mourir comme tout le monde.</w:t>
       </w:r>
-      <w:r/>
-      <w:r/>
-    </w:p>
-    <w:p>
-      <w:r/>
+      <w:r>
+        <w:rPr>
+          <w:lang w:val="fr_FR" w:bidi="fr_FR"/>
+        </w:rPr>
+      </w:r>
+      <w:r>
+        <w:rPr>
+          <w:lang w:val="fr_FR" w:bidi="fr_FR"/>
+        </w:rPr>
+      </w:r>
+    </w:p>
+    <w:p>
+      <w:pPr/>
+      <w:r>
+        <w:rPr>
+          <w:lang w:val="fr_FR" w:bidi="fr_FR"/>
+        </w:rPr>
+      </w:r>
     </w:p>
     <w:p>
       <w:pPr>
         <w:pStyle w:val="Heading2"/>
       </w:pPr>
       <w:r>
+        <w:rPr>
+          <w:lang w:val="fr_FR" w:bidi="fr_FR"/>
+        </w:rPr>
         <w:t>1 Pierre 4.7</w:t>
       </w:r>
-      <w:r/>
-    </w:p>
-    <w:p>
-      <w:r/>
-      <w:r>
+      <w:r>
+        <w:rPr>
+          <w:lang w:val="fr_FR" w:bidi="fr_FR"/>
+        </w:rPr>
+      </w:r>
+    </w:p>
+    <w:p>
+      <w:pPr/>
+      <w:r>
+        <w:rPr>
+          <w:lang w:val="fr_FR" w:bidi="fr_FR"/>
+        </w:rPr>
+      </w:r>
+      <w:r>
+        <w:rPr>
+          <w:lang w:val="fr_FR" w:bidi="fr_FR"/>
+        </w:rPr>
         <w:t>La fin de toutes choses est proche</w:t>
       </w:r>
       <w:r>
+        <w:rPr>
+          <w:lang w:val="fr_FR" w:bidi="fr_FR"/>
+        </w:rPr>
         <w:t xml:space="preserve"> : Quand Christ est venu sur terre, les « derniers jours » prédits par les prophètes de l'Ancien Testament ont commencé (voir </w:t>
       </w:r>
       <w:hyperlink r:id="rId135">
         <w:r>
           <w:rPr>
+            <w:lang w:val="fr_FR" w:bidi="fr_FR"/>
+          </w:rPr>
+          <w:rPr>
             <w:color w:val="0000EE"/>
             <w:u w:val="single"/>
           </w:rPr>
@@ -3260,29 +6064,43 @@
         </w:r>
       </w:hyperlink>
       <w:r>
+        <w:rPr>
+          <w:lang w:val="fr_FR" w:bidi="fr_FR"/>
+        </w:rPr>
         <w:t xml:space="preserve">). La prochaine étape dans l'histoire du salut est la seconde venue du Christ, qui sonnera la </w:t>
       </w:r>
       <w:r>
         <w:rPr>
           <w:i/>
+          <w:lang w:val="fr_FR" w:bidi="fr_FR"/>
         </w:rPr>
         <w:t>fin</w:t>
       </w:r>
       <w:r>
+        <w:rPr>
+          <w:lang w:val="fr_FR" w:bidi="fr_FR"/>
+        </w:rPr>
         <w:t xml:space="preserve"> du monde tel que nous le connaissons. Cette </w:t>
       </w:r>
       <w:r>
         <w:rPr>
           <w:i/>
+          <w:lang w:val="fr_FR" w:bidi="fr_FR"/>
         </w:rPr>
         <w:t>fin</w:t>
       </w:r>
       <w:r>
+        <w:rPr>
+          <w:lang w:val="fr_FR" w:bidi="fr_FR"/>
+        </w:rPr>
         <w:t xml:space="preserve"> pourrait survenir à tout moment ; par conséquent, les chrétiens doivent toujours être prêts (voir aussi </w:t>
       </w:r>
       <w:hyperlink r:id="rId136">
         <w:r>
           <w:rPr>
+            <w:lang w:val="fr_FR" w:bidi="fr_FR"/>
+          </w:rPr>
+          <w:rPr>
             <w:color w:val="0000EE"/>
             <w:u w:val="single"/>
           </w:rPr>
@@ -3290,11 +6108,17 @@
         </w:r>
       </w:hyperlink>
       <w:r>
+        <w:rPr>
+          <w:lang w:val="fr_FR" w:bidi="fr_FR"/>
+        </w:rPr>
         <w:t xml:space="preserve"> ; </w:t>
       </w:r>
       <w:hyperlink r:id="rId137">
         <w:r>
           <w:rPr>
+            <w:lang w:val="fr_FR" w:bidi="fr_FR"/>
+          </w:rPr>
+          <w:rPr>
             <w:color w:val="0000EE"/>
             <w:u w:val="single"/>
           </w:rPr>
@@ -3302,11 +6126,17 @@
         </w:r>
       </w:hyperlink>
       <w:r>
+        <w:rPr>
+          <w:lang w:val="fr_FR" w:bidi="fr_FR"/>
+        </w:rPr>
         <w:t xml:space="preserve"> ; </w:t>
       </w:r>
       <w:hyperlink r:id="rId138">
         <w:r>
           <w:rPr>
+            <w:lang w:val="fr_FR" w:bidi="fr_FR"/>
+          </w:rPr>
+          <w:rPr>
             <w:color w:val="0000EE"/>
             <w:u w:val="single"/>
           </w:rPr>
@@ -3314,11 +6144,17 @@
         </w:r>
       </w:hyperlink>
       <w:r>
+        <w:rPr>
+          <w:lang w:val="fr_FR" w:bidi="fr_FR"/>
+        </w:rPr>
         <w:t xml:space="preserve">; </w:t>
       </w:r>
       <w:hyperlink r:id="rId139">
         <w:r>
           <w:rPr>
+            <w:lang w:val="fr_FR" w:bidi="fr_FR"/>
+          </w:rPr>
+          <w:rPr>
             <w:color w:val="0000EE"/>
             <w:u w:val="single"/>
           </w:rPr>
@@ -3326,31 +6162,65 @@
         </w:r>
       </w:hyperlink>
       <w:r>
+        <w:rPr>
+          <w:lang w:val="fr_FR" w:bidi="fr_FR"/>
+        </w:rPr>
         <w:t>).</w:t>
       </w:r>
-      <w:r/>
-      <w:r/>
-    </w:p>
-    <w:p>
-      <w:r/>
+      <w:r>
+        <w:rPr>
+          <w:lang w:val="fr_FR" w:bidi="fr_FR"/>
+        </w:rPr>
+      </w:r>
+      <w:r>
+        <w:rPr>
+          <w:lang w:val="fr_FR" w:bidi="fr_FR"/>
+        </w:rPr>
+      </w:r>
+    </w:p>
+    <w:p>
+      <w:pPr/>
+      <w:r>
+        <w:rPr>
+          <w:lang w:val="fr_FR" w:bidi="fr_FR"/>
+        </w:rPr>
+      </w:r>
     </w:p>
     <w:p>
       <w:pPr>
         <w:pStyle w:val="Heading2"/>
       </w:pPr>
       <w:r>
+        <w:rPr>
+          <w:lang w:val="fr_FR" w:bidi="fr_FR"/>
+        </w:rPr>
         <w:t>1 Pierre 4.7–11</w:t>
       </w:r>
-      <w:r/>
-    </w:p>
-    <w:p>
-      <w:r/>
-      <w:r>
+      <w:r>
+        <w:rPr>
+          <w:lang w:val="fr_FR" w:bidi="fr_FR"/>
+        </w:rPr>
+      </w:r>
+    </w:p>
+    <w:p>
+      <w:pPr/>
+      <w:r>
+        <w:rPr>
+          <w:lang w:val="fr_FR" w:bidi="fr_FR"/>
+        </w:rPr>
+      </w:r>
+      <w:r>
+        <w:rPr>
+          <w:lang w:val="fr_FR" w:bidi="fr_FR"/>
+        </w:rPr>
         <w:t>Avec ce paragraphe d'exhortations diverses, Pierre conclut la troisième section majeure de la lettre (</w:t>
       </w:r>
       <w:hyperlink r:id="rId140">
         <w:r>
           <w:rPr>
+            <w:lang w:val="fr_FR" w:bidi="fr_FR"/>
+          </w:rPr>
+          <w:rPr>
             <w:color w:val="0000EE"/>
             <w:u w:val="single"/>
           </w:rPr>
@@ -3358,31 +6228,65 @@
         </w:r>
       </w:hyperlink>
       <w:r>
+        <w:rPr>
+          <w:lang w:val="fr_FR" w:bidi="fr_FR"/>
+        </w:rPr>
         <w:t>).</w:t>
       </w:r>
-      <w:r/>
-      <w:r/>
-    </w:p>
-    <w:p>
-      <w:r/>
+      <w:r>
+        <w:rPr>
+          <w:lang w:val="fr_FR" w:bidi="fr_FR"/>
+        </w:rPr>
+      </w:r>
+      <w:r>
+        <w:rPr>
+          <w:lang w:val="fr_FR" w:bidi="fr_FR"/>
+        </w:rPr>
+      </w:r>
+    </w:p>
+    <w:p>
+      <w:pPr/>
+      <w:r>
+        <w:rPr>
+          <w:lang w:val="fr_FR" w:bidi="fr_FR"/>
+        </w:rPr>
+      </w:r>
     </w:p>
     <w:p>
       <w:pPr>
         <w:pStyle w:val="Heading2"/>
       </w:pPr>
       <w:r>
+        <w:rPr>
+          <w:lang w:val="fr_FR" w:bidi="fr_FR"/>
+        </w:rPr>
         <w:t>1 Pierre 4.8</w:t>
       </w:r>
-      <w:r/>
-    </w:p>
-    <w:p>
-      <w:r/>
-      <w:r>
+      <w:r>
+        <w:rPr>
+          <w:lang w:val="fr_FR" w:bidi="fr_FR"/>
+        </w:rPr>
+      </w:r>
+    </w:p>
+    <w:p>
+      <w:pPr/>
+      <w:r>
+        <w:rPr>
+          <w:lang w:val="fr_FR" w:bidi="fr_FR"/>
+        </w:rPr>
+      </w:r>
+      <w:r>
+        <w:rPr>
+          <w:lang w:val="fr_FR" w:bidi="fr_FR"/>
+        </w:rPr>
         <w:t xml:space="preserve">De par sa nature, l'amour ne tient pas compte des péchés commis contre nous par les autres (voir </w:t>
       </w:r>
       <w:hyperlink r:id="rId141">
         <w:r>
           <w:rPr>
+            <w:lang w:val="fr_FR" w:bidi="fr_FR"/>
+          </w:rPr>
+          <w:rPr>
             <w:color w:val="0000EE"/>
             <w:u w:val="single"/>
           </w:rPr>
@@ -3390,11 +6294,17 @@
         </w:r>
       </w:hyperlink>
       <w:r>
+        <w:rPr>
+          <w:lang w:val="fr_FR" w:bidi="fr_FR"/>
+        </w:rPr>
         <w:t xml:space="preserve"> ; </w:t>
       </w:r>
       <w:hyperlink r:id="rId142">
         <w:r>
           <w:rPr>
+            <w:lang w:val="fr_FR" w:bidi="fr_FR"/>
+          </w:rPr>
+          <w:rPr>
             <w:color w:val="0000EE"/>
             <w:u w:val="single"/>
           </w:rPr>
@@ -3402,11 +6312,17 @@
         </w:r>
       </w:hyperlink>
       <w:r>
+        <w:rPr>
+          <w:lang w:val="fr_FR" w:bidi="fr_FR"/>
+        </w:rPr>
         <w:t xml:space="preserve"> ; </w:t>
       </w:r>
       <w:hyperlink r:id="rId143">
         <w:r>
           <w:rPr>
+            <w:lang w:val="fr_FR" w:bidi="fr_FR"/>
+          </w:rPr>
+          <w:rPr>
             <w:color w:val="0000EE"/>
             <w:u w:val="single"/>
           </w:rPr>
@@ -3414,11 +6330,17 @@
         </w:r>
       </w:hyperlink>
       <w:r>
+        <w:rPr>
+          <w:lang w:val="fr_FR" w:bidi="fr_FR"/>
+        </w:rPr>
         <w:t xml:space="preserve">). Il se peut aussi que Pierre veuille dire que notre attitude d'amour, parce qu'elle montre notre relation avec Christ, couvre nos propres péchés et fait en sorte qu'ils soient pardonnés (voir </w:t>
       </w:r>
       <w:hyperlink r:id="rId144">
         <w:r>
           <w:rPr>
+            <w:lang w:val="fr_FR" w:bidi="fr_FR"/>
+          </w:rPr>
+          <w:rPr>
             <w:color w:val="0000EE"/>
             <w:u w:val="single"/>
           </w:rPr>
@@ -3426,34 +6348,71 @@
         </w:r>
       </w:hyperlink>
       <w:r>
+        <w:rPr>
+          <w:lang w:val="fr_FR" w:bidi="fr_FR"/>
+        </w:rPr>
         <w:t>).</w:t>
       </w:r>
-      <w:r/>
-      <w:r/>
-    </w:p>
-    <w:p>
-      <w:r/>
+      <w:r>
+        <w:rPr>
+          <w:lang w:val="fr_FR" w:bidi="fr_FR"/>
+        </w:rPr>
+      </w:r>
+      <w:r>
+        <w:rPr>
+          <w:lang w:val="fr_FR" w:bidi="fr_FR"/>
+        </w:rPr>
+      </w:r>
+    </w:p>
+    <w:p>
+      <w:pPr/>
+      <w:r>
+        <w:rPr>
+          <w:lang w:val="fr_FR" w:bidi="fr_FR"/>
+        </w:rPr>
+      </w:r>
     </w:p>
     <w:p>
       <w:pPr>
         <w:pStyle w:val="Heading2"/>
       </w:pPr>
       <w:r>
+        <w:rPr>
+          <w:lang w:val="fr_FR" w:bidi="fr_FR"/>
+        </w:rPr>
         <w:t>1 Pierre 4.10</w:t>
       </w:r>
-      <w:r/>
-    </w:p>
-    <w:p>
-      <w:r/>
-      <w:r>
+      <w:r>
+        <w:rPr>
+          <w:lang w:val="fr_FR" w:bidi="fr_FR"/>
+        </w:rPr>
+      </w:r>
+    </w:p>
+    <w:p>
+      <w:pPr/>
+      <w:r>
+        <w:rPr>
+          <w:lang w:val="fr_FR" w:bidi="fr_FR"/>
+        </w:rPr>
+      </w:r>
+      <w:r>
+        <w:rPr>
+          <w:lang w:val="fr_FR" w:bidi="fr_FR"/>
+        </w:rPr>
         <w:t>des diverses grâces de Dieu</w:t>
       </w:r>
       <w:r>
+        <w:rPr>
+          <w:lang w:val="fr_FR" w:bidi="fr_FR"/>
+        </w:rPr>
         <w:t xml:space="preserve"> : voir </w:t>
       </w:r>
       <w:hyperlink r:id="rId145">
         <w:r>
           <w:rPr>
+            <w:lang w:val="fr_FR" w:bidi="fr_FR"/>
+          </w:rPr>
+          <w:rPr>
             <w:color w:val="0000EE"/>
             <w:u w:val="single"/>
           </w:rPr>
@@ -3461,11 +6420,17 @@
         </w:r>
       </w:hyperlink>
       <w:r>
+        <w:rPr>
+          <w:lang w:val="fr_FR" w:bidi="fr_FR"/>
+        </w:rPr>
         <w:t xml:space="preserve"> ; </w:t>
       </w:r>
       <w:hyperlink r:id="rId146">
         <w:r>
           <w:rPr>
+            <w:lang w:val="fr_FR" w:bidi="fr_FR"/>
+          </w:rPr>
+          <w:rPr>
             <w:color w:val="0000EE"/>
             <w:u w:val="single"/>
           </w:rPr>
@@ -3473,11 +6438,17 @@
         </w:r>
       </w:hyperlink>
       <w:r>
+        <w:rPr>
+          <w:lang w:val="fr_FR" w:bidi="fr_FR"/>
+        </w:rPr>
         <w:t xml:space="preserve"> ; </w:t>
       </w:r>
       <w:hyperlink r:id="rId147">
         <w:r>
           <w:rPr>
+            <w:lang w:val="fr_FR" w:bidi="fr_FR"/>
+          </w:rPr>
+          <w:rPr>
             <w:color w:val="0000EE"/>
             <w:u w:val="single"/>
           </w:rPr>
@@ -3485,49 +6456,96 @@
         </w:r>
       </w:hyperlink>
       <w:r>
+        <w:rPr>
+          <w:lang w:val="fr_FR" w:bidi="fr_FR"/>
+        </w:rPr>
         <w:t xml:space="preserve">. • </w:t>
       </w:r>
       <w:r>
+        <w:rPr>
+          <w:lang w:val="fr_FR" w:bidi="fr_FR"/>
+        </w:rPr>
         <w:t xml:space="preserve">que chacun de vous mette au service des autres </w:t>
       </w:r>
       <w:r>
+        <w:rPr>
+          <w:lang w:val="fr_FR" w:bidi="fr_FR"/>
+        </w:rPr>
         <w:t xml:space="preserve">(littéralement </w:t>
       </w:r>
       <w:r>
         <w:rPr>
           <w:i/>
+          <w:lang w:val="fr_FR" w:bidi="fr_FR"/>
         </w:rPr>
         <w:t>gérez bien</w:t>
       </w:r>
       <w:r>
+        <w:rPr>
+          <w:lang w:val="fr_FR" w:bidi="fr_FR"/>
+        </w:rPr>
         <w:t>) : Les croyants sont comme des gestionnaires : Dieu, leur Maître, leur a confié des dons qu'ils doivent utiliser pour sa gloire.</w:t>
       </w:r>
-      <w:r/>
-      <w:r/>
-    </w:p>
-    <w:p>
-      <w:r/>
+      <w:r>
+        <w:rPr>
+          <w:lang w:val="fr_FR" w:bidi="fr_FR"/>
+        </w:rPr>
+      </w:r>
+      <w:r>
+        <w:rPr>
+          <w:lang w:val="fr_FR" w:bidi="fr_FR"/>
+        </w:rPr>
+      </w:r>
+    </w:p>
+    <w:p>
+      <w:pPr/>
+      <w:r>
+        <w:rPr>
+          <w:lang w:val="fr_FR" w:bidi="fr_FR"/>
+        </w:rPr>
+      </w:r>
     </w:p>
     <w:p>
       <w:pPr>
         <w:pStyle w:val="Heading2"/>
       </w:pPr>
       <w:r>
+        <w:rPr>
+          <w:lang w:val="fr_FR" w:bidi="fr_FR"/>
+        </w:rPr>
         <w:t>1 Pierre 4.11</w:t>
       </w:r>
-      <w:r/>
-    </w:p>
-    <w:p>
-      <w:r/>
-      <w:r>
+      <w:r>
+        <w:rPr>
+          <w:lang w:val="fr_FR" w:bidi="fr_FR"/>
+        </w:rPr>
+      </w:r>
+    </w:p>
+    <w:p>
+      <w:pPr/>
+      <w:r>
+        <w:rPr>
+          <w:lang w:val="fr_FR" w:bidi="fr_FR"/>
+        </w:rPr>
+      </w:r>
+      <w:r>
+        <w:rPr>
+          <w:lang w:val="fr_FR" w:bidi="fr_FR"/>
+        </w:rPr>
         <w:t xml:space="preserve">à qui appartiennent la gloire et la puissance, aux siècles des siècles. Amen! </w:t>
       </w:r>
       <w:r>
+        <w:rPr>
+          <w:lang w:val="fr_FR" w:bidi="fr_FR"/>
+        </w:rPr>
         <w:t>Cette doxologie a conduit certains à suggérer qu'une lettre d'origine de Pierre se terminait ici et qu'une autre y a été ajoutée. Dans le Nouveau Testament, les doxologies apparaissent à la fin des lettres (</w:t>
       </w:r>
       <w:hyperlink r:id="rId148">
         <w:r>
           <w:rPr>
+            <w:lang w:val="fr_FR" w:bidi="fr_FR"/>
+          </w:rPr>
+          <w:rPr>
             <w:color w:val="0000EE"/>
             <w:u w:val="single"/>
           </w:rPr>
@@ -3535,11 +6553,17 @@
         </w:r>
       </w:hyperlink>
       <w:r>
+        <w:rPr>
+          <w:lang w:val="fr_FR" w:bidi="fr_FR"/>
+        </w:rPr>
         <w:t xml:space="preserve"> ; </w:t>
       </w:r>
       <w:hyperlink r:id="rId149">
         <w:r>
           <w:rPr>
+            <w:lang w:val="fr_FR" w:bidi="fr_FR"/>
+          </w:rPr>
+          <w:rPr>
             <w:color w:val="0000EE"/>
             <w:u w:val="single"/>
           </w:rPr>
@@ -3547,11 +6571,17 @@
         </w:r>
       </w:hyperlink>
       <w:r>
+        <w:rPr>
+          <w:lang w:val="fr_FR" w:bidi="fr_FR"/>
+        </w:rPr>
         <w:t xml:space="preserve"> ; </w:t>
       </w:r>
       <w:hyperlink r:id="rId150">
         <w:r>
           <w:rPr>
+            <w:lang w:val="fr_FR" w:bidi="fr_FR"/>
+          </w:rPr>
+          <w:rPr>
             <w:color w:val="0000EE"/>
             <w:u w:val="single"/>
           </w:rPr>
@@ -3559,11 +6589,17 @@
         </w:r>
       </w:hyperlink>
       <w:r>
+        <w:rPr>
+          <w:lang w:val="fr_FR" w:bidi="fr_FR"/>
+        </w:rPr>
         <w:t xml:space="preserve"> ; </w:t>
       </w:r>
       <w:hyperlink r:id="rId151">
         <w:r>
           <w:rPr>
+            <w:lang w:val="fr_FR" w:bidi="fr_FR"/>
+          </w:rPr>
+          <w:rPr>
             <w:color w:val="0000EE"/>
             <w:u w:val="single"/>
           </w:rPr>
@@ -3571,11 +6607,17 @@
         </w:r>
       </w:hyperlink>
       <w:r>
+        <w:rPr>
+          <w:lang w:val="fr_FR" w:bidi="fr_FR"/>
+        </w:rPr>
         <w:t xml:space="preserve"> ; </w:t>
       </w:r>
       <w:hyperlink r:id="rId152">
         <w:r>
           <w:rPr>
+            <w:lang w:val="fr_FR" w:bidi="fr_FR"/>
+          </w:rPr>
+          <w:rPr>
             <w:color w:val="0000EE"/>
             <w:u w:val="single"/>
           </w:rPr>
@@ -3583,11 +6625,17 @@
         </w:r>
       </w:hyperlink>
       <w:r>
+        <w:rPr>
+          <w:lang w:val="fr_FR" w:bidi="fr_FR"/>
+        </w:rPr>
         <w:t>), mais aussi à la fin de sections au sein des lettres (</w:t>
       </w:r>
       <w:hyperlink r:id="rId153">
         <w:r>
           <w:rPr>
+            <w:lang w:val="fr_FR" w:bidi="fr_FR"/>
+          </w:rPr>
+          <w:rPr>
             <w:color w:val="0000EE"/>
             <w:u w:val="single"/>
           </w:rPr>
@@ -3595,11 +6643,17 @@
         </w:r>
       </w:hyperlink>
       <w:r>
+        <w:rPr>
+          <w:lang w:val="fr_FR" w:bidi="fr_FR"/>
+        </w:rPr>
         <w:t xml:space="preserve"> ; </w:t>
       </w:r>
       <w:hyperlink r:id="rId154">
         <w:r>
           <w:rPr>
+            <w:lang w:val="fr_FR" w:bidi="fr_FR"/>
+          </w:rPr>
+          <w:rPr>
             <w:color w:val="0000EE"/>
             <w:u w:val="single"/>
           </w:rPr>
@@ -3607,11 +6661,17 @@
         </w:r>
       </w:hyperlink>
       <w:r>
+        <w:rPr>
+          <w:lang w:val="fr_FR" w:bidi="fr_FR"/>
+        </w:rPr>
         <w:t xml:space="preserve"> ; </w:t>
       </w:r>
       <w:hyperlink r:id="rId155">
         <w:r>
           <w:rPr>
+            <w:lang w:val="fr_FR" w:bidi="fr_FR"/>
+          </w:rPr>
+          <w:rPr>
             <w:color w:val="0000EE"/>
             <w:u w:val="single"/>
           </w:rPr>
@@ -3619,11 +6679,17 @@
         </w:r>
       </w:hyperlink>
       <w:r>
+        <w:rPr>
+          <w:lang w:val="fr_FR" w:bidi="fr_FR"/>
+        </w:rPr>
         <w:t xml:space="preserve"> ; </w:t>
       </w:r>
       <w:hyperlink r:id="rId156">
         <w:r>
           <w:rPr>
+            <w:lang w:val="fr_FR" w:bidi="fr_FR"/>
+          </w:rPr>
+          <w:rPr>
             <w:color w:val="0000EE"/>
             <w:u w:val="single"/>
           </w:rPr>
@@ -3631,31 +6697,65 @@
         </w:r>
       </w:hyperlink>
       <w:r>
+        <w:rPr>
+          <w:lang w:val="fr_FR" w:bidi="fr_FR"/>
+        </w:rPr>
         <w:t>). Puisqu'il n'existe aucune preuve textuelle de l'existence de deux lettres distinctes, il est préférable de supposer que cette doxologie marque la fin d'une section majeure de la lettre.</w:t>
       </w:r>
-      <w:r/>
-      <w:r/>
-    </w:p>
-    <w:p>
-      <w:r/>
+      <w:r>
+        <w:rPr>
+          <w:lang w:val="fr_FR" w:bidi="fr_FR"/>
+        </w:rPr>
+      </w:r>
+      <w:r>
+        <w:rPr>
+          <w:lang w:val="fr_FR" w:bidi="fr_FR"/>
+        </w:rPr>
+      </w:r>
+    </w:p>
+    <w:p>
+      <w:pPr/>
+      <w:r>
+        <w:rPr>
+          <w:lang w:val="fr_FR" w:bidi="fr_FR"/>
+        </w:rPr>
+      </w:r>
     </w:p>
     <w:p>
       <w:pPr>
         <w:pStyle w:val="Heading2"/>
       </w:pPr>
       <w:r>
+        <w:rPr>
+          <w:lang w:val="fr_FR" w:bidi="fr_FR"/>
+        </w:rPr>
         <w:t>1 Pierre 4.12</w:t>
       </w:r>
-      <w:r/>
-    </w:p>
-    <w:p>
-      <w:r/>
-      <w:r>
+      <w:r>
+        <w:rPr>
+          <w:lang w:val="fr_FR" w:bidi="fr_FR"/>
+        </w:rPr>
+      </w:r>
+    </w:p>
+    <w:p>
+      <w:pPr/>
+      <w:r>
+        <w:rPr>
+          <w:lang w:val="fr_FR" w:bidi="fr_FR"/>
+        </w:rPr>
+      </w:r>
+      <w:r>
+        <w:rPr>
+          <w:lang w:val="fr_FR" w:bidi="fr_FR"/>
+        </w:rPr>
         <w:t xml:space="preserve">Ne soyez pas surpris : les chrétiens, en particulier ceux qui cherchent à mener une vie pieuse, peuvent s'attendre à faire face à l'hostilité d'un monde pécheur (voir </w:t>
       </w:r>
       <w:hyperlink r:id="rId157">
         <w:r>
           <w:rPr>
+            <w:lang w:val="fr_FR" w:bidi="fr_FR"/>
+          </w:rPr>
+          <w:rPr>
             <w:color w:val="0000EE"/>
             <w:u w:val="single"/>
           </w:rPr>
@@ -3663,11 +6763,17 @@
         </w:r>
       </w:hyperlink>
       <w:r>
+        <w:rPr>
+          <w:lang w:val="fr_FR" w:bidi="fr_FR"/>
+        </w:rPr>
         <w:t xml:space="preserve"> ; </w:t>
       </w:r>
       <w:hyperlink r:id="rId158">
         <w:r>
           <w:rPr>
+            <w:lang w:val="fr_FR" w:bidi="fr_FR"/>
+          </w:rPr>
+          <w:rPr>
             <w:color w:val="0000EE"/>
             <w:u w:val="single"/>
           </w:rPr>
@@ -3675,11 +6781,17 @@
         </w:r>
       </w:hyperlink>
       <w:r>
+        <w:rPr>
+          <w:lang w:val="fr_FR" w:bidi="fr_FR"/>
+        </w:rPr>
         <w:t xml:space="preserve"> ; </w:t>
       </w:r>
       <w:hyperlink r:id="rId133">
         <w:r>
           <w:rPr>
+            <w:lang w:val="fr_FR" w:bidi="fr_FR"/>
+          </w:rPr>
+          <w:rPr>
             <w:color w:val="0000EE"/>
             <w:u w:val="single"/>
           </w:rPr>
@@ -3687,11 +6799,17 @@
         </w:r>
       </w:hyperlink>
       <w:r>
+        <w:rPr>
+          <w:lang w:val="fr_FR" w:bidi="fr_FR"/>
+        </w:rPr>
         <w:t xml:space="preserve"> ; </w:t>
       </w:r>
       <w:hyperlink r:id="rId159">
         <w:r>
           <w:rPr>
+            <w:lang w:val="fr_FR" w:bidi="fr_FR"/>
+          </w:rPr>
+          <w:rPr>
             <w:color w:val="0000EE"/>
             <w:u w:val="single"/>
           </w:rPr>
@@ -3699,51 +6817,113 @@
         </w:r>
       </w:hyperlink>
       <w:r>
+        <w:rPr>
+          <w:lang w:val="fr_FR" w:bidi="fr_FR"/>
+        </w:rPr>
         <w:t>).</w:t>
       </w:r>
-      <w:r/>
-      <w:r/>
-    </w:p>
-    <w:p>
-      <w:r/>
+      <w:r>
+        <w:rPr>
+          <w:lang w:val="fr_FR" w:bidi="fr_FR"/>
+        </w:rPr>
+      </w:r>
+      <w:r>
+        <w:rPr>
+          <w:lang w:val="fr_FR" w:bidi="fr_FR"/>
+        </w:rPr>
+      </w:r>
+    </w:p>
+    <w:p>
+      <w:pPr/>
+      <w:r>
+        <w:rPr>
+          <w:lang w:val="fr_FR" w:bidi="fr_FR"/>
+        </w:rPr>
+      </w:r>
     </w:p>
     <w:p>
       <w:pPr>
         <w:pStyle w:val="Heading2"/>
       </w:pPr>
       <w:r>
+        <w:rPr>
+          <w:lang w:val="fr_FR" w:bidi="fr_FR"/>
+        </w:rPr>
         <w:t>1 Pierre 4.12–19</w:t>
       </w:r>
-      <w:r/>
-    </w:p>
-    <w:p>
-      <w:r/>
-      <w:r>
+      <w:r>
+        <w:rPr>
+          <w:lang w:val="fr_FR" w:bidi="fr_FR"/>
+        </w:rPr>
+      </w:r>
+    </w:p>
+    <w:p>
+      <w:pPr/>
+      <w:r>
+        <w:rPr>
+          <w:lang w:val="fr_FR" w:bidi="fr_FR"/>
+        </w:rPr>
+      </w:r>
+      <w:r>
+        <w:rPr>
+          <w:lang w:val="fr_FR" w:bidi="fr_FR"/>
+        </w:rPr>
         <w:t>Pierre instruit une dernière fois les chrétiens quant à la manière de faire face aux épreuves auxquelles ils devront inévitablement faire face.</w:t>
       </w:r>
-      <w:r/>
-      <w:r/>
-    </w:p>
-    <w:p>
-      <w:r/>
+      <w:r>
+        <w:rPr>
+          <w:lang w:val="fr_FR" w:bidi="fr_FR"/>
+        </w:rPr>
+      </w:r>
+      <w:r>
+        <w:rPr>
+          <w:lang w:val="fr_FR" w:bidi="fr_FR"/>
+        </w:rPr>
+      </w:r>
+    </w:p>
+    <w:p>
+      <w:pPr/>
+      <w:r>
+        <w:rPr>
+          <w:lang w:val="fr_FR" w:bidi="fr_FR"/>
+        </w:rPr>
+      </w:r>
     </w:p>
     <w:p>
       <w:pPr>
         <w:pStyle w:val="Heading2"/>
       </w:pPr>
       <w:r>
+        <w:rPr>
+          <w:lang w:val="fr_FR" w:bidi="fr_FR"/>
+        </w:rPr>
         <w:t>1 Pierre 4.13</w:t>
       </w:r>
-      <w:r/>
-    </w:p>
-    <w:p>
-      <w:r/>
-      <w:r>
+      <w:r>
+        <w:rPr>
+          <w:lang w:val="fr_FR" w:bidi="fr_FR"/>
+        </w:rPr>
+      </w:r>
+    </w:p>
+    <w:p>
+      <w:pPr/>
+      <w:r>
+        <w:rPr>
+          <w:lang w:val="fr_FR" w:bidi="fr_FR"/>
+        </w:rPr>
+      </w:r>
+      <w:r>
+        <w:rPr>
+          <w:lang w:val="fr_FR" w:bidi="fr_FR"/>
+        </w:rPr>
         <w:t xml:space="preserve">Les chrétiens sont appelés à souffrir avec Christ afin d'être glorifiés avec lui (voir aussi </w:t>
       </w:r>
       <w:hyperlink r:id="rId133">
         <w:r>
           <w:rPr>
+            <w:lang w:val="fr_FR" w:bidi="fr_FR"/>
+          </w:rPr>
+          <w:rPr>
             <w:color w:val="0000EE"/>
             <w:u w:val="single"/>
           </w:rPr>
@@ -3751,46 +6931,90 @@
         </w:r>
       </w:hyperlink>
       <w:r>
+        <w:rPr>
+          <w:lang w:val="fr_FR" w:bidi="fr_FR"/>
+        </w:rPr>
         <w:t>).</w:t>
       </w:r>
-      <w:r/>
-      <w:r/>
-    </w:p>
-    <w:p>
-      <w:r/>
+      <w:r>
+        <w:rPr>
+          <w:lang w:val="fr_FR" w:bidi="fr_FR"/>
+        </w:rPr>
+      </w:r>
+      <w:r>
+        <w:rPr>
+          <w:lang w:val="fr_FR" w:bidi="fr_FR"/>
+        </w:rPr>
+      </w:r>
+    </w:p>
+    <w:p>
+      <w:pPr/>
+      <w:r>
+        <w:rPr>
+          <w:lang w:val="fr_FR" w:bidi="fr_FR"/>
+        </w:rPr>
+      </w:r>
     </w:p>
     <w:p>
       <w:pPr>
         <w:pStyle w:val="Heading2"/>
       </w:pPr>
       <w:r>
+        <w:rPr>
+          <w:lang w:val="fr_FR" w:bidi="fr_FR"/>
+        </w:rPr>
         <w:t>1 Pierre 4.14</w:t>
       </w:r>
-      <w:r/>
-    </w:p>
-    <w:p>
-      <w:r/>
-      <w:r>
+      <w:r>
+        <w:rPr>
+          <w:lang w:val="fr_FR" w:bidi="fr_FR"/>
+        </w:rPr>
+      </w:r>
+    </w:p>
+    <w:p>
+      <w:pPr/>
+      <w:r>
+        <w:rPr>
+          <w:lang w:val="fr_FR" w:bidi="fr_FR"/>
+        </w:rPr>
+      </w:r>
+      <w:r>
+        <w:rPr>
+          <w:lang w:val="fr_FR" w:bidi="fr_FR"/>
+        </w:rPr>
         <w:t xml:space="preserve">Si vous êtes outragés </w:t>
       </w:r>
       <w:r>
+        <w:rPr>
+          <w:lang w:val="fr_FR" w:bidi="fr_FR"/>
+        </w:rPr>
         <w:t>pour le nom de Christ, vous êtes heureux</w:t>
       </w:r>
       <w:r>
+        <w:rPr>
+          <w:lang w:val="fr_FR" w:bidi="fr_FR"/>
+        </w:rPr>
         <w:t xml:space="preserve"> (littéralement </w:t>
       </w:r>
       <w:r>
         <w:rPr>
           <w:i/>
+          <w:lang w:val="fr_FR" w:bidi="fr_FR"/>
         </w:rPr>
         <w:t>vous êtes béni quand on vous reproche</w:t>
       </w:r>
       <w:r>
+        <w:rPr>
+          <w:lang w:val="fr_FR" w:bidi="fr_FR"/>
+        </w:rPr>
         <w:t xml:space="preserve">) : ce verset reflète l'enseignement de Jésus en </w:t>
       </w:r>
       <w:hyperlink r:id="rId160">
         <w:r>
           <w:rPr>
+            <w:lang w:val="fr_FR" w:bidi="fr_FR"/>
+          </w:rPr>
+          <w:rPr>
             <w:color w:val="0000EE"/>
             <w:u w:val="single"/>
           </w:rPr>
@@ -3798,31 +7022,65 @@
         </w:r>
       </w:hyperlink>
       <w:r>
+        <w:rPr>
+          <w:lang w:val="fr_FR" w:bidi="fr_FR"/>
+        </w:rPr>
         <w:t>.</w:t>
       </w:r>
-      <w:r/>
-      <w:r/>
-    </w:p>
-    <w:p>
-      <w:r/>
+      <w:r>
+        <w:rPr>
+          <w:lang w:val="fr_FR" w:bidi="fr_FR"/>
+        </w:rPr>
+      </w:r>
+      <w:r>
+        <w:rPr>
+          <w:lang w:val="fr_FR" w:bidi="fr_FR"/>
+        </w:rPr>
+      </w:r>
+    </w:p>
+    <w:p>
+      <w:pPr/>
+      <w:r>
+        <w:rPr>
+          <w:lang w:val="fr_FR" w:bidi="fr_FR"/>
+        </w:rPr>
+      </w:r>
     </w:p>
     <w:p>
       <w:pPr>
         <w:pStyle w:val="Heading2"/>
       </w:pPr>
       <w:r>
+        <w:rPr>
+          <w:lang w:val="fr_FR" w:bidi="fr_FR"/>
+        </w:rPr>
         <w:t>1 Pierre 4.16</w:t>
       </w:r>
-      <w:r/>
-    </w:p>
-    <w:p>
-      <w:r/>
-      <w:r>
+      <w:r>
+        <w:rPr>
+          <w:lang w:val="fr_FR" w:bidi="fr_FR"/>
+        </w:rPr>
+      </w:r>
+    </w:p>
+    <w:p>
+      <w:pPr/>
+      <w:r>
+        <w:rPr>
+          <w:lang w:val="fr_FR" w:bidi="fr_FR"/>
+        </w:rPr>
+      </w:r>
+      <w:r>
+        <w:rPr>
+          <w:lang w:val="fr_FR" w:bidi="fr_FR"/>
+        </w:rPr>
         <w:t xml:space="preserve">Bien que l'on ne dispose que de données partielles à ce sujet, il est probable que le titre chrétien (cf. </w:t>
       </w:r>
       <w:hyperlink r:id="rId161">
         <w:r>
           <w:rPr>
+            <w:lang w:val="fr_FR" w:bidi="fr_FR"/>
+          </w:rPr>
+          <w:rPr>
             <w:color w:val="0000EE"/>
             <w:u w:val="single"/>
           </w:rPr>
@@ -3830,31 +7088,65 @@
         </w:r>
       </w:hyperlink>
       <w:r>
+        <w:rPr>
+          <w:lang w:val="fr_FR" w:bidi="fr_FR"/>
+        </w:rPr>
         <w:t>) ait été à l'origine un terme facile pour résumer les pratiques superstitieuses présumées et le caractère immoral attribués aux disciples de Jésus.</w:t>
       </w:r>
-      <w:r/>
-      <w:r/>
-    </w:p>
-    <w:p>
-      <w:r/>
+      <w:r>
+        <w:rPr>
+          <w:lang w:val="fr_FR" w:bidi="fr_FR"/>
+        </w:rPr>
+      </w:r>
+      <w:r>
+        <w:rPr>
+          <w:lang w:val="fr_FR" w:bidi="fr_FR"/>
+        </w:rPr>
+      </w:r>
+    </w:p>
+    <w:p>
+      <w:pPr/>
+      <w:r>
+        <w:rPr>
+          <w:lang w:val="fr_FR" w:bidi="fr_FR"/>
+        </w:rPr>
+      </w:r>
     </w:p>
     <w:p>
       <w:pPr>
         <w:pStyle w:val="Heading2"/>
       </w:pPr>
       <w:r>
+        <w:rPr>
+          <w:lang w:val="fr_FR" w:bidi="fr_FR"/>
+        </w:rPr>
         <w:t>1 Pierre 4.17</w:t>
       </w:r>
-      <w:r/>
-    </w:p>
-    <w:p>
-      <w:r/>
-      <w:r>
+      <w:r>
+        <w:rPr>
+          <w:lang w:val="fr_FR" w:bidi="fr_FR"/>
+        </w:rPr>
+      </w:r>
+    </w:p>
+    <w:p>
+      <w:pPr/>
+      <w:r>
+        <w:rPr>
+          <w:lang w:val="fr_FR" w:bidi="fr_FR"/>
+        </w:rPr>
+      </w:r>
+      <w:r>
+        <w:rPr>
+          <w:lang w:val="fr_FR" w:bidi="fr_FR"/>
+        </w:rPr>
         <w:t>Dans la Bible, le jugement de Dieu commence souvent par la maison de Dieu, c'est-à-dire son propre peuple, comme un moyen de le purifier (</w:t>
       </w:r>
       <w:hyperlink r:id="rId162">
         <w:r>
           <w:rPr>
+            <w:lang w:val="fr_FR" w:bidi="fr_FR"/>
+          </w:rPr>
+          <w:rPr>
             <w:color w:val="0000EE"/>
             <w:u w:val="single"/>
           </w:rPr>
@@ -3862,11 +7154,17 @@
         </w:r>
       </w:hyperlink>
       <w:r>
+        <w:rPr>
+          <w:lang w:val="fr_FR" w:bidi="fr_FR"/>
+        </w:rPr>
         <w:t xml:space="preserve"> ; </w:t>
       </w:r>
       <w:hyperlink r:id="rId163">
         <w:r>
           <w:rPr>
+            <w:lang w:val="fr_FR" w:bidi="fr_FR"/>
+          </w:rPr>
+          <w:rPr>
             <w:color w:val="0000EE"/>
             <w:u w:val="single"/>
           </w:rPr>
@@ -3874,11 +7172,17 @@
         </w:r>
       </w:hyperlink>
       <w:r>
+        <w:rPr>
+          <w:lang w:val="fr_FR" w:bidi="fr_FR"/>
+        </w:rPr>
         <w:t xml:space="preserve"> ; </w:t>
       </w:r>
       <w:hyperlink r:id="rId164">
         <w:r>
           <w:rPr>
+            <w:lang w:val="fr_FR" w:bidi="fr_FR"/>
+          </w:rPr>
+          <w:rPr>
             <w:color w:val="0000EE"/>
             <w:u w:val="single"/>
           </w:rPr>
@@ -3886,31 +7190,65 @@
         </w:r>
       </w:hyperlink>
       <w:r>
+        <w:rPr>
+          <w:lang w:val="fr_FR" w:bidi="fr_FR"/>
+        </w:rPr>
         <w:t>).</w:t>
       </w:r>
-      <w:r/>
-      <w:r/>
-    </w:p>
-    <w:p>
-      <w:r/>
+      <w:r>
+        <w:rPr>
+          <w:lang w:val="fr_FR" w:bidi="fr_FR"/>
+        </w:rPr>
+      </w:r>
+      <w:r>
+        <w:rPr>
+          <w:lang w:val="fr_FR" w:bidi="fr_FR"/>
+        </w:rPr>
+      </w:r>
+    </w:p>
+    <w:p>
+      <w:pPr/>
+      <w:r>
+        <w:rPr>
+          <w:lang w:val="fr_FR" w:bidi="fr_FR"/>
+        </w:rPr>
+      </w:r>
     </w:p>
     <w:p>
       <w:pPr>
         <w:pStyle w:val="Heading2"/>
       </w:pPr>
       <w:r>
+        <w:rPr>
+          <w:lang w:val="fr_FR" w:bidi="fr_FR"/>
+        </w:rPr>
         <w:t>1 Pierre 5.1–4</w:t>
       </w:r>
-      <w:r/>
-    </w:p>
-    <w:p>
-      <w:r/>
-      <w:r>
+      <w:r>
+        <w:rPr>
+          <w:lang w:val="fr_FR" w:bidi="fr_FR"/>
+        </w:rPr>
+      </w:r>
+    </w:p>
+    <w:p>
+      <w:pPr/>
+      <w:r>
+        <w:rPr>
+          <w:lang w:val="fr_FR" w:bidi="fr_FR"/>
+        </w:rPr>
+      </w:r>
+      <w:r>
+        <w:rPr>
+          <w:lang w:val="fr_FR" w:bidi="fr_FR"/>
+        </w:rPr>
         <w:t xml:space="preserve">Les anciens étaient les responsables spirituels des premières églises (voir aussi </w:t>
       </w:r>
       <w:hyperlink r:id="rId165">
         <w:r>
           <w:rPr>
+            <w:lang w:val="fr_FR" w:bidi="fr_FR"/>
+          </w:rPr>
+          <w:rPr>
             <w:color w:val="0000EE"/>
             <w:u w:val="single"/>
           </w:rPr>
@@ -3918,11 +7256,17 @@
         </w:r>
       </w:hyperlink>
       <w:r>
+        <w:rPr>
+          <w:lang w:val="fr_FR" w:bidi="fr_FR"/>
+        </w:rPr>
         <w:t xml:space="preserve">; </w:t>
       </w:r>
       <w:hyperlink r:id="rId166">
         <w:r>
           <w:rPr>
+            <w:lang w:val="fr_FR" w:bidi="fr_FR"/>
+          </w:rPr>
+          <w:rPr>
             <w:color w:val="0000EE"/>
             <w:u w:val="single"/>
           </w:rPr>
@@ -3930,11 +7274,17 @@
         </w:r>
       </w:hyperlink>
       <w:r>
+        <w:rPr>
+          <w:lang w:val="fr_FR" w:bidi="fr_FR"/>
+        </w:rPr>
         <w:t xml:space="preserve">; </w:t>
       </w:r>
       <w:hyperlink r:id="rId167">
         <w:r>
           <w:rPr>
+            <w:lang w:val="fr_FR" w:bidi="fr_FR"/>
+          </w:rPr>
+          <w:rPr>
             <w:color w:val="0000EE"/>
             <w:u w:val="single"/>
           </w:rPr>
@@ -3942,11 +7292,17 @@
         </w:r>
       </w:hyperlink>
       <w:r>
+        <w:rPr>
+          <w:lang w:val="fr_FR" w:bidi="fr_FR"/>
+        </w:rPr>
         <w:t xml:space="preserve">; </w:t>
       </w:r>
       <w:hyperlink r:id="rId168">
         <w:r>
           <w:rPr>
+            <w:lang w:val="fr_FR" w:bidi="fr_FR"/>
+          </w:rPr>
+          <w:rPr>
             <w:color w:val="0000EE"/>
             <w:u w:val="single"/>
           </w:rPr>
@@ -3954,11 +7310,17 @@
         </w:r>
       </w:hyperlink>
       <w:r>
+        <w:rPr>
+          <w:lang w:val="fr_FR" w:bidi="fr_FR"/>
+        </w:rPr>
         <w:t xml:space="preserve">; </w:t>
       </w:r>
       <w:hyperlink r:id="rId169">
         <w:r>
           <w:rPr>
+            <w:lang w:val="fr_FR" w:bidi="fr_FR"/>
+          </w:rPr>
+          <w:rPr>
             <w:color w:val="0000EE"/>
             <w:u w:val="single"/>
           </w:rPr>
@@ -3966,40 +7328,78 @@
         </w:r>
       </w:hyperlink>
       <w:r>
+        <w:rPr>
+          <w:lang w:val="fr_FR" w:bidi="fr_FR"/>
+        </w:rPr>
         <w:t>). En se qualifiant d'ancien comme eux</w:t>
       </w:r>
       <w:r>
         <w:rPr>
           <w:i/>
+          <w:lang w:val="fr_FR" w:bidi="fr_FR"/>
         </w:rPr>
         <w:t>,</w:t>
       </w:r>
       <w:r>
+        <w:rPr>
+          <w:lang w:val="fr_FR" w:bidi="fr_FR"/>
+        </w:rPr>
         <w:t xml:space="preserve"> Pierre s'associe à eux en ce qui concerne les responsabilités et la mission qu'il leur confie.</w:t>
       </w:r>
-      <w:r/>
-      <w:r/>
-    </w:p>
-    <w:p>
-      <w:r/>
+      <w:r>
+        <w:rPr>
+          <w:lang w:val="fr_FR" w:bidi="fr_FR"/>
+        </w:rPr>
+      </w:r>
+      <w:r>
+        <w:rPr>
+          <w:lang w:val="fr_FR" w:bidi="fr_FR"/>
+        </w:rPr>
+      </w:r>
+    </w:p>
+    <w:p>
+      <w:pPr/>
+      <w:r>
+        <w:rPr>
+          <w:lang w:val="fr_FR" w:bidi="fr_FR"/>
+        </w:rPr>
+      </w:r>
     </w:p>
     <w:p>
       <w:pPr>
         <w:pStyle w:val="Heading2"/>
       </w:pPr>
       <w:r>
+        <w:rPr>
+          <w:lang w:val="fr_FR" w:bidi="fr_FR"/>
+        </w:rPr>
         <w:t>1 Pierre 5.1–14</w:t>
       </w:r>
-      <w:r/>
-    </w:p>
-    <w:p>
-      <w:r/>
-      <w:r>
+      <w:r>
+        <w:rPr>
+          <w:lang w:val="fr_FR" w:bidi="fr_FR"/>
+        </w:rPr>
+      </w:r>
+    </w:p>
+    <w:p>
+      <w:pPr/>
+      <w:r>
+        <w:rPr>
+          <w:lang w:val="fr_FR" w:bidi="fr_FR"/>
+        </w:rPr>
+      </w:r>
+      <w:r>
+        <w:rPr>
+          <w:lang w:val="fr_FR" w:bidi="fr_FR"/>
+        </w:rPr>
         <w:t>Pierre termine la lettre par des exhortations finales adressées aux anciens (</w:t>
       </w:r>
       <w:hyperlink r:id="rId170">
         <w:r>
           <w:rPr>
+            <w:lang w:val="fr_FR" w:bidi="fr_FR"/>
+          </w:rPr>
+          <w:rPr>
             <w:color w:val="0000EE"/>
             <w:u w:val="single"/>
           </w:rPr>
@@ -4007,11 +7407,17 @@
         </w:r>
       </w:hyperlink>
       <w:r>
+        <w:rPr>
+          <w:lang w:val="fr_FR" w:bidi="fr_FR"/>
+        </w:rPr>
         <w:t>), aux jeunes (</w:t>
       </w:r>
       <w:hyperlink r:id="rId171">
         <w:r>
           <w:rPr>
+            <w:lang w:val="fr_FR" w:bidi="fr_FR"/>
+          </w:rPr>
+          <w:rPr>
             <w:color w:val="0000EE"/>
             <w:u w:val="single"/>
           </w:rPr>
@@ -4019,11 +7425,17 @@
         </w:r>
       </w:hyperlink>
       <w:r>
+        <w:rPr>
+          <w:lang w:val="fr_FR" w:bidi="fr_FR"/>
+        </w:rPr>
         <w:t>) et à l'église dans son ensemble (</w:t>
       </w:r>
       <w:hyperlink r:id="rId172">
         <w:r>
           <w:rPr>
+            <w:lang w:val="fr_FR" w:bidi="fr_FR"/>
+          </w:rPr>
+          <w:rPr>
             <w:color w:val="0000EE"/>
             <w:u w:val="single"/>
           </w:rPr>
@@ -4031,11 +7443,17 @@
         </w:r>
       </w:hyperlink>
       <w:r>
+        <w:rPr>
+          <w:lang w:val="fr_FR" w:bidi="fr_FR"/>
+        </w:rPr>
         <w:t>). Ces exhortations sont suivies de salutations finales et d'une conclusion (</w:t>
       </w:r>
       <w:hyperlink r:id="rId173">
         <w:r>
           <w:rPr>
+            <w:lang w:val="fr_FR" w:bidi="fr_FR"/>
+          </w:rPr>
+          <w:rPr>
             <w:color w:val="0000EE"/>
             <w:u w:val="single"/>
           </w:rPr>
@@ -4043,60 +7461,126 @@
         </w:r>
       </w:hyperlink>
       <w:r>
+        <w:rPr>
+          <w:lang w:val="fr_FR" w:bidi="fr_FR"/>
+        </w:rPr>
         <w:t>).</w:t>
       </w:r>
-      <w:r/>
-      <w:r/>
-    </w:p>
-    <w:p>
-      <w:r/>
+      <w:r>
+        <w:rPr>
+          <w:lang w:val="fr_FR" w:bidi="fr_FR"/>
+        </w:rPr>
+      </w:r>
+      <w:r>
+        <w:rPr>
+          <w:lang w:val="fr_FR" w:bidi="fr_FR"/>
+        </w:rPr>
+      </w:r>
+    </w:p>
+    <w:p>
+      <w:pPr/>
+      <w:r>
+        <w:rPr>
+          <w:lang w:val="fr_FR" w:bidi="fr_FR"/>
+        </w:rPr>
+      </w:r>
     </w:p>
     <w:p>
       <w:pPr>
         <w:pStyle w:val="Heading2"/>
       </w:pPr>
       <w:r>
+        <w:rPr>
+          <w:lang w:val="fr_FR" w:bidi="fr_FR"/>
+        </w:rPr>
         <w:t>1 Pierre 5.2</w:t>
       </w:r>
-      <w:r/>
-    </w:p>
-    <w:p>
-      <w:r/>
-      <w:r>
+      <w:r>
+        <w:rPr>
+          <w:lang w:val="fr_FR" w:bidi="fr_FR"/>
+        </w:rPr>
+      </w:r>
+    </w:p>
+    <w:p>
+      <w:pPr/>
+      <w:r>
+        <w:rPr>
+          <w:lang w:val="fr_FR" w:bidi="fr_FR"/>
+        </w:rPr>
+      </w:r>
+      <w:r>
+        <w:rPr>
+          <w:lang w:val="fr_FR" w:bidi="fr_FR"/>
+        </w:rPr>
         <w:t xml:space="preserve">Paissez le troupeau de Dieu : Notre mot </w:t>
       </w:r>
       <w:r>
         <w:rPr>
           <w:i/>
+          <w:lang w:val="fr_FR" w:bidi="fr_FR"/>
         </w:rPr>
         <w:t>pasteur</w:t>
       </w:r>
       <w:r>
+        <w:rPr>
+          <w:lang w:val="fr_FR" w:bidi="fr_FR"/>
+        </w:rPr>
         <w:t xml:space="preserve"> est tiré de l'imagerie du Nouveau Testament, où un berger fait paître son troupeau.</w:t>
       </w:r>
-      <w:r/>
-      <w:r/>
-    </w:p>
-    <w:p>
-      <w:r/>
+      <w:r>
+        <w:rPr>
+          <w:lang w:val="fr_FR" w:bidi="fr_FR"/>
+        </w:rPr>
+      </w:r>
+      <w:r>
+        <w:rPr>
+          <w:lang w:val="fr_FR" w:bidi="fr_FR"/>
+        </w:rPr>
+      </w:r>
+    </w:p>
+    <w:p>
+      <w:pPr/>
+      <w:r>
+        <w:rPr>
+          <w:lang w:val="fr_FR" w:bidi="fr_FR"/>
+        </w:rPr>
+      </w:r>
     </w:p>
     <w:p>
       <w:pPr>
         <w:pStyle w:val="Heading2"/>
       </w:pPr>
       <w:r>
+        <w:rPr>
+          <w:lang w:val="fr_FR" w:bidi="fr_FR"/>
+        </w:rPr>
         <w:t>1 Pierre 5.5</w:t>
       </w:r>
-      <w:r/>
-    </w:p>
-    <w:p>
-      <w:r/>
-      <w:r>
+      <w:r>
+        <w:rPr>
+          <w:lang w:val="fr_FR" w:bidi="fr_FR"/>
+        </w:rPr>
+      </w:r>
+    </w:p>
+    <w:p>
+      <w:pPr/>
+      <w:r>
+        <w:rPr>
+          <w:lang w:val="fr_FR" w:bidi="fr_FR"/>
+        </w:rPr>
+      </w:r>
+      <w:r>
+        <w:rPr>
+          <w:lang w:val="fr_FR" w:bidi="fr_FR"/>
+        </w:rPr>
         <w:t xml:space="preserve">Vous qui êtes jeunes : cette expression, par contraste avec les anciens, pourrait désigner une classe particulière de personnes exerçant un ministère, peut-être des anciens en formation ou d'autres qui prêtaient main forte aux anciens, de diverses manières. Mais il est probable qu'elle désigne simplement les jeunes individus de l'église (voir, par exemple, </w:t>
       </w:r>
       <w:hyperlink r:id="rId174">
         <w:r>
           <w:rPr>
+            <w:lang w:val="fr_FR" w:bidi="fr_FR"/>
+          </w:rPr>
+          <w:rPr>
             <w:color w:val="0000EE"/>
             <w:u w:val="single"/>
           </w:rPr>
@@ -4104,57 +7588,125 @@
         </w:r>
       </w:hyperlink>
       <w:r>
+        <w:rPr>
+          <w:lang w:val="fr_FR" w:bidi="fr_FR"/>
+        </w:rPr>
         <w:t>).</w:t>
       </w:r>
-      <w:r/>
-      <w:r/>
-    </w:p>
-    <w:p>
-      <w:r/>
+      <w:r>
+        <w:rPr>
+          <w:lang w:val="fr_FR" w:bidi="fr_FR"/>
+        </w:rPr>
+      </w:r>
+      <w:r>
+        <w:rPr>
+          <w:lang w:val="fr_FR" w:bidi="fr_FR"/>
+        </w:rPr>
+      </w:r>
+    </w:p>
+    <w:p>
+      <w:pPr/>
+      <w:r>
+        <w:rPr>
+          <w:lang w:val="fr_FR" w:bidi="fr_FR"/>
+        </w:rPr>
+      </w:r>
     </w:p>
     <w:p>
       <w:pPr>
         <w:pStyle w:val="Heading2"/>
       </w:pPr>
       <w:r>
+        <w:rPr>
+          <w:lang w:val="fr_FR" w:bidi="fr_FR"/>
+        </w:rPr>
         <w:t>1 Pierre 5.9</w:t>
       </w:r>
-      <w:r/>
-    </w:p>
-    <w:p>
-      <w:r/>
-      <w:r>
+      <w:r>
+        <w:rPr>
+          <w:lang w:val="fr_FR" w:bidi="fr_FR"/>
+        </w:rPr>
+      </w:r>
+    </w:p>
+    <w:p>
+      <w:pPr/>
+      <w:r>
+        <w:rPr>
+          <w:lang w:val="fr_FR" w:bidi="fr_FR"/>
+        </w:rPr>
+      </w:r>
+      <w:r>
+        <w:rPr>
+          <w:lang w:val="fr_FR" w:bidi="fr_FR"/>
+        </w:rPr>
         <w:t>à vos frères dans le monde</w:t>
       </w:r>
       <w:r>
+        <w:rPr>
+          <w:lang w:val="fr_FR" w:bidi="fr_FR"/>
+        </w:rPr>
         <w:t xml:space="preserve"> : en grec, le terme adelphoi désigne les personnes, hommes et femmes, qui appartiennent à une même famille • dans le monde : La persécution n'était pas confinée aux églises d'Asie Mineure. De diverses manières et avec une intensité variable, les chrétiens étaient persécutés presque partout où la Bonne Nouvelle de Jésus-Christ était prêchée. Pierre rappelle cela à ses lecteurs pour les consoler et les encourager à imiter ceux qui avaient réussi à endurer l'épreuve de la souffrance.</w:t>
       </w:r>
-      <w:r/>
-      <w:r/>
-    </w:p>
-    <w:p>
-      <w:r/>
+      <w:r>
+        <w:rPr>
+          <w:lang w:val="fr_FR" w:bidi="fr_FR"/>
+        </w:rPr>
+      </w:r>
+      <w:r>
+        <w:rPr>
+          <w:lang w:val="fr_FR" w:bidi="fr_FR"/>
+        </w:rPr>
+      </w:r>
+    </w:p>
+    <w:p>
+      <w:pPr/>
+      <w:r>
+        <w:rPr>
+          <w:lang w:val="fr_FR" w:bidi="fr_FR"/>
+        </w:rPr>
+      </w:r>
     </w:p>
     <w:p>
       <w:pPr>
         <w:pStyle w:val="Heading2"/>
       </w:pPr>
       <w:r>
+        <w:rPr>
+          <w:lang w:val="fr_FR" w:bidi="fr_FR"/>
+        </w:rPr>
         <w:t>1 Pierre 5.10</w:t>
       </w:r>
-      <w:r/>
-    </w:p>
-    <w:p>
-      <w:r/>
-      <w:r>
+      <w:r>
+        <w:rPr>
+          <w:lang w:val="fr_FR" w:bidi="fr_FR"/>
+        </w:rPr>
+      </w:r>
+    </w:p>
+    <w:p>
+      <w:pPr/>
+      <w:r>
+        <w:rPr>
+          <w:lang w:val="fr_FR" w:bidi="fr_FR"/>
+        </w:rPr>
+      </w:r>
+      <w:r>
+        <w:rPr>
+          <w:lang w:val="fr_FR" w:bidi="fr_FR"/>
+        </w:rPr>
         <w:t>un peu de temps</w:t>
       </w:r>
       <w:r>
+        <w:rPr>
+          <w:lang w:val="fr_FR" w:bidi="fr_FR"/>
+        </w:rPr>
         <w:t xml:space="preserve"> : Les souffrances sur cette terre—bien qu'elles puissent parfois sembler interminables—ne sont en fait que momentanées en comparaison avec l'éternité glorieuse que les croyants passeront avec Dieu (cf. </w:t>
       </w:r>
       <w:hyperlink r:id="rId117">
         <w:r>
           <w:rPr>
+            <w:lang w:val="fr_FR" w:bidi="fr_FR"/>
+          </w:rPr>
+          <w:rPr>
             <w:color w:val="0000EE"/>
             <w:u w:val="single"/>
           </w:rPr>
@@ -4162,11 +7714,17 @@
         </w:r>
       </w:hyperlink>
       <w:r>
+        <w:rPr>
+          <w:lang w:val="fr_FR" w:bidi="fr_FR"/>
+        </w:rPr>
         <w:t xml:space="preserve"> ; </w:t>
       </w:r>
       <w:hyperlink r:id="rId175">
         <w:r>
           <w:rPr>
+            <w:lang w:val="fr_FR" w:bidi="fr_FR"/>
+          </w:rPr>
+          <w:rPr>
             <w:color w:val="0000EE"/>
             <w:u w:val="single"/>
           </w:rPr>
@@ -4174,11 +7732,17 @@
         </w:r>
       </w:hyperlink>
       <w:r>
+        <w:rPr>
+          <w:lang w:val="fr_FR" w:bidi="fr_FR"/>
+        </w:rPr>
         <w:t xml:space="preserve"> ; </w:t>
       </w:r>
       <w:hyperlink r:id="rId176">
         <w:r>
           <w:rPr>
+            <w:lang w:val="fr_FR" w:bidi="fr_FR"/>
+          </w:rPr>
+          <w:rPr>
             <w:color w:val="0000EE"/>
             <w:u w:val="single"/>
           </w:rPr>
@@ -4186,52 +7750,97 @@
         </w:r>
       </w:hyperlink>
       <w:r>
+        <w:rPr>
+          <w:lang w:val="fr_FR" w:bidi="fr_FR"/>
+        </w:rPr>
         <w:t>).</w:t>
       </w:r>
-      <w:r/>
-      <w:r/>
-    </w:p>
-    <w:p>
-      <w:r/>
+      <w:r>
+        <w:rPr>
+          <w:lang w:val="fr_FR" w:bidi="fr_FR"/>
+        </w:rPr>
+      </w:r>
+      <w:r>
+        <w:rPr>
+          <w:lang w:val="fr_FR" w:bidi="fr_FR"/>
+        </w:rPr>
+      </w:r>
+    </w:p>
+    <w:p>
+      <w:pPr/>
+      <w:r>
+        <w:rPr>
+          <w:lang w:val="fr_FR" w:bidi="fr_FR"/>
+        </w:rPr>
+      </w:r>
     </w:p>
     <w:p>
       <w:pPr>
         <w:pStyle w:val="Heading2"/>
       </w:pPr>
       <w:r>
+        <w:rPr>
+          <w:lang w:val="fr_FR" w:bidi="fr_FR"/>
+        </w:rPr>
         <w:t>1 Pierre 5.12</w:t>
       </w:r>
-      <w:r/>
-    </w:p>
-    <w:p>
-      <w:r/>
-      <w:r>
+      <w:r>
+        <w:rPr>
+          <w:lang w:val="fr_FR" w:bidi="fr_FR"/>
+        </w:rPr>
+      </w:r>
+    </w:p>
+    <w:p>
+      <w:pPr/>
+      <w:r>
+        <w:rPr>
+          <w:lang w:val="fr_FR" w:bidi="fr_FR"/>
+        </w:rPr>
+      </w:r>
+      <w:r>
+        <w:rPr>
+          <w:lang w:val="fr_FR" w:bidi="fr_FR"/>
+        </w:rPr>
         <w:t>C’est par Silvain</w:t>
       </w:r>
       <w:r>
+        <w:rPr>
+          <w:lang w:val="fr_FR" w:bidi="fr_FR"/>
+        </w:rPr>
         <w:t xml:space="preserve"> : Cette phrase désigne Silvain comme l'</w:t>
       </w:r>
       <w:r>
         <w:rPr>
           <w:i/>
+          <w:lang w:val="fr_FR" w:bidi="fr_FR"/>
         </w:rPr>
         <w:t>amanuensis</w:t>
       </w:r>
       <w:r>
+        <w:rPr>
+          <w:lang w:val="fr_FR" w:bidi="fr_FR"/>
+        </w:rPr>
         <w:t xml:space="preserve">, la personne qui a écrit ces mots sous la dictée de Pierre. • </w:t>
       </w:r>
       <w:r>
         <w:rPr>
           <w:i/>
+          <w:lang w:val="fr_FR" w:bidi="fr_FR"/>
         </w:rPr>
         <w:t>Silvain</w:t>
       </w:r>
       <w:r>
+        <w:rPr>
+          <w:lang w:val="fr_FR" w:bidi="fr_FR"/>
+        </w:rPr>
         <w:t xml:space="preserve"> : parfois traduit Silas (forme abrégée de Silvain) ; les deux noms se rapportent au même individu. Silvain était le collègue constant de Paul à partir du concile à Jérusalem (</w:t>
       </w:r>
       <w:hyperlink r:id="rId177">
         <w:r>
           <w:rPr>
+            <w:lang w:val="fr_FR" w:bidi="fr_FR"/>
+          </w:rPr>
+          <w:rPr>
             <w:color w:val="0000EE"/>
             <w:u w:val="single"/>
           </w:rPr>
@@ -4239,11 +7848,17 @@
         </w:r>
       </w:hyperlink>
       <w:r>
+        <w:rPr>
+          <w:lang w:val="fr_FR" w:bidi="fr_FR"/>
+        </w:rPr>
         <w:t xml:space="preserve"> ; </w:t>
       </w:r>
       <w:hyperlink r:id="rId178">
         <w:r>
           <w:rPr>
+            <w:lang w:val="fr_FR" w:bidi="fr_FR"/>
+          </w:rPr>
+          <w:rPr>
             <w:color w:val="0000EE"/>
             <w:u w:val="single"/>
           </w:rPr>
@@ -4251,11 +7866,17 @@
         </w:r>
       </w:hyperlink>
       <w:r>
+        <w:rPr>
+          <w:lang w:val="fr_FR" w:bidi="fr_FR"/>
+        </w:rPr>
         <w:t xml:space="preserve"> ; </w:t>
       </w:r>
       <w:hyperlink r:id="rId179">
         <w:r>
           <w:rPr>
+            <w:lang w:val="fr_FR" w:bidi="fr_FR"/>
+          </w:rPr>
+          <w:rPr>
             <w:color w:val="0000EE"/>
             <w:u w:val="single"/>
           </w:rPr>
@@ -4263,11 +7884,17 @@
         </w:r>
       </w:hyperlink>
       <w:r>
+        <w:rPr>
+          <w:lang w:val="fr_FR" w:bidi="fr_FR"/>
+        </w:rPr>
         <w:t xml:space="preserve">, </w:t>
       </w:r>
       <w:hyperlink r:id="rId180">
         <w:r>
           <w:rPr>
+            <w:lang w:val="fr_FR" w:bidi="fr_FR"/>
+          </w:rPr>
+          <w:rPr>
             <w:color w:val="0000EE"/>
             <w:u w:val="single"/>
           </w:rPr>
@@ -4275,11 +7902,17 @@
         </w:r>
       </w:hyperlink>
       <w:r>
+        <w:rPr>
+          <w:lang w:val="fr_FR" w:bidi="fr_FR"/>
+        </w:rPr>
         <w:t xml:space="preserve"> ; </w:t>
       </w:r>
       <w:hyperlink r:id="rId181">
         <w:r>
           <w:rPr>
+            <w:lang w:val="fr_FR" w:bidi="fr_FR"/>
+          </w:rPr>
+          <w:rPr>
             <w:color w:val="0000EE"/>
             <w:u w:val="single"/>
           </w:rPr>
@@ -4287,11 +7920,17 @@
         </w:r>
       </w:hyperlink>
       <w:r>
+        <w:rPr>
+          <w:lang w:val="fr_FR" w:bidi="fr_FR"/>
+        </w:rPr>
         <w:t xml:space="preserve"> ; </w:t>
       </w:r>
       <w:hyperlink r:id="rId182">
         <w:r>
           <w:rPr>
+            <w:lang w:val="fr_FR" w:bidi="fr_FR"/>
+          </w:rPr>
+          <w:rPr>
             <w:color w:val="0000EE"/>
             <w:u w:val="single"/>
           </w:rPr>
@@ -4299,11 +7938,17 @@
         </w:r>
       </w:hyperlink>
       <w:r>
+        <w:rPr>
+          <w:lang w:val="fr_FR" w:bidi="fr_FR"/>
+        </w:rPr>
         <w:t xml:space="preserve"> ; </w:t>
       </w:r>
       <w:hyperlink r:id="rId183">
         <w:r>
           <w:rPr>
+            <w:lang w:val="fr_FR" w:bidi="fr_FR"/>
+          </w:rPr>
+          <w:rPr>
             <w:color w:val="0000EE"/>
             <w:u w:val="single"/>
           </w:rPr>
@@ -4311,11 +7956,17 @@
         </w:r>
       </w:hyperlink>
       <w:r>
+        <w:rPr>
+          <w:lang w:val="fr_FR" w:bidi="fr_FR"/>
+        </w:rPr>
         <w:t xml:space="preserve"> ; </w:t>
       </w:r>
       <w:hyperlink r:id="rId184">
         <w:r>
           <w:rPr>
+            <w:lang w:val="fr_FR" w:bidi="fr_FR"/>
+          </w:rPr>
+          <w:rPr>
             <w:color w:val="0000EE"/>
             <w:u w:val="single"/>
           </w:rPr>
@@ -4323,11 +7974,17 @@
         </w:r>
       </w:hyperlink>
       <w:r>
+        <w:rPr>
+          <w:lang w:val="fr_FR" w:bidi="fr_FR"/>
+        </w:rPr>
         <w:t>). Nous ne savons pas comment Sivain s'est retrouvé avec Pierre à Rome, mais il a peut-être voyagé avec ou suivi Paul plus tard (</w:t>
       </w:r>
       <w:hyperlink r:id="rId185">
         <w:r>
           <w:rPr>
+            <w:lang w:val="fr_FR" w:bidi="fr_FR"/>
+          </w:rPr>
+          <w:rPr>
             <w:color w:val="0000EE"/>
             <w:u w:val="single"/>
           </w:rPr>
@@ -4335,65 +7992,142 @@
         </w:r>
       </w:hyperlink>
       <w:r>
+        <w:rPr>
+          <w:lang w:val="fr_FR" w:bidi="fr_FR"/>
+        </w:rPr>
         <w:t>).</w:t>
       </w:r>
-      <w:r/>
-      <w:r/>
-    </w:p>
-    <w:p>
-      <w:r/>
+      <w:r>
+        <w:rPr>
+          <w:lang w:val="fr_FR" w:bidi="fr_FR"/>
+        </w:rPr>
+      </w:r>
+      <w:r>
+        <w:rPr>
+          <w:lang w:val="fr_FR" w:bidi="fr_FR"/>
+        </w:rPr>
+      </w:r>
+    </w:p>
+    <w:p>
+      <w:pPr/>
+      <w:r>
+        <w:rPr>
+          <w:lang w:val="fr_FR" w:bidi="fr_FR"/>
+        </w:rPr>
+      </w:r>
     </w:p>
     <w:p>
       <w:pPr>
         <w:pStyle w:val="Heading2"/>
       </w:pPr>
       <w:r>
+        <w:rPr>
+          <w:lang w:val="fr_FR" w:bidi="fr_FR"/>
+        </w:rPr>
         <w:t>1 Pierre 5.13</w:t>
       </w:r>
-      <w:r/>
-    </w:p>
-    <w:p>
-      <w:r/>
-      <w:r>
+      <w:r>
+        <w:rPr>
+          <w:lang w:val="fr_FR" w:bidi="fr_FR"/>
+        </w:rPr>
+      </w:r>
+    </w:p>
+    <w:p>
+      <w:pPr/>
+      <w:r>
+        <w:rPr>
+          <w:lang w:val="fr_FR" w:bidi="fr_FR"/>
+        </w:rPr>
+      </w:r>
+      <w:r>
+        <w:rPr>
+          <w:lang w:val="fr_FR" w:bidi="fr_FR"/>
+        </w:rPr>
         <w:t>Babylone était probablement un nom symbolique désignant Rome. Comme Rome, Babylone était une grande ville, la capitale d'un empire. Babylone dominait une grande partie de l'ancien Proche-Orient dans les années 500 av. J.‑C. Puisque les babyloniens avaient incendié Jérusalem et emmené de nombreux Israélites en captivité, Babylone était considérée comme le centre de pouvoir d'un monde hostile au peuple de Dieu. Pour cette raison, le livre de l'Apocalypse utilise « Babylone » comme métaphore ou code pour désigner Rome. Pierre faisait probablement la même chose. • Marc</w:t>
       </w:r>
       <w:r>
         <w:rPr>
           <w:i/>
+          <w:lang w:val="fr_FR" w:bidi="fr_FR"/>
         </w:rPr>
         <w:t>,</w:t>
       </w:r>
       <w:r>
+        <w:rPr>
+          <w:lang w:val="fr_FR" w:bidi="fr_FR"/>
+        </w:rPr>
         <w:t xml:space="preserve"> également appelé Jean Marc, était un autre collaborateur de l'apôtre Paul. Marc a écrit l'Évangile de Marc, qui selon l'opinion générale est basé sur les enseignements de Pierre.</w:t>
       </w:r>
-      <w:r/>
-      <w:r/>
-    </w:p>
-    <w:p>
-      <w:r/>
+      <w:r>
+        <w:rPr>
+          <w:lang w:val="fr_FR" w:bidi="fr_FR"/>
+        </w:rPr>
+      </w:r>
+      <w:r>
+        <w:rPr>
+          <w:lang w:val="fr_FR" w:bidi="fr_FR"/>
+        </w:rPr>
+      </w:r>
+    </w:p>
+    <w:p>
+      <w:pPr/>
+      <w:r>
+        <w:rPr>
+          <w:lang w:val="fr_FR" w:bidi="fr_FR"/>
+        </w:rPr>
+      </w:r>
     </w:p>
     <w:p>
       <w:pPr>
         <w:pStyle w:val="Heading2"/>
       </w:pPr>
       <w:r>
+        <w:rPr>
+          <w:lang w:val="fr_FR" w:bidi="fr_FR"/>
+        </w:rPr>
         <w:t>1 Pierre 5.14</w:t>
       </w:r>
-      <w:r/>
-    </w:p>
-    <w:p>
-      <w:r/>
-      <w:r>
+      <w:r>
+        <w:rPr>
+          <w:lang w:val="fr_FR" w:bidi="fr_FR"/>
+        </w:rPr>
+      </w:r>
+    </w:p>
+    <w:p>
+      <w:pPr/>
+      <w:r>
+        <w:rPr>
+          <w:lang w:val="fr_FR" w:bidi="fr_FR"/>
+        </w:rPr>
+      </w:r>
+      <w:r>
+        <w:rPr>
+          <w:lang w:val="fr_FR" w:bidi="fr_FR"/>
+        </w:rPr>
         <w:t xml:space="preserve">Un baiser d'affection : Voir </w:t>
       </w:r>
       <w:r>
+        <w:rPr>
+          <w:lang w:val="fr_FR" w:bidi="fr_FR"/>
+        </w:rPr>
         <w:t>note d'étude sur Rm 16.16</w:t>
       </w:r>
       <w:r>
+        <w:rPr>
+          <w:lang w:val="fr_FR" w:bidi="fr_FR"/>
+        </w:rPr>
         <w:t>.</w:t>
       </w:r>
-      <w:r/>
-      <w:r/>
+      <w:r>
+        <w:rPr>
+          <w:lang w:val="fr_FR" w:bidi="fr_FR"/>
+        </w:rPr>
+      </w:r>
+      <w:r>
+        <w:rPr>
+          <w:lang w:val="fr_FR" w:bidi="fr_FR"/>
+        </w:rPr>
+      </w:r>
     </w:p>
     <w:sectPr>
       <w:footnotePr>
@@ -6295,7 +10029,7 @@
     <w:rPrDefault>
       <w:rPr>
         <w:rFonts w:ascii="Times New Roman" w:eastAsia="Times New Roman" w:hAnsi="Times New Roman" w:cs="Times New Roman"/>
-        <w:lang w:val="en-US" w:eastAsia="en-US" w:bidi="ar-SA"/>
+        <w:lang w:val="fr_FR" w:eastAsia="en-US" w:bidi="ar-SA"/>
       </w:rPr>
     </w:rPrDefault>
     <w:pPrDefault/>

--- a/fra/docx/60.content.docx
+++ b/fra/docx/60.content.docx
@@ -163,13 +163,6 @@
         <w:rPr>
           <w:lang w:val="fr_FR" w:bidi="fr_FR"/>
         </w:rPr>
-      </w:r>
-      <w:r>
-        <w:rPr>
-          <w:i/>
-          <w:lang w:val="fr_FR" w:bidi="fr_FR"/>
-        </w:rPr>
-        <w:t>1 Pierre 1.1, 1 Pierre 1.2, 1 Pierre 1.3, 1 Pierre 1.3–9, 1 Pierre 1.4, 1 Pierre 1.5, 1 Pierre 1.7, 1 Pierre 1.9, 1 Pierre 1.10–12, 1 Pierre 1.11, 1 Pierre 1.12, 1 Pierre 1.13, 1 Pierre 1.13–21, 1 Pierre 1.15–16, 1 Pierre 1.17, 1 Pierre 1.18, 1 Pierre 1.19, 1 Pierre 1.20, 1 Pierre 1.22, 1 Pierre 1.22–2:3, 1 Pierre 2.2, 1 Pierre 2.3, 1 Pierre 2.4, 1 Pierre 2.4–10, 1 Pierre 2.5, 1 Pierre 2.6–8, 1 Pierre 2.8, 1 Pierre 2.9, 1 Pierre 2.11, 1 Pierre 2.11–12, 1 Pierre 2.12, 1 Pierre 2.13, 1 Pierre 2.13–3.7, 1 Pierre 2.14, 1 Pierre 2.17, 1 Pierre 2.18, 1 Pierre 2.18–20, 1 Pierre 2.21–25, 1 Pierre 2.24, 1 Pierre 3.1, 1 Pierre 3.1–7, 1 Pierre 3.3–4, 1 Pierre 3.6, 1 Pierre 3.7, 1 Pierre 3.8–12, 1 Pierre 3.9, 1 Pierre 3.10–12, 1 Pierre 3.13, 1 Pierre 3.13–17, 1 Pierre 3.14–15, 1 Pierre 3.18, 1 Pierre 3.18–22, 1 Pierre 3.19–20, 1 Pierre 3.20, 1 Pierre 3.21, 1 Pierre 3.22, 1 Pierre 4.1, 1 Pierre 4.1–6, 1 Pierre 4.3, 1 Pierre 4.6, 1 Pierre 4.7, 1 Pierre 4.7–11, 1 Pierre 4.8, 1 Pierre 4.10, 1 Pierre 4.11, 1 Pierre 4.12, 1 Pierre 4.12–19, 1 Pierre 4.13, 1 Pierre 4.14, 1 Pierre 4.16, 1 Pierre 4.17, 1 Pierre 5.1–4, 1 Pierre 5.1–14, 1 Pierre 5.2, 1 Pierre 5.5, 1 Pierre 5.9, 1 Pierre 5.10, 1 Pierre 5.12, 1 Pierre 5.13, 1 Pierre 5.14</w:t>
       </w:r>
       <w:r>
         <w:rPr>

--- a/fra/docx/60.content.docx
+++ b/fra/docx/60.content.docx
@@ -150,19 +150,6 @@
           <w:lang w:val="fr_FR" w:bidi="fr_FR"/>
         </w:rPr>
         <w:t>1PE</w:t>
-      </w:r>
-      <w:r>
-        <w:rPr>
-          <w:lang w:val="fr_FR" w:bidi="fr_FR"/>
-        </w:rPr>
-      </w:r>
-    </w:p>
-    <w:p>
-      <w:pPr/>
-      <w:r>
-        <w:rPr>
-          <w:lang w:val="fr_FR" w:bidi="fr_FR"/>
-        </w:rPr>
       </w:r>
       <w:r>
         <w:rPr>

--- a/fra/docx/60.content.docx
+++ b/fra/docx/60.content.docx
@@ -19,7 +19,7 @@
         <w:rPr>
           <w:lang w:val="fr_FR" w:bidi="fr_FR"/>
         </w:rPr>
-        <w:t>Resource: Notes d'étude (Tyndale)</w:t>
+        <w:t>Resource: Tyndale Open Study Notes</w:t>
       </w:r>
       <w:r>
         <w:rPr>
@@ -112,7 +112,7 @@
         <w:rPr>
           <w:lang w:val="fr_FR" w:bidi="fr_FR"/>
         </w:rPr>
-        <w:t>Notes d'étude (Tyndale)</w:t>
+        <w:t>Tyndale Open Study Notes</w:t>
       </w:r>
     </w:p>
     <w:p>

--- a/fra/docx/60.content.docx
+++ b/fra/docx/60.content.docx
@@ -19,7 +19,7 @@
         <w:rPr>
           <w:lang w:val="fr_FR" w:bidi="fr_FR"/>
         </w:rPr>
-        <w:t>Resource: Tyndale Open Study Notes</w:t>
+        <w:t>Resource: Aquifer Open Study Notes</w:t>
       </w:r>
       <w:r>
         <w:rPr>
@@ -112,7 +112,7 @@
         <w:rPr>
           <w:lang w:val="fr_FR" w:bidi="fr_FR"/>
         </w:rPr>
-        <w:t>Tyndale Open Study Notes</w:t>
+        <w:t>Aquifer Open Study Notes</w:t>
       </w:r>
     </w:p>
     <w:p>

--- a/fra/docx/60.content.docx
+++ b/fra/docx/60.content.docx
@@ -233,18 +233,12 @@
         </w:rPr>
         <w:t>Pierre entame sa lettre aux chrétiens souffrants en leur rappelant le statut dont ils bénéficient grâce à l'acte de Dieu en leur faveur (</w:t>
       </w:r>
-      <w:hyperlink r:id="rId13">
-        <w:r>
-          <w:rPr>
-            <w:lang w:val="fr_FR" w:bidi="fr_FR"/>
-          </w:rPr>
-          <w:rPr>
-            <w:color w:val="0000EE"/>
-            <w:u w:val="single"/>
-          </w:rPr>
-          <w:t>1.2</w:t>
-        </w:r>
-      </w:hyperlink>
+      <w:r>
+        <w:rPr>
+          <w:lang w:val="fr_FR" w:bidi="fr_FR"/>
+        </w:rPr>
+        <w:t>1.2</w:t>
+      </w:r>
       <w:r>
         <w:rPr>
           <w:lang w:val="fr_FR" w:bidi="fr_FR"/>
@@ -318,36 +312,24 @@
         </w:rPr>
         <w:t xml:space="preserve"> : Dire que Dieu a élu quelqu'un selon sa prescience, c'est montrer qu'il a choisi d'entrer en relation avec cette personne- avant même qu'elle n'existe. (cf. </w:t>
       </w:r>
-      <w:hyperlink r:id="rId14">
-        <w:r>
-          <w:rPr>
-            <w:lang w:val="fr_FR" w:bidi="fr_FR"/>
-          </w:rPr>
-          <w:rPr>
-            <w:color w:val="0000EE"/>
-            <w:u w:val="single"/>
-          </w:rPr>
-          <w:t>Rm 8.29</w:t>
-        </w:r>
-      </w:hyperlink>
+      <w:r>
+        <w:rPr>
+          <w:lang w:val="fr_FR" w:bidi="fr_FR"/>
+        </w:rPr>
+        <w:t>Rm 8.29</w:t>
+      </w:r>
       <w:r>
         <w:rPr>
           <w:lang w:val="fr_FR" w:bidi="fr_FR"/>
         </w:rPr>
         <w:t xml:space="preserve"> ; </w:t>
       </w:r>
-      <w:hyperlink r:id="rId15">
-        <w:r>
-          <w:rPr>
-            <w:lang w:val="fr_FR" w:bidi="fr_FR"/>
-          </w:rPr>
-          <w:rPr>
-            <w:color w:val="0000EE"/>
-            <w:u w:val="single"/>
-          </w:rPr>
-          <w:t>11.2</w:t>
-        </w:r>
-      </w:hyperlink>
+      <w:r>
+        <w:rPr>
+          <w:lang w:val="fr_FR" w:bidi="fr_FR"/>
+        </w:rPr>
+        <w:t>11.2</w:t>
+      </w:r>
       <w:r>
         <w:rPr>
           <w:lang w:val="fr_FR" w:bidi="fr_FR"/>
@@ -402,180 +384,120 @@
         </w:rPr>
         <w:t xml:space="preserve">nous a régénérés : régénérer, ou donner une nouvelle naissance, c'est une façon de décrire la conversion chrétienne (cf. </w:t>
       </w:r>
-      <w:hyperlink r:id="rId16">
-        <w:r>
-          <w:rPr>
-            <w:lang w:val="fr_FR" w:bidi="fr_FR"/>
-          </w:rPr>
-          <w:rPr>
-            <w:color w:val="0000EE"/>
-            <w:u w:val="single"/>
-          </w:rPr>
-          <w:t>Jn 3.1–13</w:t>
-        </w:r>
-      </w:hyperlink>
+      <w:r>
+        <w:rPr>
+          <w:lang w:val="fr_FR" w:bidi="fr_FR"/>
+        </w:rPr>
+        <w:t>Jn 3.1–13</w:t>
+      </w:r>
       <w:r>
         <w:rPr>
           <w:lang w:val="fr_FR" w:bidi="fr_FR"/>
         </w:rPr>
         <w:t xml:space="preserve"> ; </w:t>
       </w:r>
-      <w:hyperlink r:id="rId17">
-        <w:r>
-          <w:rPr>
-            <w:lang w:val="fr_FR" w:bidi="fr_FR"/>
-          </w:rPr>
-          <w:rPr>
-            <w:color w:val="0000EE"/>
-            <w:u w:val="single"/>
-          </w:rPr>
-          <w:t>Jc 1.18</w:t>
-        </w:r>
-      </w:hyperlink>
+      <w:r>
+        <w:rPr>
+          <w:lang w:val="fr_FR" w:bidi="fr_FR"/>
+        </w:rPr>
+        <w:t>Jc 1.18</w:t>
+      </w:r>
       <w:r>
         <w:rPr>
           <w:lang w:val="fr_FR" w:bidi="fr_FR"/>
         </w:rPr>
         <w:t xml:space="preserve"> ; </w:t>
       </w:r>
-      <w:hyperlink r:id="rId18">
-        <w:r>
-          <w:rPr>
-            <w:lang w:val="fr_FR" w:bidi="fr_FR"/>
-          </w:rPr>
-          <w:rPr>
-            <w:color w:val="0000EE"/>
-            <w:u w:val="single"/>
-          </w:rPr>
-          <w:t>1Jn 2.29</w:t>
-        </w:r>
-      </w:hyperlink>
+      <w:r>
+        <w:rPr>
+          <w:lang w:val="fr_FR" w:bidi="fr_FR"/>
+        </w:rPr>
+        <w:t>1Jn 2.29</w:t>
+      </w:r>
       <w:r>
         <w:rPr>
           <w:lang w:val="fr_FR" w:bidi="fr_FR"/>
         </w:rPr>
         <w:t xml:space="preserve"> ; </w:t>
       </w:r>
-      <w:hyperlink r:id="rId19">
-        <w:r>
-          <w:rPr>
-            <w:lang w:val="fr_FR" w:bidi="fr_FR"/>
-          </w:rPr>
-          <w:rPr>
-            <w:color w:val="0000EE"/>
-            <w:u w:val="single"/>
-          </w:rPr>
-          <w:t>3.9</w:t>
-        </w:r>
-      </w:hyperlink>
+      <w:r>
+        <w:rPr>
+          <w:lang w:val="fr_FR" w:bidi="fr_FR"/>
+        </w:rPr>
+        <w:t>3.9</w:t>
+      </w:r>
       <w:r>
         <w:rPr>
           <w:lang w:val="fr_FR" w:bidi="fr_FR"/>
         </w:rPr>
         <w:t xml:space="preserve"> ; </w:t>
       </w:r>
-      <w:hyperlink r:id="rId20">
-        <w:r>
-          <w:rPr>
-            <w:lang w:val="fr_FR" w:bidi="fr_FR"/>
-          </w:rPr>
-          <w:rPr>
-            <w:color w:val="0000EE"/>
-            <w:u w:val="single"/>
-          </w:rPr>
-          <w:t>4.7</w:t>
-        </w:r>
-      </w:hyperlink>
+      <w:r>
+        <w:rPr>
+          <w:lang w:val="fr_FR" w:bidi="fr_FR"/>
+        </w:rPr>
+        <w:t>4.7</w:t>
+      </w:r>
       <w:r>
         <w:rPr>
           <w:lang w:val="fr_FR" w:bidi="fr_FR"/>
         </w:rPr>
         <w:t xml:space="preserve"> ; </w:t>
       </w:r>
-      <w:hyperlink r:id="rId21">
-        <w:r>
-          <w:rPr>
-            <w:lang w:val="fr_FR" w:bidi="fr_FR"/>
-          </w:rPr>
-          <w:rPr>
-            <w:color w:val="0000EE"/>
-            <w:u w:val="single"/>
-          </w:rPr>
-          <w:t>5.1</w:t>
-        </w:r>
-      </w:hyperlink>
+      <w:r>
+        <w:rPr>
+          <w:lang w:val="fr_FR" w:bidi="fr_FR"/>
+        </w:rPr>
+        <w:t>5.1</w:t>
+      </w:r>
       <w:r>
         <w:rPr>
           <w:lang w:val="fr_FR" w:bidi="fr_FR"/>
         </w:rPr>
         <w:t xml:space="preserve">, </w:t>
       </w:r>
-      <w:hyperlink r:id="rId22">
-        <w:r>
-          <w:rPr>
-            <w:lang w:val="fr_FR" w:bidi="fr_FR"/>
-          </w:rPr>
-          <w:rPr>
-            <w:color w:val="0000EE"/>
-            <w:u w:val="single"/>
-          </w:rPr>
-          <w:t>4</w:t>
-        </w:r>
-      </w:hyperlink>
+      <w:r>
+        <w:rPr>
+          <w:lang w:val="fr_FR" w:bidi="fr_FR"/>
+        </w:rPr>
+        <w:t>4</w:t>
+      </w:r>
       <w:r>
         <w:rPr>
           <w:lang w:val="fr_FR" w:bidi="fr_FR"/>
         </w:rPr>
         <w:t xml:space="preserve">, </w:t>
       </w:r>
-      <w:hyperlink r:id="rId23">
-        <w:r>
-          <w:rPr>
-            <w:lang w:val="fr_FR" w:bidi="fr_FR"/>
-          </w:rPr>
-          <w:rPr>
-            <w:color w:val="0000EE"/>
-            <w:u w:val="single"/>
-          </w:rPr>
-          <w:t>18</w:t>
-        </w:r>
-      </w:hyperlink>
+      <w:r>
+        <w:rPr>
+          <w:lang w:val="fr_FR" w:bidi="fr_FR"/>
+        </w:rPr>
+        <w:t>18</w:t>
+      </w:r>
       <w:r>
         <w:rPr>
           <w:lang w:val="fr_FR" w:bidi="fr_FR"/>
         </w:rPr>
         <w:t xml:space="preserve">). Ce mot grec, qui apparaît à nouveau dans </w:t>
       </w:r>
-      <w:hyperlink r:id="rId24">
-        <w:r>
-          <w:rPr>
-            <w:lang w:val="fr_FR" w:bidi="fr_FR"/>
-          </w:rPr>
-          <w:rPr>
-            <w:color w:val="0000EE"/>
-            <w:u w:val="single"/>
-          </w:rPr>
-          <w:t>1P 1.23</w:t>
-        </w:r>
-      </w:hyperlink>
+      <w:r>
+        <w:rPr>
+          <w:lang w:val="fr_FR" w:bidi="fr_FR"/>
+        </w:rPr>
+        <w:t>1P 1.23</w:t>
+      </w:r>
       <w:r>
         <w:rPr>
           <w:lang w:val="fr_FR" w:bidi="fr_FR"/>
         </w:rPr>
         <w:t xml:space="preserve">, encadre le message de </w:t>
       </w:r>
-      <w:hyperlink r:id="rId25">
-        <w:r>
-          <w:rPr>
-            <w:lang w:val="fr_FR" w:bidi="fr_FR"/>
-          </w:rPr>
-          <w:rPr>
-            <w:color w:val="0000EE"/>
-            <w:u w:val="single"/>
-          </w:rPr>
-          <w:t>1.1–25</w:t>
-        </w:r>
-      </w:hyperlink>
+      <w:r>
+        <w:rPr>
+          <w:lang w:val="fr_FR" w:bidi="fr_FR"/>
+        </w:rPr>
+        <w:t>1.1–25</w:t>
+      </w:r>
       <w:r>
         <w:rPr>
           <w:lang w:val="fr_FR" w:bidi="fr_FR"/>
@@ -678,18 +600,12 @@
         </w:rPr>
         <w:t xml:space="preserve">Le terme héritage est souvent employé pour désigner ce que Dieu a promis à son peuple. S'il désignait au départ la terre d'Israël (voir </w:t>
       </w:r>
-      <w:hyperlink r:id="rId26">
-        <w:r>
-          <w:rPr>
-            <w:lang w:val="fr_FR" w:bidi="fr_FR"/>
-          </w:rPr>
-          <w:rPr>
-            <w:color w:val="0000EE"/>
-            <w:u w:val="single"/>
-          </w:rPr>
-          <w:t>Dt 3.28</w:t>
-        </w:r>
-      </w:hyperlink>
+      <w:r>
+        <w:rPr>
+          <w:lang w:val="fr_FR" w:bidi="fr_FR"/>
+        </w:rPr>
+        <w:t>Dt 3.28</w:t>
+      </w:r>
       <w:r>
         <w:rPr>
           <w:lang w:val="fr_FR" w:bidi="fr_FR"/>
@@ -709,72 +625,48 @@
         </w:rPr>
         <w:t xml:space="preserve"> en est venu à signifier le peuple de Dieu et la présence de Dieu avec eux (voir </w:t>
       </w:r>
-      <w:hyperlink r:id="rId27">
-        <w:r>
-          <w:rPr>
-            <w:lang w:val="fr_FR" w:bidi="fr_FR"/>
-          </w:rPr>
-          <w:rPr>
-            <w:color w:val="0000EE"/>
-            <w:u w:val="single"/>
-          </w:rPr>
-          <w:t>Ps 33.12</w:t>
-        </w:r>
-      </w:hyperlink>
+      <w:r>
+        <w:rPr>
+          <w:lang w:val="fr_FR" w:bidi="fr_FR"/>
+        </w:rPr>
+        <w:t>Ps 33.12</w:t>
+      </w:r>
       <w:r>
         <w:rPr>
           <w:lang w:val="fr_FR" w:bidi="fr_FR"/>
         </w:rPr>
         <w:t xml:space="preserve"> ; </w:t>
       </w:r>
-      <w:hyperlink r:id="rId28">
-        <w:r>
-          <w:rPr>
-            <w:lang w:val="fr_FR" w:bidi="fr_FR"/>
-          </w:rPr>
-          <w:rPr>
-            <w:color w:val="0000EE"/>
-            <w:u w:val="single"/>
-          </w:rPr>
-          <w:t>Ez 44.28</w:t>
-        </w:r>
-      </w:hyperlink>
+      <w:r>
+        <w:rPr>
+          <w:lang w:val="fr_FR" w:bidi="fr_FR"/>
+        </w:rPr>
+        <w:t>Ez 44.28</w:t>
+      </w:r>
       <w:r>
         <w:rPr>
           <w:lang w:val="fr_FR" w:bidi="fr_FR"/>
         </w:rPr>
         <w:t xml:space="preserve">). Dans le Nouveau Testament, l'héritage correspond aux bienfaits spirituels et au salut éternel que Dieu promet à son peuple (voir </w:t>
       </w:r>
-      <w:hyperlink r:id="rId29">
-        <w:r>
-          <w:rPr>
-            <w:lang w:val="fr_FR" w:bidi="fr_FR"/>
-          </w:rPr>
-          <w:rPr>
-            <w:color w:val="0000EE"/>
-            <w:u w:val="single"/>
-          </w:rPr>
-          <w:t>Ep 1.11</w:t>
-        </w:r>
-      </w:hyperlink>
+      <w:r>
+        <w:rPr>
+          <w:lang w:val="fr_FR" w:bidi="fr_FR"/>
+        </w:rPr>
+        <w:t>Ep 1.11</w:t>
+      </w:r>
       <w:r>
         <w:rPr>
           <w:lang w:val="fr_FR" w:bidi="fr_FR"/>
         </w:rPr>
         <w:t xml:space="preserve"> ; </w:t>
       </w:r>
-      <w:hyperlink r:id="rId30">
-        <w:r>
-          <w:rPr>
-            <w:lang w:val="fr_FR" w:bidi="fr_FR"/>
-          </w:rPr>
-          <w:rPr>
-            <w:color w:val="0000EE"/>
-            <w:u w:val="single"/>
-          </w:rPr>
-          <w:t>Hé 9.15</w:t>
-        </w:r>
-      </w:hyperlink>
+      <w:r>
+        <w:rPr>
+          <w:lang w:val="fr_FR" w:bidi="fr_FR"/>
+        </w:rPr>
+        <w:t>Hé 9.15</w:t>
+      </w:r>
       <w:r>
         <w:rPr>
           <w:lang w:val="fr_FR" w:bidi="fr_FR"/>
@@ -848,108 +740,72 @@
         </w:rPr>
         <w:t xml:space="preserve"> fait souvent référence à la rédemption finale du péché et de la mort, au retour du Christ. Cet espoir encourage les croyants à persévérer jusqu'à la fin (voir aussi </w:t>
       </w:r>
-      <w:hyperlink r:id="rId31">
-        <w:r>
-          <w:rPr>
-            <w:lang w:val="fr_FR" w:bidi="fr_FR"/>
-          </w:rPr>
-          <w:rPr>
-            <w:color w:val="0000EE"/>
-            <w:u w:val="single"/>
-          </w:rPr>
-          <w:t>1.9</w:t>
-        </w:r>
-      </w:hyperlink>
+      <w:r>
+        <w:rPr>
+          <w:lang w:val="fr_FR" w:bidi="fr_FR"/>
+        </w:rPr>
+        <w:t>1.9</w:t>
+      </w:r>
       <w:r>
         <w:rPr>
           <w:lang w:val="fr_FR" w:bidi="fr_FR"/>
         </w:rPr>
         <w:t xml:space="preserve">, </w:t>
       </w:r>
-      <w:hyperlink r:id="rId32">
-        <w:r>
-          <w:rPr>
-            <w:lang w:val="fr_FR" w:bidi="fr_FR"/>
-          </w:rPr>
-          <w:rPr>
-            <w:color w:val="0000EE"/>
-            <w:u w:val="single"/>
-          </w:rPr>
-          <w:t>10</w:t>
-        </w:r>
-      </w:hyperlink>
+      <w:r>
+        <w:rPr>
+          <w:lang w:val="fr_FR" w:bidi="fr_FR"/>
+        </w:rPr>
+        <w:t>10</w:t>
+      </w:r>
       <w:r>
         <w:rPr>
           <w:lang w:val="fr_FR" w:bidi="fr_FR"/>
         </w:rPr>
         <w:t xml:space="preserve"> ; </w:t>
       </w:r>
-      <w:hyperlink r:id="rId33">
-        <w:r>
-          <w:rPr>
-            <w:lang w:val="fr_FR" w:bidi="fr_FR"/>
-          </w:rPr>
-          <w:rPr>
-            <w:color w:val="0000EE"/>
-            <w:u w:val="single"/>
-          </w:rPr>
-          <w:t>2.2</w:t>
-        </w:r>
-      </w:hyperlink>
+      <w:r>
+        <w:rPr>
+          <w:lang w:val="fr_FR" w:bidi="fr_FR"/>
+        </w:rPr>
+        <w:t>2.2</w:t>
+      </w:r>
       <w:r>
         <w:rPr>
           <w:lang w:val="fr_FR" w:bidi="fr_FR"/>
         </w:rPr>
         <w:t xml:space="preserve"> ; </w:t>
       </w:r>
-      <w:hyperlink r:id="rId34">
-        <w:r>
-          <w:rPr>
-            <w:lang w:val="fr_FR" w:bidi="fr_FR"/>
-          </w:rPr>
-          <w:rPr>
-            <w:color w:val="0000EE"/>
-            <w:u w:val="single"/>
-          </w:rPr>
-          <w:t>4.18</w:t>
-        </w:r>
-      </w:hyperlink>
+      <w:r>
+        <w:rPr>
+          <w:lang w:val="fr_FR" w:bidi="fr_FR"/>
+        </w:rPr>
+        <w:t>4.18</w:t>
+      </w:r>
       <w:r>
         <w:rPr>
           <w:lang w:val="fr_FR" w:bidi="fr_FR"/>
         </w:rPr>
         <w:t xml:space="preserve">). • prêt à être révélé : dans le futur, le salut sera révélé, par contraste avec les temps présents, où Dieu et ses desseins sont cachés (voir aussi </w:t>
       </w:r>
-      <w:hyperlink r:id="rId35">
-        <w:r>
-          <w:rPr>
-            <w:lang w:val="fr_FR" w:bidi="fr_FR"/>
-          </w:rPr>
-          <w:rPr>
-            <w:color w:val="0000EE"/>
-            <w:u w:val="single"/>
-          </w:rPr>
-          <w:t>1.7</w:t>
-        </w:r>
-      </w:hyperlink>
+      <w:r>
+        <w:rPr>
+          <w:lang w:val="fr_FR" w:bidi="fr_FR"/>
+        </w:rPr>
+        <w:t>1.7</w:t>
+      </w:r>
       <w:r>
         <w:rPr>
           <w:lang w:val="fr_FR" w:bidi="fr_FR"/>
         </w:rPr>
         <w:t xml:space="preserve">, </w:t>
       </w:r>
-      <w:hyperlink r:id="rId36">
-        <w:r>
-          <w:rPr>
-            <w:lang w:val="fr_FR" w:bidi="fr_FR"/>
-          </w:rPr>
-          <w:rPr>
-            <w:color w:val="0000EE"/>
-            <w:u w:val="single"/>
-          </w:rPr>
-          <w:t>13</w:t>
-        </w:r>
-      </w:hyperlink>
+      <w:r>
+        <w:rPr>
+          <w:lang w:val="fr_FR" w:bidi="fr_FR"/>
+        </w:rPr>
+        <w:t>13</w:t>
+      </w:r>
       <w:r>
         <w:rPr>
           <w:lang w:val="fr_FR" w:bidi="fr_FR"/>
@@ -1109,36 +965,24 @@
         </w:rPr>
         <w:t xml:space="preserve"> désigne souvent la personne entière et pas seulement une partie ou un aspect de la personne (</w:t>
       </w:r>
-      <w:hyperlink r:id="rId37">
-        <w:r>
-          <w:rPr>
-            <w:lang w:val="fr_FR" w:bidi="fr_FR"/>
-          </w:rPr>
-          <w:rPr>
-            <w:color w:val="0000EE"/>
-            <w:u w:val="single"/>
-          </w:rPr>
-          <w:t>Mt 20.28</w:t>
-        </w:r>
-      </w:hyperlink>
+      <w:r>
+        <w:rPr>
+          <w:lang w:val="fr_FR" w:bidi="fr_FR"/>
+        </w:rPr>
+        <w:t>Mt 20.28</w:t>
+      </w:r>
       <w:r>
         <w:rPr>
           <w:lang w:val="fr_FR" w:bidi="fr_FR"/>
         </w:rPr>
         <w:t xml:space="preserve"> ; </w:t>
       </w:r>
-      <w:hyperlink r:id="rId38">
-        <w:r>
-          <w:rPr>
-            <w:lang w:val="fr_FR" w:bidi="fr_FR"/>
-          </w:rPr>
-          <w:rPr>
-            <w:color w:val="0000EE"/>
-            <w:u w:val="single"/>
-          </w:rPr>
-          <w:t>Mc 8.35</w:t>
-        </w:r>
-      </w:hyperlink>
+      <w:r>
+        <w:rPr>
+          <w:lang w:val="fr_FR" w:bidi="fr_FR"/>
+        </w:rPr>
+        <w:t>Mc 8.35</w:t>
+      </w:r>
       <w:r>
         <w:rPr>
           <w:lang w:val="fr_FR" w:bidi="fr_FR"/>
@@ -1321,54 +1165,36 @@
         </w:rPr>
         <w:t xml:space="preserve"> : le même mot grec est utilisé pour décrire la manière dont les disciples ont regardé dans le tombeau vide de Jésus (</w:t>
       </w:r>
-      <w:hyperlink r:id="rId39">
-        <w:r>
-          <w:rPr>
-            <w:lang w:val="fr_FR" w:bidi="fr_FR"/>
-          </w:rPr>
-          <w:rPr>
-            <w:color w:val="0000EE"/>
-            <w:u w:val="single"/>
-          </w:rPr>
-          <w:t>Lc 24.12</w:t>
-        </w:r>
-      </w:hyperlink>
+      <w:r>
+        <w:rPr>
+          <w:lang w:val="fr_FR" w:bidi="fr_FR"/>
+        </w:rPr>
+        <w:t>Lc 24.12</w:t>
+      </w:r>
       <w:r>
         <w:rPr>
           <w:lang w:val="fr_FR" w:bidi="fr_FR"/>
         </w:rPr>
         <w:t xml:space="preserve"> ; </w:t>
       </w:r>
-      <w:hyperlink r:id="rId40">
-        <w:r>
-          <w:rPr>
-            <w:lang w:val="fr_FR" w:bidi="fr_FR"/>
-          </w:rPr>
-          <w:rPr>
-            <w:color w:val="0000EE"/>
-            <w:u w:val="single"/>
-          </w:rPr>
-          <w:t>Jn 20.5</w:t>
-        </w:r>
-      </w:hyperlink>
+      <w:r>
+        <w:rPr>
+          <w:lang w:val="fr_FR" w:bidi="fr_FR"/>
+        </w:rPr>
+        <w:t>Jn 20.5</w:t>
+      </w:r>
       <w:r>
         <w:rPr>
           <w:lang w:val="fr_FR" w:bidi="fr_FR"/>
         </w:rPr>
         <w:t xml:space="preserve">, </w:t>
       </w:r>
-      <w:hyperlink r:id="rId41">
-        <w:r>
-          <w:rPr>
-            <w:lang w:val="fr_FR" w:bidi="fr_FR"/>
-          </w:rPr>
-          <w:rPr>
-            <w:color w:val="0000EE"/>
-            <w:u w:val="single"/>
-          </w:rPr>
-          <w:t>11</w:t>
-        </w:r>
-      </w:hyperlink>
+      <w:r>
+        <w:rPr>
+          <w:lang w:val="fr_FR" w:bidi="fr_FR"/>
+        </w:rPr>
+        <w:t>11</w:t>
+      </w:r>
       <w:r>
         <w:rPr>
           <w:lang w:val="fr_FR" w:bidi="fr_FR"/>
@@ -1537,126 +1363,84 @@
         </w:rPr>
         <w:t xml:space="preserve"> : cette instruction revient souvent dans les Écritures, indiquant que le peuple de Dieu doit être saint comme Dieu est saint (voir </w:t>
       </w:r>
-      <w:hyperlink r:id="rId42">
-        <w:r>
-          <w:rPr>
-            <w:lang w:val="fr_FR" w:bidi="fr_FR"/>
-          </w:rPr>
-          <w:rPr>
-            <w:color w:val="0000EE"/>
-            <w:u w:val="single"/>
-          </w:rPr>
-          <w:t>Lv 11.44–45</w:t>
-        </w:r>
-      </w:hyperlink>
+      <w:r>
+        <w:rPr>
+          <w:lang w:val="fr_FR" w:bidi="fr_FR"/>
+        </w:rPr>
+        <w:t>Lv 11.44–45</w:t>
+      </w:r>
       <w:r>
         <w:rPr>
           <w:lang w:val="fr_FR" w:bidi="fr_FR"/>
         </w:rPr>
         <w:t xml:space="preserve"> ; </w:t>
       </w:r>
-      <w:hyperlink r:id="rId43">
-        <w:r>
-          <w:rPr>
-            <w:lang w:val="fr_FR" w:bidi="fr_FR"/>
-          </w:rPr>
-          <w:rPr>
-            <w:color w:val="0000EE"/>
-            <w:u w:val="single"/>
-          </w:rPr>
-          <w:t>19.2</w:t>
-        </w:r>
-      </w:hyperlink>
+      <w:r>
+        <w:rPr>
+          <w:lang w:val="fr_FR" w:bidi="fr_FR"/>
+        </w:rPr>
+        <w:t>19.2</w:t>
+      </w:r>
       <w:r>
         <w:rPr>
           <w:lang w:val="fr_FR" w:bidi="fr_FR"/>
         </w:rPr>
         <w:t xml:space="preserve"> ; </w:t>
       </w:r>
-      <w:hyperlink r:id="rId44">
-        <w:r>
-          <w:rPr>
-            <w:lang w:val="fr_FR" w:bidi="fr_FR"/>
-          </w:rPr>
-          <w:rPr>
-            <w:color w:val="0000EE"/>
-            <w:u w:val="single"/>
-          </w:rPr>
-          <w:t>20.7</w:t>
-        </w:r>
-      </w:hyperlink>
+      <w:r>
+        <w:rPr>
+          <w:lang w:val="fr_FR" w:bidi="fr_FR"/>
+        </w:rPr>
+        <w:t>20.7</w:t>
+      </w:r>
       <w:r>
         <w:rPr>
           <w:lang w:val="fr_FR" w:bidi="fr_FR"/>
         </w:rPr>
         <w:t xml:space="preserve"> ; voir aussi </w:t>
       </w:r>
-      <w:hyperlink r:id="rId45">
-        <w:r>
-          <w:rPr>
-            <w:lang w:val="fr_FR" w:bidi="fr_FR"/>
-          </w:rPr>
-          <w:rPr>
-            <w:color w:val="0000EE"/>
-            <w:u w:val="single"/>
-          </w:rPr>
-          <w:t>Ez 20.12</w:t>
-        </w:r>
-      </w:hyperlink>
+      <w:r>
+        <w:rPr>
+          <w:lang w:val="fr_FR" w:bidi="fr_FR"/>
+        </w:rPr>
+        <w:t>Ez 20.12</w:t>
+      </w:r>
       <w:r>
         <w:rPr>
           <w:lang w:val="fr_FR" w:bidi="fr_FR"/>
         </w:rPr>
         <w:t xml:space="preserve"> ; </w:t>
       </w:r>
-      <w:hyperlink r:id="rId46">
-        <w:r>
-          <w:rPr>
-            <w:lang w:val="fr_FR" w:bidi="fr_FR"/>
-          </w:rPr>
-          <w:rPr>
-            <w:color w:val="0000EE"/>
-            <w:u w:val="single"/>
-          </w:rPr>
-          <w:t>Ep 1.4</w:t>
-        </w:r>
-      </w:hyperlink>
+      <w:r>
+        <w:rPr>
+          <w:lang w:val="fr_FR" w:bidi="fr_FR"/>
+        </w:rPr>
+        <w:t>Ep 1.4</w:t>
+      </w:r>
       <w:r>
         <w:rPr>
           <w:lang w:val="fr_FR" w:bidi="fr_FR"/>
         </w:rPr>
         <w:t xml:space="preserve"> ; </w:t>
       </w:r>
-      <w:hyperlink r:id="rId47">
-        <w:r>
-          <w:rPr>
-            <w:lang w:val="fr_FR" w:bidi="fr_FR"/>
-          </w:rPr>
-          <w:rPr>
-            <w:color w:val="0000EE"/>
-            <w:u w:val="single"/>
-          </w:rPr>
-          <w:t>1Th 4.3</w:t>
-        </w:r>
-      </w:hyperlink>
+      <w:r>
+        <w:rPr>
+          <w:lang w:val="fr_FR" w:bidi="fr_FR"/>
+        </w:rPr>
+        <w:t>1Th 4.3</w:t>
+      </w:r>
       <w:r>
         <w:rPr>
           <w:lang w:val="fr_FR" w:bidi="fr_FR"/>
         </w:rPr>
         <w:t xml:space="preserve"> ; </w:t>
       </w:r>
-      <w:hyperlink r:id="rId48">
-        <w:r>
-          <w:rPr>
-            <w:lang w:val="fr_FR" w:bidi="fr_FR"/>
-          </w:rPr>
-          <w:rPr>
-            <w:color w:val="0000EE"/>
-            <w:u w:val="single"/>
-          </w:rPr>
-          <w:t>Ap 22.11</w:t>
-        </w:r>
-      </w:hyperlink>
+      <w:r>
+        <w:rPr>
+          <w:lang w:val="fr_FR" w:bidi="fr_FR"/>
+        </w:rPr>
+        <w:t>Ap 22.11</w:t>
+      </w:r>
       <w:r>
         <w:rPr>
           <w:lang w:val="fr_FR" w:bidi="fr_FR"/>
@@ -1711,36 +1495,24 @@
         </w:rPr>
         <w:t>La citoyenneté des chrétiens est au ciel (</w:t>
       </w:r>
-      <w:hyperlink r:id="rId49">
-        <w:r>
-          <w:rPr>
-            <w:lang w:val="fr_FR" w:bidi="fr_FR"/>
-          </w:rPr>
-          <w:rPr>
-            <w:color w:val="0000EE"/>
-            <w:u w:val="single"/>
-          </w:rPr>
-          <w:t>1.1</w:t>
-        </w:r>
-      </w:hyperlink>
+      <w:r>
+        <w:rPr>
+          <w:lang w:val="fr_FR" w:bidi="fr_FR"/>
+        </w:rPr>
+        <w:t>1.1</w:t>
+      </w:r>
       <w:r>
         <w:rPr>
           <w:lang w:val="fr_FR" w:bidi="fr_FR"/>
         </w:rPr>
         <w:t xml:space="preserve"> ; voir </w:t>
       </w:r>
-      <w:hyperlink r:id="rId50">
-        <w:r>
-          <w:rPr>
-            <w:lang w:val="fr_FR" w:bidi="fr_FR"/>
-          </w:rPr>
-          <w:rPr>
-            <w:color w:val="0000EE"/>
-            <w:u w:val="single"/>
-          </w:rPr>
-          <w:t>Ph 3.20</w:t>
-        </w:r>
-      </w:hyperlink>
+      <w:r>
+        <w:rPr>
+          <w:lang w:val="fr_FR" w:bidi="fr_FR"/>
+        </w:rPr>
+        <w:t>Ph 3.20</w:t>
+      </w:r>
       <w:r>
         <w:rPr>
           <w:lang w:val="fr_FR" w:bidi="fr_FR"/>
@@ -1808,18 +1580,12 @@
         </w:rPr>
         <w:t>Une rançon est payée pour la libération d'un captif. Les esclaves pouvaient parfois payer une rançon et ainsi être déclarés libres de tout maître. La mort du Christ est le prix que Dieu a payé pour libérer les gens de la captivité du péché (</w:t>
       </w:r>
-      <w:hyperlink r:id="rId51">
-        <w:r>
-          <w:rPr>
-            <w:lang w:val="fr_FR" w:bidi="fr_FR"/>
-          </w:rPr>
-          <w:rPr>
-            <w:color w:val="0000EE"/>
-            <w:u w:val="single"/>
-          </w:rPr>
-          <w:t>1.19</w:t>
-        </w:r>
-      </w:hyperlink>
+      <w:r>
+        <w:rPr>
+          <w:lang w:val="fr_FR" w:bidi="fr_FR"/>
+        </w:rPr>
+        <w:t>1.19</w:t>
+      </w:r>
       <w:r>
         <w:rPr>
           <w:lang w:val="fr_FR" w:bidi="fr_FR"/>
@@ -1893,54 +1659,36 @@
         </w:rPr>
         <w:t xml:space="preserve"> être sans défaut (</w:t>
       </w:r>
-      <w:hyperlink r:id="rId52">
-        <w:r>
-          <w:rPr>
-            <w:lang w:val="fr_FR" w:bidi="fr_FR"/>
-          </w:rPr>
-          <w:rPr>
-            <w:color w:val="0000EE"/>
-            <w:u w:val="single"/>
-          </w:rPr>
-          <w:t>Ex 12.5</w:t>
-        </w:r>
-      </w:hyperlink>
+      <w:r>
+        <w:rPr>
+          <w:lang w:val="fr_FR" w:bidi="fr_FR"/>
+        </w:rPr>
+        <w:t>Ex 12.5</w:t>
+      </w:r>
       <w:r>
         <w:rPr>
           <w:lang w:val="fr_FR" w:bidi="fr_FR"/>
         </w:rPr>
         <w:t xml:space="preserve">) ; le Christ, qui accomplit le sens de la Pâque, était sans défaut ni péché (cf. </w:t>
       </w:r>
-      <w:hyperlink r:id="rId53">
-        <w:r>
-          <w:rPr>
-            <w:lang w:val="fr_FR" w:bidi="fr_FR"/>
-          </w:rPr>
-          <w:rPr>
-            <w:color w:val="0000EE"/>
-            <w:u w:val="single"/>
-          </w:rPr>
-          <w:t>He 4.14–16</w:t>
-        </w:r>
-      </w:hyperlink>
+      <w:r>
+        <w:rPr>
+          <w:lang w:val="fr_FR" w:bidi="fr_FR"/>
+        </w:rPr>
+        <w:t>He 4.14–16</w:t>
+      </w:r>
       <w:r>
         <w:rPr>
           <w:lang w:val="fr_FR" w:bidi="fr_FR"/>
         </w:rPr>
         <w:t xml:space="preserve"> ; </w:t>
       </w:r>
-      <w:hyperlink r:id="rId54">
-        <w:r>
-          <w:rPr>
-            <w:lang w:val="fr_FR" w:bidi="fr_FR"/>
-          </w:rPr>
-          <w:rPr>
-            <w:color w:val="0000EE"/>
-            <w:u w:val="single"/>
-          </w:rPr>
-          <w:t>7.26–28</w:t>
-        </w:r>
-      </w:hyperlink>
+      <w:r>
+        <w:rPr>
+          <w:lang w:val="fr_FR" w:bidi="fr_FR"/>
+        </w:rPr>
+        <w:t>7.26–28</w:t>
+      </w:r>
       <w:r>
         <w:rPr>
           <w:lang w:val="fr_FR" w:bidi="fr_FR"/>
@@ -2109,18 +1857,12 @@
         </w:rPr>
         <w:t>Après son appel à la sainteté (</w:t>
       </w:r>
-      <w:hyperlink r:id="rId55">
-        <w:r>
-          <w:rPr>
-            <w:lang w:val="fr_FR" w:bidi="fr_FR"/>
-          </w:rPr>
-          <w:rPr>
-            <w:color w:val="0000EE"/>
-            <w:u w:val="single"/>
-          </w:rPr>
-          <w:t>1.13–21</w:t>
-        </w:r>
-      </w:hyperlink>
+      <w:r>
+        <w:rPr>
+          <w:lang w:val="fr_FR" w:bidi="fr_FR"/>
+        </w:rPr>
+        <w:t>1.13–21</w:t>
+      </w:r>
       <w:r>
         <w:rPr>
           <w:lang w:val="fr_FR" w:bidi="fr_FR"/>
@@ -2175,54 +1917,36 @@
         </w:rPr>
         <w:t xml:space="preserve"> Les croyants, qui sont « régénérés » (</w:t>
       </w:r>
-      <w:hyperlink r:id="rId24">
-        <w:r>
-          <w:rPr>
-            <w:lang w:val="fr_FR" w:bidi="fr_FR"/>
-          </w:rPr>
-          <w:rPr>
-            <w:color w:val="0000EE"/>
-            <w:u w:val="single"/>
-          </w:rPr>
-          <w:t>1.23</w:t>
-        </w:r>
-      </w:hyperlink>
+      <w:r>
+        <w:rPr>
+          <w:lang w:val="fr_FR" w:bidi="fr_FR"/>
+        </w:rPr>
+        <w:t>1.23</w:t>
+      </w:r>
       <w:r>
         <w:rPr>
           <w:lang w:val="fr_FR" w:bidi="fr_FR"/>
         </w:rPr>
         <w:t>), doivent être comme des nouveau-nés en ce qu'ils désirent naturellement et régulièrement le lait spirituel et pur. Ailleurs dans le Nouveau Testament, « lait » (par contraste avec la nourriture solide) représente l'enseignement chrétien élémentaire (</w:t>
       </w:r>
-      <w:hyperlink r:id="rId56">
-        <w:r>
-          <w:rPr>
-            <w:lang w:val="fr_FR" w:bidi="fr_FR"/>
-          </w:rPr>
-          <w:rPr>
-            <w:color w:val="0000EE"/>
-            <w:u w:val="single"/>
-          </w:rPr>
-          <w:t>1Co 3.2</w:t>
-        </w:r>
-      </w:hyperlink>
+      <w:r>
+        <w:rPr>
+          <w:lang w:val="fr_FR" w:bidi="fr_FR"/>
+        </w:rPr>
+        <w:t>1Co 3.2</w:t>
+      </w:r>
       <w:r>
         <w:rPr>
           <w:lang w:val="fr_FR" w:bidi="fr_FR"/>
         </w:rPr>
         <w:t xml:space="preserve"> ; </w:t>
       </w:r>
-      <w:hyperlink r:id="rId57">
-        <w:r>
-          <w:rPr>
-            <w:lang w:val="fr_FR" w:bidi="fr_FR"/>
-          </w:rPr>
-          <w:rPr>
-            <w:color w:val="0000EE"/>
-            <w:u w:val="single"/>
-          </w:rPr>
-          <w:t>Hé 5.12–13</w:t>
-        </w:r>
-      </w:hyperlink>
+      <w:r>
+        <w:rPr>
+          <w:lang w:val="fr_FR" w:bidi="fr_FR"/>
+        </w:rPr>
+        <w:t>Hé 5.12–13</w:t>
+      </w:r>
       <w:r>
         <w:rPr>
           <w:lang w:val="fr_FR" w:bidi="fr_FR"/>
@@ -2283,36 +2007,24 @@
         </w:rPr>
         <w:t xml:space="preserve">: Ces paroles viennent du </w:t>
       </w:r>
-      <w:hyperlink r:id="rId58">
-        <w:r>
-          <w:rPr>
-            <w:lang w:val="fr_FR" w:bidi="fr_FR"/>
-          </w:rPr>
-          <w:rPr>
-            <w:color w:val="0000EE"/>
-            <w:u w:val="single"/>
-          </w:rPr>
-          <w:t>Ps 34.8</w:t>
-        </w:r>
-      </w:hyperlink>
+      <w:r>
+        <w:rPr>
+          <w:lang w:val="fr_FR" w:bidi="fr_FR"/>
+        </w:rPr>
+        <w:t>Ps 34.8</w:t>
+      </w:r>
       <w:r>
         <w:rPr>
           <w:lang w:val="fr_FR" w:bidi="fr_FR"/>
         </w:rPr>
         <w:t xml:space="preserve">. Pierre cite à nouveau ce psaume en </w:t>
       </w:r>
-      <w:hyperlink r:id="rId59">
-        <w:r>
-          <w:rPr>
-            <w:lang w:val="fr_FR" w:bidi="fr_FR"/>
-          </w:rPr>
-          <w:rPr>
-            <w:color w:val="0000EE"/>
-            <w:u w:val="single"/>
-          </w:rPr>
-          <w:t>1P 3.10–12</w:t>
-        </w:r>
-      </w:hyperlink>
+      <w:r>
+        <w:rPr>
+          <w:lang w:val="fr_FR" w:bidi="fr_FR"/>
+        </w:rPr>
+        <w:t>1P 3.10–12</w:t>
+      </w:r>
       <w:r>
         <w:rPr>
           <w:lang w:val="fr_FR" w:bidi="fr_FR"/>
@@ -2373,36 +2085,24 @@
         </w:rPr>
         <w:t xml:space="preserve"> : Pierre fait allusion ici au </w:t>
       </w:r>
-      <w:hyperlink r:id="rId60">
-        <w:r>
-          <w:rPr>
-            <w:lang w:val="fr_FR" w:bidi="fr_FR"/>
-          </w:rPr>
-          <w:rPr>
-            <w:color w:val="0000EE"/>
-            <w:u w:val="single"/>
-          </w:rPr>
-          <w:t>Ps 118.22</w:t>
-        </w:r>
-      </w:hyperlink>
+      <w:r>
+        <w:rPr>
+          <w:lang w:val="fr_FR" w:bidi="fr_FR"/>
+        </w:rPr>
+        <w:t>Ps 118.22</w:t>
+      </w:r>
       <w:r>
         <w:rPr>
           <w:lang w:val="fr_FR" w:bidi="fr_FR"/>
         </w:rPr>
         <w:t xml:space="preserve">, qui est cité en </w:t>
       </w:r>
-      <w:hyperlink r:id="rId61">
-        <w:r>
-          <w:rPr>
-            <w:lang w:val="fr_FR" w:bidi="fr_FR"/>
-          </w:rPr>
-          <w:rPr>
-            <w:color w:val="0000EE"/>
-            <w:u w:val="single"/>
-          </w:rPr>
-          <w:t>1P 2.7</w:t>
-        </w:r>
-      </w:hyperlink>
+      <w:r>
+        <w:rPr>
+          <w:lang w:val="fr_FR" w:bidi="fr_FR"/>
+        </w:rPr>
+        <w:t>1P 2.7</w:t>
+      </w:r>
       <w:r>
         <w:rPr>
           <w:lang w:val="fr_FR" w:bidi="fr_FR"/>
@@ -2505,108 +2205,72 @@
         </w:rPr>
         <w:t>Le peuple de Dieu lui-même forme la maison spirituelle où Dieu habite (</w:t>
       </w:r>
-      <w:hyperlink r:id="rId62">
-        <w:r>
-          <w:rPr>
-            <w:lang w:val="fr_FR" w:bidi="fr_FR"/>
-          </w:rPr>
-          <w:rPr>
-            <w:color w:val="0000EE"/>
-            <w:u w:val="single"/>
-          </w:rPr>
-          <w:t>1Co 3.16</w:t>
-        </w:r>
-      </w:hyperlink>
+      <w:r>
+        <w:rPr>
+          <w:lang w:val="fr_FR" w:bidi="fr_FR"/>
+        </w:rPr>
+        <w:t>1Co 3.16</w:t>
+      </w:r>
       <w:r>
         <w:rPr>
           <w:lang w:val="fr_FR" w:bidi="fr_FR"/>
         </w:rPr>
         <w:t>). Jésus a comparé son corps à un « temple » (</w:t>
       </w:r>
-      <w:hyperlink r:id="rId63">
-        <w:r>
-          <w:rPr>
-            <w:lang w:val="fr_FR" w:bidi="fr_FR"/>
-          </w:rPr>
-          <w:rPr>
-            <w:color w:val="0000EE"/>
-            <w:u w:val="single"/>
-          </w:rPr>
-          <w:t>Jn 2.19–22</w:t>
-        </w:r>
-      </w:hyperlink>
+      <w:r>
+        <w:rPr>
+          <w:lang w:val="fr_FR" w:bidi="fr_FR"/>
+        </w:rPr>
+        <w:t>Jn 2.19–22</w:t>
+      </w:r>
       <w:r>
         <w:rPr>
           <w:lang w:val="fr_FR" w:bidi="fr_FR"/>
         </w:rPr>
         <w:t>), et l'église est appelée le « corps du Christ » (</w:t>
       </w:r>
-      <w:hyperlink r:id="rId64">
-        <w:r>
-          <w:rPr>
-            <w:lang w:val="fr_FR" w:bidi="fr_FR"/>
-          </w:rPr>
-          <w:rPr>
-            <w:color w:val="0000EE"/>
-            <w:u w:val="single"/>
-          </w:rPr>
-          <w:t>Ep 4.12</w:t>
-        </w:r>
-      </w:hyperlink>
+      <w:r>
+        <w:rPr>
+          <w:lang w:val="fr_FR" w:bidi="fr_FR"/>
+        </w:rPr>
+        <w:t>Ep 4.12</w:t>
+      </w:r>
       <w:r>
         <w:rPr>
           <w:lang w:val="fr_FR" w:bidi="fr_FR"/>
         </w:rPr>
         <w:t xml:space="preserve">). Dieu ne se manifeste plus dans un lieu particulier mais dans les personnes qui lui appartiennent et louent sa bonté (voir </w:t>
       </w:r>
-      <w:hyperlink r:id="rId65">
-        <w:r>
-          <w:rPr>
-            <w:lang w:val="fr_FR" w:bidi="fr_FR"/>
-          </w:rPr>
-          <w:rPr>
-            <w:color w:val="0000EE"/>
-            <w:u w:val="single"/>
-          </w:rPr>
-          <w:t>1 P 2.10</w:t>
-        </w:r>
-      </w:hyperlink>
+      <w:r>
+        <w:rPr>
+          <w:lang w:val="fr_FR" w:bidi="fr_FR"/>
+        </w:rPr>
+        <w:t>1 P 2.10</w:t>
+      </w:r>
       <w:r>
         <w:rPr>
           <w:lang w:val="fr_FR" w:bidi="fr_FR"/>
         </w:rPr>
         <w:t xml:space="preserve">). • En tant que prêtres saints de Dieu sous la nouvelle alliance, les chrétiens n'offrent pas de sacrifices d'animaux mais des sacrifices spirituels tels que louer Dieu, prier et faire le bien (voir </w:t>
       </w:r>
-      <w:hyperlink r:id="rId66">
-        <w:r>
-          <w:rPr>
-            <w:lang w:val="fr_FR" w:bidi="fr_FR"/>
-          </w:rPr>
-          <w:rPr>
-            <w:color w:val="0000EE"/>
-            <w:u w:val="single"/>
-          </w:rPr>
-          <w:t>Rm 12.1</w:t>
-        </w:r>
-      </w:hyperlink>
+      <w:r>
+        <w:rPr>
+          <w:lang w:val="fr_FR" w:bidi="fr_FR"/>
+        </w:rPr>
+        <w:t>Rm 12.1</w:t>
+      </w:r>
       <w:r>
         <w:rPr>
           <w:lang w:val="fr_FR" w:bidi="fr_FR"/>
         </w:rPr>
         <w:t xml:space="preserve"> ; </w:t>
       </w:r>
-      <w:hyperlink r:id="rId67">
-        <w:r>
-          <w:rPr>
-            <w:lang w:val="fr_FR" w:bidi="fr_FR"/>
-          </w:rPr>
-          <w:rPr>
-            <w:color w:val="0000EE"/>
-            <w:u w:val="single"/>
-          </w:rPr>
-          <w:t>Hé 13.15–16</w:t>
-        </w:r>
-      </w:hyperlink>
+      <w:r>
+        <w:rPr>
+          <w:lang w:val="fr_FR" w:bidi="fr_FR"/>
+        </w:rPr>
+        <w:t>Hé 13.15–16</w:t>
+      </w:r>
       <w:r>
         <w:rPr>
           <w:lang w:val="fr_FR" w:bidi="fr_FR"/>
@@ -2661,144 +2325,96 @@
         </w:rPr>
         <w:t>Les trois versets de l'Ancien Testament cités dans ces versets décrivent chacun le Christ comme une pierre : la pierre angulaire sur laquelle le nouveau temple est construit (</w:t>
       </w:r>
-      <w:hyperlink r:id="rId68">
-        <w:r>
-          <w:rPr>
-            <w:lang w:val="fr_FR" w:bidi="fr_FR"/>
-          </w:rPr>
-          <w:rPr>
-            <w:color w:val="0000EE"/>
-            <w:u w:val="single"/>
-          </w:rPr>
-          <w:t>2.6</w:t>
-        </w:r>
-      </w:hyperlink>
+      <w:r>
+        <w:rPr>
+          <w:lang w:val="fr_FR" w:bidi="fr_FR"/>
+        </w:rPr>
+        <w:t>2.6</w:t>
+      </w:r>
       <w:r>
         <w:rPr>
           <w:lang w:val="fr_FR" w:bidi="fr_FR"/>
         </w:rPr>
         <w:t>) ; la pierre angulaire que Dieu, malgré le rejet des hommes, a élevée pour être la clé de voûte de son plan rédempteur (</w:t>
       </w:r>
-      <w:hyperlink r:id="rId61">
-        <w:r>
-          <w:rPr>
-            <w:lang w:val="fr_FR" w:bidi="fr_FR"/>
-          </w:rPr>
-          <w:rPr>
-            <w:color w:val="0000EE"/>
-            <w:u w:val="single"/>
-          </w:rPr>
-          <w:t>2.7</w:t>
-        </w:r>
-      </w:hyperlink>
+      <w:r>
+        <w:rPr>
+          <w:lang w:val="fr_FR" w:bidi="fr_FR"/>
+        </w:rPr>
+        <w:t>2.7</w:t>
+      </w:r>
       <w:r>
         <w:rPr>
           <w:lang w:val="fr_FR" w:bidi="fr_FR"/>
         </w:rPr>
         <w:t>) ; et la pierre qui fait trébucher les gens (</w:t>
       </w:r>
-      <w:hyperlink r:id="rId69">
-        <w:r>
-          <w:rPr>
-            <w:lang w:val="fr_FR" w:bidi="fr_FR"/>
-          </w:rPr>
-          <w:rPr>
-            <w:color w:val="0000EE"/>
-            <w:u w:val="single"/>
-          </w:rPr>
-          <w:t>2.8</w:t>
-        </w:r>
-      </w:hyperlink>
+      <w:r>
+        <w:rPr>
+          <w:lang w:val="fr_FR" w:bidi="fr_FR"/>
+        </w:rPr>
+        <w:t>2.8</w:t>
+      </w:r>
       <w:r>
         <w:rPr>
           <w:lang w:val="fr_FR" w:bidi="fr_FR"/>
         </w:rPr>
         <w:t xml:space="preserve">). Jésus cite le </w:t>
       </w:r>
-      <w:hyperlink r:id="rId60">
-        <w:r>
-          <w:rPr>
-            <w:lang w:val="fr_FR" w:bidi="fr_FR"/>
-          </w:rPr>
-          <w:rPr>
-            <w:color w:val="0000EE"/>
-            <w:u w:val="single"/>
-          </w:rPr>
-          <w:t>Psaume 118.22</w:t>
-        </w:r>
-      </w:hyperlink>
+      <w:r>
+        <w:rPr>
+          <w:lang w:val="fr_FR" w:bidi="fr_FR"/>
+        </w:rPr>
+        <w:t>Psaume 118.22</w:t>
+      </w:r>
       <w:r>
         <w:rPr>
           <w:lang w:val="fr_FR" w:bidi="fr_FR"/>
         </w:rPr>
         <w:t xml:space="preserve"> (</w:t>
       </w:r>
-      <w:hyperlink r:id="rId70">
-        <w:r>
-          <w:rPr>
-            <w:lang w:val="fr_FR" w:bidi="fr_FR"/>
-          </w:rPr>
-          <w:rPr>
-            <w:color w:val="0000EE"/>
-            <w:u w:val="single"/>
-          </w:rPr>
-          <w:t>Mt 21.42</w:t>
-        </w:r>
-      </w:hyperlink>
+      <w:r>
+        <w:rPr>
+          <w:lang w:val="fr_FR" w:bidi="fr_FR"/>
+        </w:rPr>
+        <w:t>Mt 21.42</w:t>
+      </w:r>
       <w:r>
         <w:rPr>
           <w:lang w:val="fr_FR" w:bidi="fr_FR"/>
         </w:rPr>
         <w:t xml:space="preserve">), et Paul cite à la fois </w:t>
       </w:r>
-      <w:hyperlink r:id="rId71">
-        <w:r>
-          <w:rPr>
-            <w:lang w:val="fr_FR" w:bidi="fr_FR"/>
-          </w:rPr>
-          <w:rPr>
-            <w:color w:val="0000EE"/>
-            <w:u w:val="single"/>
-          </w:rPr>
-          <w:t>Es 8.14</w:t>
-        </w:r>
-      </w:hyperlink>
+      <w:r>
+        <w:rPr>
+          <w:lang w:val="fr_FR" w:bidi="fr_FR"/>
+        </w:rPr>
+        <w:t>Es 8.14</w:t>
+      </w:r>
       <w:r>
         <w:rPr>
           <w:lang w:val="fr_FR" w:bidi="fr_FR"/>
         </w:rPr>
         <w:t xml:space="preserve"> et </w:t>
       </w:r>
-      <w:hyperlink r:id="rId72">
-        <w:r>
-          <w:rPr>
-            <w:lang w:val="fr_FR" w:bidi="fr_FR"/>
-          </w:rPr>
-          <w:rPr>
-            <w:color w:val="0000EE"/>
-            <w:u w:val="single"/>
-          </w:rPr>
-          <w:t>28.16</w:t>
-        </w:r>
-      </w:hyperlink>
+      <w:r>
+        <w:rPr>
+          <w:lang w:val="fr_FR" w:bidi="fr_FR"/>
+        </w:rPr>
+        <w:t>28.16</w:t>
+      </w:r>
       <w:r>
         <w:rPr>
           <w:lang w:val="fr_FR" w:bidi="fr_FR"/>
         </w:rPr>
         <w:t xml:space="preserve"> (</w:t>
       </w:r>
-      <w:hyperlink r:id="rId73">
-        <w:r>
-          <w:rPr>
-            <w:lang w:val="fr_FR" w:bidi="fr_FR"/>
-          </w:rPr>
-          <w:rPr>
-            <w:color w:val="0000EE"/>
-            <w:u w:val="single"/>
-          </w:rPr>
-          <w:t>Rm 9.33</w:t>
-        </w:r>
-      </w:hyperlink>
+      <w:r>
+        <w:rPr>
+          <w:lang w:val="fr_FR" w:bidi="fr_FR"/>
+        </w:rPr>
+        <w:t>Rm 9.33</w:t>
+      </w:r>
       <w:r>
         <w:rPr>
           <w:lang w:val="fr_FR" w:bidi="fr_FR"/>
@@ -2901,18 +2517,12 @@
         </w:rPr>
         <w:t xml:space="preserve">Pierre applique des termes descriptifs qui avaient été employés au sujet des des Israélites dans l'Ancien Testament (voir, par exemple, </w:t>
       </w:r>
-      <w:hyperlink r:id="rId74">
-        <w:r>
-          <w:rPr>
-            <w:lang w:val="fr_FR" w:bidi="fr_FR"/>
-          </w:rPr>
-          <w:rPr>
-            <w:color w:val="0000EE"/>
-            <w:u w:val="single"/>
-          </w:rPr>
-          <w:t>Ex 19.5–6</w:t>
-        </w:r>
-      </w:hyperlink>
+      <w:r>
+        <w:rPr>
+          <w:lang w:val="fr_FR" w:bidi="fr_FR"/>
+        </w:rPr>
+        <w:t>Ex 19.5–6</w:t>
+      </w:r>
       <w:r>
         <w:rPr>
           <w:lang w:val="fr_FR" w:bidi="fr_FR"/>
@@ -2967,18 +2577,12 @@
         </w:rPr>
         <w:t xml:space="preserve">comme étrangers et voyageurs sur la terre : Les croyants n'appartiennent pas à ce monde mais au Royaume des Cieux (voir </w:t>
       </w:r>
-      <w:hyperlink r:id="rId49">
-        <w:r>
-          <w:rPr>
-            <w:lang w:val="fr_FR" w:bidi="fr_FR"/>
-          </w:rPr>
-          <w:rPr>
-            <w:color w:val="0000EE"/>
-            <w:u w:val="single"/>
-          </w:rPr>
-          <w:t>1.1</w:t>
-        </w:r>
-      </w:hyperlink>
+      <w:r>
+        <w:rPr>
+          <w:lang w:val="fr_FR" w:bidi="fr_FR"/>
+        </w:rPr>
+        <w:t>1.1</w:t>
+      </w:r>
       <w:r>
         <w:rPr>
           <w:lang w:val="fr_FR" w:bidi="fr_FR"/>
@@ -3087,36 +2691,24 @@
         </w:rPr>
         <w:t xml:space="preserve"> : cette expression est utilisée dans la Septante pour décrire le jour du châtiment, où Dieu viendra juger ses ennemis (</w:t>
       </w:r>
-      <w:hyperlink r:id="rId75">
-        <w:r>
-          <w:rPr>
-            <w:lang w:val="fr_FR" w:bidi="fr_FR"/>
-          </w:rPr>
-          <w:rPr>
-            <w:color w:val="0000EE"/>
-            <w:u w:val="single"/>
-          </w:rPr>
-          <w:t>Es 10.3</w:t>
-        </w:r>
-      </w:hyperlink>
+      <w:r>
+        <w:rPr>
+          <w:lang w:val="fr_FR" w:bidi="fr_FR"/>
+        </w:rPr>
+        <w:t>Es 10.3</w:t>
+      </w:r>
       <w:r>
         <w:rPr>
           <w:lang w:val="fr_FR" w:bidi="fr_FR"/>
         </w:rPr>
         <w:t xml:space="preserve"> ; </w:t>
       </w:r>
-      <w:hyperlink r:id="rId76">
-        <w:r>
-          <w:rPr>
-            <w:lang w:val="fr_FR" w:bidi="fr_FR"/>
-          </w:rPr>
-          <w:rPr>
-            <w:color w:val="0000EE"/>
-            <w:u w:val="single"/>
-          </w:rPr>
-          <w:t>Jr 6.15</w:t>
-        </w:r>
-      </w:hyperlink>
+      <w:r>
+        <w:rPr>
+          <w:lang w:val="fr_FR" w:bidi="fr_FR"/>
+        </w:rPr>
+        <w:t>Jr 6.15</w:t>
+      </w:r>
       <w:r>
         <w:rPr>
           <w:lang w:val="fr_FR" w:bidi="fr_FR"/>
@@ -3219,126 +2811,84 @@
         </w:rPr>
         <w:t>Cette section se concentre sur la phrase clé « soyez soumis à toute autorité établie parmi les hommes », que Pierre applique à plusieurs relations : les chrétiens devraient accepter l'autorité de ceux qui les gouvernent (</w:t>
       </w:r>
-      <w:hyperlink r:id="rId77">
-        <w:r>
-          <w:rPr>
-            <w:lang w:val="fr_FR" w:bidi="fr_FR"/>
-          </w:rPr>
-          <w:rPr>
-            <w:color w:val="0000EE"/>
-            <w:u w:val="single"/>
-          </w:rPr>
-          <w:t>2.13–17</w:t>
-        </w:r>
-      </w:hyperlink>
+      <w:r>
+        <w:rPr>
+          <w:lang w:val="fr_FR" w:bidi="fr_FR"/>
+        </w:rPr>
+        <w:t>2.13–17</w:t>
+      </w:r>
       <w:r>
         <w:rPr>
           <w:lang w:val="fr_FR" w:bidi="fr_FR"/>
         </w:rPr>
         <w:t>), les esclaves chrétiens devraient accepter l'autorité de leurs maîtres (</w:t>
       </w:r>
-      <w:hyperlink r:id="rId78">
-        <w:r>
-          <w:rPr>
-            <w:lang w:val="fr_FR" w:bidi="fr_FR"/>
-          </w:rPr>
-          <w:rPr>
-            <w:color w:val="0000EE"/>
-            <w:u w:val="single"/>
-          </w:rPr>
-          <w:t>2.18–25</w:t>
-        </w:r>
-      </w:hyperlink>
+      <w:r>
+        <w:rPr>
+          <w:lang w:val="fr_FR" w:bidi="fr_FR"/>
+        </w:rPr>
+        <w:t>2.18–25</w:t>
+      </w:r>
       <w:r>
         <w:rPr>
           <w:lang w:val="fr_FR" w:bidi="fr_FR"/>
         </w:rPr>
         <w:t>), et les épouses chrétiennes devraient accepter l'autorité de leurs maris (</w:t>
       </w:r>
-      <w:hyperlink r:id="rId79">
-        <w:r>
-          <w:rPr>
-            <w:lang w:val="fr_FR" w:bidi="fr_FR"/>
-          </w:rPr>
-          <w:rPr>
-            <w:color w:val="0000EE"/>
-            <w:u w:val="single"/>
-          </w:rPr>
-          <w:t>3.1–6</w:t>
-        </w:r>
-      </w:hyperlink>
+      <w:r>
+        <w:rPr>
+          <w:lang w:val="fr_FR" w:bidi="fr_FR"/>
+        </w:rPr>
+        <w:t>3.1–6</w:t>
+      </w:r>
       <w:r>
         <w:rPr>
           <w:lang w:val="fr_FR" w:bidi="fr_FR"/>
         </w:rPr>
         <w:t xml:space="preserve">). Pierre semble suivre une utilisation chrétienne précoce du code traditionnel de la maison, dans lequel une série d'instructions était donnée pour différents membres de la maison (cf. </w:t>
       </w:r>
-      <w:hyperlink r:id="rId80">
-        <w:r>
-          <w:rPr>
-            <w:lang w:val="fr_FR" w:bidi="fr_FR"/>
-          </w:rPr>
-          <w:rPr>
-            <w:color w:val="0000EE"/>
-            <w:u w:val="single"/>
-          </w:rPr>
-          <w:t xml:space="preserve">Ep 5.21–6.9 </w:t>
-        </w:r>
-      </w:hyperlink>
+      <w:r>
+        <w:rPr>
+          <w:lang w:val="fr_FR" w:bidi="fr_FR"/>
+        </w:rPr>
+        <w:t xml:space="preserve">Ep 5.21–6.9 </w:t>
+      </w:r>
       <w:r>
         <w:rPr>
           <w:lang w:val="fr_FR" w:bidi="fr_FR"/>
         </w:rPr>
         <w:t xml:space="preserve">; </w:t>
       </w:r>
-      <w:hyperlink r:id="rId81">
-        <w:r>
-          <w:rPr>
-            <w:lang w:val="fr_FR" w:bidi="fr_FR"/>
-          </w:rPr>
-          <w:rPr>
-            <w:color w:val="0000EE"/>
-            <w:u w:val="single"/>
-          </w:rPr>
-          <w:t xml:space="preserve">Col 3.18–4.1 </w:t>
-        </w:r>
-      </w:hyperlink>
+      <w:r>
+        <w:rPr>
+          <w:lang w:val="fr_FR" w:bidi="fr_FR"/>
+        </w:rPr>
+        <w:t xml:space="preserve">Col 3.18–4.1 </w:t>
+      </w:r>
       <w:r>
         <w:rPr>
           <w:lang w:val="fr_FR" w:bidi="fr_FR"/>
         </w:rPr>
         <w:t xml:space="preserve">; </w:t>
       </w:r>
-      <w:hyperlink r:id="rId82">
-        <w:r>
-          <w:rPr>
-            <w:lang w:val="fr_FR" w:bidi="fr_FR"/>
-          </w:rPr>
-          <w:rPr>
-            <w:color w:val="0000EE"/>
-            <w:u w:val="single"/>
-          </w:rPr>
-          <w:t xml:space="preserve">1Tm 5.1–6.2 </w:t>
-        </w:r>
-      </w:hyperlink>
+      <w:r>
+        <w:rPr>
+          <w:lang w:val="fr_FR" w:bidi="fr_FR"/>
+        </w:rPr>
+        <w:t xml:space="preserve">1Tm 5.1–6.2 </w:t>
+      </w:r>
       <w:r>
         <w:rPr>
           <w:lang w:val="fr_FR" w:bidi="fr_FR"/>
         </w:rPr>
         <w:t xml:space="preserve">; </w:t>
       </w:r>
-      <w:hyperlink r:id="rId83">
-        <w:r>
-          <w:rPr>
-            <w:lang w:val="fr_FR" w:bidi="fr_FR"/>
-          </w:rPr>
-          <w:rPr>
-            <w:color w:val="0000EE"/>
-            <w:u w:val="single"/>
-          </w:rPr>
-          <w:t>Ti 2.1–10</w:t>
-        </w:r>
-      </w:hyperlink>
+      <w:r>
+        <w:rPr>
+          <w:lang w:val="fr_FR" w:bidi="fr_FR"/>
+        </w:rPr>
+        <w:t>Ti 2.1–10</w:t>
+      </w:r>
       <w:r>
         <w:rPr>
           <w:lang w:val="fr_FR" w:bidi="fr_FR"/>
@@ -3399,18 +2949,12 @@
         </w:rPr>
         <w:t xml:space="preserve"> : cf. </w:t>
       </w:r>
-      <w:hyperlink r:id="rId84">
-        <w:r>
-          <w:rPr>
-            <w:lang w:val="fr_FR" w:bidi="fr_FR"/>
-          </w:rPr>
-          <w:rPr>
-            <w:color w:val="0000EE"/>
-            <w:u w:val="single"/>
-          </w:rPr>
-          <w:t>Rm 13.3–4</w:t>
-        </w:r>
-      </w:hyperlink>
+      <w:r>
+        <w:rPr>
+          <w:lang w:val="fr_FR" w:bidi="fr_FR"/>
+        </w:rPr>
+        <w:t>Rm 13.3–4</w:t>
+      </w:r>
       <w:r>
         <w:rPr>
           <w:lang w:val="fr_FR" w:bidi="fr_FR"/>
@@ -3490,18 +3034,12 @@
         </w:rPr>
         <w:t xml:space="preserve">. • Craignez Dieu ; honorez le roi : Pierre avait peut être en tête les instructions de Jésus sur le devoir du chrétien envers Dieu et envers le gouvernement (voir </w:t>
       </w:r>
-      <w:hyperlink r:id="rId85">
-        <w:r>
-          <w:rPr>
-            <w:lang w:val="fr_FR" w:bidi="fr_FR"/>
-          </w:rPr>
-          <w:rPr>
-            <w:color w:val="0000EE"/>
-            <w:u w:val="single"/>
-          </w:rPr>
-          <w:t>Mt 22.21</w:t>
-        </w:r>
-      </w:hyperlink>
+      <w:r>
+        <w:rPr>
+          <w:lang w:val="fr_FR" w:bidi="fr_FR"/>
+        </w:rPr>
+        <w:t>Mt 22.21</w:t>
+      </w:r>
       <w:r>
         <w:rPr>
           <w:lang w:val="fr_FR" w:bidi="fr_FR"/>
@@ -3568,54 +3106,36 @@
         </w:rPr>
         <w:t xml:space="preserve"> : Pierre appelle peut-être les esclaves à craindre Dieu (voir </w:t>
       </w:r>
-      <w:hyperlink r:id="rId86">
-        <w:r>
-          <w:rPr>
-            <w:lang w:val="fr_FR" w:bidi="fr_FR"/>
-          </w:rPr>
-          <w:rPr>
-            <w:color w:val="0000EE"/>
-            <w:u w:val="single"/>
-          </w:rPr>
-          <w:t>2.17</w:t>
-        </w:r>
-      </w:hyperlink>
+      <w:r>
+        <w:rPr>
+          <w:lang w:val="fr_FR" w:bidi="fr_FR"/>
+        </w:rPr>
+        <w:t>2.17</w:t>
+      </w:r>
       <w:r>
         <w:rPr>
           <w:lang w:val="fr_FR" w:bidi="fr_FR"/>
         </w:rPr>
         <w:t xml:space="preserve"> ; cf. </w:t>
       </w:r>
-      <w:hyperlink r:id="rId87">
-        <w:r>
-          <w:rPr>
-            <w:lang w:val="fr_FR" w:bidi="fr_FR"/>
-          </w:rPr>
-          <w:rPr>
-            <w:color w:val="0000EE"/>
-            <w:u w:val="single"/>
-          </w:rPr>
-          <w:t>1.17</w:t>
-        </w:r>
-      </w:hyperlink>
+      <w:r>
+        <w:rPr>
+          <w:lang w:val="fr_FR" w:bidi="fr_FR"/>
+        </w:rPr>
+        <w:t>1.17</w:t>
+      </w:r>
       <w:r>
         <w:rPr>
           <w:lang w:val="fr_FR" w:bidi="fr_FR"/>
         </w:rPr>
         <w:t>) ou la punition du maître, mais il parle souvent en ces termes de l'attitude respectueuse que les chrétiens doivent avoir envers les autres (</w:t>
       </w:r>
-      <w:hyperlink r:id="rId88">
-        <w:r>
-          <w:rPr>
-            <w:lang w:val="fr_FR" w:bidi="fr_FR"/>
-          </w:rPr>
-          <w:rPr>
-            <w:color w:val="0000EE"/>
-            <w:u w:val="single"/>
-          </w:rPr>
-          <w:t>3.16</w:t>
-        </w:r>
-      </w:hyperlink>
+      <w:r>
+        <w:rPr>
+          <w:lang w:val="fr_FR" w:bidi="fr_FR"/>
+        </w:rPr>
+        <w:t>3.16</w:t>
+      </w:r>
       <w:r>
         <w:rPr>
           <w:lang w:val="fr_FR" w:bidi="fr_FR"/>
@@ -3718,36 +3238,24 @@
         </w:rPr>
         <w:t>Bien que Pierre ne dise pas spécifiquement à qui il s'adresse ici, le caractère général de ces versets les rend applicables à tous les croyants. • Il se peut que Pierre soit ici en train de citer un extrait d'un hymne de l'époque, ou d'une confession de foi au sujet de Christ (</w:t>
       </w:r>
-      <w:hyperlink r:id="rId89">
-        <w:r>
-          <w:rPr>
-            <w:lang w:val="fr_FR" w:bidi="fr_FR"/>
-          </w:rPr>
-          <w:rPr>
-            <w:color w:val="0000EE"/>
-            <w:u w:val="single"/>
-          </w:rPr>
-          <w:t>2.22–25</w:t>
-        </w:r>
-      </w:hyperlink>
+      <w:r>
+        <w:rPr>
+          <w:lang w:val="fr_FR" w:bidi="fr_FR"/>
+        </w:rPr>
+        <w:t>2.22–25</w:t>
+      </w:r>
       <w:r>
         <w:rPr>
           <w:lang w:val="fr_FR" w:bidi="fr_FR"/>
         </w:rPr>
         <w:t>). Ce texte s'attarde sur les souffrances rédemptrices du Christ, en employant un langage largement inspiré d'</w:t>
       </w:r>
-      <w:hyperlink r:id="rId90">
-        <w:r>
-          <w:rPr>
-            <w:lang w:val="fr_FR" w:bidi="fr_FR"/>
-          </w:rPr>
-          <w:rPr>
-            <w:color w:val="0000EE"/>
-            <w:u w:val="single"/>
-          </w:rPr>
-          <w:t>Es 52.13–53.12</w:t>
-        </w:r>
-      </w:hyperlink>
+      <w:r>
+        <w:rPr>
+          <w:lang w:val="fr_FR" w:bidi="fr_FR"/>
+        </w:rPr>
+        <w:t>Es 52.13–53.12</w:t>
+      </w:r>
       <w:r>
         <w:rPr>
           <w:lang w:val="fr_FR" w:bidi="fr_FR"/>
@@ -3808,36 +3316,24 @@
         </w:rPr>
         <w:t xml:space="preserve"> : Cette phrase fait allusion à </w:t>
       </w:r>
-      <w:hyperlink r:id="rId91">
-        <w:r>
-          <w:rPr>
-            <w:lang w:val="fr_FR" w:bidi="fr_FR"/>
-          </w:rPr>
-          <w:rPr>
-            <w:color w:val="0000EE"/>
-            <w:u w:val="single"/>
-          </w:rPr>
-          <w:t>Es 53.4</w:t>
-        </w:r>
-      </w:hyperlink>
+      <w:r>
+        <w:rPr>
+          <w:lang w:val="fr_FR" w:bidi="fr_FR"/>
+        </w:rPr>
+        <w:t>Es 53.4</w:t>
+      </w:r>
       <w:r>
         <w:rPr>
           <w:lang w:val="fr_FR" w:bidi="fr_FR"/>
         </w:rPr>
         <w:t xml:space="preserve">, </w:t>
       </w:r>
-      <w:hyperlink r:id="rId92">
-        <w:r>
-          <w:rPr>
-            <w:lang w:val="fr_FR" w:bidi="fr_FR"/>
-          </w:rPr>
-          <w:rPr>
-            <w:color w:val="0000EE"/>
-            <w:u w:val="single"/>
-          </w:rPr>
-          <w:t>11–12</w:t>
-        </w:r>
-      </w:hyperlink>
+      <w:r>
+        <w:rPr>
+          <w:lang w:val="fr_FR" w:bidi="fr_FR"/>
+        </w:rPr>
+        <w:t>11–12</w:t>
+      </w:r>
       <w:r>
         <w:rPr>
           <w:lang w:val="fr_FR" w:bidi="fr_FR"/>
@@ -3856,54 +3352,36 @@
         </w:rPr>
         <w:t xml:space="preserve"> : La souffrance physique du Christ nous a libérés de l'esclavage au péché (cf. </w:t>
       </w:r>
-      <w:hyperlink r:id="rId93">
-        <w:r>
-          <w:rPr>
-            <w:lang w:val="fr_FR" w:bidi="fr_FR"/>
-          </w:rPr>
-          <w:rPr>
-            <w:color w:val="0000EE"/>
-            <w:u w:val="single"/>
-          </w:rPr>
-          <w:t>Es 53.5</w:t>
-        </w:r>
-      </w:hyperlink>
+      <w:r>
+        <w:rPr>
+          <w:lang w:val="fr_FR" w:bidi="fr_FR"/>
+        </w:rPr>
+        <w:t>Es 53.5</w:t>
+      </w:r>
       <w:r>
         <w:rPr>
           <w:lang w:val="fr_FR" w:bidi="fr_FR"/>
         </w:rPr>
         <w:t>). Matthieu emploie un langage similaire, tiré d'</w:t>
       </w:r>
-      <w:hyperlink r:id="rId91">
-        <w:r>
-          <w:rPr>
-            <w:lang w:val="fr_FR" w:bidi="fr_FR"/>
-          </w:rPr>
-          <w:rPr>
-            <w:color w:val="0000EE"/>
-            <w:u w:val="single"/>
-          </w:rPr>
-          <w:t xml:space="preserve">Es 53.4, </w:t>
-        </w:r>
-      </w:hyperlink>
+      <w:r>
+        <w:rPr>
+          <w:lang w:val="fr_FR" w:bidi="fr_FR"/>
+        </w:rPr>
+        <w:t xml:space="preserve">Es 53.4, </w:t>
+      </w:r>
       <w:r>
         <w:rPr>
           <w:lang w:val="fr_FR" w:bidi="fr_FR"/>
         </w:rPr>
         <w:t>pour décrire les guérisons physiques effectuées par Jésus (</w:t>
       </w:r>
-      <w:hyperlink r:id="rId94">
-        <w:r>
-          <w:rPr>
-            <w:lang w:val="fr_FR" w:bidi="fr_FR"/>
-          </w:rPr>
-          <w:rPr>
-            <w:color w:val="0000EE"/>
-            <w:u w:val="single"/>
-          </w:rPr>
-          <w:t>Mt 8.17</w:t>
-        </w:r>
-      </w:hyperlink>
+      <w:r>
+        <w:rPr>
+          <w:lang w:val="fr_FR" w:bidi="fr_FR"/>
+        </w:rPr>
+        <w:t>Mt 8.17</w:t>
+      </w:r>
       <w:r>
         <w:rPr>
           <w:lang w:val="fr_FR" w:bidi="fr_FR"/>
@@ -3964,90 +3442,60 @@
         </w:rPr>
         <w:t xml:space="preserve"> : Pierre instruit les épouses en leur recommandant de reconnaître que Dieu a désigné le mari comme le chef dans leur relation (voir </w:t>
       </w:r>
-      <w:hyperlink r:id="rId95">
-        <w:r>
-          <w:rPr>
-            <w:lang w:val="fr_FR" w:bidi="fr_FR"/>
-          </w:rPr>
-          <w:rPr>
-            <w:color w:val="0000EE"/>
-            <w:u w:val="single"/>
-          </w:rPr>
-          <w:t>2.13</w:t>
-        </w:r>
-      </w:hyperlink>
+      <w:r>
+        <w:rPr>
+          <w:lang w:val="fr_FR" w:bidi="fr_FR"/>
+        </w:rPr>
+        <w:t>2.13</w:t>
+      </w:r>
       <w:r>
         <w:rPr>
           <w:lang w:val="fr_FR" w:bidi="fr_FR"/>
         </w:rPr>
         <w:t xml:space="preserve"> ; </w:t>
       </w:r>
-      <w:hyperlink r:id="rId96">
-        <w:r>
-          <w:rPr>
-            <w:lang w:val="fr_FR" w:bidi="fr_FR"/>
-          </w:rPr>
-          <w:rPr>
-            <w:color w:val="0000EE"/>
-            <w:u w:val="single"/>
-          </w:rPr>
-          <w:t>Ep 5.22–25</w:t>
-        </w:r>
-      </w:hyperlink>
+      <w:r>
+        <w:rPr>
+          <w:lang w:val="fr_FR" w:bidi="fr_FR"/>
+        </w:rPr>
+        <w:t>Ep 5.22–25</w:t>
+      </w:r>
       <w:r>
         <w:rPr>
           <w:lang w:val="fr_FR" w:bidi="fr_FR"/>
         </w:rPr>
         <w:t xml:space="preserve">). Dans le monde antique, se soumettre voulait dire obéir (voir </w:t>
       </w:r>
-      <w:hyperlink r:id="rId97">
-        <w:r>
-          <w:rPr>
-            <w:lang w:val="fr_FR" w:bidi="fr_FR"/>
-          </w:rPr>
-          <w:rPr>
-            <w:color w:val="0000EE"/>
-            <w:u w:val="single"/>
-          </w:rPr>
-          <w:t>1P 3.6</w:t>
-        </w:r>
-      </w:hyperlink>
+      <w:r>
+        <w:rPr>
+          <w:lang w:val="fr_FR" w:bidi="fr_FR"/>
+        </w:rPr>
+        <w:t>1P 3.6</w:t>
+      </w:r>
       <w:r>
         <w:rPr>
           <w:lang w:val="fr_FR" w:bidi="fr_FR"/>
         </w:rPr>
         <w:t>). Dieu exige également que le mari soit un chef aimant et respectueux (</w:t>
       </w:r>
-      <w:hyperlink r:id="rId98">
-        <w:r>
-          <w:rPr>
-            <w:lang w:val="fr_FR" w:bidi="fr_FR"/>
-          </w:rPr>
-          <w:rPr>
-            <w:color w:val="0000EE"/>
-            <w:u w:val="single"/>
-          </w:rPr>
-          <w:t>3.7</w:t>
-        </w:r>
-      </w:hyperlink>
+      <w:r>
+        <w:rPr>
+          <w:lang w:val="fr_FR" w:bidi="fr_FR"/>
+        </w:rPr>
+        <w:t>3.7</w:t>
+      </w:r>
       <w:r>
         <w:rPr>
           <w:lang w:val="fr_FR" w:bidi="fr_FR"/>
         </w:rPr>
         <w:t xml:space="preserve"> ; voir </w:t>
       </w:r>
-      <w:hyperlink r:id="rId99">
-        <w:r>
-          <w:rPr>
-            <w:lang w:val="fr_FR" w:bidi="fr_FR"/>
-          </w:rPr>
-          <w:rPr>
-            <w:color w:val="0000EE"/>
-            <w:u w:val="single"/>
-          </w:rPr>
-          <w:t>Ep 5.25–30</w:t>
-        </w:r>
-      </w:hyperlink>
+      <w:r>
+        <w:rPr>
+          <w:lang w:val="fr_FR" w:bidi="fr_FR"/>
+        </w:rPr>
+        <w:t>Ep 5.25–30</w:t>
+      </w:r>
       <w:r>
         <w:rPr>
           <w:lang w:val="fr_FR" w:bidi="fr_FR"/>
@@ -4102,54 +3550,36 @@
         </w:rPr>
         <w:t>La dernière des trois exhortations de Pierre au sujet de la soumission aux autorités (</w:t>
       </w:r>
-      <w:hyperlink r:id="rId100">
-        <w:r>
-          <w:rPr>
-            <w:lang w:val="fr_FR" w:bidi="fr_FR"/>
-          </w:rPr>
-          <w:rPr>
-            <w:color w:val="0000EE"/>
-            <w:u w:val="single"/>
-          </w:rPr>
-          <w:t>2.13–3.7</w:t>
-        </w:r>
-      </w:hyperlink>
+      <w:r>
+        <w:rPr>
+          <w:lang w:val="fr_FR" w:bidi="fr_FR"/>
+        </w:rPr>
+        <w:t>2.13–3.7</w:t>
+      </w:r>
       <w:r>
         <w:rPr>
           <w:lang w:val="fr_FR" w:bidi="fr_FR"/>
         </w:rPr>
         <w:t xml:space="preserve">) concerne les épouses et les maris (cf. </w:t>
       </w:r>
-      <w:hyperlink r:id="rId101">
-        <w:r>
-          <w:rPr>
-            <w:lang w:val="fr_FR" w:bidi="fr_FR"/>
-          </w:rPr>
-          <w:rPr>
-            <w:color w:val="0000EE"/>
-            <w:u w:val="single"/>
-          </w:rPr>
-          <w:t>Ep 5.21–33</w:t>
-        </w:r>
-      </w:hyperlink>
+      <w:r>
+        <w:rPr>
+          <w:lang w:val="fr_FR" w:bidi="fr_FR"/>
+        </w:rPr>
+        <w:t>Ep 5.21–33</w:t>
+      </w:r>
       <w:r>
         <w:rPr>
           <w:lang w:val="fr_FR" w:bidi="fr_FR"/>
         </w:rPr>
         <w:t xml:space="preserve"> ; </w:t>
       </w:r>
-      <w:hyperlink r:id="rId102">
-        <w:r>
-          <w:rPr>
-            <w:lang w:val="fr_FR" w:bidi="fr_FR"/>
-          </w:rPr>
-          <w:rPr>
-            <w:color w:val="0000EE"/>
-            <w:u w:val="single"/>
-          </w:rPr>
-          <w:t>Col 3.18–19</w:t>
-        </w:r>
-      </w:hyperlink>
+      <w:r>
+        <w:rPr>
+          <w:lang w:val="fr_FR" w:bidi="fr_FR"/>
+        </w:rPr>
+        <w:t>Col 3.18–19</w:t>
+      </w:r>
       <w:r>
         <w:rPr>
           <w:lang w:val="fr_FR" w:bidi="fr_FR"/>
@@ -4204,18 +3634,12 @@
         </w:rPr>
         <w:t xml:space="preserve">Coiffures sophistiquées, bijoux coûteux ou vêtements magnifiques : on a parfois interprété ces paroles de Pierre comme s'il condamnait toute forme de parures féminines, mais ce n'est pas son intention. Il cherche plutôt à enseigner que les femmes chrétiennes ne devraient pas se faire remarquer pour la beauté de leurs vêtements et leurs bijoux, mais pour la beauté intérieure d'un esprit doux et paisible. Voir aussi </w:t>
       </w:r>
-      <w:hyperlink r:id="rId103">
-        <w:r>
-          <w:rPr>
-            <w:lang w:val="fr_FR" w:bidi="fr_FR"/>
-          </w:rPr>
-          <w:rPr>
-            <w:color w:val="0000EE"/>
-            <w:u w:val="single"/>
-          </w:rPr>
-          <w:t>1Tm 2.9–10</w:t>
-        </w:r>
-      </w:hyperlink>
+      <w:r>
+        <w:rPr>
+          <w:lang w:val="fr_FR" w:bidi="fr_FR"/>
+        </w:rPr>
+        <w:t>1Tm 2.9–10</w:t>
+      </w:r>
       <w:r>
         <w:rPr>
           <w:lang w:val="fr_FR" w:bidi="fr_FR"/>
@@ -4270,18 +3694,12 @@
         </w:rPr>
         <w:t xml:space="preserve">et l'appelait son seigneur : Voir </w:t>
       </w:r>
-      <w:hyperlink r:id="rId104">
-        <w:r>
-          <w:rPr>
-            <w:lang w:val="fr_FR" w:bidi="fr_FR"/>
-          </w:rPr>
-          <w:rPr>
-            <w:color w:val="0000EE"/>
-            <w:u w:val="single"/>
-          </w:rPr>
-          <w:t>Gn 18.12</w:t>
-        </w:r>
-      </w:hyperlink>
+      <w:r>
+        <w:rPr>
+          <w:lang w:val="fr_FR" w:bidi="fr_FR"/>
+        </w:rPr>
+        <w:t>Gn 18.12</w:t>
+      </w:r>
       <w:r>
         <w:rPr>
           <w:lang w:val="fr_FR" w:bidi="fr_FR"/>
@@ -4354,18 +3772,12 @@
         </w:rPr>
         <w:t xml:space="preserve"> : comme les esclaves et les épouses (</w:t>
       </w:r>
-      <w:hyperlink r:id="rId105">
-        <w:r>
-          <w:rPr>
-            <w:lang w:val="fr_FR" w:bidi="fr_FR"/>
-          </w:rPr>
-          <w:rPr>
-            <w:color w:val="0000EE"/>
-            <w:u w:val="single"/>
-          </w:rPr>
-          <w:t>2.18–3.6</w:t>
-        </w:r>
-      </w:hyperlink>
+      <w:r>
+        <w:rPr>
+          <w:lang w:val="fr_FR" w:bidi="fr_FR"/>
+        </w:rPr>
+        <w:t>2.18–3.6</w:t>
+      </w:r>
       <w:r>
         <w:rPr>
           <w:lang w:val="fr_FR" w:bidi="fr_FR"/>
@@ -4396,36 +3808,24 @@
         </w:rPr>
         <w:t xml:space="preserve">: la manière dont le mari dirige son épouse est déterminée et façonnée par leur statut égal devant Dieu (voir aussi </w:t>
       </w:r>
-      <w:hyperlink r:id="rId106">
-        <w:r>
-          <w:rPr>
-            <w:lang w:val="fr_FR" w:bidi="fr_FR"/>
-          </w:rPr>
-          <w:rPr>
-            <w:color w:val="0000EE"/>
-            <w:u w:val="single"/>
-          </w:rPr>
-          <w:t>Ga 3.26–29</w:t>
-        </w:r>
-      </w:hyperlink>
+      <w:r>
+        <w:rPr>
+          <w:lang w:val="fr_FR" w:bidi="fr_FR"/>
+        </w:rPr>
+        <w:t>Ga 3.26–29</w:t>
+      </w:r>
       <w:r>
         <w:rPr>
           <w:lang w:val="fr_FR" w:bidi="fr_FR"/>
         </w:rPr>
         <w:t xml:space="preserve">). • Les prières d'un mari sont entravées s'il ne traite pas son épouse avec un honneur exceptionnel (cf. </w:t>
       </w:r>
-      <w:hyperlink r:id="rId107">
-        <w:r>
-          <w:rPr>
-            <w:lang w:val="fr_FR" w:bidi="fr_FR"/>
-          </w:rPr>
-          <w:rPr>
-            <w:color w:val="0000EE"/>
-            <w:u w:val="single"/>
-          </w:rPr>
-          <w:t>Jc 4.3</w:t>
-        </w:r>
-      </w:hyperlink>
+      <w:r>
+        <w:rPr>
+          <w:lang w:val="fr_FR" w:bidi="fr_FR"/>
+        </w:rPr>
+        <w:t>Jc 4.3</w:t>
+      </w:r>
       <w:r>
         <w:rPr>
           <w:lang w:val="fr_FR" w:bidi="fr_FR"/>
@@ -4480,54 +3880,36 @@
         </w:rPr>
         <w:t>Enfin : C'est la dernière d'une série d'exhortations adressée à différents groupes (</w:t>
       </w:r>
-      <w:hyperlink r:id="rId108">
-        <w:r>
-          <w:rPr>
-            <w:lang w:val="fr_FR" w:bidi="fr_FR"/>
-          </w:rPr>
-          <w:rPr>
-            <w:color w:val="0000EE"/>
-            <w:u w:val="single"/>
-          </w:rPr>
-          <w:t>2.13–3.12</w:t>
-        </w:r>
-      </w:hyperlink>
+      <w:r>
+        <w:rPr>
+          <w:lang w:val="fr_FR" w:bidi="fr_FR"/>
+        </w:rPr>
+        <w:t>2.13–3.12</w:t>
+      </w:r>
       <w:r>
         <w:rPr>
           <w:lang w:val="fr_FR" w:bidi="fr_FR"/>
         </w:rPr>
         <w:t>). Ici, tous les croyants doivent agir envers leurs prochains : croyants (</w:t>
       </w:r>
-      <w:hyperlink r:id="rId109">
-        <w:r>
-          <w:rPr>
-            <w:lang w:val="fr_FR" w:bidi="fr_FR"/>
-          </w:rPr>
-          <w:rPr>
-            <w:color w:val="0000EE"/>
-            <w:u w:val="single"/>
-          </w:rPr>
-          <w:t>3.8</w:t>
-        </w:r>
-      </w:hyperlink>
+      <w:r>
+        <w:rPr>
+          <w:lang w:val="fr_FR" w:bidi="fr_FR"/>
+        </w:rPr>
+        <w:t>3.8</w:t>
+      </w:r>
       <w:r>
         <w:rPr>
           <w:lang w:val="fr_FR" w:bidi="fr_FR"/>
         </w:rPr>
         <w:t>) et non-croyants (</w:t>
       </w:r>
-      <w:hyperlink r:id="rId110">
-        <w:r>
-          <w:rPr>
-            <w:lang w:val="fr_FR" w:bidi="fr_FR"/>
-          </w:rPr>
-          <w:rPr>
-            <w:color w:val="0000EE"/>
-            <w:u w:val="single"/>
-          </w:rPr>
-          <w:t>3.9–12</w:t>
-        </w:r>
-      </w:hyperlink>
+      <w:r>
+        <w:rPr>
+          <w:lang w:val="fr_FR" w:bidi="fr_FR"/>
+        </w:rPr>
+        <w:t>3.9–12</w:t>
+      </w:r>
       <w:r>
         <w:rPr>
           <w:lang w:val="fr_FR" w:bidi="fr_FR"/>
@@ -4636,54 +4018,36 @@
         </w:rPr>
         <w:t xml:space="preserve">Pierre souligne le lien entre la conduite des croyants et la bénédiction en citant </w:t>
       </w:r>
-      <w:hyperlink r:id="rId111">
-        <w:r>
-          <w:rPr>
-            <w:lang w:val="fr_FR" w:bidi="fr_FR"/>
-          </w:rPr>
-          <w:rPr>
-            <w:color w:val="0000EE"/>
-            <w:u w:val="single"/>
-          </w:rPr>
-          <w:t>Ps 34.12–16</w:t>
-        </w:r>
-      </w:hyperlink>
+      <w:r>
+        <w:rPr>
+          <w:lang w:val="fr_FR" w:bidi="fr_FR"/>
+        </w:rPr>
+        <w:t>Ps 34.12–16</w:t>
+      </w:r>
       <w:r>
         <w:rPr>
           <w:lang w:val="fr_FR" w:bidi="fr_FR"/>
         </w:rPr>
         <w:t xml:space="preserve">. Ce psaume a une place importante dans l'enseignement chrétien primitif (voir aussi </w:t>
       </w:r>
-      <w:hyperlink r:id="rId112">
-        <w:r>
-          <w:rPr>
-            <w:lang w:val="fr_FR" w:bidi="fr_FR"/>
-          </w:rPr>
-          <w:rPr>
-            <w:color w:val="0000EE"/>
-            <w:u w:val="single"/>
-          </w:rPr>
-          <w:t>1P 2.3</w:t>
-        </w:r>
-      </w:hyperlink>
+      <w:r>
+        <w:rPr>
+          <w:lang w:val="fr_FR" w:bidi="fr_FR"/>
+        </w:rPr>
+        <w:t>1P 2.3</w:t>
+      </w:r>
       <w:r>
         <w:rPr>
           <w:lang w:val="fr_FR" w:bidi="fr_FR"/>
         </w:rPr>
         <w:t xml:space="preserve">; </w:t>
       </w:r>
-      <w:hyperlink r:id="rId113">
-        <w:r>
-          <w:rPr>
-            <w:lang w:val="fr_FR" w:bidi="fr_FR"/>
-          </w:rPr>
-          <w:rPr>
-            <w:color w:val="0000EE"/>
-            <w:u w:val="single"/>
-          </w:rPr>
-          <w:t>Hé 12.14</w:t>
-        </w:r>
-      </w:hyperlink>
+      <w:r>
+        <w:rPr>
+          <w:lang w:val="fr_FR" w:bidi="fr_FR"/>
+        </w:rPr>
+        <w:t>Hé 12.14</w:t>
+      </w:r>
       <w:r>
         <w:rPr>
           <w:lang w:val="fr_FR" w:bidi="fr_FR"/>
@@ -4738,54 +4102,36 @@
         </w:rPr>
         <w:t>De manière générale, on ne veut pas de mal à quelqu'un qui fait le bien, mais parfois les chrétiens souffrent alors même qu'ils font le bien (</w:t>
       </w:r>
-      <w:hyperlink r:id="rId114">
-        <w:r>
-          <w:rPr>
-            <w:lang w:val="fr_FR" w:bidi="fr_FR"/>
-          </w:rPr>
-          <w:rPr>
-            <w:color w:val="0000EE"/>
-            <w:u w:val="single"/>
-          </w:rPr>
-          <w:t>3.14</w:t>
-        </w:r>
-      </w:hyperlink>
+      <w:r>
+        <w:rPr>
+          <w:lang w:val="fr_FR" w:bidi="fr_FR"/>
+        </w:rPr>
+        <w:t>3.14</w:t>
+      </w:r>
       <w:r>
         <w:rPr>
           <w:lang w:val="fr_FR" w:bidi="fr_FR"/>
         </w:rPr>
         <w:t xml:space="preserve"> ; voir </w:t>
       </w:r>
-      <w:hyperlink r:id="rId115">
-        <w:r>
-          <w:rPr>
-            <w:lang w:val="fr_FR" w:bidi="fr_FR"/>
-          </w:rPr>
-          <w:rPr>
-            <w:color w:val="0000EE"/>
-            <w:u w:val="single"/>
-          </w:rPr>
-          <w:t>1.6</w:t>
-        </w:r>
-      </w:hyperlink>
+      <w:r>
+        <w:rPr>
+          <w:lang w:val="fr_FR" w:bidi="fr_FR"/>
+        </w:rPr>
+        <w:t>1.6</w:t>
+      </w:r>
       <w:r>
         <w:rPr>
           <w:lang w:val="fr_FR" w:bidi="fr_FR"/>
         </w:rPr>
         <w:t xml:space="preserve"> ; </w:t>
       </w:r>
-      <w:hyperlink r:id="rId116">
-        <w:r>
-          <w:rPr>
-            <w:lang w:val="fr_FR" w:bidi="fr_FR"/>
-          </w:rPr>
-          <w:rPr>
-            <w:color w:val="0000EE"/>
-            <w:u w:val="single"/>
-          </w:rPr>
-          <w:t>4.12–19</w:t>
-        </w:r>
-      </w:hyperlink>
+      <w:r>
+        <w:rPr>
+          <w:lang w:val="fr_FR" w:bidi="fr_FR"/>
+        </w:rPr>
+        <w:t>4.12–19</w:t>
+      </w:r>
       <w:r>
         <w:rPr>
           <w:lang w:val="fr_FR" w:bidi="fr_FR"/>
@@ -4840,18 +4186,12 @@
         </w:rPr>
         <w:t>Ce court paragraphe souligne la réaction chrétienne à la souffrance : suivre l'exemple du Christ (</w:t>
       </w:r>
-      <w:hyperlink r:id="rId117">
-        <w:r>
-          <w:rPr>
-            <w:lang w:val="fr_FR" w:bidi="fr_FR"/>
-          </w:rPr>
-          <w:rPr>
-            <w:color w:val="0000EE"/>
-            <w:u w:val="single"/>
-          </w:rPr>
-          <w:t>3.18</w:t>
-        </w:r>
-      </w:hyperlink>
+      <w:r>
+        <w:rPr>
+          <w:lang w:val="fr_FR" w:bidi="fr_FR"/>
+        </w:rPr>
+        <w:t>3.18</w:t>
+      </w:r>
       <w:r>
         <w:rPr>
           <w:lang w:val="fr_FR" w:bidi="fr_FR"/>
@@ -4912,18 +4252,12 @@
         </w:rPr>
         <w:t xml:space="preserve"> : Voir </w:t>
       </w:r>
-      <w:hyperlink r:id="rId118">
-        <w:r>
-          <w:rPr>
-            <w:lang w:val="fr_FR" w:bidi="fr_FR"/>
-          </w:rPr>
-          <w:rPr>
-            <w:color w:val="0000EE"/>
-            <w:u w:val="single"/>
-          </w:rPr>
-          <w:t>Es 8.13</w:t>
-        </w:r>
-      </w:hyperlink>
+      <w:r>
+        <w:rPr>
+          <w:lang w:val="fr_FR" w:bidi="fr_FR"/>
+        </w:rPr>
+        <w:t>Es 8.13</w:t>
+      </w:r>
       <w:r>
         <w:rPr>
           <w:lang w:val="fr_FR" w:bidi="fr_FR"/>
@@ -5022,36 +4356,24 @@
         </w:rPr>
         <w:t xml:space="preserve"> sont souvent mis en opposition (par exemple, </w:t>
       </w:r>
-      <w:hyperlink r:id="rId119">
-        <w:r>
-          <w:rPr>
-            <w:lang w:val="fr_FR" w:bidi="fr_FR"/>
-          </w:rPr>
-          <w:rPr>
-            <w:color w:val="0000EE"/>
-            <w:u w:val="single"/>
-          </w:rPr>
-          <w:t>Rm 7.5–6</w:t>
-        </w:r>
-      </w:hyperlink>
+      <w:r>
+        <w:rPr>
+          <w:lang w:val="fr_FR" w:bidi="fr_FR"/>
+        </w:rPr>
+        <w:t>Rm 7.5–6</w:t>
+      </w:r>
       <w:r>
         <w:rPr>
           <w:lang w:val="fr_FR" w:bidi="fr_FR"/>
         </w:rPr>
         <w:t xml:space="preserve"> ; </w:t>
       </w:r>
-      <w:hyperlink r:id="rId120">
-        <w:r>
-          <w:rPr>
-            <w:lang w:val="fr_FR" w:bidi="fr_FR"/>
-          </w:rPr>
-          <w:rPr>
-            <w:color w:val="0000EE"/>
-            <w:u w:val="single"/>
-          </w:rPr>
-          <w:t>8.2–11</w:t>
-        </w:r>
-      </w:hyperlink>
+      <w:r>
+        <w:rPr>
+          <w:lang w:val="fr_FR" w:bidi="fr_FR"/>
+        </w:rPr>
+        <w:t>8.2–11</w:t>
+      </w:r>
       <w:r>
         <w:rPr>
           <w:lang w:val="fr_FR" w:bidi="fr_FR"/>
@@ -5119,36 +4441,24 @@
         </w:rPr>
         <w:t xml:space="preserve">Comme en </w:t>
       </w:r>
-      <w:hyperlink r:id="rId121">
-        <w:r>
-          <w:rPr>
-            <w:lang w:val="fr_FR" w:bidi="fr_FR"/>
-          </w:rPr>
-          <w:rPr>
-            <w:color w:val="0000EE"/>
-            <w:u w:val="single"/>
-          </w:rPr>
-          <w:t>2.21–25</w:t>
-        </w:r>
-      </w:hyperlink>
+      <w:r>
+        <w:rPr>
+          <w:lang w:val="fr_FR" w:bidi="fr_FR"/>
+        </w:rPr>
+        <w:t>2.21–25</w:t>
+      </w:r>
       <w:r>
         <w:rPr>
           <w:lang w:val="fr_FR" w:bidi="fr_FR"/>
         </w:rPr>
         <w:t>, Pierre fait de nouveau appel à Christ, qui était juste et a pourtant souffert, comme exemple pour les croyants confrontés à la persécution (</w:t>
       </w:r>
-      <w:hyperlink r:id="rId122">
-        <w:r>
-          <w:rPr>
-            <w:lang w:val="fr_FR" w:bidi="fr_FR"/>
-          </w:rPr>
-          <w:rPr>
-            <w:color w:val="0000EE"/>
-            <w:u w:val="single"/>
-          </w:rPr>
-          <w:t>3.13–17</w:t>
-        </w:r>
-      </w:hyperlink>
+      <w:r>
+        <w:rPr>
+          <w:lang w:val="fr_FR" w:bidi="fr_FR"/>
+        </w:rPr>
+        <w:t>3.13–17</w:t>
+      </w:r>
       <w:r>
         <w:rPr>
           <w:lang w:val="fr_FR" w:bidi="fr_FR"/>
@@ -5229,54 +4539,36 @@
         </w:rPr>
         <w:t xml:space="preserve"> n'est pas la plus évidente. (2) Selon une deuxième interprétation, </w:t>
       </w:r>
-      <w:hyperlink r:id="rId123">
-        <w:r>
-          <w:rPr>
-            <w:lang w:val="fr_FR" w:bidi="fr_FR"/>
-          </w:rPr>
-          <w:rPr>
-            <w:color w:val="0000EE"/>
-            <w:u w:val="single"/>
-          </w:rPr>
-          <w:t>3.19–20</w:t>
-        </w:r>
-      </w:hyperlink>
+      <w:r>
+        <w:rPr>
+          <w:lang w:val="fr_FR" w:bidi="fr_FR"/>
+        </w:rPr>
+        <w:t>3.19–20</w:t>
+      </w:r>
       <w:r>
         <w:rPr>
           <w:lang w:val="fr_FR" w:bidi="fr_FR"/>
         </w:rPr>
         <w:t xml:space="preserve"> décrit la prédication du Christ à travers Noé à ses contemporains, qui sont maintenant des esprits en prison. Cette interprétation rend justice à </w:t>
       </w:r>
-      <w:hyperlink r:id="rId124">
-        <w:r>
-          <w:rPr>
-            <w:lang w:val="fr_FR" w:bidi="fr_FR"/>
-          </w:rPr>
-          <w:rPr>
-            <w:color w:val="0000EE"/>
-            <w:u w:val="single"/>
-          </w:rPr>
-          <w:t>3.20</w:t>
-        </w:r>
-      </w:hyperlink>
+      <w:r>
+        <w:rPr>
+          <w:lang w:val="fr_FR" w:bidi="fr_FR"/>
+        </w:rPr>
+        <w:t>3.20</w:t>
+      </w:r>
       <w:r>
         <w:rPr>
           <w:lang w:val="fr_FR" w:bidi="fr_FR"/>
         </w:rPr>
         <w:t xml:space="preserve"> mais ne s'intègre pas bien dans la discussion concernant la mort et de la résurrection du Christ (</w:t>
       </w:r>
-      <w:hyperlink r:id="rId117">
-        <w:r>
-          <w:rPr>
-            <w:lang w:val="fr_FR" w:bidi="fr_FR"/>
-          </w:rPr>
-          <w:rPr>
-            <w:color w:val="0000EE"/>
-            <w:u w:val="single"/>
-          </w:rPr>
-          <w:t>3.18</w:t>
-        </w:r>
-      </w:hyperlink>
+      <w:r>
+        <w:rPr>
+          <w:lang w:val="fr_FR" w:bidi="fr_FR"/>
+        </w:rPr>
+        <w:t>3.18</w:t>
+      </w:r>
       <w:r>
         <w:rPr>
           <w:lang w:val="fr_FR" w:bidi="fr_FR"/>
@@ -5296,36 +4588,24 @@
         </w:rPr>
         <w:t xml:space="preserve"> sont des êtres spirituels maléfiques. La tradition juive, basée sur </w:t>
       </w:r>
-      <w:hyperlink r:id="rId125">
-        <w:r>
-          <w:rPr>
-            <w:lang w:val="fr_FR" w:bidi="fr_FR"/>
-          </w:rPr>
-          <w:rPr>
-            <w:color w:val="0000EE"/>
-            <w:u w:val="single"/>
-          </w:rPr>
-          <w:t>Gn 6.1–4</w:t>
-        </w:r>
-      </w:hyperlink>
+      <w:r>
+        <w:rPr>
+          <w:lang w:val="fr_FR" w:bidi="fr_FR"/>
+        </w:rPr>
+        <w:t>Gn 6.1–4</w:t>
+      </w:r>
       <w:r>
         <w:rPr>
           <w:lang w:val="fr_FR" w:bidi="fr_FR"/>
         </w:rPr>
         <w:t xml:space="preserve">, soutenait que de nombreux anges avaient chuté à l'époque de Noé (voir aussi </w:t>
       </w:r>
-      <w:hyperlink r:id="rId126">
-        <w:r>
-          <w:rPr>
-            <w:lang w:val="fr_FR" w:bidi="fr_FR"/>
-          </w:rPr>
-          <w:rPr>
-            <w:color w:val="0000EE"/>
-            <w:u w:val="single"/>
-          </w:rPr>
-          <w:t>Jd 1.6</w:t>
-        </w:r>
-      </w:hyperlink>
+      <w:r>
+        <w:rPr>
+          <w:lang w:val="fr_FR" w:bidi="fr_FR"/>
+        </w:rPr>
+        <w:t>Jd 1.6</w:t>
+      </w:r>
       <w:r>
         <w:rPr>
           <w:lang w:val="fr_FR" w:bidi="fr_FR"/>
@@ -5345,18 +4625,12 @@
         </w:rPr>
         <w:t xml:space="preserve"> 6–10). Dans ce cas-ci, Pierre cherche alors à dire que le Christ a proclamé sa victoire sur les puissances spirituelles maléfiques après sa résurrection (cf. </w:t>
       </w:r>
-      <w:hyperlink r:id="rId127">
-        <w:r>
-          <w:rPr>
-            <w:lang w:val="fr_FR" w:bidi="fr_FR"/>
-          </w:rPr>
-          <w:rPr>
-            <w:color w:val="0000EE"/>
-            <w:u w:val="single"/>
-          </w:rPr>
-          <w:t>1P 3.22</w:t>
-        </w:r>
-      </w:hyperlink>
+      <w:r>
+        <w:rPr>
+          <w:lang w:val="fr_FR" w:bidi="fr_FR"/>
+        </w:rPr>
+        <w:t>1P 3.22</w:t>
+      </w:r>
       <w:r>
         <w:rPr>
           <w:lang w:val="fr_FR" w:bidi="fr_FR"/>
@@ -5417,36 +4691,24 @@
         </w:rPr>
         <w:t>: c'est-à-dire, Noé, sa femme, leurs trois fils et leurs femmes (</w:t>
       </w:r>
-      <w:hyperlink r:id="rId128">
-        <w:r>
-          <w:rPr>
-            <w:lang w:val="fr_FR" w:bidi="fr_FR"/>
-          </w:rPr>
-          <w:rPr>
-            <w:color w:val="0000EE"/>
-            <w:u w:val="single"/>
-          </w:rPr>
-          <w:t>Gn 6.18</w:t>
-        </w:r>
-      </w:hyperlink>
+      <w:r>
+        <w:rPr>
+          <w:lang w:val="fr_FR" w:bidi="fr_FR"/>
+        </w:rPr>
+        <w:t>Gn 6.18</w:t>
+      </w:r>
       <w:r>
         <w:rPr>
           <w:lang w:val="fr_FR" w:bidi="fr_FR"/>
         </w:rPr>
         <w:t xml:space="preserve"> ; </w:t>
       </w:r>
-      <w:hyperlink r:id="rId129">
-        <w:r>
-          <w:rPr>
-            <w:lang w:val="fr_FR" w:bidi="fr_FR"/>
-          </w:rPr>
-          <w:rPr>
-            <w:color w:val="0000EE"/>
-            <w:u w:val="single"/>
-          </w:rPr>
-          <w:t>8.18</w:t>
-        </w:r>
-      </w:hyperlink>
+      <w:r>
+        <w:rPr>
+          <w:lang w:val="fr_FR" w:bidi="fr_FR"/>
+        </w:rPr>
+        <w:t>8.18</w:t>
+      </w:r>
       <w:r>
         <w:rPr>
           <w:lang w:val="fr_FR" w:bidi="fr_FR"/>
@@ -5633,18 +4895,12 @@
         </w:rPr>
         <w:t xml:space="preserve"> dans le monde antique, beaucoup croyaient que les êtres spirituels influençaient directement le cours des affaires sur terre. Les chrétiens avaient besoin de se rappeler que Christ a déjà remporté sa victoire sur ces puissances spirituelles. Cela signifie que nous n'avons aucune crainte à avoir, même vis-à-vis de ce monde spirituel (cf. </w:t>
       </w:r>
-      <w:hyperlink r:id="rId114">
-        <w:r>
-          <w:rPr>
-            <w:lang w:val="fr_FR" w:bidi="fr_FR"/>
-          </w:rPr>
-          <w:rPr>
-            <w:color w:val="0000EE"/>
-            <w:u w:val="single"/>
-          </w:rPr>
-          <w:t>3.14</w:t>
-        </w:r>
-      </w:hyperlink>
+      <w:r>
+        <w:rPr>
+          <w:lang w:val="fr_FR" w:bidi="fr_FR"/>
+        </w:rPr>
+        <w:t>3.14</w:t>
+      </w:r>
       <w:r>
         <w:rPr>
           <w:lang w:val="fr_FR" w:bidi="fr_FR"/>
@@ -5705,72 +4961,48 @@
         </w:rPr>
         <w:t xml:space="preserve">: Pierre a introduit cette idée en </w:t>
       </w:r>
-      <w:hyperlink r:id="rId117">
-        <w:r>
-          <w:rPr>
-            <w:lang w:val="fr_FR" w:bidi="fr_FR"/>
-          </w:rPr>
-          <w:rPr>
-            <w:color w:val="0000EE"/>
-            <w:u w:val="single"/>
-          </w:rPr>
-          <w:t>3.18</w:t>
-        </w:r>
-      </w:hyperlink>
+      <w:r>
+        <w:rPr>
+          <w:lang w:val="fr_FR" w:bidi="fr_FR"/>
+        </w:rPr>
+        <w:t>3.18</w:t>
+      </w:r>
       <w:r>
         <w:rPr>
           <w:lang w:val="fr_FR" w:bidi="fr_FR"/>
         </w:rPr>
         <w:t xml:space="preserve"> ; il en indique maintenant l'impact en ce qui concerne l'expérience chrétienne. Lorsque nous souffrons physiquement, nous devons imiter l'attitude de Christ (voir </w:t>
       </w:r>
-      <w:hyperlink r:id="rId130">
-        <w:r>
-          <w:rPr>
-            <w:lang w:val="fr_FR" w:bidi="fr_FR"/>
-          </w:rPr>
-          <w:rPr>
-            <w:color w:val="0000EE"/>
-            <w:u w:val="single"/>
-          </w:rPr>
-          <w:t>2.21–24</w:t>
-        </w:r>
-      </w:hyperlink>
+      <w:r>
+        <w:rPr>
+          <w:lang w:val="fr_FR" w:bidi="fr_FR"/>
+        </w:rPr>
+        <w:t>2.21–24</w:t>
+      </w:r>
       <w:r>
         <w:rPr>
           <w:lang w:val="fr_FR" w:bidi="fr_FR"/>
         </w:rPr>
         <w:t xml:space="preserve">). Le fait de souffrir avec Christ montre que nous nous identifions à lui (voir </w:t>
       </w:r>
-      <w:hyperlink r:id="rId131">
-        <w:r>
-          <w:rPr>
-            <w:lang w:val="fr_FR" w:bidi="fr_FR"/>
-          </w:rPr>
-          <w:rPr>
-            <w:color w:val="0000EE"/>
-            <w:u w:val="single"/>
-          </w:rPr>
-          <w:t>Rm 8.17</w:t>
-        </w:r>
-      </w:hyperlink>
+      <w:r>
+        <w:rPr>
+          <w:lang w:val="fr_FR" w:bidi="fr_FR"/>
+        </w:rPr>
+        <w:t>Rm 8.17</w:t>
+      </w:r>
       <w:r>
         <w:rPr>
           <w:lang w:val="fr_FR" w:bidi="fr_FR"/>
         </w:rPr>
         <w:t>). Ainsi, nous faisons l'expérience de la victoire sur le pouvoir du péché qu'il a remportée à la croix (</w:t>
       </w:r>
-      <w:hyperlink r:id="rId132">
-        <w:r>
-          <w:rPr>
-            <w:lang w:val="fr_FR" w:bidi="fr_FR"/>
-          </w:rPr>
-          <w:rPr>
-            <w:color w:val="0000EE"/>
-            <w:u w:val="single"/>
-          </w:rPr>
-          <w:t>Rm 6.1–10</w:t>
-        </w:r>
-      </w:hyperlink>
+      <w:r>
+        <w:rPr>
+          <w:lang w:val="fr_FR" w:bidi="fr_FR"/>
+        </w:rPr>
+        <w:t>Rm 6.1–10</w:t>
+      </w:r>
       <w:r>
         <w:rPr>
           <w:lang w:val="fr_FR" w:bidi="fr_FR"/>
@@ -5988,18 +5220,12 @@
         </w:rPr>
         <w:t xml:space="preserve"> : Quand Christ est venu sur terre, les « derniers jours » prédits par les prophètes de l'Ancien Testament ont commencé (voir </w:t>
       </w:r>
-      <w:hyperlink r:id="rId133">
-        <w:r>
-          <w:rPr>
-            <w:lang w:val="fr_FR" w:bidi="fr_FR"/>
-          </w:rPr>
-          <w:rPr>
-            <w:color w:val="0000EE"/>
-            <w:u w:val="single"/>
-          </w:rPr>
-          <w:t>1.10–12</w:t>
-        </w:r>
-      </w:hyperlink>
+      <w:r>
+        <w:rPr>
+          <w:lang w:val="fr_FR" w:bidi="fr_FR"/>
+        </w:rPr>
+        <w:t>1.10–12</w:t>
+      </w:r>
       <w:r>
         <w:rPr>
           <w:lang w:val="fr_FR" w:bidi="fr_FR"/>
@@ -6032,72 +5258,48 @@
         </w:rPr>
         <w:t xml:space="preserve"> pourrait survenir à tout moment ; par conséquent, les chrétiens doivent toujours être prêts (voir aussi </w:t>
       </w:r>
-      <w:hyperlink r:id="rId134">
-        <w:r>
-          <w:rPr>
-            <w:lang w:val="fr_FR" w:bidi="fr_FR"/>
-          </w:rPr>
-          <w:rPr>
-            <w:color w:val="0000EE"/>
-            <w:u w:val="single"/>
-          </w:rPr>
-          <w:t>Ph 4.5</w:t>
-        </w:r>
-      </w:hyperlink>
+      <w:r>
+        <w:rPr>
+          <w:lang w:val="fr_FR" w:bidi="fr_FR"/>
+        </w:rPr>
+        <w:t>Ph 4.5</w:t>
+      </w:r>
       <w:r>
         <w:rPr>
           <w:lang w:val="fr_FR" w:bidi="fr_FR"/>
         </w:rPr>
         <w:t xml:space="preserve"> ; </w:t>
       </w:r>
-      <w:hyperlink r:id="rId135">
-        <w:r>
-          <w:rPr>
-            <w:lang w:val="fr_FR" w:bidi="fr_FR"/>
-          </w:rPr>
-          <w:rPr>
-            <w:color w:val="0000EE"/>
-            <w:u w:val="single"/>
-          </w:rPr>
-          <w:t>Jc 5.8</w:t>
-        </w:r>
-      </w:hyperlink>
+      <w:r>
+        <w:rPr>
+          <w:lang w:val="fr_FR" w:bidi="fr_FR"/>
+        </w:rPr>
+        <w:t>Jc 5.8</w:t>
+      </w:r>
       <w:r>
         <w:rPr>
           <w:lang w:val="fr_FR" w:bidi="fr_FR"/>
         </w:rPr>
         <w:t xml:space="preserve"> ; </w:t>
       </w:r>
-      <w:hyperlink r:id="rId136">
-        <w:r>
-          <w:rPr>
-            <w:lang w:val="fr_FR" w:bidi="fr_FR"/>
-          </w:rPr>
-          <w:rPr>
-            <w:color w:val="0000EE"/>
-            <w:u w:val="single"/>
-          </w:rPr>
-          <w:t xml:space="preserve">Ap 1.3 </w:t>
-        </w:r>
-      </w:hyperlink>
+      <w:r>
+        <w:rPr>
+          <w:lang w:val="fr_FR" w:bidi="fr_FR"/>
+        </w:rPr>
+        <w:t xml:space="preserve">Ap 1.3 </w:t>
+      </w:r>
       <w:r>
         <w:rPr>
           <w:lang w:val="fr_FR" w:bidi="fr_FR"/>
         </w:rPr>
         <w:t xml:space="preserve">; </w:t>
       </w:r>
-      <w:hyperlink r:id="rId137">
-        <w:r>
-          <w:rPr>
-            <w:lang w:val="fr_FR" w:bidi="fr_FR"/>
-          </w:rPr>
-          <w:rPr>
-            <w:color w:val="0000EE"/>
-            <w:u w:val="single"/>
-          </w:rPr>
-          <w:t>22.10</w:t>
-        </w:r>
-      </w:hyperlink>
+      <w:r>
+        <w:rPr>
+          <w:lang w:val="fr_FR" w:bidi="fr_FR"/>
+        </w:rPr>
+        <w:t>22.10</w:t>
+      </w:r>
       <w:r>
         <w:rPr>
           <w:lang w:val="fr_FR" w:bidi="fr_FR"/>
@@ -6152,18 +5354,12 @@
         </w:rPr>
         <w:t>Avec ce paragraphe d'exhortations diverses, Pierre conclut la troisième section majeure de la lettre (</w:t>
       </w:r>
-      <w:hyperlink r:id="rId138">
-        <w:r>
-          <w:rPr>
-            <w:lang w:val="fr_FR" w:bidi="fr_FR"/>
-          </w:rPr>
-          <w:rPr>
-            <w:color w:val="0000EE"/>
-            <w:u w:val="single"/>
-          </w:rPr>
-          <w:t>3.13–4.11</w:t>
-        </w:r>
-      </w:hyperlink>
+      <w:r>
+        <w:rPr>
+          <w:lang w:val="fr_FR" w:bidi="fr_FR"/>
+        </w:rPr>
+        <w:t>3.13–4.11</w:t>
+      </w:r>
       <w:r>
         <w:rPr>
           <w:lang w:val="fr_FR" w:bidi="fr_FR"/>
@@ -6218,72 +5414,48 @@
         </w:rPr>
         <w:t xml:space="preserve">De par sa nature, l'amour ne tient pas compte des péchés commis contre nous par les autres (voir </w:t>
       </w:r>
-      <w:hyperlink r:id="rId139">
-        <w:r>
-          <w:rPr>
-            <w:lang w:val="fr_FR" w:bidi="fr_FR"/>
-          </w:rPr>
-          <w:rPr>
-            <w:color w:val="0000EE"/>
-            <w:u w:val="single"/>
-          </w:rPr>
-          <w:t>Pr 10.12</w:t>
-        </w:r>
-      </w:hyperlink>
+      <w:r>
+        <w:rPr>
+          <w:lang w:val="fr_FR" w:bidi="fr_FR"/>
+        </w:rPr>
+        <w:t>Pr 10.12</w:t>
+      </w:r>
       <w:r>
         <w:rPr>
           <w:lang w:val="fr_FR" w:bidi="fr_FR"/>
         </w:rPr>
         <w:t xml:space="preserve"> ; </w:t>
       </w:r>
-      <w:hyperlink r:id="rId140">
-        <w:r>
-          <w:rPr>
-            <w:lang w:val="fr_FR" w:bidi="fr_FR"/>
-          </w:rPr>
-          <w:rPr>
-            <w:color w:val="0000EE"/>
-            <w:u w:val="single"/>
-          </w:rPr>
-          <w:t>Mt 18.21–22</w:t>
-        </w:r>
-      </w:hyperlink>
+      <w:r>
+        <w:rPr>
+          <w:lang w:val="fr_FR" w:bidi="fr_FR"/>
+        </w:rPr>
+        <w:t>Mt 18.21–22</w:t>
+      </w:r>
       <w:r>
         <w:rPr>
           <w:lang w:val="fr_FR" w:bidi="fr_FR"/>
         </w:rPr>
         <w:t xml:space="preserve"> ; </w:t>
       </w:r>
-      <w:hyperlink r:id="rId141">
-        <w:r>
-          <w:rPr>
-            <w:lang w:val="fr_FR" w:bidi="fr_FR"/>
-          </w:rPr>
-          <w:rPr>
-            <w:color w:val="0000EE"/>
-            <w:u w:val="single"/>
-          </w:rPr>
-          <w:t>1Co 13.4–7</w:t>
-        </w:r>
-      </w:hyperlink>
+      <w:r>
+        <w:rPr>
+          <w:lang w:val="fr_FR" w:bidi="fr_FR"/>
+        </w:rPr>
+        <w:t>1Co 13.4–7</w:t>
+      </w:r>
       <w:r>
         <w:rPr>
           <w:lang w:val="fr_FR" w:bidi="fr_FR"/>
         </w:rPr>
         <w:t xml:space="preserve">). Il se peut aussi que Pierre veuille dire que notre attitude d'amour, parce qu'elle montre notre relation avec Christ, couvre nos propres péchés et fait en sorte qu'ils soient pardonnés (voir </w:t>
       </w:r>
-      <w:hyperlink r:id="rId142">
-        <w:r>
-          <w:rPr>
-            <w:lang w:val="fr_FR" w:bidi="fr_FR"/>
-          </w:rPr>
-          <w:rPr>
-            <w:color w:val="0000EE"/>
-            <w:u w:val="single"/>
-          </w:rPr>
-          <w:t>Lc 7.47</w:t>
-        </w:r>
-      </w:hyperlink>
+      <w:r>
+        <w:rPr>
+          <w:lang w:val="fr_FR" w:bidi="fr_FR"/>
+        </w:rPr>
+        <w:t>Lc 7.47</w:t>
+      </w:r>
       <w:r>
         <w:rPr>
           <w:lang w:val="fr_FR" w:bidi="fr_FR"/>
@@ -6344,54 +5516,36 @@
         </w:rPr>
         <w:t xml:space="preserve"> : voir </w:t>
       </w:r>
-      <w:hyperlink r:id="rId143">
-        <w:r>
-          <w:rPr>
-            <w:lang w:val="fr_FR" w:bidi="fr_FR"/>
-          </w:rPr>
-          <w:rPr>
-            <w:color w:val="0000EE"/>
-            <w:u w:val="single"/>
-          </w:rPr>
-          <w:t>Rm 12.6–8</w:t>
-        </w:r>
-      </w:hyperlink>
+      <w:r>
+        <w:rPr>
+          <w:lang w:val="fr_FR" w:bidi="fr_FR"/>
+        </w:rPr>
+        <w:t>Rm 12.6–8</w:t>
+      </w:r>
       <w:r>
         <w:rPr>
           <w:lang w:val="fr_FR" w:bidi="fr_FR"/>
         </w:rPr>
         <w:t xml:space="preserve"> ; </w:t>
       </w:r>
-      <w:hyperlink r:id="rId144">
-        <w:r>
-          <w:rPr>
-            <w:lang w:val="fr_FR" w:bidi="fr_FR"/>
-          </w:rPr>
-          <w:rPr>
-            <w:color w:val="0000EE"/>
-            <w:u w:val="single"/>
-          </w:rPr>
-          <w:t>1Co 12.1–31</w:t>
-        </w:r>
-      </w:hyperlink>
+      <w:r>
+        <w:rPr>
+          <w:lang w:val="fr_FR" w:bidi="fr_FR"/>
+        </w:rPr>
+        <w:t>1Co 12.1–31</w:t>
+      </w:r>
       <w:r>
         <w:rPr>
           <w:lang w:val="fr_FR" w:bidi="fr_FR"/>
         </w:rPr>
         <w:t xml:space="preserve"> ; </w:t>
       </w:r>
-      <w:hyperlink r:id="rId145">
-        <w:r>
-          <w:rPr>
-            <w:lang w:val="fr_FR" w:bidi="fr_FR"/>
-          </w:rPr>
-          <w:rPr>
-            <w:color w:val="0000EE"/>
-            <w:u w:val="single"/>
-          </w:rPr>
-          <w:t>Ep 4.7–16</w:t>
-        </w:r>
-      </w:hyperlink>
+      <w:r>
+        <w:rPr>
+          <w:lang w:val="fr_FR" w:bidi="fr_FR"/>
+        </w:rPr>
+        <w:t>Ep 4.7–16</w:t>
+      </w:r>
       <w:r>
         <w:rPr>
           <w:lang w:val="fr_FR" w:bidi="fr_FR"/>
@@ -6477,162 +5631,108 @@
         </w:rPr>
         <w:t>Cette doxologie a conduit certains à suggérer qu'une lettre d'origine de Pierre se terminait ici et qu'une autre y a été ajoutée. Dans le Nouveau Testament, les doxologies apparaissent à la fin des lettres (</w:t>
       </w:r>
-      <w:hyperlink r:id="rId146">
-        <w:r>
-          <w:rPr>
-            <w:lang w:val="fr_FR" w:bidi="fr_FR"/>
-          </w:rPr>
-          <w:rPr>
-            <w:color w:val="0000EE"/>
-            <w:u w:val="single"/>
-          </w:rPr>
-          <w:t>Rm 16.25–27</w:t>
-        </w:r>
-      </w:hyperlink>
+      <w:r>
+        <w:rPr>
+          <w:lang w:val="fr_FR" w:bidi="fr_FR"/>
+        </w:rPr>
+        <w:t>Rm 16.25–27</w:t>
+      </w:r>
       <w:r>
         <w:rPr>
           <w:lang w:val="fr_FR" w:bidi="fr_FR"/>
         </w:rPr>
         <w:t xml:space="preserve"> ; </w:t>
       </w:r>
-      <w:hyperlink r:id="rId147">
-        <w:r>
-          <w:rPr>
-            <w:lang w:val="fr_FR" w:bidi="fr_FR"/>
-          </w:rPr>
-          <w:rPr>
-            <w:color w:val="0000EE"/>
-            <w:u w:val="single"/>
-          </w:rPr>
-          <w:t>Ph 4.20</w:t>
-        </w:r>
-      </w:hyperlink>
+      <w:r>
+        <w:rPr>
+          <w:lang w:val="fr_FR" w:bidi="fr_FR"/>
+        </w:rPr>
+        <w:t>Ph 4.20</w:t>
+      </w:r>
       <w:r>
         <w:rPr>
           <w:lang w:val="fr_FR" w:bidi="fr_FR"/>
         </w:rPr>
         <w:t xml:space="preserve"> ; </w:t>
       </w:r>
-      <w:hyperlink r:id="rId148">
-        <w:r>
-          <w:rPr>
-            <w:lang w:val="fr_FR" w:bidi="fr_FR"/>
-          </w:rPr>
-          <w:rPr>
-            <w:color w:val="0000EE"/>
-            <w:u w:val="single"/>
-          </w:rPr>
-          <w:t>Hé 13.21</w:t>
-        </w:r>
-      </w:hyperlink>
+      <w:r>
+        <w:rPr>
+          <w:lang w:val="fr_FR" w:bidi="fr_FR"/>
+        </w:rPr>
+        <w:t>Hé 13.21</w:t>
+      </w:r>
       <w:r>
         <w:rPr>
           <w:lang w:val="fr_FR" w:bidi="fr_FR"/>
         </w:rPr>
         <w:t xml:space="preserve"> ; </w:t>
       </w:r>
-      <w:hyperlink r:id="rId149">
-        <w:r>
-          <w:rPr>
-            <w:lang w:val="fr_FR" w:bidi="fr_FR"/>
-          </w:rPr>
-          <w:rPr>
-            <w:color w:val="0000EE"/>
-            <w:u w:val="single"/>
-          </w:rPr>
-          <w:t>2P 3.18</w:t>
-        </w:r>
-      </w:hyperlink>
+      <w:r>
+        <w:rPr>
+          <w:lang w:val="fr_FR" w:bidi="fr_FR"/>
+        </w:rPr>
+        <w:t>2P 3.18</w:t>
+      </w:r>
       <w:r>
         <w:rPr>
           <w:lang w:val="fr_FR" w:bidi="fr_FR"/>
         </w:rPr>
         <w:t xml:space="preserve"> ; </w:t>
       </w:r>
-      <w:hyperlink r:id="rId150">
-        <w:r>
-          <w:rPr>
-            <w:lang w:val="fr_FR" w:bidi="fr_FR"/>
-          </w:rPr>
-          <w:rPr>
-            <w:color w:val="0000EE"/>
-            <w:u w:val="single"/>
-          </w:rPr>
-          <w:t>Jd 1.24–25</w:t>
-        </w:r>
-      </w:hyperlink>
+      <w:r>
+        <w:rPr>
+          <w:lang w:val="fr_FR" w:bidi="fr_FR"/>
+        </w:rPr>
+        <w:t>Jd 1.24–25</w:t>
+      </w:r>
       <w:r>
         <w:rPr>
           <w:lang w:val="fr_FR" w:bidi="fr_FR"/>
         </w:rPr>
         <w:t>), mais aussi à la fin de sections au sein des lettres (</w:t>
       </w:r>
-      <w:hyperlink r:id="rId151">
-        <w:r>
-          <w:rPr>
-            <w:lang w:val="fr_FR" w:bidi="fr_FR"/>
-          </w:rPr>
-          <w:rPr>
-            <w:color w:val="0000EE"/>
-            <w:u w:val="single"/>
-          </w:rPr>
-          <w:t>Rm 11.36</w:t>
-        </w:r>
-      </w:hyperlink>
+      <w:r>
+        <w:rPr>
+          <w:lang w:val="fr_FR" w:bidi="fr_FR"/>
+        </w:rPr>
+        <w:t>Rm 11.36</w:t>
+      </w:r>
       <w:r>
         <w:rPr>
           <w:lang w:val="fr_FR" w:bidi="fr_FR"/>
         </w:rPr>
         <w:t xml:space="preserve"> ; </w:t>
       </w:r>
-      <w:hyperlink r:id="rId152">
-        <w:r>
-          <w:rPr>
-            <w:lang w:val="fr_FR" w:bidi="fr_FR"/>
-          </w:rPr>
-          <w:rPr>
-            <w:color w:val="0000EE"/>
-            <w:u w:val="single"/>
-          </w:rPr>
-          <w:t>Ga 1.5</w:t>
-        </w:r>
-      </w:hyperlink>
+      <w:r>
+        <w:rPr>
+          <w:lang w:val="fr_FR" w:bidi="fr_FR"/>
+        </w:rPr>
+        <w:t>Ga 1.5</w:t>
+      </w:r>
       <w:r>
         <w:rPr>
           <w:lang w:val="fr_FR" w:bidi="fr_FR"/>
         </w:rPr>
         <w:t xml:space="preserve"> ; </w:t>
       </w:r>
-      <w:hyperlink r:id="rId153">
-        <w:r>
-          <w:rPr>
-            <w:lang w:val="fr_FR" w:bidi="fr_FR"/>
-          </w:rPr>
-          <w:rPr>
-            <w:color w:val="0000EE"/>
-            <w:u w:val="single"/>
-          </w:rPr>
-          <w:t>Ep 3.21</w:t>
-        </w:r>
-      </w:hyperlink>
+      <w:r>
+        <w:rPr>
+          <w:lang w:val="fr_FR" w:bidi="fr_FR"/>
+        </w:rPr>
+        <w:t>Ep 3.21</w:t>
+      </w:r>
       <w:r>
         <w:rPr>
           <w:lang w:val="fr_FR" w:bidi="fr_FR"/>
         </w:rPr>
         <w:t xml:space="preserve"> ; </w:t>
       </w:r>
-      <w:hyperlink r:id="rId154">
-        <w:r>
-          <w:rPr>
-            <w:lang w:val="fr_FR" w:bidi="fr_FR"/>
-          </w:rPr>
-          <w:rPr>
-            <w:color w:val="0000EE"/>
-            <w:u w:val="single"/>
-          </w:rPr>
-          <w:t>1Tm 1.17</w:t>
-        </w:r>
-      </w:hyperlink>
+      <w:r>
+        <w:rPr>
+          <w:lang w:val="fr_FR" w:bidi="fr_FR"/>
+        </w:rPr>
+        <w:t>1Tm 1.17</w:t>
+      </w:r>
       <w:r>
         <w:rPr>
           <w:lang w:val="fr_FR" w:bidi="fr_FR"/>
@@ -6687,72 +5787,48 @@
         </w:rPr>
         <w:t xml:space="preserve">Ne soyez pas surpris : les chrétiens, en particulier ceux qui cherchent à mener une vie pieuse, peuvent s'attendre à faire face à l'hostilité d'un monde pécheur (voir </w:t>
       </w:r>
-      <w:hyperlink r:id="rId155">
-        <w:r>
-          <w:rPr>
-            <w:lang w:val="fr_FR" w:bidi="fr_FR"/>
-          </w:rPr>
-          <w:rPr>
-            <w:color w:val="0000EE"/>
-            <w:u w:val="single"/>
-          </w:rPr>
-          <w:t>Jn 16.33</w:t>
-        </w:r>
-      </w:hyperlink>
+      <w:r>
+        <w:rPr>
+          <w:lang w:val="fr_FR" w:bidi="fr_FR"/>
+        </w:rPr>
+        <w:t>Jn 16.33</w:t>
+      </w:r>
       <w:r>
         <w:rPr>
           <w:lang w:val="fr_FR" w:bidi="fr_FR"/>
         </w:rPr>
         <w:t xml:space="preserve"> ; </w:t>
       </w:r>
-      <w:hyperlink r:id="rId156">
-        <w:r>
-          <w:rPr>
-            <w:lang w:val="fr_FR" w:bidi="fr_FR"/>
-          </w:rPr>
-          <w:rPr>
-            <w:color w:val="0000EE"/>
-            <w:u w:val="single"/>
-          </w:rPr>
-          <w:t>Ac 14.22</w:t>
-        </w:r>
-      </w:hyperlink>
+      <w:r>
+        <w:rPr>
+          <w:lang w:val="fr_FR" w:bidi="fr_FR"/>
+        </w:rPr>
+        <w:t>Ac 14.22</w:t>
+      </w:r>
       <w:r>
         <w:rPr>
           <w:lang w:val="fr_FR" w:bidi="fr_FR"/>
         </w:rPr>
         <w:t xml:space="preserve"> ; </w:t>
       </w:r>
-      <w:hyperlink r:id="rId131">
-        <w:r>
-          <w:rPr>
-            <w:lang w:val="fr_FR" w:bidi="fr_FR"/>
-          </w:rPr>
-          <w:rPr>
-            <w:color w:val="0000EE"/>
-            <w:u w:val="single"/>
-          </w:rPr>
-          <w:t>Rm 8.17</w:t>
-        </w:r>
-      </w:hyperlink>
+      <w:r>
+        <w:rPr>
+          <w:lang w:val="fr_FR" w:bidi="fr_FR"/>
+        </w:rPr>
+        <w:t>Rm 8.17</w:t>
+      </w:r>
       <w:r>
         <w:rPr>
           <w:lang w:val="fr_FR" w:bidi="fr_FR"/>
         </w:rPr>
         <w:t xml:space="preserve"> ; </w:t>
       </w:r>
-      <w:hyperlink r:id="rId157">
-        <w:r>
-          <w:rPr>
-            <w:lang w:val="fr_FR" w:bidi="fr_FR"/>
-          </w:rPr>
-          <w:rPr>
-            <w:color w:val="0000EE"/>
-            <w:u w:val="single"/>
-          </w:rPr>
-          <w:t>Ph 1.29</w:t>
-        </w:r>
-      </w:hyperlink>
+      <w:r>
+        <w:rPr>
+          <w:lang w:val="fr_FR" w:bidi="fr_FR"/>
+        </w:rPr>
+        <w:t>Ph 1.29</w:t>
+      </w:r>
       <w:r>
         <w:rPr>
           <w:lang w:val="fr_FR" w:bidi="fr_FR"/>
@@ -6855,18 +5931,12 @@
         </w:rPr>
         <w:t xml:space="preserve">Les chrétiens sont appelés à souffrir avec Christ afin d'être glorifiés avec lui (voir aussi </w:t>
       </w:r>
-      <w:hyperlink r:id="rId131">
-        <w:r>
-          <w:rPr>
-            <w:lang w:val="fr_FR" w:bidi="fr_FR"/>
-          </w:rPr>
-          <w:rPr>
-            <w:color w:val="0000EE"/>
-            <w:u w:val="single"/>
-          </w:rPr>
-          <w:t>Rm 8.17</w:t>
-        </w:r>
-      </w:hyperlink>
+      <w:r>
+        <w:rPr>
+          <w:lang w:val="fr_FR" w:bidi="fr_FR"/>
+        </w:rPr>
+        <w:t>Rm 8.17</w:t>
+      </w:r>
       <w:r>
         <w:rPr>
           <w:lang w:val="fr_FR" w:bidi="fr_FR"/>
@@ -6946,18 +6016,12 @@
         </w:rPr>
         <w:t xml:space="preserve">) : ce verset reflète l'enseignement de Jésus en </w:t>
       </w:r>
-      <w:hyperlink r:id="rId158">
-        <w:r>
-          <w:rPr>
-            <w:lang w:val="fr_FR" w:bidi="fr_FR"/>
-          </w:rPr>
-          <w:rPr>
-            <w:color w:val="0000EE"/>
-            <w:u w:val="single"/>
-          </w:rPr>
-          <w:t>Mt 5.11–12</w:t>
-        </w:r>
-      </w:hyperlink>
+      <w:r>
+        <w:rPr>
+          <w:lang w:val="fr_FR" w:bidi="fr_FR"/>
+        </w:rPr>
+        <w:t>Mt 5.11–12</w:t>
+      </w:r>
       <w:r>
         <w:rPr>
           <w:lang w:val="fr_FR" w:bidi="fr_FR"/>
@@ -7012,18 +6076,12 @@
         </w:rPr>
         <w:t xml:space="preserve">Bien que l'on ne dispose que de données partielles à ce sujet, il est probable que le titre chrétien (cf. </w:t>
       </w:r>
-      <w:hyperlink r:id="rId159">
-        <w:r>
-          <w:rPr>
-            <w:lang w:val="fr_FR" w:bidi="fr_FR"/>
-          </w:rPr>
-          <w:rPr>
-            <w:color w:val="0000EE"/>
-            <w:u w:val="single"/>
-          </w:rPr>
-          <w:t>Ac 11.26</w:t>
-        </w:r>
-      </w:hyperlink>
+      <w:r>
+        <w:rPr>
+          <w:lang w:val="fr_FR" w:bidi="fr_FR"/>
+        </w:rPr>
+        <w:t>Ac 11.26</w:t>
+      </w:r>
       <w:r>
         <w:rPr>
           <w:lang w:val="fr_FR" w:bidi="fr_FR"/>
@@ -7078,54 +6136,36 @@
         </w:rPr>
         <w:t>Dans la Bible, le jugement de Dieu commence souvent par la maison de Dieu, c'est-à-dire son propre peuple, comme un moyen de le purifier (</w:t>
       </w:r>
-      <w:hyperlink r:id="rId160">
-        <w:r>
-          <w:rPr>
-            <w:lang w:val="fr_FR" w:bidi="fr_FR"/>
-          </w:rPr>
-          <w:rPr>
-            <w:color w:val="0000EE"/>
-            <w:u w:val="single"/>
-          </w:rPr>
-          <w:t>Jr 25.29</w:t>
-        </w:r>
-      </w:hyperlink>
+      <w:r>
+        <w:rPr>
+          <w:lang w:val="fr_FR" w:bidi="fr_FR"/>
+        </w:rPr>
+        <w:t>Jr 25.29</w:t>
+      </w:r>
       <w:r>
         <w:rPr>
           <w:lang w:val="fr_FR" w:bidi="fr_FR"/>
         </w:rPr>
         <w:t xml:space="preserve"> ; </w:t>
       </w:r>
-      <w:hyperlink r:id="rId161">
-        <w:r>
-          <w:rPr>
-            <w:lang w:val="fr_FR" w:bidi="fr_FR"/>
-          </w:rPr>
-          <w:rPr>
-            <w:color w:val="0000EE"/>
-            <w:u w:val="single"/>
-          </w:rPr>
-          <w:t>Ez 9.5–6</w:t>
-        </w:r>
-      </w:hyperlink>
+      <w:r>
+        <w:rPr>
+          <w:lang w:val="fr_FR" w:bidi="fr_FR"/>
+        </w:rPr>
+        <w:t>Ez 9.5–6</w:t>
+      </w:r>
       <w:r>
         <w:rPr>
           <w:lang w:val="fr_FR" w:bidi="fr_FR"/>
         </w:rPr>
         <w:t xml:space="preserve"> ; </w:t>
       </w:r>
-      <w:hyperlink r:id="rId162">
-        <w:r>
-          <w:rPr>
-            <w:lang w:val="fr_FR" w:bidi="fr_FR"/>
-          </w:rPr>
-          <w:rPr>
-            <w:color w:val="0000EE"/>
-            <w:u w:val="single"/>
-          </w:rPr>
-          <w:t>Ml 3.1–6</w:t>
-        </w:r>
-      </w:hyperlink>
+      <w:r>
+        <w:rPr>
+          <w:lang w:val="fr_FR" w:bidi="fr_FR"/>
+        </w:rPr>
+        <w:t>Ml 3.1–6</w:t>
+      </w:r>
       <w:r>
         <w:rPr>
           <w:lang w:val="fr_FR" w:bidi="fr_FR"/>
@@ -7180,90 +6220,60 @@
         </w:rPr>
         <w:t xml:space="preserve">Les anciens étaient les responsables spirituels des premières églises (voir aussi </w:t>
       </w:r>
-      <w:hyperlink r:id="rId163">
-        <w:r>
-          <w:rPr>
-            <w:lang w:val="fr_FR" w:bidi="fr_FR"/>
-          </w:rPr>
-          <w:rPr>
-            <w:color w:val="0000EE"/>
-            <w:u w:val="single"/>
-          </w:rPr>
-          <w:t xml:space="preserve">Ac 14.23 </w:t>
-        </w:r>
-      </w:hyperlink>
+      <w:r>
+        <w:rPr>
+          <w:lang w:val="fr_FR" w:bidi="fr_FR"/>
+        </w:rPr>
+        <w:t xml:space="preserve">Ac 14.23 </w:t>
+      </w:r>
       <w:r>
         <w:rPr>
           <w:lang w:val="fr_FR" w:bidi="fr_FR"/>
         </w:rPr>
         <w:t xml:space="preserve">; </w:t>
       </w:r>
-      <w:hyperlink r:id="rId164">
-        <w:r>
-          <w:rPr>
-            <w:lang w:val="fr_FR" w:bidi="fr_FR"/>
-          </w:rPr>
-          <w:rPr>
-            <w:color w:val="0000EE"/>
-            <w:u w:val="single"/>
-          </w:rPr>
-          <w:t xml:space="preserve">20.17 </w:t>
-        </w:r>
-      </w:hyperlink>
+      <w:r>
+        <w:rPr>
+          <w:lang w:val="fr_FR" w:bidi="fr_FR"/>
+        </w:rPr>
+        <w:t xml:space="preserve">20.17 </w:t>
+      </w:r>
       <w:r>
         <w:rPr>
           <w:lang w:val="fr_FR" w:bidi="fr_FR"/>
         </w:rPr>
         <w:t xml:space="preserve">; </w:t>
       </w:r>
-      <w:hyperlink r:id="rId165">
-        <w:r>
-          <w:rPr>
-            <w:lang w:val="fr_FR" w:bidi="fr_FR"/>
-          </w:rPr>
-          <w:rPr>
-            <w:color w:val="0000EE"/>
-            <w:u w:val="single"/>
-          </w:rPr>
-          <w:t xml:space="preserve">1Tm 5.17–19 </w:t>
-        </w:r>
-      </w:hyperlink>
+      <w:r>
+        <w:rPr>
+          <w:lang w:val="fr_FR" w:bidi="fr_FR"/>
+        </w:rPr>
+        <w:t xml:space="preserve">1Tm 5.17–19 </w:t>
+      </w:r>
       <w:r>
         <w:rPr>
           <w:lang w:val="fr_FR" w:bidi="fr_FR"/>
         </w:rPr>
         <w:t xml:space="preserve">; </w:t>
       </w:r>
-      <w:hyperlink r:id="rId166">
-        <w:r>
-          <w:rPr>
-            <w:lang w:val="fr_FR" w:bidi="fr_FR"/>
-          </w:rPr>
-          <w:rPr>
-            <w:color w:val="0000EE"/>
-            <w:u w:val="single"/>
-          </w:rPr>
-          <w:t xml:space="preserve">Tt 1.5 </w:t>
-        </w:r>
-      </w:hyperlink>
+      <w:r>
+        <w:rPr>
+          <w:lang w:val="fr_FR" w:bidi="fr_FR"/>
+        </w:rPr>
+        <w:t xml:space="preserve">Tt 1.5 </w:t>
+      </w:r>
       <w:r>
         <w:rPr>
           <w:lang w:val="fr_FR" w:bidi="fr_FR"/>
         </w:rPr>
         <w:t xml:space="preserve">; </w:t>
       </w:r>
-      <w:hyperlink r:id="rId167">
-        <w:r>
-          <w:rPr>
-            <w:lang w:val="fr_FR" w:bidi="fr_FR"/>
-          </w:rPr>
-          <w:rPr>
-            <w:color w:val="0000EE"/>
-            <w:u w:val="single"/>
-          </w:rPr>
-          <w:t>Jc 5.14</w:t>
-        </w:r>
-      </w:hyperlink>
+      <w:r>
+        <w:rPr>
+          <w:lang w:val="fr_FR" w:bidi="fr_FR"/>
+        </w:rPr>
+        <w:t>Jc 5.14</w:t>
+      </w:r>
       <w:r>
         <w:rPr>
           <w:lang w:val="fr_FR" w:bidi="fr_FR"/>
@@ -7331,72 +6341,48 @@
         </w:rPr>
         <w:t>Pierre termine la lettre par des exhortations finales adressées aux anciens (</w:t>
       </w:r>
-      <w:hyperlink r:id="rId168">
-        <w:r>
-          <w:rPr>
-            <w:lang w:val="fr_FR" w:bidi="fr_FR"/>
-          </w:rPr>
-          <w:rPr>
-            <w:color w:val="0000EE"/>
-            <w:u w:val="single"/>
-          </w:rPr>
-          <w:t>5.1–4</w:t>
-        </w:r>
-      </w:hyperlink>
+      <w:r>
+        <w:rPr>
+          <w:lang w:val="fr_FR" w:bidi="fr_FR"/>
+        </w:rPr>
+        <w:t>5.1–4</w:t>
+      </w:r>
       <w:r>
         <w:rPr>
           <w:lang w:val="fr_FR" w:bidi="fr_FR"/>
         </w:rPr>
         <w:t>), aux jeunes (</w:t>
       </w:r>
-      <w:hyperlink r:id="rId169">
-        <w:r>
-          <w:rPr>
-            <w:lang w:val="fr_FR" w:bidi="fr_FR"/>
-          </w:rPr>
-          <w:rPr>
-            <w:color w:val="0000EE"/>
-            <w:u w:val="single"/>
-          </w:rPr>
-          <w:t>5.5</w:t>
-        </w:r>
-      </w:hyperlink>
+      <w:r>
+        <w:rPr>
+          <w:lang w:val="fr_FR" w:bidi="fr_FR"/>
+        </w:rPr>
+        <w:t>5.5</w:t>
+      </w:r>
       <w:r>
         <w:rPr>
           <w:lang w:val="fr_FR" w:bidi="fr_FR"/>
         </w:rPr>
         <w:t>) et à l'église dans son ensemble (</w:t>
       </w:r>
-      <w:hyperlink r:id="rId170">
-        <w:r>
-          <w:rPr>
-            <w:lang w:val="fr_FR" w:bidi="fr_FR"/>
-          </w:rPr>
-          <w:rPr>
-            <w:color w:val="0000EE"/>
-            <w:u w:val="single"/>
-          </w:rPr>
-          <w:t>5.5–11</w:t>
-        </w:r>
-      </w:hyperlink>
+      <w:r>
+        <w:rPr>
+          <w:lang w:val="fr_FR" w:bidi="fr_FR"/>
+        </w:rPr>
+        <w:t>5.5–11</w:t>
+      </w:r>
       <w:r>
         <w:rPr>
           <w:lang w:val="fr_FR" w:bidi="fr_FR"/>
         </w:rPr>
         <w:t>). Ces exhortations sont suivies de salutations finales et d'une conclusion (</w:t>
       </w:r>
-      <w:hyperlink r:id="rId171">
-        <w:r>
-          <w:rPr>
-            <w:lang w:val="fr_FR" w:bidi="fr_FR"/>
-          </w:rPr>
-          <w:rPr>
-            <w:color w:val="0000EE"/>
-            <w:u w:val="single"/>
-          </w:rPr>
-          <w:t>5.12–14</w:t>
-        </w:r>
-      </w:hyperlink>
+      <w:r>
+        <w:rPr>
+          <w:lang w:val="fr_FR" w:bidi="fr_FR"/>
+        </w:rPr>
+        <w:t>5.12–14</w:t>
+      </w:r>
       <w:r>
         <w:rPr>
           <w:lang w:val="fr_FR" w:bidi="fr_FR"/>
@@ -7512,18 +6498,12 @@
         </w:rPr>
         <w:t xml:space="preserve">Vous qui êtes jeunes : cette expression, par contraste avec les anciens, pourrait désigner une classe particulière de personnes exerçant un ministère, peut-être des anciens en formation ou d'autres qui prêtaient main forte aux anciens, de diverses manières. Mais il est probable qu'elle désigne simplement les jeunes individus de l'église (voir, par exemple, </w:t>
       </w:r>
-      <w:hyperlink r:id="rId172">
-        <w:r>
-          <w:rPr>
-            <w:lang w:val="fr_FR" w:bidi="fr_FR"/>
-          </w:rPr>
-          <w:rPr>
-            <w:color w:val="0000EE"/>
-            <w:u w:val="single"/>
-          </w:rPr>
-          <w:t>1Jn 2.12–14</w:t>
-        </w:r>
-      </w:hyperlink>
+      <w:r>
+        <w:rPr>
+          <w:lang w:val="fr_FR" w:bidi="fr_FR"/>
+        </w:rPr>
+        <w:t>1Jn 2.12–14</w:t>
+      </w:r>
       <w:r>
         <w:rPr>
           <w:lang w:val="fr_FR" w:bidi="fr_FR"/>
@@ -7638,54 +6618,36 @@
         </w:rPr>
         <w:t xml:space="preserve"> : Les souffrances sur cette terre—bien qu'elles puissent parfois sembler interminables—ne sont en fait que momentanées en comparaison avec l'éternité glorieuse que les croyants passeront avec Dieu (cf. </w:t>
       </w:r>
-      <w:hyperlink r:id="rId115">
-        <w:r>
-          <w:rPr>
-            <w:lang w:val="fr_FR" w:bidi="fr_FR"/>
-          </w:rPr>
-          <w:rPr>
-            <w:color w:val="0000EE"/>
-            <w:u w:val="single"/>
-          </w:rPr>
-          <w:t>1.6</w:t>
-        </w:r>
-      </w:hyperlink>
+      <w:r>
+        <w:rPr>
+          <w:lang w:val="fr_FR" w:bidi="fr_FR"/>
+        </w:rPr>
+        <w:t>1.6</w:t>
+      </w:r>
       <w:r>
         <w:rPr>
           <w:lang w:val="fr_FR" w:bidi="fr_FR"/>
         </w:rPr>
         <w:t xml:space="preserve"> ; </w:t>
       </w:r>
-      <w:hyperlink r:id="rId173">
-        <w:r>
-          <w:rPr>
-            <w:lang w:val="fr_FR" w:bidi="fr_FR"/>
-          </w:rPr>
-          <w:rPr>
-            <w:color w:val="0000EE"/>
-            <w:u w:val="single"/>
-          </w:rPr>
-          <w:t>Rm 8.18</w:t>
-        </w:r>
-      </w:hyperlink>
+      <w:r>
+        <w:rPr>
+          <w:lang w:val="fr_FR" w:bidi="fr_FR"/>
+        </w:rPr>
+        <w:t>Rm 8.18</w:t>
+      </w:r>
       <w:r>
         <w:rPr>
           <w:lang w:val="fr_FR" w:bidi="fr_FR"/>
         </w:rPr>
         <w:t xml:space="preserve"> ; </w:t>
       </w:r>
-      <w:hyperlink r:id="rId174">
-        <w:r>
-          <w:rPr>
-            <w:lang w:val="fr_FR" w:bidi="fr_FR"/>
-          </w:rPr>
-          <w:rPr>
-            <w:color w:val="0000EE"/>
-            <w:u w:val="single"/>
-          </w:rPr>
-          <w:t>2Co 4.16–18</w:t>
-        </w:r>
-      </w:hyperlink>
+      <w:r>
+        <w:rPr>
+          <w:lang w:val="fr_FR" w:bidi="fr_FR"/>
+        </w:rPr>
+        <w:t>2Co 4.16–18</w:t>
+      </w:r>
       <w:r>
         <w:rPr>
           <w:lang w:val="fr_FR" w:bidi="fr_FR"/>
@@ -7772,162 +6734,108 @@
         </w:rPr>
         <w:t xml:space="preserve"> : parfois traduit Silas (forme abrégée de Silvain) ; les deux noms se rapportent au même individu. Silvain était le collègue constant de Paul à partir du concile à Jérusalem (</w:t>
       </w:r>
-      <w:hyperlink r:id="rId175">
-        <w:r>
-          <w:rPr>
-            <w:lang w:val="fr_FR" w:bidi="fr_FR"/>
-          </w:rPr>
-          <w:rPr>
-            <w:color w:val="0000EE"/>
-            <w:u w:val="single"/>
-          </w:rPr>
-          <w:t>Ac 15.40</w:t>
-        </w:r>
-      </w:hyperlink>
+      <w:r>
+        <w:rPr>
+          <w:lang w:val="fr_FR" w:bidi="fr_FR"/>
+        </w:rPr>
+        <w:t>Ac 15.40</w:t>
+      </w:r>
       <w:r>
         <w:rPr>
           <w:lang w:val="fr_FR" w:bidi="fr_FR"/>
         </w:rPr>
         <w:t xml:space="preserve"> ; </w:t>
       </w:r>
-      <w:hyperlink r:id="rId176">
-        <w:r>
-          <w:rPr>
-            <w:lang w:val="fr_FR" w:bidi="fr_FR"/>
-          </w:rPr>
-          <w:rPr>
-            <w:color w:val="0000EE"/>
-            <w:u w:val="single"/>
-          </w:rPr>
-          <w:t>16.19</w:t>
-        </w:r>
-      </w:hyperlink>
+      <w:r>
+        <w:rPr>
+          <w:lang w:val="fr_FR" w:bidi="fr_FR"/>
+        </w:rPr>
+        <w:t>16.19</w:t>
+      </w:r>
       <w:r>
         <w:rPr>
           <w:lang w:val="fr_FR" w:bidi="fr_FR"/>
         </w:rPr>
         <w:t xml:space="preserve"> ; </w:t>
       </w:r>
-      <w:hyperlink r:id="rId177">
-        <w:r>
-          <w:rPr>
-            <w:lang w:val="fr_FR" w:bidi="fr_FR"/>
-          </w:rPr>
-          <w:rPr>
-            <w:color w:val="0000EE"/>
-            <w:u w:val="single"/>
-          </w:rPr>
-          <w:t>17.10</w:t>
-        </w:r>
-      </w:hyperlink>
+      <w:r>
+        <w:rPr>
+          <w:lang w:val="fr_FR" w:bidi="fr_FR"/>
+        </w:rPr>
+        <w:t>17.10</w:t>
+      </w:r>
       <w:r>
         <w:rPr>
           <w:lang w:val="fr_FR" w:bidi="fr_FR"/>
         </w:rPr>
         <w:t xml:space="preserve">, </w:t>
       </w:r>
-      <w:hyperlink r:id="rId178">
-        <w:r>
-          <w:rPr>
-            <w:lang w:val="fr_FR" w:bidi="fr_FR"/>
-          </w:rPr>
-          <w:rPr>
-            <w:color w:val="0000EE"/>
-            <w:u w:val="single"/>
-          </w:rPr>
-          <w:t>14–15</w:t>
-        </w:r>
-      </w:hyperlink>
+      <w:r>
+        <w:rPr>
+          <w:lang w:val="fr_FR" w:bidi="fr_FR"/>
+        </w:rPr>
+        <w:t>14–15</w:t>
+      </w:r>
       <w:r>
         <w:rPr>
           <w:lang w:val="fr_FR" w:bidi="fr_FR"/>
         </w:rPr>
         <w:t xml:space="preserve"> ; </w:t>
       </w:r>
-      <w:hyperlink r:id="rId179">
-        <w:r>
-          <w:rPr>
-            <w:lang w:val="fr_FR" w:bidi="fr_FR"/>
-          </w:rPr>
-          <w:rPr>
-            <w:color w:val="0000EE"/>
-            <w:u w:val="single"/>
-          </w:rPr>
-          <w:t>18.5</w:t>
-        </w:r>
-      </w:hyperlink>
+      <w:r>
+        <w:rPr>
+          <w:lang w:val="fr_FR" w:bidi="fr_FR"/>
+        </w:rPr>
+        <w:t>18.5</w:t>
+      </w:r>
       <w:r>
         <w:rPr>
           <w:lang w:val="fr_FR" w:bidi="fr_FR"/>
         </w:rPr>
         <w:t xml:space="preserve"> ; </w:t>
       </w:r>
-      <w:hyperlink r:id="rId180">
-        <w:r>
-          <w:rPr>
-            <w:lang w:val="fr_FR" w:bidi="fr_FR"/>
-          </w:rPr>
-          <w:rPr>
-            <w:color w:val="0000EE"/>
-            <w:u w:val="single"/>
-          </w:rPr>
-          <w:t>2Co 1.19</w:t>
-        </w:r>
-      </w:hyperlink>
+      <w:r>
+        <w:rPr>
+          <w:lang w:val="fr_FR" w:bidi="fr_FR"/>
+        </w:rPr>
+        <w:t>2Co 1.19</w:t>
+      </w:r>
       <w:r>
         <w:rPr>
           <w:lang w:val="fr_FR" w:bidi="fr_FR"/>
         </w:rPr>
         <w:t xml:space="preserve"> ; </w:t>
       </w:r>
-      <w:hyperlink r:id="rId181">
-        <w:r>
-          <w:rPr>
-            <w:lang w:val="fr_FR" w:bidi="fr_FR"/>
-          </w:rPr>
-          <w:rPr>
-            <w:color w:val="0000EE"/>
-            <w:u w:val="single"/>
-          </w:rPr>
-          <w:t>1Th 1.1</w:t>
-        </w:r>
-      </w:hyperlink>
+      <w:r>
+        <w:rPr>
+          <w:lang w:val="fr_FR" w:bidi="fr_FR"/>
+        </w:rPr>
+        <w:t>1Th 1.1</w:t>
+      </w:r>
       <w:r>
         <w:rPr>
           <w:lang w:val="fr_FR" w:bidi="fr_FR"/>
         </w:rPr>
         <w:t xml:space="preserve"> ; </w:t>
       </w:r>
-      <w:hyperlink r:id="rId182">
-        <w:r>
-          <w:rPr>
-            <w:lang w:val="fr_FR" w:bidi="fr_FR"/>
-          </w:rPr>
-          <w:rPr>
-            <w:color w:val="0000EE"/>
-            <w:u w:val="single"/>
-          </w:rPr>
-          <w:t>2Th 1.1</w:t>
-        </w:r>
-      </w:hyperlink>
+      <w:r>
+        <w:rPr>
+          <w:lang w:val="fr_FR" w:bidi="fr_FR"/>
+        </w:rPr>
+        <w:t>2Th 1.1</w:t>
+      </w:r>
       <w:r>
         <w:rPr>
           <w:lang w:val="fr_FR" w:bidi="fr_FR"/>
         </w:rPr>
         <w:t>). Nous ne savons pas comment Sivain s'est retrouvé avec Pierre à Rome, mais il a peut-être voyagé avec ou suivi Paul plus tard (</w:t>
       </w:r>
-      <w:hyperlink r:id="rId183">
-        <w:r>
-          <w:rPr>
-            <w:lang w:val="fr_FR" w:bidi="fr_FR"/>
-          </w:rPr>
-          <w:rPr>
-            <w:color w:val="0000EE"/>
-            <w:u w:val="single"/>
-          </w:rPr>
-          <w:t>Ac 27.1–28.31</w:t>
-        </w:r>
-      </w:hyperlink>
+      <w:r>
+        <w:rPr>
+          <w:lang w:val="fr_FR" w:bidi="fr_FR"/>
+        </w:rPr>
+        <w:t>Ac 27.1–28.31</w:t>
+      </w:r>
       <w:r>
         <w:rPr>
           <w:lang w:val="fr_FR" w:bidi="fr_FR"/>
